--- a/mockup/monthly_client_statement/sample-statements/OTCTrading_Detailed_sample.docx
+++ b/mockup/monthly_client_statement/sample-statements/OTCTrading_Detailed_sample.docx
@@ -193,7 +193,7 @@
                 <w:color w:val="0A2342"/>
                 <w:sz w:val="19"/>
               </w:rPr>
-              <w:t>Vault Statement  ·  HT Markets MENA FZE</w:t>
+              <w:t>Activity Statement  ·  HT Markets MENA FZE</w:t>
             </w:r>
           </w:p>
           <w:p>
@@ -233,7 +233,7 @@
           <w:color w:val="0A2342"/>
           <w:sz w:val="28"/>
         </w:rPr>
-        <w:t>A. Client Identification</w:t>
+        <w:t>A. Client Information</w:t>
       </w:r>
     </w:p>
     <w:tbl>
@@ -268,7 +268,7 @@
                 <w:color w:val="0A2342"/>
                 <w:sz w:val="18"/>
               </w:rPr>
-              <w:t>Client Name</w:t>
+              <w:t>Legal Name</w:t>
             </w:r>
           </w:p>
         </w:tc>
@@ -321,7 +321,7 @@
                 <w:color w:val="0A2342"/>
                 <w:sz w:val="18"/>
               </w:rPr>
-              <w:t>Enterprise ID</w:t>
+              <w:t>Enterprise Name</w:t>
             </w:r>
           </w:p>
         </w:tc>
@@ -347,7 +347,113 @@
                 <w:color w:val="4A5568"/>
                 <w:sz w:val="18"/>
               </w:rPr>
-              <w:t>ENT-AE-2811</w:t>
+              <w:t>HT Markets MENA FZE — Custody</w:t>
+            </w:r>
+          </w:p>
+        </w:tc>
+      </w:tr>
+      <w:tr>
+        <w:tc>
+          <w:tcPr>
+            <w:tcW w:type="dxa" w:w="3118"/>
+            <w:tcBorders>
+              <w:bottom w:val="single" w:sz="4" w:color="D0D5DD"/>
+            </w:tcBorders>
+            <w:vAlign w:val="center"/>
+          </w:tcPr>
+          <w:p>
+            <w:pPr>
+              <w:spacing w:before="40" w:after="40"/>
+            </w:pPr>
+            <w:r>
+              <w:rPr>
+                <w:rFonts w:ascii="Arial" w:hAnsi="Arial"/>
+                <w:rFonts w:ascii="Arial" w:hAnsi="Arial" w:cs="Arial"/>
+                <w:b/>
+                <w:i w:val="0"/>
+                <w:color w:val="0A2342"/>
+                <w:sz w:val="18"/>
+              </w:rPr>
+              <w:t>Enterprise ID</w:t>
+            </w:r>
+          </w:p>
+        </w:tc>
+        <w:tc>
+          <w:tcPr>
+            <w:tcW w:type="dxa" w:w="6746"/>
+            <w:tcBorders>
+              <w:bottom w:val="single" w:sz="4" w:color="D0D5DD"/>
+            </w:tcBorders>
+            <w:vAlign w:val="center"/>
+          </w:tcPr>
+          <w:p>
+            <w:pPr>
+              <w:spacing w:before="40" w:after="40"/>
+            </w:pPr>
+            <w:r>
+              <w:rPr>
+                <w:rFonts w:ascii="Arial" w:hAnsi="Arial"/>
+                <w:rFonts w:ascii="Arial" w:hAnsi="Arial" w:cs="Arial"/>
+                <w:b w:val="0"/>
+                <w:i w:val="0"/>
+                <w:color w:val="4A5568"/>
+                <w:sz w:val="18"/>
+              </w:rPr>
+              <w:t>21a4bf26-8dcc-11ee-9b69-2346469ca27d</w:t>
+            </w:r>
+          </w:p>
+        </w:tc>
+      </w:tr>
+      <w:tr>
+        <w:tc>
+          <w:tcPr>
+            <w:tcW w:type="dxa" w:w="3118"/>
+            <w:shd w:val="clear" w:color="auto" w:fill="F5F7FA"/>
+            <w:tcBorders>
+              <w:bottom w:val="single" w:sz="4" w:color="D0D5DD"/>
+            </w:tcBorders>
+            <w:vAlign w:val="center"/>
+          </w:tcPr>
+          <w:p>
+            <w:pPr>
+              <w:spacing w:before="40" w:after="40"/>
+            </w:pPr>
+            <w:r>
+              <w:rPr>
+                <w:rFonts w:ascii="Arial" w:hAnsi="Arial"/>
+                <w:rFonts w:ascii="Arial" w:hAnsi="Arial" w:cs="Arial"/>
+                <w:b/>
+                <w:i w:val="0"/>
+                <w:color w:val="0A2342"/>
+                <w:sz w:val="18"/>
+              </w:rPr>
+              <w:t>Custodian</w:t>
+            </w:r>
+          </w:p>
+        </w:tc>
+        <w:tc>
+          <w:tcPr>
+            <w:tcW w:type="dxa" w:w="6746"/>
+            <w:shd w:val="clear" w:color="auto" w:fill="F5F7FA"/>
+            <w:tcBorders>
+              <w:bottom w:val="single" w:sz="4" w:color="D0D5DD"/>
+            </w:tcBorders>
+            <w:vAlign w:val="center"/>
+          </w:tcPr>
+          <w:p>
+            <w:pPr>
+              <w:spacing w:before="40" w:after="40"/>
+            </w:pPr>
+            <w:r>
+              <w:rPr>
+                <w:rFonts w:ascii="Arial" w:hAnsi="Arial"/>
+                <w:rFonts w:ascii="Arial" w:hAnsi="Arial" w:cs="Arial"/>
+                <w:b w:val="0"/>
+                <w:i w:val="0"/>
+                <w:color w:val="4A5568"/>
+                <w:sz w:val="18"/>
+              </w:rPr>
+              <w:t>HexSafe MENA Limited</w:t>
             </w:r>
           </w:p>
         </w:tc>
@@ -1156,7 +1262,7 @@
                 <w:color w:val="0A2342"/>
                 <w:sz w:val="19"/>
               </w:rPr>
-              <w:t>Vault Statement  ·  HT Markets MENA FZE</w:t>
+              <w:t>Activity Statement  ·  HT Markets MENA FZE</w:t>
             </w:r>
           </w:p>
           <w:p>
@@ -5812,7 +5918,7 @@
                 <w:color w:val="FFFFFF"/>
                 <w:sz w:val="17"/>
               </w:rPr>
-              <w:t>Chain</w:t>
+              <w:t>Network</w:t>
             </w:r>
           </w:p>
         </w:tc>
@@ -5884,7 +5990,7 @@
                 <w:color w:val="FFFFFF"/>
                 <w:sz w:val="17"/>
               </w:rPr>
-              <w:t>Fiat (USD)</w:t>
+              <w:t>Value (USD)</w:t>
             </w:r>
           </w:p>
         </w:tc>
@@ -12898,7 +13004,7 @@
           <w:color w:val="0A2342"/>
           <w:sz w:val="22"/>
         </w:rPr>
-        <w:t>If you have any questions regarding this Vault Statement Report, kindly contact clients@hextrust.com.</w:t>
+        <w:t>If you have any questions regarding this Activity Statement Report, kindly contact clients@hextrust.com.</w:t>
       </w:r>
     </w:p>
     <w:p>

--- a/mockup/monthly_client_statement/sample-statements/OTCTrading_Detailed_sample.docx
+++ b/mockup/monthly_client_statement/sample-statements/OTCTrading_Detailed_sample.docx
@@ -453,7 +453,7 @@
                 <w:color w:val="4A5568"/>
                 <w:sz w:val="18"/>
               </w:rPr>
-              <w:t>HexSafe MENA Limited</w:t>
+              <w:t>Hex Trust MENA FZE</w:t>
             </w:r>
           </w:p>
         </w:tc>
@@ -560,58 +560,6 @@
                 <w:sz w:val="18"/>
               </w:rPr>
               <w:t>USD (spot @ 23:59:59 UTC on last day of period)</w:t>
-            </w:r>
-          </w:p>
-        </w:tc>
-      </w:tr>
-      <w:tr>
-        <w:tc>
-          <w:tcPr>
-            <w:tcW w:type="dxa" w:w="3118"/>
-            <w:tcBorders>
-              <w:bottom w:val="single" w:sz="4" w:color="D0D5DD"/>
-            </w:tcBorders>
-            <w:vAlign w:val="center"/>
-          </w:tcPr>
-          <w:p>
-            <w:pPr>
-              <w:spacing w:before="40" w:after="40"/>
-            </w:pPr>
-            <w:r>
-              <w:rPr>
-                <w:rFonts w:ascii="Arial" w:hAnsi="Arial"/>
-                <w:rFonts w:ascii="Arial" w:hAnsi="Arial" w:cs="Arial"/>
-                <w:b/>
-                <w:i w:val="0"/>
-                <w:color w:val="0A2342"/>
-                <w:sz w:val="18"/>
-              </w:rPr>
-              <w:t>Generated On</w:t>
-            </w:r>
-          </w:p>
-        </w:tc>
-        <w:tc>
-          <w:tcPr>
-            <w:tcW w:type="dxa" w:w="6746"/>
-            <w:tcBorders>
-              <w:bottom w:val="single" w:sz="4" w:color="D0D5DD"/>
-            </w:tcBorders>
-            <w:vAlign w:val="center"/>
-          </w:tcPr>
-          <w:p>
-            <w:pPr>
-              <w:spacing w:before="40" w:after="40"/>
-            </w:pPr>
-            <w:r>
-              <w:rPr>
-                <w:rFonts w:ascii="Arial" w:hAnsi="Arial"/>
-                <w:rFonts w:ascii="Arial" w:hAnsi="Arial" w:cs="Arial"/>
-                <w:b w:val="0"/>
-                <w:i w:val="0"/>
-                <w:color w:val="4A5568"/>
-                <w:sz w:val="18"/>
-              </w:rPr>
-              <w:t>07 May 2026</w:t>
             </w:r>
           </w:p>
         </w:tc>
@@ -630,7 +578,7 @@
           <w:color w:val="0A2342"/>
           <w:sz w:val="28"/>
         </w:rPr>
-        <w:t>B. OTC Trading Activity (period)</w:t>
+        <w:t>B. OTC Trading Activity</w:t>
       </w:r>
     </w:p>
     <w:tbl>
@@ -932,241 +880,6 @@
                 <w:sz w:val="17"/>
               </w:rPr>
               <w:t>2 trade(s) totalling $367,520.00</w:t>
-            </w:r>
-          </w:p>
-        </w:tc>
-      </w:tr>
-    </w:tbl>
-    <w:p>
-      <w:pPr>
-        <w:spacing w:before="360" w:after="120"/>
-      </w:pPr>
-      <w:r>
-        <w:rPr>
-          <w:rFonts w:ascii="Arial" w:hAnsi="Arial"/>
-          <w:rFonts w:ascii="Arial" w:hAnsi="Arial" w:cs="Arial"/>
-          <w:b/>
-          <w:i w:val="0"/>
-          <w:color w:val="0A2342"/>
-          <w:sz w:val="28"/>
-        </w:rPr>
-        <w:t>C. Pending Items</w:t>
-      </w:r>
-    </w:p>
-    <w:p>
-      <w:pPr>
-        <w:spacing w:before="0" w:after="120"/>
-      </w:pPr>
-      <w:r>
-        <w:rPr>
-          <w:rFonts w:ascii="Arial" w:hAnsi="Arial"/>
-          <w:rFonts w:ascii="Arial" w:hAnsi="Arial" w:cs="Arial"/>
-          <w:b w:val="0"/>
-          <w:i w:val="0"/>
-          <w:color w:val="4A5568"/>
-          <w:sz w:val="18"/>
-        </w:rPr>
-        <w:t>Open items at end of period: OTC trades pending settlement.</w:t>
-      </w:r>
-    </w:p>
-    <w:tbl>
-      <w:tblPr>
-        <w:tblW w:type="auto" w:w="0"/>
-        <w:jc w:val="left"/>
-        <w:tblLayout w:type="fixed"/>
-        <w:tblLook w:firstColumn="1" w:firstRow="1" w:lastColumn="0" w:lastRow="0" w:noHBand="0" w:noVBand="1" w:val="04A0"/>
-      </w:tblPr>
-      <w:tblGrid>
-        <w:gridCol w:w="1587"/>
-        <w:gridCol w:w="1814"/>
-        <w:gridCol w:w="6463"/>
-      </w:tblGrid>
-      <w:tr>
-        <w:trPr>
-          <w:trHeight w:val="420" w:hRule="atLeast"/>
-        </w:trPr>
-        <w:tc>
-          <w:tcPr>
-            <w:tcW w:type="dxa" w:w="1587"/>
-            <w:shd w:val="clear" w:color="auto" w:fill="0A2342"/>
-            <w:tcBorders>
-              <w:top w:val="nil"/>
-            </w:tcBorders>
-            <w:tcBorders>
-              <w:bottom w:val="nil"/>
-            </w:tcBorders>
-            <w:tcBorders>
-              <w:left w:val="nil"/>
-            </w:tcBorders>
-            <w:tcBorders>
-              <w:right w:val="nil"/>
-            </w:tcBorders>
-            <w:vAlign w:val="center"/>
-          </w:tcPr>
-          <w:p>
-            <w:pPr>
-              <w:spacing w:before="0" w:after="0"/>
-            </w:pPr>
-            <w:r>
-              <w:rPr>
-                <w:rFonts w:ascii="Arial" w:hAnsi="Arial"/>
-                <w:rFonts w:ascii="Arial" w:hAnsi="Arial" w:cs="Arial"/>
-                <w:b/>
-                <w:i w:val="0"/>
-                <w:color w:val="FFFFFF"/>
-                <w:sz w:val="17"/>
-              </w:rPr>
-              <w:t>Topic</w:t>
-            </w:r>
-          </w:p>
-        </w:tc>
-        <w:tc>
-          <w:tcPr>
-            <w:tcW w:type="dxa" w:w="1814"/>
-            <w:shd w:val="clear" w:color="auto" w:fill="0A2342"/>
-            <w:tcBorders>
-              <w:top w:val="nil"/>
-            </w:tcBorders>
-            <w:tcBorders>
-              <w:bottom w:val="nil"/>
-            </w:tcBorders>
-            <w:tcBorders>
-              <w:left w:val="nil"/>
-            </w:tcBorders>
-            <w:tcBorders>
-              <w:right w:val="nil"/>
-            </w:tcBorders>
-            <w:vAlign w:val="center"/>
-          </w:tcPr>
-          <w:p>
-            <w:pPr>
-              <w:spacing w:before="0" w:after="0"/>
-            </w:pPr>
-            <w:r>
-              <w:rPr>
-                <w:rFonts w:ascii="Arial" w:hAnsi="Arial"/>
-                <w:rFonts w:ascii="Arial" w:hAnsi="Arial" w:cs="Arial"/>
-                <w:b/>
-                <w:i w:val="0"/>
-                <w:color w:val="FFFFFF"/>
-                <w:sz w:val="17"/>
-              </w:rPr>
-              <w:t>Status</w:t>
-            </w:r>
-          </w:p>
-        </w:tc>
-        <w:tc>
-          <w:tcPr>
-            <w:tcW w:type="dxa" w:w="6463"/>
-            <w:shd w:val="clear" w:color="auto" w:fill="0A2342"/>
-            <w:tcBorders>
-              <w:top w:val="nil"/>
-            </w:tcBorders>
-            <w:tcBorders>
-              <w:bottom w:val="nil"/>
-            </w:tcBorders>
-            <w:tcBorders>
-              <w:left w:val="nil"/>
-            </w:tcBorders>
-            <w:tcBorders>
-              <w:right w:val="nil"/>
-            </w:tcBorders>
-            <w:vAlign w:val="center"/>
-          </w:tcPr>
-          <w:p>
-            <w:pPr>
-              <w:spacing w:before="0" w:after="0"/>
-            </w:pPr>
-            <w:r>
-              <w:rPr>
-                <w:rFonts w:ascii="Arial" w:hAnsi="Arial"/>
-                <w:rFonts w:ascii="Arial" w:hAnsi="Arial" w:cs="Arial"/>
-                <w:b/>
-                <w:i w:val="0"/>
-                <w:color w:val="FFFFFF"/>
-                <w:sz w:val="17"/>
-              </w:rPr>
-              <w:t>Summary</w:t>
-            </w:r>
-          </w:p>
-        </w:tc>
-      </w:tr>
-      <w:tr>
-        <w:tc>
-          <w:tcPr>
-            <w:tcW w:type="dxa" w:w="1587"/>
-            <w:shd w:val="clear" w:color="auto" w:fill="FEF3C7"/>
-            <w:tcBorders>
-              <w:bottom w:val="single" w:sz="4" w:color="D0D5DD"/>
-            </w:tcBorders>
-            <w:vAlign w:val="center"/>
-          </w:tcPr>
-          <w:p>
-            <w:pPr>
-              <w:spacing w:before="40" w:after="40"/>
-            </w:pPr>
-            <w:r>
-              <w:rPr>
-                <w:rFonts w:ascii="Arial" w:hAnsi="Arial"/>
-                <w:rFonts w:ascii="Arial" w:hAnsi="Arial" w:cs="Arial"/>
-                <w:b w:val="0"/>
-                <w:i w:val="0"/>
-                <w:color w:val="4A5568"/>
-                <w:sz w:val="17"/>
-              </w:rPr>
-              <w:t>OTC Settlement</w:t>
-            </w:r>
-          </w:p>
-        </w:tc>
-        <w:tc>
-          <w:tcPr>
-            <w:tcW w:type="dxa" w:w="1814"/>
-            <w:shd w:val="clear" w:color="auto" w:fill="FEF3C7"/>
-            <w:tcBorders>
-              <w:bottom w:val="single" w:sz="4" w:color="D0D5DD"/>
-            </w:tcBorders>
-            <w:vAlign w:val="center"/>
-          </w:tcPr>
-          <w:p>
-            <w:pPr>
-              <w:spacing w:before="40" w:after="40"/>
-            </w:pPr>
-            <w:r>
-              <w:rPr>
-                <w:rFonts w:ascii="Arial" w:hAnsi="Arial"/>
-                <w:rFonts w:ascii="Arial" w:hAnsi="Arial" w:cs="Arial"/>
-                <w:b/>
-                <w:i w:val="0"/>
-                <w:color w:val="B45309"/>
-                <w:sz w:val="17"/>
-              </w:rPr>
-              <w:t>● Pending settlement</w:t>
-            </w:r>
-          </w:p>
-        </w:tc>
-        <w:tc>
-          <w:tcPr>
-            <w:tcW w:type="dxa" w:w="6463"/>
-            <w:shd w:val="clear" w:color="auto" w:fill="FEF3C7"/>
-            <w:tcBorders>
-              <w:bottom w:val="single" w:sz="4" w:color="D0D5DD"/>
-            </w:tcBorders>
-            <w:vAlign w:val="center"/>
-          </w:tcPr>
-          <w:p>
-            <w:pPr>
-              <w:spacing w:before="40" w:after="40"/>
-            </w:pPr>
-            <w:r>
-              <w:rPr>
-                <w:rFonts w:ascii="Arial" w:hAnsi="Arial"/>
-                <w:rFonts w:ascii="Arial" w:hAnsi="Arial" w:cs="Arial"/>
-                <w:b w:val="0"/>
-                <w:i w:val="0"/>
-                <w:color w:val="4A5568"/>
-                <w:sz w:val="17"/>
-              </w:rPr>
-              <w:t>2 OTC trade(s) totalling $367,520.00 are unsettled at end of period. Settlement is handled by Hex Trust — no client action required. See OTC Trading section for full detail.</w:t>
             </w:r>
           </w:p>
         </w:tc>

--- a/mockup/monthly_client_statement/sample-statements/OTCTrading_Detailed_sample.docx
+++ b/mockup/monthly_client_statement/sample-statements/OTCTrading_Detailed_sample.docx
@@ -5775,7 +5775,7 @@
                 <w:color w:val="FFFFFF"/>
                 <w:sz w:val="17"/>
               </w:rPr>
-              <w:t>Hash / Ref</w:t>
+              <w:t>Transaction ID</w:t>
             </w:r>
           </w:p>
         </w:tc>
@@ -6006,7 +6006,7 @@
                 <w:color w:val="4A5568"/>
                 <w:sz w:val="15"/>
               </w:rPr>
-              <w:t>0x204598…recv</w:t>
+              <w:t>W20262045-RCV8</w:t>
             </w:r>
           </w:p>
         </w:tc>
@@ -6246,7 +6246,7 @@
                 <w:color w:val="4A5568"/>
                 <w:sz w:val="15"/>
               </w:rPr>
-              <w:t>0x204598…paid</w:t>
+              <w:t>W20262045-PAY8</w:t>
             </w:r>
           </w:p>
         </w:tc>
@@ -6477,7 +6477,7 @@
                 <w:color w:val="4A5568"/>
                 <w:sz w:val="15"/>
               </w:rPr>
-              <w:t>0x204602…recv</w:t>
+              <w:t>W20262046-RCV2</w:t>
             </w:r>
           </w:p>
         </w:tc>
@@ -6717,7 +6717,7 @@
                 <w:color w:val="4A5568"/>
                 <w:sz w:val="15"/>
               </w:rPr>
-              <w:t>0x204602…paid</w:t>
+              <w:t>W20262046-PAY2</w:t>
             </w:r>
           </w:p>
         </w:tc>
@@ -6948,7 +6948,7 @@
                 <w:color w:val="4A5568"/>
                 <w:sz w:val="15"/>
               </w:rPr>
-              <w:t>0x204614…recv</w:t>
+              <w:t>W20262046-RCV4</w:t>
             </w:r>
           </w:p>
         </w:tc>
@@ -7188,7 +7188,7 @@
                 <w:color w:val="4A5568"/>
                 <w:sz w:val="15"/>
               </w:rPr>
-              <w:t>0x204614…paid</w:t>
+              <w:t>W20262046-PAY4</w:t>
             </w:r>
           </w:p>
         </w:tc>
@@ -7419,7 +7419,7 @@
                 <w:color w:val="4A5568"/>
                 <w:sz w:val="15"/>
               </w:rPr>
-              <w:t>0x204620…recv</w:t>
+              <w:t>W20262046-RCV0</w:t>
             </w:r>
           </w:p>
         </w:tc>
@@ -7659,7 +7659,7 @@
                 <w:color w:val="4A5568"/>
                 <w:sz w:val="15"/>
               </w:rPr>
-              <w:t>0x204620…paid</w:t>
+              <w:t>W20262046-PAY0</w:t>
             </w:r>
           </w:p>
         </w:tc>
@@ -7890,7 +7890,7 @@
                 <w:color w:val="4A5568"/>
                 <w:sz w:val="15"/>
               </w:rPr>
-              <w:t>0x204603…recv</w:t>
+              <w:t>W20262046-RCV3</w:t>
             </w:r>
           </w:p>
         </w:tc>
@@ -8130,7 +8130,7 @@
                 <w:color w:val="4A5568"/>
                 <w:sz w:val="15"/>
               </w:rPr>
-              <w:t>0x204603…paid</w:t>
+              <w:t>W20262046-PAY3</w:t>
             </w:r>
           </w:p>
         </w:tc>
@@ -8361,7 +8361,7 @@
                 <w:color w:val="4A5568"/>
                 <w:sz w:val="15"/>
               </w:rPr>
-              <w:t>0x204605…recv</w:t>
+              <w:t>W20262046-RCV5</w:t>
             </w:r>
           </w:p>
         </w:tc>
@@ -8601,7 +8601,7 @@
                 <w:color w:val="4A5568"/>
                 <w:sz w:val="15"/>
               </w:rPr>
-              <w:t>0x204605…paid</w:t>
+              <w:t>W20262046-PAY5</w:t>
             </w:r>
           </w:p>
         </w:tc>
@@ -8832,7 +8832,7 @@
                 <w:color w:val="4A5568"/>
                 <w:sz w:val="15"/>
               </w:rPr>
-              <w:t>0x204611…recv</w:t>
+              <w:t>W20262046-RCV1</w:t>
             </w:r>
           </w:p>
         </w:tc>
@@ -9072,7 +9072,7 @@
                 <w:color w:val="4A5568"/>
                 <w:sz w:val="15"/>
               </w:rPr>
-              <w:t>0x204611…paid</w:t>
+              <w:t>W20262046-PAY1</w:t>
             </w:r>
           </w:p>
         </w:tc>
@@ -9303,7 +9303,7 @@
                 <w:color w:val="4A5568"/>
                 <w:sz w:val="15"/>
               </w:rPr>
-              <w:t>0x204625…recv</w:t>
+              <w:t>W20262046-RCV5</w:t>
             </w:r>
           </w:p>
         </w:tc>
@@ -9543,7 +9543,7 @@
                 <w:color w:val="4A5568"/>
                 <w:sz w:val="15"/>
               </w:rPr>
-              <w:t>0x204625…paid</w:t>
+              <w:t>W20262046-PAY5</w:t>
             </w:r>
           </w:p>
         </w:tc>
@@ -9774,7 +9774,7 @@
                 <w:color w:val="4A5568"/>
                 <w:sz w:val="15"/>
               </w:rPr>
-              <w:t>0x204640…recv</w:t>
+              <w:t>W20262046-RCV0</w:t>
             </w:r>
           </w:p>
         </w:tc>
@@ -10014,7 +10014,7 @@
                 <w:color w:val="4A5568"/>
                 <w:sz w:val="15"/>
               </w:rPr>
-              <w:t>0x204640…paid</w:t>
+              <w:t>W20262046-PAY0</w:t>
             </w:r>
           </w:p>
         </w:tc>
@@ -10245,7 +10245,7 @@
                 <w:color w:val="4A5568"/>
                 <w:sz w:val="15"/>
               </w:rPr>
-              <w:t>0x204661…recv</w:t>
+              <w:t>W20262046-RCV1</w:t>
             </w:r>
           </w:p>
         </w:tc>
@@ -10485,7 +10485,7 @@
                 <w:color w:val="4A5568"/>
                 <w:sz w:val="15"/>
               </w:rPr>
-              <w:t>0x204661…paid</w:t>
+              <w:t>W20262046-PAY1</w:t>
             </w:r>
           </w:p>
         </w:tc>
@@ -10716,7 +10716,7 @@
                 <w:color w:val="4A5568"/>
                 <w:sz w:val="15"/>
               </w:rPr>
-              <w:t>0x204635…recv</w:t>
+              <w:t>W20262046-RCV5</w:t>
             </w:r>
           </w:p>
         </w:tc>
@@ -10956,7 +10956,7 @@
                 <w:color w:val="4A5568"/>
                 <w:sz w:val="15"/>
               </w:rPr>
-              <w:t>0x204635…paid</w:t>
+              <w:t>W20262046-PAY5</w:t>
             </w:r>
           </w:p>
         </w:tc>
@@ -11187,7 +11187,7 @@
                 <w:color w:val="4A5568"/>
                 <w:sz w:val="15"/>
               </w:rPr>
-              <w:t>0x204658…recv</w:t>
+              <w:t>W20262046-RCV8</w:t>
             </w:r>
           </w:p>
         </w:tc>
@@ -11427,7 +11427,7 @@
                 <w:color w:val="4A5568"/>
                 <w:sz w:val="15"/>
               </w:rPr>
-              <w:t>0x204658…paid</w:t>
+              <w:t>W20262046-PAY8</w:t>
             </w:r>
           </w:p>
         </w:tc>
@@ -11658,7 +11658,7 @@
                 <w:color w:val="4A5568"/>
                 <w:sz w:val="15"/>
               </w:rPr>
-              <w:t>0x204618…recv</w:t>
+              <w:t>W20262046-RCV8</w:t>
             </w:r>
           </w:p>
         </w:tc>
@@ -11898,7 +11898,7 @@
                 <w:color w:val="4A5568"/>
                 <w:sz w:val="15"/>
               </w:rPr>
-              <w:t>0x204618…paid</w:t>
+              <w:t>W20262046-PAY8</w:t>
             </w:r>
           </w:p>
         </w:tc>
@@ -12129,7 +12129,7 @@
                 <w:color w:val="4A5568"/>
                 <w:sz w:val="15"/>
               </w:rPr>
-              <w:t>0x204628…recv</w:t>
+              <w:t>W20262046-RCV8</w:t>
             </w:r>
           </w:p>
         </w:tc>
@@ -12369,7 +12369,7 @@
                 <w:color w:val="4A5568"/>
                 <w:sz w:val="15"/>
               </w:rPr>
-              <w:t>0x204628…paid</w:t>
+              <w:t>W20262046-PAY8</w:t>
             </w:r>
           </w:p>
         </w:tc>

--- a/mockup/monthly_client_statement/sample-statements/OTCTrading_Detailed_sample.docx
+++ b/mockup/monthly_client_statement/sample-statements/OTCTrading_Detailed_sample.docx
@@ -12748,7 +12748,7 @@
           <w:color w:val="0A2342"/>
           <w:sz w:val="18"/>
         </w:rPr>
-        <w:t>Disclaimer:</w:t>
+        <w:t>Disclaimer — Hex Trust MENA FZE:</w:t>
       </w:r>
     </w:p>
     <w:p>
@@ -12764,7 +12764,7 @@
           <w:color w:val="0A2342"/>
           <w:sz w:val="18"/>
         </w:rPr>
-        <w:t>The client must review the information in the monthly statement and give Hex Trust written notice of any suspected error or omission as soon as reasonably possible (in any event, no later than 7 days of accessing / receiving the statement). Hex Trust will not be liable with respect to any error or omission in the monthly statement (including any reliance on any such error or omission) unless the client has timely objected in writing as aforementioned, unless such error or omission is the result of Hex Trust's bad faith or willful default.</w:t>
+        <w:t>The client must review the information in the monthly statement and give Hex Trust MENA FZE written notice of any suspected error or omission as soon as reasonably possible (in any event, no later than 7 days of accessing / receiving the statement). Hex Trust MENA FZE will not be liable with respect to any error or omission in the monthly statement (including any reliance on any such error or omission) unless the client has timely objected in writing as aforementioned, unless such error or omission is the result of Hex Trust MENA FZE's bad faith or willful default. Hex Trust MENA FZE is regulated by the Virtual Assets Regulatory Authority (VARA), Dubai.</w:t>
       </w:r>
     </w:p>
     <w:sectPr>

--- a/mockup/monthly_client_statement/sample-statements/OTCTrading_Detailed_sample.docx
+++ b/mockup/monthly_client_statement/sample-statements/OTCTrading_Detailed_sample.docx
@@ -121,12 +121,12 @@
         <w:tblLook w:firstColumn="1" w:firstRow="1" w:lastColumn="0" w:lastRow="0" w:noHBand="0" w:noVBand="1" w:val="04A0"/>
       </w:tblPr>
       <w:tblGrid>
-        <w:gridCol w:w="9866"/>
+        <w:gridCol w:w="10206"/>
       </w:tblGrid>
       <w:tr>
         <w:tc>
           <w:tcPr>
-            <w:tcW w:type="dxa" w:w="9866"/>
+            <w:tcW w:type="dxa" w:w="10206"/>
             <w:shd w:val="clear" w:color="auto" w:fill="C8CFD8"/>
             <w:tcBorders>
               <w:top w:val="nil"/>
@@ -164,7 +164,7 @@
       <w:tr>
         <w:tc>
           <w:tcPr>
-            <w:tcW w:type="dxa" w:w="9866"/>
+            <w:tcW w:type="dxa" w:w="10206"/>
             <w:shd w:val="clear" w:color="auto" w:fill="C8CFD8"/>
             <w:tcBorders>
               <w:top w:val="nil"/>
@@ -589,8 +589,8 @@
         <w:tblLook w:firstColumn="1" w:firstRow="1" w:lastColumn="0" w:lastRow="0" w:noHBand="0" w:noVBand="1" w:val="04A0"/>
       </w:tblPr>
       <w:tblGrid>
-        <w:gridCol w:w="5386"/>
-        <w:gridCol w:w="4479"/>
+        <w:gridCol w:w="5556"/>
+        <w:gridCol w:w="4649"/>
       </w:tblGrid>
       <w:tr>
         <w:trPr>
@@ -598,7 +598,7 @@
         </w:trPr>
         <w:tc>
           <w:tcPr>
-            <w:tcW w:type="dxa" w:w="5386"/>
+            <w:tcW w:type="dxa" w:w="5556"/>
             <w:shd w:val="clear" w:color="auto" w:fill="0A2342"/>
             <w:tcBorders>
               <w:top w:val="nil"/>
@@ -633,7 +633,7 @@
         </w:tc>
         <w:tc>
           <w:tcPr>
-            <w:tcW w:type="dxa" w:w="4479"/>
+            <w:tcW w:type="dxa" w:w="4649"/>
             <w:shd w:val="clear" w:color="auto" w:fill="0A2342"/>
             <w:tcBorders>
               <w:top w:val="nil"/>
@@ -671,7 +671,7 @@
       <w:tr>
         <w:tc>
           <w:tcPr>
-            <w:tcW w:type="dxa" w:w="5386"/>
+            <w:tcW w:type="dxa" w:w="5556"/>
             <w:tcBorders>
               <w:bottom w:val="single" w:sz="4" w:color="D0D5DD"/>
             </w:tcBorders>
@@ -696,7 +696,7 @@
         </w:tc>
         <w:tc>
           <w:tcPr>
-            <w:tcW w:type="dxa" w:w="4479"/>
+            <w:tcW w:type="dxa" w:w="4649"/>
             <w:tcBorders>
               <w:bottom w:val="single" w:sz="4" w:color="D0D5DD"/>
             </w:tcBorders>
@@ -724,7 +724,7 @@
       <w:tr>
         <w:tc>
           <w:tcPr>
-            <w:tcW w:type="dxa" w:w="5386"/>
+            <w:tcW w:type="dxa" w:w="5556"/>
             <w:shd w:val="clear" w:color="auto" w:fill="F5F7FA"/>
             <w:tcBorders>
               <w:bottom w:val="single" w:sz="4" w:color="D0D5DD"/>
@@ -750,7 +750,7 @@
         </w:tc>
         <w:tc>
           <w:tcPr>
-            <w:tcW w:type="dxa" w:w="4479"/>
+            <w:tcW w:type="dxa" w:w="4649"/>
             <w:shd w:val="clear" w:color="auto" w:fill="F5F7FA"/>
             <w:tcBorders>
               <w:bottom w:val="single" w:sz="4" w:color="D0D5DD"/>
@@ -779,7 +779,7 @@
       <w:tr>
         <w:tc>
           <w:tcPr>
-            <w:tcW w:type="dxa" w:w="5386"/>
+            <w:tcW w:type="dxa" w:w="5556"/>
             <w:tcBorders>
               <w:bottom w:val="single" w:sz="4" w:color="D0D5DD"/>
             </w:tcBorders>
@@ -804,7 +804,7 @@
         </w:tc>
         <w:tc>
           <w:tcPr>
-            <w:tcW w:type="dxa" w:w="4479"/>
+            <w:tcW w:type="dxa" w:w="4649"/>
             <w:tcBorders>
               <w:bottom w:val="single" w:sz="4" w:color="D0D5DD"/>
             </w:tcBorders>
@@ -832,7 +832,7 @@
       <w:tr>
         <w:tc>
           <w:tcPr>
-            <w:tcW w:type="dxa" w:w="5386"/>
+            <w:tcW w:type="dxa" w:w="5556"/>
             <w:shd w:val="clear" w:color="auto" w:fill="FEF3C7"/>
             <w:tcBorders>
               <w:bottom w:val="single" w:sz="4" w:color="D0D5DD"/>
@@ -858,7 +858,7 @@
         </w:tc>
         <w:tc>
           <w:tcPr>
-            <w:tcW w:type="dxa" w:w="4479"/>
+            <w:tcW w:type="dxa" w:w="4649"/>
             <w:shd w:val="clear" w:color="auto" w:fill="FEF3C7"/>
             <w:tcBorders>
               <w:bottom w:val="single" w:sz="4" w:color="D0D5DD"/>
@@ -889,7 +889,7 @@
       <w:pPr>
         <w:sectPr>
           <w:pgSz w:w="11906" w:h="16838"/>
-          <w:pgMar w:top="1134" w:right="1020" w:bottom="1134" w:left="1020" w:header="720" w:footer="720" w:gutter="0"/>
+          <w:pgMar w:top="1134" w:right="850" w:bottom="1134" w:left="850" w:header="720" w:footer="720" w:gutter="0"/>
           <w:cols w:space="720"/>
           <w:docGrid w:linePitch="360"/>
         </w:sectPr>
@@ -903,12 +903,12 @@
         <w:tblLook w:firstColumn="1" w:firstRow="1" w:lastColumn="0" w:lastRow="0" w:noHBand="0" w:noVBand="1" w:val="04A0"/>
       </w:tblPr>
       <w:tblGrid>
-        <w:gridCol w:w="9866"/>
+        <w:gridCol w:w="10206"/>
       </w:tblGrid>
       <w:tr>
         <w:tc>
           <w:tcPr>
-            <w:tcW w:type="dxa" w:w="9866"/>
+            <w:tcW w:type="dxa" w:w="10206"/>
             <w:shd w:val="clear" w:color="auto" w:fill="C8CFD8"/>
             <w:tcBorders>
               <w:top w:val="nil"/>
@@ -946,7 +946,7 @@
       <w:tr>
         <w:tc>
           <w:tcPr>
-            <w:tcW w:type="dxa" w:w="9866"/>
+            <w:tcW w:type="dxa" w:w="10206"/>
             <w:shd w:val="clear" w:color="auto" w:fill="C8CFD8"/>
             <w:tcBorders>
               <w:top w:val="nil"/>
@@ -1043,14 +1043,14 @@
       </w:tblPr>
       <w:tblGrid>
         <w:gridCol w:w="1020"/>
-        <w:gridCol w:w="1587"/>
+        <w:gridCol w:w="1531"/>
         <w:gridCol w:w="1020"/>
         <w:gridCol w:w="680"/>
         <w:gridCol w:w="1134"/>
-        <w:gridCol w:w="1361"/>
-        <w:gridCol w:w="1474"/>
+        <w:gridCol w:w="1304"/>
+        <w:gridCol w:w="1417"/>
         <w:gridCol w:w="907"/>
-        <w:gridCol w:w="1247"/>
+        <w:gridCol w:w="1191"/>
       </w:tblGrid>
       <w:tr>
         <w:trPr>
@@ -1093,7 +1093,7 @@
         </w:tc>
         <w:tc>
           <w:tcPr>
-            <w:tcW w:type="dxa" w:w="1587"/>
+            <w:tcW w:type="dxa" w:w="1531"/>
             <w:shd w:val="clear" w:color="auto" w:fill="0A2342"/>
             <w:tcBorders>
               <w:top w:val="nil"/>
@@ -1234,7 +1234,7 @@
         </w:tc>
         <w:tc>
           <w:tcPr>
-            <w:tcW w:type="dxa" w:w="1361"/>
+            <w:tcW w:type="dxa" w:w="1304"/>
             <w:shd w:val="clear" w:color="auto" w:fill="0A2342"/>
             <w:tcBorders>
               <w:top w:val="nil"/>
@@ -1270,7 +1270,7 @@
         </w:tc>
         <w:tc>
           <w:tcPr>
-            <w:tcW w:type="dxa" w:w="1474"/>
+            <w:tcW w:type="dxa" w:w="1417"/>
             <w:shd w:val="clear" w:color="auto" w:fill="0A2342"/>
             <w:tcBorders>
               <w:top w:val="nil"/>
@@ -1342,7 +1342,7 @@
         </w:tc>
         <w:tc>
           <w:tcPr>
-            <w:tcW w:type="dxa" w:w="1247"/>
+            <w:tcW w:type="dxa" w:w="1191"/>
             <w:shd w:val="clear" w:color="auto" w:fill="0A2342"/>
             <w:tcBorders>
               <w:top w:val="nil"/>
@@ -1405,7 +1405,7 @@
         </w:tc>
         <w:tc>
           <w:tcPr>
-            <w:tcW w:type="dxa" w:w="1587"/>
+            <w:tcW w:type="dxa" w:w="1531"/>
             <w:tcBorders>
               <w:bottom w:val="single" w:sz="4" w:color="D0D5DD"/>
             </w:tcBorders>
@@ -1506,7 +1506,7 @@
         </w:tc>
         <w:tc>
           <w:tcPr>
-            <w:tcW w:type="dxa" w:w="1361"/>
+            <w:tcW w:type="dxa" w:w="1304"/>
             <w:tcBorders>
               <w:bottom w:val="single" w:sz="4" w:color="D0D5DD"/>
             </w:tcBorders>
@@ -1532,7 +1532,7 @@
         </w:tc>
         <w:tc>
           <w:tcPr>
-            <w:tcW w:type="dxa" w:w="1474"/>
+            <w:tcW w:type="dxa" w:w="1417"/>
             <w:tcBorders>
               <w:bottom w:val="single" w:sz="4" w:color="D0D5DD"/>
             </w:tcBorders>
@@ -1584,7 +1584,7 @@
         </w:tc>
         <w:tc>
           <w:tcPr>
-            <w:tcW w:type="dxa" w:w="1247"/>
+            <w:tcW w:type="dxa" w:w="1191"/>
             <w:tcBorders>
               <w:bottom w:val="single" w:sz="4" w:color="D0D5DD"/>
             </w:tcBorders>
@@ -1638,7 +1638,7 @@
         </w:tc>
         <w:tc>
           <w:tcPr>
-            <w:tcW w:type="dxa" w:w="1587"/>
+            <w:tcW w:type="dxa" w:w="1531"/>
             <w:shd w:val="clear" w:color="auto" w:fill="F5F7FA"/>
             <w:tcBorders>
               <w:bottom w:val="single" w:sz="4" w:color="D0D5DD"/>
@@ -1743,7 +1743,7 @@
         </w:tc>
         <w:tc>
           <w:tcPr>
-            <w:tcW w:type="dxa" w:w="1361"/>
+            <w:tcW w:type="dxa" w:w="1304"/>
             <w:shd w:val="clear" w:color="auto" w:fill="F5F7FA"/>
             <w:tcBorders>
               <w:bottom w:val="single" w:sz="4" w:color="D0D5DD"/>
@@ -1770,7 +1770,7 @@
         </w:tc>
         <w:tc>
           <w:tcPr>
-            <w:tcW w:type="dxa" w:w="1474"/>
+            <w:tcW w:type="dxa" w:w="1417"/>
             <w:shd w:val="clear" w:color="auto" w:fill="F5F7FA"/>
             <w:tcBorders>
               <w:bottom w:val="single" w:sz="4" w:color="D0D5DD"/>
@@ -1824,7 +1824,7 @@
         </w:tc>
         <w:tc>
           <w:tcPr>
-            <w:tcW w:type="dxa" w:w="1247"/>
+            <w:tcW w:type="dxa" w:w="1191"/>
             <w:shd w:val="clear" w:color="auto" w:fill="F5F7FA"/>
             <w:tcBorders>
               <w:bottom w:val="single" w:sz="4" w:color="D0D5DD"/>
@@ -1878,7 +1878,7 @@
         </w:tc>
         <w:tc>
           <w:tcPr>
-            <w:tcW w:type="dxa" w:w="1587"/>
+            <w:tcW w:type="dxa" w:w="1531"/>
             <w:tcBorders>
               <w:bottom w:val="single" w:sz="4" w:color="D0D5DD"/>
             </w:tcBorders>
@@ -1979,7 +1979,7 @@
         </w:tc>
         <w:tc>
           <w:tcPr>
-            <w:tcW w:type="dxa" w:w="1361"/>
+            <w:tcW w:type="dxa" w:w="1304"/>
             <w:tcBorders>
               <w:bottom w:val="single" w:sz="4" w:color="D0D5DD"/>
             </w:tcBorders>
@@ -2005,7 +2005,7 @@
         </w:tc>
         <w:tc>
           <w:tcPr>
-            <w:tcW w:type="dxa" w:w="1474"/>
+            <w:tcW w:type="dxa" w:w="1417"/>
             <w:tcBorders>
               <w:bottom w:val="single" w:sz="4" w:color="D0D5DD"/>
             </w:tcBorders>
@@ -2057,7 +2057,7 @@
         </w:tc>
         <w:tc>
           <w:tcPr>
-            <w:tcW w:type="dxa" w:w="1247"/>
+            <w:tcW w:type="dxa" w:w="1191"/>
             <w:tcBorders>
               <w:bottom w:val="single" w:sz="4" w:color="D0D5DD"/>
             </w:tcBorders>
@@ -2111,7 +2111,7 @@
         </w:tc>
         <w:tc>
           <w:tcPr>
-            <w:tcW w:type="dxa" w:w="1587"/>
+            <w:tcW w:type="dxa" w:w="1531"/>
             <w:shd w:val="clear" w:color="auto" w:fill="F5F7FA"/>
             <w:tcBorders>
               <w:bottom w:val="single" w:sz="4" w:color="D0D5DD"/>
@@ -2216,7 +2216,7 @@
         </w:tc>
         <w:tc>
           <w:tcPr>
-            <w:tcW w:type="dxa" w:w="1361"/>
+            <w:tcW w:type="dxa" w:w="1304"/>
             <w:shd w:val="clear" w:color="auto" w:fill="F5F7FA"/>
             <w:tcBorders>
               <w:bottom w:val="single" w:sz="4" w:color="D0D5DD"/>
@@ -2243,7 +2243,7 @@
         </w:tc>
         <w:tc>
           <w:tcPr>
-            <w:tcW w:type="dxa" w:w="1474"/>
+            <w:tcW w:type="dxa" w:w="1417"/>
             <w:shd w:val="clear" w:color="auto" w:fill="F5F7FA"/>
             <w:tcBorders>
               <w:bottom w:val="single" w:sz="4" w:color="D0D5DD"/>
@@ -2297,7 +2297,7 @@
         </w:tc>
         <w:tc>
           <w:tcPr>
-            <w:tcW w:type="dxa" w:w="1247"/>
+            <w:tcW w:type="dxa" w:w="1191"/>
             <w:shd w:val="clear" w:color="auto" w:fill="F5F7FA"/>
             <w:tcBorders>
               <w:bottom w:val="single" w:sz="4" w:color="D0D5DD"/>
@@ -2351,7 +2351,7 @@
         </w:tc>
         <w:tc>
           <w:tcPr>
-            <w:tcW w:type="dxa" w:w="1587"/>
+            <w:tcW w:type="dxa" w:w="1531"/>
             <w:tcBorders>
               <w:bottom w:val="single" w:sz="4" w:color="D0D5DD"/>
             </w:tcBorders>
@@ -2452,7 +2452,7 @@
         </w:tc>
         <w:tc>
           <w:tcPr>
-            <w:tcW w:type="dxa" w:w="1361"/>
+            <w:tcW w:type="dxa" w:w="1304"/>
             <w:tcBorders>
               <w:bottom w:val="single" w:sz="4" w:color="D0D5DD"/>
             </w:tcBorders>
@@ -2478,7 +2478,7 @@
         </w:tc>
         <w:tc>
           <w:tcPr>
-            <w:tcW w:type="dxa" w:w="1474"/>
+            <w:tcW w:type="dxa" w:w="1417"/>
             <w:tcBorders>
               <w:bottom w:val="single" w:sz="4" w:color="D0D5DD"/>
             </w:tcBorders>
@@ -2530,7 +2530,7 @@
         </w:tc>
         <w:tc>
           <w:tcPr>
-            <w:tcW w:type="dxa" w:w="1247"/>
+            <w:tcW w:type="dxa" w:w="1191"/>
             <w:tcBorders>
               <w:bottom w:val="single" w:sz="4" w:color="D0D5DD"/>
             </w:tcBorders>
@@ -2584,7 +2584,7 @@
         </w:tc>
         <w:tc>
           <w:tcPr>
-            <w:tcW w:type="dxa" w:w="1587"/>
+            <w:tcW w:type="dxa" w:w="1531"/>
             <w:shd w:val="clear" w:color="auto" w:fill="F5F7FA"/>
             <w:tcBorders>
               <w:bottom w:val="single" w:sz="4" w:color="D0D5DD"/>
@@ -2689,7 +2689,7 @@
         </w:tc>
         <w:tc>
           <w:tcPr>
-            <w:tcW w:type="dxa" w:w="1361"/>
+            <w:tcW w:type="dxa" w:w="1304"/>
             <w:shd w:val="clear" w:color="auto" w:fill="F5F7FA"/>
             <w:tcBorders>
               <w:bottom w:val="single" w:sz="4" w:color="D0D5DD"/>
@@ -2716,7 +2716,7 @@
         </w:tc>
         <w:tc>
           <w:tcPr>
-            <w:tcW w:type="dxa" w:w="1474"/>
+            <w:tcW w:type="dxa" w:w="1417"/>
             <w:shd w:val="clear" w:color="auto" w:fill="F5F7FA"/>
             <w:tcBorders>
               <w:bottom w:val="single" w:sz="4" w:color="D0D5DD"/>
@@ -2770,7 +2770,7 @@
         </w:tc>
         <w:tc>
           <w:tcPr>
-            <w:tcW w:type="dxa" w:w="1247"/>
+            <w:tcW w:type="dxa" w:w="1191"/>
             <w:shd w:val="clear" w:color="auto" w:fill="F5F7FA"/>
             <w:tcBorders>
               <w:bottom w:val="single" w:sz="4" w:color="D0D5DD"/>
@@ -2824,7 +2824,7 @@
         </w:tc>
         <w:tc>
           <w:tcPr>
-            <w:tcW w:type="dxa" w:w="1587"/>
+            <w:tcW w:type="dxa" w:w="1531"/>
             <w:tcBorders>
               <w:bottom w:val="single" w:sz="4" w:color="D0D5DD"/>
             </w:tcBorders>
@@ -2925,7 +2925,7 @@
         </w:tc>
         <w:tc>
           <w:tcPr>
-            <w:tcW w:type="dxa" w:w="1361"/>
+            <w:tcW w:type="dxa" w:w="1304"/>
             <w:tcBorders>
               <w:bottom w:val="single" w:sz="4" w:color="D0D5DD"/>
             </w:tcBorders>
@@ -2951,7 +2951,7 @@
         </w:tc>
         <w:tc>
           <w:tcPr>
-            <w:tcW w:type="dxa" w:w="1474"/>
+            <w:tcW w:type="dxa" w:w="1417"/>
             <w:tcBorders>
               <w:bottom w:val="single" w:sz="4" w:color="D0D5DD"/>
             </w:tcBorders>
@@ -3003,7 +3003,7 @@
         </w:tc>
         <w:tc>
           <w:tcPr>
-            <w:tcW w:type="dxa" w:w="1247"/>
+            <w:tcW w:type="dxa" w:w="1191"/>
             <w:tcBorders>
               <w:bottom w:val="single" w:sz="4" w:color="D0D5DD"/>
             </w:tcBorders>
@@ -3057,7 +3057,7 @@
         </w:tc>
         <w:tc>
           <w:tcPr>
-            <w:tcW w:type="dxa" w:w="1587"/>
+            <w:tcW w:type="dxa" w:w="1531"/>
             <w:shd w:val="clear" w:color="auto" w:fill="F5F7FA"/>
             <w:tcBorders>
               <w:bottom w:val="single" w:sz="4" w:color="D0D5DD"/>
@@ -3162,7 +3162,7 @@
         </w:tc>
         <w:tc>
           <w:tcPr>
-            <w:tcW w:type="dxa" w:w="1361"/>
+            <w:tcW w:type="dxa" w:w="1304"/>
             <w:shd w:val="clear" w:color="auto" w:fill="F5F7FA"/>
             <w:tcBorders>
               <w:bottom w:val="single" w:sz="4" w:color="D0D5DD"/>
@@ -3189,7 +3189,7 @@
         </w:tc>
         <w:tc>
           <w:tcPr>
-            <w:tcW w:type="dxa" w:w="1474"/>
+            <w:tcW w:type="dxa" w:w="1417"/>
             <w:shd w:val="clear" w:color="auto" w:fill="F5F7FA"/>
             <w:tcBorders>
               <w:bottom w:val="single" w:sz="4" w:color="D0D5DD"/>
@@ -3243,7 +3243,7 @@
         </w:tc>
         <w:tc>
           <w:tcPr>
-            <w:tcW w:type="dxa" w:w="1247"/>
+            <w:tcW w:type="dxa" w:w="1191"/>
             <w:shd w:val="clear" w:color="auto" w:fill="F5F7FA"/>
             <w:tcBorders>
               <w:bottom w:val="single" w:sz="4" w:color="D0D5DD"/>
@@ -3297,7 +3297,7 @@
         </w:tc>
         <w:tc>
           <w:tcPr>
-            <w:tcW w:type="dxa" w:w="1587"/>
+            <w:tcW w:type="dxa" w:w="1531"/>
             <w:tcBorders>
               <w:bottom w:val="single" w:sz="4" w:color="D0D5DD"/>
             </w:tcBorders>
@@ -3398,7 +3398,7 @@
         </w:tc>
         <w:tc>
           <w:tcPr>
-            <w:tcW w:type="dxa" w:w="1361"/>
+            <w:tcW w:type="dxa" w:w="1304"/>
             <w:tcBorders>
               <w:bottom w:val="single" w:sz="4" w:color="D0D5DD"/>
             </w:tcBorders>
@@ -3424,7 +3424,7 @@
         </w:tc>
         <w:tc>
           <w:tcPr>
-            <w:tcW w:type="dxa" w:w="1474"/>
+            <w:tcW w:type="dxa" w:w="1417"/>
             <w:tcBorders>
               <w:bottom w:val="single" w:sz="4" w:color="D0D5DD"/>
             </w:tcBorders>
@@ -3476,7 +3476,7 @@
         </w:tc>
         <w:tc>
           <w:tcPr>
-            <w:tcW w:type="dxa" w:w="1247"/>
+            <w:tcW w:type="dxa" w:w="1191"/>
             <w:tcBorders>
               <w:bottom w:val="single" w:sz="4" w:color="D0D5DD"/>
             </w:tcBorders>
@@ -3530,7 +3530,7 @@
         </w:tc>
         <w:tc>
           <w:tcPr>
-            <w:tcW w:type="dxa" w:w="1587"/>
+            <w:tcW w:type="dxa" w:w="1531"/>
             <w:shd w:val="clear" w:color="auto" w:fill="F5F7FA"/>
             <w:tcBorders>
               <w:bottom w:val="single" w:sz="4" w:color="D0D5DD"/>
@@ -3635,7 +3635,7 @@
         </w:tc>
         <w:tc>
           <w:tcPr>
-            <w:tcW w:type="dxa" w:w="1361"/>
+            <w:tcW w:type="dxa" w:w="1304"/>
             <w:shd w:val="clear" w:color="auto" w:fill="F5F7FA"/>
             <w:tcBorders>
               <w:bottom w:val="single" w:sz="4" w:color="D0D5DD"/>
@@ -3662,7 +3662,7 @@
         </w:tc>
         <w:tc>
           <w:tcPr>
-            <w:tcW w:type="dxa" w:w="1474"/>
+            <w:tcW w:type="dxa" w:w="1417"/>
             <w:shd w:val="clear" w:color="auto" w:fill="F5F7FA"/>
             <w:tcBorders>
               <w:bottom w:val="single" w:sz="4" w:color="D0D5DD"/>
@@ -3716,7 +3716,7 @@
         </w:tc>
         <w:tc>
           <w:tcPr>
-            <w:tcW w:type="dxa" w:w="1247"/>
+            <w:tcW w:type="dxa" w:w="1191"/>
             <w:shd w:val="clear" w:color="auto" w:fill="F5F7FA"/>
             <w:tcBorders>
               <w:bottom w:val="single" w:sz="4" w:color="D0D5DD"/>
@@ -3770,7 +3770,7 @@
         </w:tc>
         <w:tc>
           <w:tcPr>
-            <w:tcW w:type="dxa" w:w="1587"/>
+            <w:tcW w:type="dxa" w:w="1531"/>
             <w:tcBorders>
               <w:bottom w:val="single" w:sz="4" w:color="D0D5DD"/>
             </w:tcBorders>
@@ -3871,7 +3871,7 @@
         </w:tc>
         <w:tc>
           <w:tcPr>
-            <w:tcW w:type="dxa" w:w="1361"/>
+            <w:tcW w:type="dxa" w:w="1304"/>
             <w:tcBorders>
               <w:bottom w:val="single" w:sz="4" w:color="D0D5DD"/>
             </w:tcBorders>
@@ -3897,7 +3897,7 @@
         </w:tc>
         <w:tc>
           <w:tcPr>
-            <w:tcW w:type="dxa" w:w="1474"/>
+            <w:tcW w:type="dxa" w:w="1417"/>
             <w:tcBorders>
               <w:bottom w:val="single" w:sz="4" w:color="D0D5DD"/>
             </w:tcBorders>
@@ -3949,7 +3949,7 @@
         </w:tc>
         <w:tc>
           <w:tcPr>
-            <w:tcW w:type="dxa" w:w="1247"/>
+            <w:tcW w:type="dxa" w:w="1191"/>
             <w:tcBorders>
               <w:bottom w:val="single" w:sz="4" w:color="D0D5DD"/>
             </w:tcBorders>
@@ -4003,7 +4003,7 @@
         </w:tc>
         <w:tc>
           <w:tcPr>
-            <w:tcW w:type="dxa" w:w="1587"/>
+            <w:tcW w:type="dxa" w:w="1531"/>
             <w:shd w:val="clear" w:color="auto" w:fill="F5F7FA"/>
             <w:tcBorders>
               <w:bottom w:val="single" w:sz="4" w:color="D0D5DD"/>
@@ -4108,7 +4108,7 @@
         </w:tc>
         <w:tc>
           <w:tcPr>
-            <w:tcW w:type="dxa" w:w="1361"/>
+            <w:tcW w:type="dxa" w:w="1304"/>
             <w:shd w:val="clear" w:color="auto" w:fill="F5F7FA"/>
             <w:tcBorders>
               <w:bottom w:val="single" w:sz="4" w:color="D0D5DD"/>
@@ -4135,7 +4135,7 @@
         </w:tc>
         <w:tc>
           <w:tcPr>
-            <w:tcW w:type="dxa" w:w="1474"/>
+            <w:tcW w:type="dxa" w:w="1417"/>
             <w:shd w:val="clear" w:color="auto" w:fill="F5F7FA"/>
             <w:tcBorders>
               <w:bottom w:val="single" w:sz="4" w:color="D0D5DD"/>
@@ -4189,7 +4189,7 @@
         </w:tc>
         <w:tc>
           <w:tcPr>
-            <w:tcW w:type="dxa" w:w="1247"/>
+            <w:tcW w:type="dxa" w:w="1191"/>
             <w:shd w:val="clear" w:color="auto" w:fill="F5F7FA"/>
             <w:tcBorders>
               <w:bottom w:val="single" w:sz="4" w:color="D0D5DD"/>
@@ -4244,7 +4244,7 @@
         </w:tc>
         <w:tc>
           <w:tcPr>
-            <w:tcW w:type="dxa" w:w="1587"/>
+            <w:tcW w:type="dxa" w:w="1531"/>
             <w:shd w:val="clear" w:color="auto" w:fill="FEF3C7"/>
             <w:tcBorders>
               <w:bottom w:val="single" w:sz="4" w:color="D0D5DD"/>
@@ -4349,7 +4349,7 @@
         </w:tc>
         <w:tc>
           <w:tcPr>
-            <w:tcW w:type="dxa" w:w="1361"/>
+            <w:tcW w:type="dxa" w:w="1304"/>
             <w:shd w:val="clear" w:color="auto" w:fill="FEF3C7"/>
             <w:tcBorders>
               <w:bottom w:val="single" w:sz="4" w:color="D0D5DD"/>
@@ -4376,7 +4376,7 @@
         </w:tc>
         <w:tc>
           <w:tcPr>
-            <w:tcW w:type="dxa" w:w="1474"/>
+            <w:tcW w:type="dxa" w:w="1417"/>
             <w:shd w:val="clear" w:color="auto" w:fill="FEF3C7"/>
             <w:tcBorders>
               <w:bottom w:val="single" w:sz="4" w:color="D0D5DD"/>
@@ -4430,7 +4430,7 @@
         </w:tc>
         <w:tc>
           <w:tcPr>
-            <w:tcW w:type="dxa" w:w="1247"/>
+            <w:tcW w:type="dxa" w:w="1191"/>
             <w:shd w:val="clear" w:color="auto" w:fill="FEF3C7"/>
             <w:tcBorders>
               <w:bottom w:val="single" w:sz="4" w:color="D0D5DD"/>
@@ -4485,7 +4485,7 @@
         </w:tc>
         <w:tc>
           <w:tcPr>
-            <w:tcW w:type="dxa" w:w="1587"/>
+            <w:tcW w:type="dxa" w:w="1531"/>
             <w:shd w:val="clear" w:color="auto" w:fill="FEF3C7"/>
             <w:tcBorders>
               <w:bottom w:val="single" w:sz="4" w:color="D0D5DD"/>
@@ -4590,7 +4590,7 @@
         </w:tc>
         <w:tc>
           <w:tcPr>
-            <w:tcW w:type="dxa" w:w="1361"/>
+            <w:tcW w:type="dxa" w:w="1304"/>
             <w:shd w:val="clear" w:color="auto" w:fill="FEF3C7"/>
             <w:tcBorders>
               <w:bottom w:val="single" w:sz="4" w:color="D0D5DD"/>
@@ -4617,7 +4617,7 @@
         </w:tc>
         <w:tc>
           <w:tcPr>
-            <w:tcW w:type="dxa" w:w="1474"/>
+            <w:tcW w:type="dxa" w:w="1417"/>
             <w:shd w:val="clear" w:color="auto" w:fill="FEF3C7"/>
             <w:tcBorders>
               <w:bottom w:val="single" w:sz="4" w:color="D0D5DD"/>
@@ -4671,7 +4671,7 @@
         </w:tc>
         <w:tc>
           <w:tcPr>
-            <w:tcW w:type="dxa" w:w="1247"/>
+            <w:tcW w:type="dxa" w:w="1191"/>
             <w:shd w:val="clear" w:color="auto" w:fill="FEF3C7"/>
             <w:tcBorders>
               <w:bottom w:val="single" w:sz="4" w:color="D0D5DD"/>
@@ -4725,7 +4725,7 @@
         </w:tc>
         <w:tc>
           <w:tcPr>
-            <w:tcW w:type="dxa" w:w="1587"/>
+            <w:tcW w:type="dxa" w:w="1531"/>
             <w:tcBorders>
               <w:bottom w:val="single" w:sz="4" w:color="D0D5DD"/>
             </w:tcBorders>
@@ -4826,7 +4826,7 @@
         </w:tc>
         <w:tc>
           <w:tcPr>
-            <w:tcW w:type="dxa" w:w="1361"/>
+            <w:tcW w:type="dxa" w:w="1304"/>
             <w:tcBorders>
               <w:bottom w:val="single" w:sz="4" w:color="D0D5DD"/>
             </w:tcBorders>
@@ -4852,7 +4852,7 @@
         </w:tc>
         <w:tc>
           <w:tcPr>
-            <w:tcW w:type="dxa" w:w="1474"/>
+            <w:tcW w:type="dxa" w:w="1417"/>
             <w:tcBorders>
               <w:bottom w:val="single" w:sz="4" w:color="D0D5DD"/>
             </w:tcBorders>
@@ -4904,7 +4904,7 @@
         </w:tc>
         <w:tc>
           <w:tcPr>
-            <w:tcW w:type="dxa" w:w="1247"/>
+            <w:tcW w:type="dxa" w:w="1191"/>
             <w:tcBorders>
               <w:bottom w:val="single" w:sz="4" w:color="D0D5DD"/>
             </w:tcBorders>
@@ -4958,7 +4958,7 @@
         </w:tc>
         <w:tc>
           <w:tcPr>
-            <w:tcW w:type="dxa" w:w="1587"/>
+            <w:tcW w:type="dxa" w:w="1531"/>
             <w:shd w:val="clear" w:color="auto" w:fill="F5F7FA"/>
             <w:tcBorders>
               <w:bottom w:val="single" w:sz="4" w:color="D0D5DD"/>
@@ -5063,7 +5063,7 @@
         </w:tc>
         <w:tc>
           <w:tcPr>
-            <w:tcW w:type="dxa" w:w="1361"/>
+            <w:tcW w:type="dxa" w:w="1304"/>
             <w:shd w:val="clear" w:color="auto" w:fill="F5F7FA"/>
             <w:tcBorders>
               <w:bottom w:val="single" w:sz="4" w:color="D0D5DD"/>
@@ -5090,7 +5090,7 @@
         </w:tc>
         <w:tc>
           <w:tcPr>
-            <w:tcW w:type="dxa" w:w="1474"/>
+            <w:tcW w:type="dxa" w:w="1417"/>
             <w:shd w:val="clear" w:color="auto" w:fill="F5F7FA"/>
             <w:tcBorders>
               <w:bottom w:val="single" w:sz="4" w:color="D0D5DD"/>
@@ -5144,7 +5144,7 @@
         </w:tc>
         <w:tc>
           <w:tcPr>
-            <w:tcW w:type="dxa" w:w="1247"/>
+            <w:tcW w:type="dxa" w:w="1191"/>
             <w:shd w:val="clear" w:color="auto" w:fill="F5F7FA"/>
             <w:tcBorders>
               <w:bottom w:val="single" w:sz="4" w:color="D0D5DD"/>
@@ -5199,7 +5199,7 @@
         </w:tc>
         <w:tc>
           <w:tcPr>
-            <w:tcW w:type="dxa" w:w="1587"/>
+            <w:tcW w:type="dxa" w:w="1531"/>
             <w:shd w:val="clear" w:color="auto" w:fill="E5EBF1"/>
             <w:tcBorders>
               <w:bottom w:val="single" w:sz="4" w:color="D0D5DD"/>
@@ -5300,7 +5300,7 @@
         </w:tc>
         <w:tc>
           <w:tcPr>
-            <w:tcW w:type="dxa" w:w="1361"/>
+            <w:tcW w:type="dxa" w:w="1304"/>
             <w:shd w:val="clear" w:color="auto" w:fill="E5EBF1"/>
             <w:tcBorders>
               <w:bottom w:val="single" w:sz="4" w:color="D0D5DD"/>
@@ -5326,7 +5326,7 @@
         </w:tc>
         <w:tc>
           <w:tcPr>
-            <w:tcW w:type="dxa" w:w="1474"/>
+            <w:tcW w:type="dxa" w:w="1417"/>
             <w:shd w:val="clear" w:color="auto" w:fill="E5EBF1"/>
             <w:tcBorders>
               <w:bottom w:val="single" w:sz="4" w:color="D0D5DD"/>
@@ -5380,7 +5380,7 @@
         </w:tc>
         <w:tc>
           <w:tcPr>
-            <w:tcW w:type="dxa" w:w="1247"/>
+            <w:tcW w:type="dxa" w:w="1191"/>
             <w:shd w:val="clear" w:color="auto" w:fill="E5EBF1"/>
             <w:tcBorders>
               <w:bottom w:val="single" w:sz="4" w:color="D0D5DD"/>
@@ -12629,12 +12629,12 @@
         <w:tblLook w:firstColumn="1" w:firstRow="1" w:lastColumn="0" w:lastRow="0" w:noHBand="0" w:noVBand="1" w:val="04A0"/>
       </w:tblPr>
       <w:tblGrid>
-        <w:gridCol w:w="9866"/>
+        <w:gridCol w:w="10206"/>
       </w:tblGrid>
       <w:tr>
         <w:tc>
           <w:tcPr>
-            <w:tcW w:type="dxa" w:w="9866"/>
+            <w:tcW w:type="dxa" w:w="10206"/>
             <w:shd w:val="clear" w:color="auto" w:fill="EEF2F7"/>
             <w:tcBorders>
               <w:top w:val="single" w:sz="6" w:color="D0D5DD"/>
@@ -12683,7 +12683,7 @@
       <w:pPr>
         <w:sectPr>
           <w:pgSz w:w="11906" w:h="16838"/>
-          <w:pgMar w:top="1134" w:right="1020" w:bottom="1134" w:left="1020" w:header="720" w:footer="720" w:gutter="0"/>
+          <w:pgMar w:top="1134" w:right="850" w:bottom="1134" w:left="850" w:header="720" w:footer="720" w:gutter="0"/>
           <w:cols w:space="720"/>
           <w:docGrid w:linePitch="360"/>
         </w:sectPr>
@@ -12769,7 +12769,7 @@
     </w:p>
     <w:sectPr>
       <w:pgSz w:w="11906" w:h="16838"/>
-      <w:pgMar w:top="1134" w:right="1020" w:bottom="1134" w:left="1020" w:header="720" w:footer="720" w:gutter="0"/>
+      <w:pgMar w:top="1134" w:right="850" w:bottom="1134" w:left="850" w:header="720" w:footer="720" w:gutter="0"/>
       <w:cols w:space="720"/>
       <w:docGrid w:linePitch="360"/>
     </w:sectPr>

--- a/mockup/monthly_client_statement/sample-statements/OTCTrading_Detailed_sample.docx
+++ b/mockup/monthly_client_statement/sample-statements/OTCTrading_Detailed_sample.docx
@@ -73,7 +73,7 @@
           <w:color w:val="4A5568"/>
           <w:sz w:val="40"/>
         </w:rPr>
-        <w:t>HT Markets MENA FZE</w:t>
+        <w:t>SuperRich Tech Limited</w:t>
       </w:r>
     </w:p>
     <w:p>
@@ -193,7 +193,7 @@
                 <w:color w:val="0A2342"/>
                 <w:sz w:val="19"/>
               </w:rPr>
-              <w:t>Activity Statement  ·  HT Markets MENA FZE</w:t>
+              <w:t>Activity Statement  ·  SuperRich Tech Limited</w:t>
             </w:r>
           </w:p>
           <w:p>
@@ -268,7 +268,7 @@
                 <w:color w:val="0A2342"/>
                 <w:sz w:val="18"/>
               </w:rPr>
-              <w:t>Legal Name</w:t>
+              <w:t>Client Name</w:t>
             </w:r>
           </w:p>
         </w:tc>
@@ -293,7 +293,7 @@
                 <w:color w:val="4A5568"/>
                 <w:sz w:val="18"/>
               </w:rPr>
-              <w:t>HT Markets MENA FZE</w:t>
+              <w:t>SuperRich Tech Limited</w:t>
             </w:r>
           </w:p>
         </w:tc>
@@ -321,7 +321,7 @@
                 <w:color w:val="0A2342"/>
                 <w:sz w:val="18"/>
               </w:rPr>
-              <w:t>Enterprise Name</w:t>
+              <w:t>Client ID</w:t>
             </w:r>
           </w:p>
         </w:tc>
@@ -347,7 +347,7 @@
                 <w:color w:val="4A5568"/>
                 <w:sz w:val="18"/>
               </w:rPr>
-              <w:t>HT Markets MENA FZE — Custody</w:t>
+              <w:t>3a8c2d14-f1b7-4e95-a623-9d8e7c4b1f5a</w:t>
             </w:r>
           </w:p>
         </w:tc>
@@ -374,7 +374,7 @@
                 <w:color w:val="0A2342"/>
                 <w:sz w:val="18"/>
               </w:rPr>
-              <w:t>Enterprise ID</w:t>
+              <w:t>Broker Entity</w:t>
             </w:r>
           </w:p>
         </w:tc>
@@ -399,7 +399,7 @@
                 <w:color w:val="4A5568"/>
                 <w:sz w:val="18"/>
               </w:rPr>
-              <w:t>21a4bf26-8dcc-11ee-9b69-2346469ca27d</w:t>
+              <w:t>HT Markets (SVG) Ltd</w:t>
             </w:r>
           </w:p>
         </w:tc>
@@ -427,7 +427,7 @@
                 <w:color w:val="0A2342"/>
                 <w:sz w:val="18"/>
               </w:rPr>
-              <w:t>Custodian</w:t>
+              <w:t>Statement Period</w:t>
             </w:r>
           </w:p>
         </w:tc>
@@ -453,7 +453,7 @@
                 <w:color w:val="4A5568"/>
                 <w:sz w:val="18"/>
               </w:rPr>
-              <w:t>Hex Trust MENA FZE</w:t>
+              <w:t>01 Apr 2026 - 30 Apr 2026</w:t>
             </w:r>
           </w:p>
         </w:tc>
@@ -480,67 +480,13 @@
                 <w:color w:val="0A2342"/>
                 <w:sz w:val="18"/>
               </w:rPr>
-              <w:t>Statement Period</w:t>
+              <w:t>Reporting Currency</w:t>
             </w:r>
           </w:p>
         </w:tc>
         <w:tc>
           <w:tcPr>
             <w:tcW w:type="dxa" w:w="6746"/>
-            <w:tcBorders>
-              <w:bottom w:val="single" w:sz="4" w:color="D0D5DD"/>
-            </w:tcBorders>
-            <w:vAlign w:val="center"/>
-          </w:tcPr>
-          <w:p>
-            <w:pPr>
-              <w:spacing w:before="40" w:after="40"/>
-            </w:pPr>
-            <w:r>
-              <w:rPr>
-                <w:rFonts w:ascii="Arial" w:hAnsi="Arial"/>
-                <w:rFonts w:ascii="Arial" w:hAnsi="Arial" w:cs="Arial"/>
-                <w:b w:val="0"/>
-                <w:i w:val="0"/>
-                <w:color w:val="4A5568"/>
-                <w:sz w:val="18"/>
-              </w:rPr>
-              <w:t>01 Apr 2026 - 30 Apr 2026</w:t>
-            </w:r>
-          </w:p>
-        </w:tc>
-      </w:tr>
-      <w:tr>
-        <w:tc>
-          <w:tcPr>
-            <w:tcW w:type="dxa" w:w="3118"/>
-            <w:shd w:val="clear" w:color="auto" w:fill="F5F7FA"/>
-            <w:tcBorders>
-              <w:bottom w:val="single" w:sz="4" w:color="D0D5DD"/>
-            </w:tcBorders>
-            <w:vAlign w:val="center"/>
-          </w:tcPr>
-          <w:p>
-            <w:pPr>
-              <w:spacing w:before="40" w:after="40"/>
-            </w:pPr>
-            <w:r>
-              <w:rPr>
-                <w:rFonts w:ascii="Arial" w:hAnsi="Arial"/>
-                <w:rFonts w:ascii="Arial" w:hAnsi="Arial" w:cs="Arial"/>
-                <w:b/>
-                <w:i w:val="0"/>
-                <w:color w:val="0A2342"/>
-                <w:sz w:val="18"/>
-              </w:rPr>
-              <w:t>Reporting Currency</w:t>
-            </w:r>
-          </w:p>
-        </w:tc>
-        <w:tc>
-          <w:tcPr>
-            <w:tcW w:type="dxa" w:w="6746"/>
-            <w:shd w:val="clear" w:color="auto" w:fill="F5F7FA"/>
             <w:tcBorders>
               <w:bottom w:val="single" w:sz="4" w:color="D0D5DD"/>
             </w:tcBorders>
@@ -975,7 +921,7 @@
                 <w:color w:val="0A2342"/>
                 <w:sz w:val="19"/>
               </w:rPr>
-              <w:t>Activity Statement  ·  HT Markets MENA FZE</w:t>
+              <w:t>Activity Statement  ·  SuperRich Tech Limited</w:t>
             </w:r>
           </w:p>
           <w:p>
@@ -12748,7 +12694,7 @@
           <w:color w:val="0A2342"/>
           <w:sz w:val="18"/>
         </w:rPr>
-        <w:t>Disclaimer — Hex Trust MENA FZE:</w:t>
+        <w:t>Disclaimer — HT Markets (SVG) Ltd:</w:t>
       </w:r>
     </w:p>
     <w:p>
@@ -12764,7 +12710,7 @@
           <w:color w:val="0A2342"/>
           <w:sz w:val="18"/>
         </w:rPr>
-        <w:t>The client must review the information in the monthly statement and give Hex Trust MENA FZE written notice of any suspected error or omission as soon as reasonably possible (in any event, no later than 7 days of accessing / receiving the statement). Hex Trust MENA FZE will not be liable with respect to any error or omission in the monthly statement (including any reliance on any such error or omission) unless the client has timely objected in writing as aforementioned, unless such error or omission is the result of Hex Trust MENA FZE's bad faith or willful default. Hex Trust MENA FZE is regulated by the Virtual Assets Regulatory Authority (VARA), Dubai.</w:t>
+        <w:t>The client must review the information in the monthly statement and give HT Markets (SVG) Ltd written notice of any suspected error or omission as soon as reasonably possible (in any event, no later than 7 days of accessing / receiving the statement). HT Markets (SVG) Ltd will not be liable with respect to any error or omission in the monthly statement (including any reliance on any such error or omission) unless the client has timely objected in writing as aforementioned, unless such error or omission is the result of HT Markets (SVG) Ltd's bad faith or willful default. HT Markets (SVG) Ltd acts as principal for all OTC trades; statement reflects executed trade activity and settlement movements.</w:t>
       </w:r>
     </w:p>
     <w:sectPr>

--- a/mockup/monthly_client_statement/sample-statements/OTCTrading_Detailed_sample.docx
+++ b/mockup/monthly_client_statement/sample-statements/OTCTrading_Detailed_sample.docx
@@ -884,7 +884,7 @@
                 <w:color w:val="0A2342"/>
                 <w:sz w:val="44"/>
               </w:rPr>
-              <w:t>Section 3 — OTC Trading (Detailed View)</w:t>
+              <w:t>Section 2 — Trading Activities</w:t>
             </w:r>
           </w:p>
         </w:tc>
@@ -947,22 +947,6 @@
       <w:pPr>
         <w:spacing w:after="120"/>
       </w:pPr>
-    </w:p>
-    <w:p>
-      <w:pPr>
-        <w:spacing w:before="0" w:after="120"/>
-      </w:pPr>
-      <w:r>
-        <w:rPr>
-          <w:rFonts w:ascii="Arial" w:hAnsi="Arial"/>
-          <w:rFonts w:ascii="Arial" w:hAnsi="Arial" w:cs="Arial"/>
-          <w:b w:val="0"/>
-          <w:i w:val="0"/>
-          <w:color w:val="4A5568"/>
-          <w:sz w:val="18"/>
-        </w:rPr>
-        <w:t>Full list of OTC trades and their settlement asset movements. Settlement entries (Section B) are the same Market Settlement-In / Market Settlement-Out events recorded in the Custody section, presented here with explicit Trade ID linkage for reconciliation. Unsettled trades produce no entries in Section B until they settle.</w:t>
-      </w:r>
     </w:p>
     <w:p>
       <w:pPr>

--- a/mockup/monthly_client_statement/sample-statements/OTCTrading_Detailed_sample.docx
+++ b/mockup/monthly_client_statement/sample-statements/OTCTrading_Detailed_sample.docx
@@ -5350,22 +5350,6 @@
           <w:sz w:val="28"/>
         </w:rPr>
         <w:t>B. Settlement Movements</w:t>
-      </w:r>
-    </w:p>
-    <w:p>
-      <w:pPr>
-        <w:spacing w:before="0" w:after="120"/>
-      </w:pPr>
-      <w:r>
-        <w:rPr>
-          <w:rFonts w:ascii="Arial" w:hAnsi="Arial"/>
-          <w:rFonts w:ascii="Arial" w:hAnsi="Arial" w:cs="Arial"/>
-          <w:b w:val="0"/>
-          <w:i w:val="0"/>
-          <w:color w:val="4A5568"/>
-          <w:sz w:val="18"/>
-        </w:rPr>
-        <w:t>Two rows per settled OTC trade — one Received (in) leg and one Paid (out) leg, linked to the trade above by Trade ID.</w:t>
       </w:r>
     </w:p>
     <w:tbl>

--- a/mockup/monthly_client_statement/sample-statements/OTCTrading_Detailed_sample.docx
+++ b/mockup/monthly_client_statement/sample-statements/OTCTrading_Detailed_sample.docx
@@ -5361,14 +5361,13 @@
       </w:tblPr>
       <w:tblGrid>
         <w:gridCol w:w="907"/>
-        <w:gridCol w:w="1247"/>
-        <w:gridCol w:w="1247"/>
+        <w:gridCol w:w="1020"/>
+        <w:gridCol w:w="1134"/>
         <w:gridCol w:w="680"/>
-        <w:gridCol w:w="1247"/>
-        <w:gridCol w:w="1247"/>
-        <w:gridCol w:w="1361"/>
-        <w:gridCol w:w="1361"/>
-        <w:gridCol w:w="907"/>
+        <w:gridCol w:w="1020"/>
+        <w:gridCol w:w="1134"/>
+        <w:gridCol w:w="1134"/>
+        <w:gridCol w:w="3175"/>
       </w:tblGrid>
       <w:tr>
         <w:trPr>
@@ -5411,7 +5410,7 @@
         </w:tc>
         <w:tc>
           <w:tcPr>
-            <w:tcW w:type="dxa" w:w="1247"/>
+            <w:tcW w:type="dxa" w:w="1020"/>
             <w:shd w:val="clear" w:color="auto" w:fill="0A2342"/>
             <w:tcBorders>
               <w:top w:val="nil"/>
@@ -5446,7 +5445,7 @@
         </w:tc>
         <w:tc>
           <w:tcPr>
-            <w:tcW w:type="dxa" w:w="1247"/>
+            <w:tcW w:type="dxa" w:w="1134"/>
             <w:shd w:val="clear" w:color="auto" w:fill="0A2342"/>
             <w:tcBorders>
               <w:top w:val="nil"/>
@@ -5516,7 +5515,7 @@
         </w:tc>
         <w:tc>
           <w:tcPr>
-            <w:tcW w:type="dxa" w:w="1247"/>
+            <w:tcW w:type="dxa" w:w="1020"/>
             <w:shd w:val="clear" w:color="auto" w:fill="0A2342"/>
             <w:tcBorders>
               <w:top w:val="nil"/>
@@ -5551,7 +5550,7 @@
         </w:tc>
         <w:tc>
           <w:tcPr>
-            <w:tcW w:type="dxa" w:w="1247"/>
+            <w:tcW w:type="dxa" w:w="1134"/>
             <w:shd w:val="clear" w:color="auto" w:fill="0A2342"/>
             <w:tcBorders>
               <w:top w:val="nil"/>
@@ -5587,7 +5586,7 @@
         </w:tc>
         <w:tc>
           <w:tcPr>
-            <w:tcW w:type="dxa" w:w="1361"/>
+            <w:tcW w:type="dxa" w:w="1134"/>
             <w:shd w:val="clear" w:color="auto" w:fill="0A2342"/>
             <w:tcBorders>
               <w:top w:val="nil"/>
@@ -5623,7 +5622,7 @@
         </w:tc>
         <w:tc>
           <w:tcPr>
-            <w:tcW w:type="dxa" w:w="1361"/>
+            <w:tcW w:type="dxa" w:w="3175"/>
             <w:shd w:val="clear" w:color="auto" w:fill="0A2342"/>
             <w:tcBorders>
               <w:top w:val="nil"/>
@@ -5653,42 +5652,6 @@
                 <w:color w:val="FFFFFF"/>
                 <w:sz w:val="17"/>
               </w:rPr>
-              <w:t>Custody Vault</w:t>
-            </w:r>
-          </w:p>
-        </w:tc>
-        <w:tc>
-          <w:tcPr>
-            <w:tcW w:type="dxa" w:w="907"/>
-            <w:shd w:val="clear" w:color="auto" w:fill="0A2342"/>
-            <w:tcBorders>
-              <w:top w:val="nil"/>
-            </w:tcBorders>
-            <w:tcBorders>
-              <w:bottom w:val="nil"/>
-            </w:tcBorders>
-            <w:tcBorders>
-              <w:left w:val="nil"/>
-            </w:tcBorders>
-            <w:tcBorders>
-              <w:right w:val="nil"/>
-            </w:tcBorders>
-            <w:vAlign w:val="center"/>
-          </w:tcPr>
-          <w:p>
-            <w:pPr>
-              <w:spacing w:before="0" w:after="0"/>
-              <w:jc w:val="right"/>
-            </w:pPr>
-            <w:r>
-              <w:rPr>
-                <w:rFonts w:ascii="Arial" w:hAnsi="Arial"/>
-                <w:rFonts w:ascii="Arial" w:hAnsi="Arial" w:cs="Arial"/>
-                <w:b/>
-                <w:i w:val="0"/>
-                <w:color w:val="FFFFFF"/>
-                <w:sz w:val="17"/>
-              </w:rPr>
               <w:t>Transaction ID</w:t>
             </w:r>
           </w:p>
@@ -5714,7 +5677,7 @@
                 <w:b w:val="0"/>
                 <w:i w:val="0"/>
                 <w:color w:val="4A5568"/>
-                <w:sz w:val="15"/>
+                <w:sz w:val="13"/>
               </w:rPr>
               <w:t>T-204598</w:t>
             </w:r>
@@ -5722,7 +5685,7 @@
         </w:tc>
         <w:tc>
           <w:tcPr>
-            <w:tcW w:type="dxa" w:w="1247"/>
+            <w:tcW w:type="dxa" w:w="1020"/>
             <w:tcBorders>
               <w:bottom w:val="single" w:sz="4" w:color="D0D5DD"/>
             </w:tcBorders>
@@ -5739,7 +5702,7 @@
                 <w:b w:val="0"/>
                 <w:i w:val="0"/>
                 <w:color w:val="4A5568"/>
-                <w:sz w:val="15"/>
+                <w:sz w:val="13"/>
               </w:rPr>
               <w:t>2026-04-02</w:t>
             </w:r>
@@ -5747,7 +5710,7 @@
         </w:tc>
         <w:tc>
           <w:tcPr>
-            <w:tcW w:type="dxa" w:w="1247"/>
+            <w:tcW w:type="dxa" w:w="1134"/>
             <w:tcBorders>
               <w:bottom w:val="single" w:sz="4" w:color="D0D5DD"/>
             </w:tcBorders>
@@ -5764,7 +5727,7 @@
                 <w:b/>
                 <w:i w:val="0"/>
                 <w:color w:val="15803D"/>
-                <w:sz w:val="15"/>
+                <w:sz w:val="13"/>
               </w:rPr>
               <w:t>Received (in)</w:t>
             </w:r>
@@ -5789,7 +5752,7 @@
                 <w:b w:val="0"/>
                 <w:i w:val="0"/>
                 <w:color w:val="4A5568"/>
-                <w:sz w:val="15"/>
+                <w:sz w:val="13"/>
               </w:rPr>
               <w:t>BTC</w:t>
             </w:r>
@@ -5797,7 +5760,7 @@
         </w:tc>
         <w:tc>
           <w:tcPr>
-            <w:tcW w:type="dxa" w:w="1247"/>
+            <w:tcW w:type="dxa" w:w="1020"/>
             <w:tcBorders>
               <w:bottom w:val="single" w:sz="4" w:color="D0D5DD"/>
             </w:tcBorders>
@@ -5814,7 +5777,7 @@
                 <w:b w:val="0"/>
                 <w:i w:val="0"/>
                 <w:color w:val="4A5568"/>
-                <w:sz w:val="15"/>
+                <w:sz w:val="13"/>
               </w:rPr>
               <w:t>Bitcoin</w:t>
             </w:r>
@@ -5822,7 +5785,7 @@
         </w:tc>
         <w:tc>
           <w:tcPr>
-            <w:tcW w:type="dxa" w:w="1247"/>
+            <w:tcW w:type="dxa" w:w="1134"/>
             <w:tcBorders>
               <w:bottom w:val="single" w:sz="4" w:color="D0D5DD"/>
             </w:tcBorders>
@@ -5840,7 +5803,7 @@
                 <w:b w:val="0"/>
                 <w:i w:val="0"/>
                 <w:color w:val="4A5568"/>
-                <w:sz w:val="15"/>
+                <w:sz w:val="13"/>
               </w:rPr>
               <w:t>+10.5000</w:t>
             </w:r>
@@ -5848,7 +5811,7 @@
         </w:tc>
         <w:tc>
           <w:tcPr>
-            <w:tcW w:type="dxa" w:w="1361"/>
+            <w:tcW w:type="dxa" w:w="1134"/>
             <w:tcBorders>
               <w:bottom w:val="single" w:sz="4" w:color="D0D5DD"/>
             </w:tcBorders>
@@ -5866,7 +5829,7 @@
                 <w:b w:val="0"/>
                 <w:i w:val="0"/>
                 <w:color w:val="15803D"/>
-                <w:sz w:val="15"/>
+                <w:sz w:val="13"/>
               </w:rPr>
               <w:t>$850,500.00</w:t>
             </w:r>
@@ -5874,7 +5837,7 @@
         </w:tc>
         <w:tc>
           <w:tcPr>
-            <w:tcW w:type="dxa" w:w="1361"/>
+            <w:tcW w:type="dxa" w:w="3175"/>
             <w:tcBorders>
               <w:bottom w:val="single" w:sz="4" w:color="D0D5DD"/>
             </w:tcBorders>
@@ -5892,35 +5855,9 @@
                 <w:b w:val="0"/>
                 <w:i w:val="0"/>
                 <w:color w:val="4A5568"/>
-                <w:sz w:val="15"/>
-              </w:rPr>
-              <w:t>Markets Settlement Wallet</w:t>
-            </w:r>
-          </w:p>
-        </w:tc>
-        <w:tc>
-          <w:tcPr>
-            <w:tcW w:type="dxa" w:w="907"/>
-            <w:tcBorders>
-              <w:bottom w:val="single" w:sz="4" w:color="D0D5DD"/>
-            </w:tcBorders>
-            <w:vAlign w:val="center"/>
-          </w:tcPr>
-          <w:p>
-            <w:pPr>
-              <w:spacing w:before="40" w:after="40"/>
-              <w:jc w:val="right"/>
-            </w:pPr>
-            <w:r>
-              <w:rPr>
-                <w:rFonts w:ascii="Arial" w:hAnsi="Arial"/>
-                <w:rFonts w:ascii="Arial" w:hAnsi="Arial" w:cs="Arial"/>
-                <w:b w:val="0"/>
-                <w:i w:val="0"/>
-                <w:color w:val="4A5568"/>
-                <w:sz w:val="15"/>
-              </w:rPr>
-              <w:t>W20262045-RCV8</w:t>
+                <w:sz w:val="13"/>
+              </w:rPr>
+              <w:t>bc1q92DDCB216AA445E37383G18E18CCE11C1678115</w:t>
             </w:r>
           </w:p>
         </w:tc>
@@ -5946,7 +5883,7 @@
                 <w:b w:val="0"/>
                 <w:i w:val="0"/>
                 <w:color w:val="4A5568"/>
-                <w:sz w:val="15"/>
+                <w:sz w:val="13"/>
               </w:rPr>
               <w:t>T-204598</w:t>
             </w:r>
@@ -5954,7 +5891,7 @@
         </w:tc>
         <w:tc>
           <w:tcPr>
-            <w:tcW w:type="dxa" w:w="1247"/>
+            <w:tcW w:type="dxa" w:w="1020"/>
             <w:shd w:val="clear" w:color="auto" w:fill="F5F7FA"/>
             <w:tcBorders>
               <w:bottom w:val="single" w:sz="4" w:color="D0D5DD"/>
@@ -5972,7 +5909,7 @@
                 <w:b w:val="0"/>
                 <w:i w:val="0"/>
                 <w:color w:val="4A5568"/>
-                <w:sz w:val="15"/>
+                <w:sz w:val="13"/>
               </w:rPr>
               <w:t>2026-04-02</w:t>
             </w:r>
@@ -5980,7 +5917,7 @@
         </w:tc>
         <w:tc>
           <w:tcPr>
-            <w:tcW w:type="dxa" w:w="1247"/>
+            <w:tcW w:type="dxa" w:w="1134"/>
             <w:shd w:val="clear" w:color="auto" w:fill="F5F7FA"/>
             <w:tcBorders>
               <w:bottom w:val="single" w:sz="4" w:color="D0D5DD"/>
@@ -5998,7 +5935,7 @@
                 <w:b/>
                 <w:i w:val="0"/>
                 <w:color w:val="B91C1C"/>
-                <w:sz w:val="15"/>
+                <w:sz w:val="13"/>
               </w:rPr>
               <w:t>Paid (out)</w:t>
             </w:r>
@@ -6024,7 +5961,7 @@
                 <w:b w:val="0"/>
                 <w:i w:val="0"/>
                 <w:color w:val="4A5568"/>
-                <w:sz w:val="15"/>
+                <w:sz w:val="13"/>
               </w:rPr>
               <w:t>USDC</w:t>
             </w:r>
@@ -6032,7 +5969,7 @@
         </w:tc>
         <w:tc>
           <w:tcPr>
-            <w:tcW w:type="dxa" w:w="1247"/>
+            <w:tcW w:type="dxa" w:w="1020"/>
             <w:shd w:val="clear" w:color="auto" w:fill="F5F7FA"/>
             <w:tcBorders>
               <w:bottom w:val="single" w:sz="4" w:color="D0D5DD"/>
@@ -6050,7 +5987,7 @@
                 <w:b w:val="0"/>
                 <w:i w:val="0"/>
                 <w:color w:val="4A5568"/>
-                <w:sz w:val="15"/>
+                <w:sz w:val="13"/>
               </w:rPr>
               <w:t>Ethereum</w:t>
             </w:r>
@@ -6058,7 +5995,7 @@
         </w:tc>
         <w:tc>
           <w:tcPr>
-            <w:tcW w:type="dxa" w:w="1247"/>
+            <w:tcW w:type="dxa" w:w="1134"/>
             <w:shd w:val="clear" w:color="auto" w:fill="F5F7FA"/>
             <w:tcBorders>
               <w:bottom w:val="single" w:sz="4" w:color="D0D5DD"/>
@@ -6077,7 +6014,7 @@
                 <w:b w:val="0"/>
                 <w:i w:val="0"/>
                 <w:color w:val="4A5568"/>
-                <w:sz w:val="15"/>
+                <w:sz w:val="13"/>
               </w:rPr>
               <w:t>-850,500.0000</w:t>
             </w:r>
@@ -6085,7 +6022,7 @@
         </w:tc>
         <w:tc>
           <w:tcPr>
-            <w:tcW w:type="dxa" w:w="1361"/>
+            <w:tcW w:type="dxa" w:w="1134"/>
             <w:shd w:val="clear" w:color="auto" w:fill="F5F7FA"/>
             <w:tcBorders>
               <w:bottom w:val="single" w:sz="4" w:color="D0D5DD"/>
@@ -6104,7 +6041,7 @@
                 <w:b w:val="0"/>
                 <w:i w:val="0"/>
                 <w:color w:val="B91C1C"/>
-                <w:sz w:val="15"/>
+                <w:sz w:val="13"/>
               </w:rPr>
               <w:t>-$850,500.00</w:t>
             </w:r>
@@ -6112,7 +6049,7 @@
         </w:tc>
         <w:tc>
           <w:tcPr>
-            <w:tcW w:type="dxa" w:w="1361"/>
+            <w:tcW w:type="dxa" w:w="3175"/>
             <w:shd w:val="clear" w:color="auto" w:fill="F5F7FA"/>
             <w:tcBorders>
               <w:bottom w:val="single" w:sz="4" w:color="D0D5DD"/>
@@ -6131,12 +6068,219 @@
                 <w:b w:val="0"/>
                 <w:i w:val="0"/>
                 <w:color w:val="4A5568"/>
-                <w:sz w:val="15"/>
-              </w:rPr>
-              <w:t>Markets Settlement Wallet</w:t>
-            </w:r>
-          </w:p>
-        </w:tc>
+                <w:sz w:val="13"/>
+              </w:rPr>
+              <w:t>0x09e4aa98e36598f96accd90cea63e2dce8ac557fa2da120c1bf1ce0101d03511</w:t>
+            </w:r>
+          </w:p>
+        </w:tc>
+      </w:tr>
+      <w:tr>
+        <w:tc>
+          <w:tcPr>
+            <w:tcW w:type="dxa" w:w="907"/>
+            <w:tcBorders>
+              <w:bottom w:val="single" w:sz="4" w:color="D0D5DD"/>
+            </w:tcBorders>
+            <w:vAlign w:val="center"/>
+          </w:tcPr>
+          <w:p>
+            <w:pPr>
+              <w:spacing w:before="40" w:after="40"/>
+            </w:pPr>
+            <w:r>
+              <w:rPr>
+                <w:rFonts w:ascii="Arial" w:hAnsi="Arial"/>
+                <w:rFonts w:ascii="Arial" w:hAnsi="Arial" w:cs="Arial"/>
+                <w:b w:val="0"/>
+                <w:i w:val="0"/>
+                <w:color w:val="4A5568"/>
+                <w:sz w:val="13"/>
+              </w:rPr>
+              <w:t>T-204602</w:t>
+            </w:r>
+          </w:p>
+        </w:tc>
+        <w:tc>
+          <w:tcPr>
+            <w:tcW w:type="dxa" w:w="1020"/>
+            <w:tcBorders>
+              <w:bottom w:val="single" w:sz="4" w:color="D0D5DD"/>
+            </w:tcBorders>
+            <w:vAlign w:val="center"/>
+          </w:tcPr>
+          <w:p>
+            <w:pPr>
+              <w:spacing w:before="40" w:after="40"/>
+            </w:pPr>
+            <w:r>
+              <w:rPr>
+                <w:rFonts w:ascii="Arial" w:hAnsi="Arial"/>
+                <w:rFonts w:ascii="Arial" w:hAnsi="Arial" w:cs="Arial"/>
+                <w:b w:val="0"/>
+                <w:i w:val="0"/>
+                <w:color w:val="4A5568"/>
+                <w:sz w:val="13"/>
+              </w:rPr>
+              <w:t>2026-04-13</w:t>
+            </w:r>
+          </w:p>
+        </w:tc>
+        <w:tc>
+          <w:tcPr>
+            <w:tcW w:type="dxa" w:w="1134"/>
+            <w:tcBorders>
+              <w:bottom w:val="single" w:sz="4" w:color="D0D5DD"/>
+            </w:tcBorders>
+            <w:vAlign w:val="center"/>
+          </w:tcPr>
+          <w:p>
+            <w:pPr>
+              <w:spacing w:before="40" w:after="40"/>
+            </w:pPr>
+            <w:r>
+              <w:rPr>
+                <w:rFonts w:ascii="Arial" w:hAnsi="Arial"/>
+                <w:rFonts w:ascii="Arial" w:hAnsi="Arial" w:cs="Arial"/>
+                <w:b/>
+                <w:i w:val="0"/>
+                <w:color w:val="15803D"/>
+                <w:sz w:val="13"/>
+              </w:rPr>
+              <w:t>Received (in)</w:t>
+            </w:r>
+          </w:p>
+        </w:tc>
+        <w:tc>
+          <w:tcPr>
+            <w:tcW w:type="dxa" w:w="680"/>
+            <w:tcBorders>
+              <w:bottom w:val="single" w:sz="4" w:color="D0D5DD"/>
+            </w:tcBorders>
+            <w:vAlign w:val="center"/>
+          </w:tcPr>
+          <w:p>
+            <w:pPr>
+              <w:spacing w:before="40" w:after="40"/>
+            </w:pPr>
+            <w:r>
+              <w:rPr>
+                <w:rFonts w:ascii="Arial" w:hAnsi="Arial"/>
+                <w:rFonts w:ascii="Arial" w:hAnsi="Arial" w:cs="Arial"/>
+                <w:b w:val="0"/>
+                <w:i w:val="0"/>
+                <w:color w:val="4A5568"/>
+                <w:sz w:val="13"/>
+              </w:rPr>
+              <w:t>BTC</w:t>
+            </w:r>
+          </w:p>
+        </w:tc>
+        <w:tc>
+          <w:tcPr>
+            <w:tcW w:type="dxa" w:w="1020"/>
+            <w:tcBorders>
+              <w:bottom w:val="single" w:sz="4" w:color="D0D5DD"/>
+            </w:tcBorders>
+            <w:vAlign w:val="center"/>
+          </w:tcPr>
+          <w:p>
+            <w:pPr>
+              <w:spacing w:before="40" w:after="40"/>
+            </w:pPr>
+            <w:r>
+              <w:rPr>
+                <w:rFonts w:ascii="Arial" w:hAnsi="Arial"/>
+                <w:rFonts w:ascii="Arial" w:hAnsi="Arial" w:cs="Arial"/>
+                <w:b w:val="0"/>
+                <w:i w:val="0"/>
+                <w:color w:val="4A5568"/>
+                <w:sz w:val="13"/>
+              </w:rPr>
+              <w:t>Bitcoin</w:t>
+            </w:r>
+          </w:p>
+        </w:tc>
+        <w:tc>
+          <w:tcPr>
+            <w:tcW w:type="dxa" w:w="1134"/>
+            <w:tcBorders>
+              <w:bottom w:val="single" w:sz="4" w:color="D0D5DD"/>
+            </w:tcBorders>
+            <w:vAlign w:val="center"/>
+          </w:tcPr>
+          <w:p>
+            <w:pPr>
+              <w:spacing w:before="40" w:after="40"/>
+              <w:jc w:val="right"/>
+            </w:pPr>
+            <w:r>
+              <w:rPr>
+                <w:rFonts w:ascii="Arial" w:hAnsi="Arial"/>
+                <w:rFonts w:ascii="Arial" w:hAnsi="Arial" w:cs="Arial"/>
+                <w:b w:val="0"/>
+                <w:i w:val="0"/>
+                <w:color w:val="4A5568"/>
+                <w:sz w:val="13"/>
+              </w:rPr>
+              <w:t>+5.4750</w:t>
+            </w:r>
+          </w:p>
+        </w:tc>
+        <w:tc>
+          <w:tcPr>
+            <w:tcW w:type="dxa" w:w="1134"/>
+            <w:tcBorders>
+              <w:bottom w:val="single" w:sz="4" w:color="D0D5DD"/>
+            </w:tcBorders>
+            <w:vAlign w:val="center"/>
+          </w:tcPr>
+          <w:p>
+            <w:pPr>
+              <w:spacing w:before="40" w:after="40"/>
+              <w:jc w:val="right"/>
+            </w:pPr>
+            <w:r>
+              <w:rPr>
+                <w:rFonts w:ascii="Arial" w:hAnsi="Arial"/>
+                <w:rFonts w:ascii="Arial" w:hAnsi="Arial" w:cs="Arial"/>
+                <w:b w:val="0"/>
+                <w:i w:val="0"/>
+                <w:color w:val="15803D"/>
+                <w:sz w:val="13"/>
+              </w:rPr>
+              <w:t>$444,412.67</w:t>
+            </w:r>
+          </w:p>
+        </w:tc>
+        <w:tc>
+          <w:tcPr>
+            <w:tcW w:type="dxa" w:w="3175"/>
+            <w:tcBorders>
+              <w:bottom w:val="single" w:sz="4" w:color="D0D5DD"/>
+            </w:tcBorders>
+            <w:vAlign w:val="center"/>
+          </w:tcPr>
+          <w:p>
+            <w:pPr>
+              <w:spacing w:before="40" w:after="40"/>
+              <w:jc w:val="right"/>
+            </w:pPr>
+            <w:r>
+              <w:rPr>
+                <w:rFonts w:ascii="Arial" w:hAnsi="Arial"/>
+                <w:rFonts w:ascii="Arial" w:hAnsi="Arial" w:cs="Arial"/>
+                <w:b w:val="0"/>
+                <w:i w:val="0"/>
+                <w:color w:val="4A5568"/>
+                <w:sz w:val="13"/>
+              </w:rPr>
+              <w:t>bc1qG38F3346DE54E93725GD471E78145A2FEEF2E31</w:t>
+            </w:r>
+          </w:p>
+        </w:tc>
+      </w:tr>
+      <w:tr>
         <w:tc>
           <w:tcPr>
             <w:tcW w:type="dxa" w:w="907"/>
@@ -6149,6 +6293,136 @@
           <w:p>
             <w:pPr>
               <w:spacing w:before="40" w:after="40"/>
+            </w:pPr>
+            <w:r>
+              <w:rPr>
+                <w:rFonts w:ascii="Arial" w:hAnsi="Arial"/>
+                <w:rFonts w:ascii="Arial" w:hAnsi="Arial" w:cs="Arial"/>
+                <w:b w:val="0"/>
+                <w:i w:val="0"/>
+                <w:color w:val="4A5568"/>
+                <w:sz w:val="13"/>
+              </w:rPr>
+              <w:t>T-204602</w:t>
+            </w:r>
+          </w:p>
+        </w:tc>
+        <w:tc>
+          <w:tcPr>
+            <w:tcW w:type="dxa" w:w="1020"/>
+            <w:shd w:val="clear" w:color="auto" w:fill="F5F7FA"/>
+            <w:tcBorders>
+              <w:bottom w:val="single" w:sz="4" w:color="D0D5DD"/>
+            </w:tcBorders>
+            <w:vAlign w:val="center"/>
+          </w:tcPr>
+          <w:p>
+            <w:pPr>
+              <w:spacing w:before="40" w:after="40"/>
+            </w:pPr>
+            <w:r>
+              <w:rPr>
+                <w:rFonts w:ascii="Arial" w:hAnsi="Arial"/>
+                <w:rFonts w:ascii="Arial" w:hAnsi="Arial" w:cs="Arial"/>
+                <w:b w:val="0"/>
+                <w:i w:val="0"/>
+                <w:color w:val="4A5568"/>
+                <w:sz w:val="13"/>
+              </w:rPr>
+              <w:t>2026-04-13</w:t>
+            </w:r>
+          </w:p>
+        </w:tc>
+        <w:tc>
+          <w:tcPr>
+            <w:tcW w:type="dxa" w:w="1134"/>
+            <w:shd w:val="clear" w:color="auto" w:fill="F5F7FA"/>
+            <w:tcBorders>
+              <w:bottom w:val="single" w:sz="4" w:color="D0D5DD"/>
+            </w:tcBorders>
+            <w:vAlign w:val="center"/>
+          </w:tcPr>
+          <w:p>
+            <w:pPr>
+              <w:spacing w:before="40" w:after="40"/>
+            </w:pPr>
+            <w:r>
+              <w:rPr>
+                <w:rFonts w:ascii="Arial" w:hAnsi="Arial"/>
+                <w:rFonts w:ascii="Arial" w:hAnsi="Arial" w:cs="Arial"/>
+                <w:b/>
+                <w:i w:val="0"/>
+                <w:color w:val="B91C1C"/>
+                <w:sz w:val="13"/>
+              </w:rPr>
+              <w:t>Paid (out)</w:t>
+            </w:r>
+          </w:p>
+        </w:tc>
+        <w:tc>
+          <w:tcPr>
+            <w:tcW w:type="dxa" w:w="680"/>
+            <w:shd w:val="clear" w:color="auto" w:fill="F5F7FA"/>
+            <w:tcBorders>
+              <w:bottom w:val="single" w:sz="4" w:color="D0D5DD"/>
+            </w:tcBorders>
+            <w:vAlign w:val="center"/>
+          </w:tcPr>
+          <w:p>
+            <w:pPr>
+              <w:spacing w:before="40" w:after="40"/>
+            </w:pPr>
+            <w:r>
+              <w:rPr>
+                <w:rFonts w:ascii="Arial" w:hAnsi="Arial"/>
+                <w:rFonts w:ascii="Arial" w:hAnsi="Arial" w:cs="Arial"/>
+                <w:b w:val="0"/>
+                <w:i w:val="0"/>
+                <w:color w:val="4A5568"/>
+                <w:sz w:val="13"/>
+              </w:rPr>
+              <w:t>USDC</w:t>
+            </w:r>
+          </w:p>
+        </w:tc>
+        <w:tc>
+          <w:tcPr>
+            <w:tcW w:type="dxa" w:w="1020"/>
+            <w:shd w:val="clear" w:color="auto" w:fill="F5F7FA"/>
+            <w:tcBorders>
+              <w:bottom w:val="single" w:sz="4" w:color="D0D5DD"/>
+            </w:tcBorders>
+            <w:vAlign w:val="center"/>
+          </w:tcPr>
+          <w:p>
+            <w:pPr>
+              <w:spacing w:before="40" w:after="40"/>
+            </w:pPr>
+            <w:r>
+              <w:rPr>
+                <w:rFonts w:ascii="Arial" w:hAnsi="Arial"/>
+                <w:rFonts w:ascii="Arial" w:hAnsi="Arial" w:cs="Arial"/>
+                <w:b w:val="0"/>
+                <w:i w:val="0"/>
+                <w:color w:val="4A5568"/>
+                <w:sz w:val="13"/>
+              </w:rPr>
+              <w:t>Ethereum</w:t>
+            </w:r>
+          </w:p>
+        </w:tc>
+        <w:tc>
+          <w:tcPr>
+            <w:tcW w:type="dxa" w:w="1134"/>
+            <w:shd w:val="clear" w:color="auto" w:fill="F5F7FA"/>
+            <w:tcBorders>
+              <w:bottom w:val="single" w:sz="4" w:color="D0D5DD"/>
+            </w:tcBorders>
+            <w:vAlign w:val="center"/>
+          </w:tcPr>
+          <w:p>
+            <w:pPr>
+              <w:spacing w:before="40" w:after="40"/>
               <w:jc w:val="right"/>
             </w:pPr>
             <w:r>
@@ -6158,9 +6432,63 @@
                 <w:b w:val="0"/>
                 <w:i w:val="0"/>
                 <w:color w:val="4A5568"/>
-                <w:sz w:val="15"/>
-              </w:rPr>
-              <w:t>W20262045-PAY8</w:t>
+                <w:sz w:val="13"/>
+              </w:rPr>
+              <w:t>-444,412.6700</w:t>
+            </w:r>
+          </w:p>
+        </w:tc>
+        <w:tc>
+          <w:tcPr>
+            <w:tcW w:type="dxa" w:w="1134"/>
+            <w:shd w:val="clear" w:color="auto" w:fill="F5F7FA"/>
+            <w:tcBorders>
+              <w:bottom w:val="single" w:sz="4" w:color="D0D5DD"/>
+            </w:tcBorders>
+            <w:vAlign w:val="center"/>
+          </w:tcPr>
+          <w:p>
+            <w:pPr>
+              <w:spacing w:before="40" w:after="40"/>
+              <w:jc w:val="right"/>
+            </w:pPr>
+            <w:r>
+              <w:rPr>
+                <w:rFonts w:ascii="Arial" w:hAnsi="Arial"/>
+                <w:rFonts w:ascii="Arial" w:hAnsi="Arial" w:cs="Arial"/>
+                <w:b w:val="0"/>
+                <w:i w:val="0"/>
+                <w:color w:val="B91C1C"/>
+                <w:sz w:val="13"/>
+              </w:rPr>
+              <w:t>-$444,412.67</w:t>
+            </w:r>
+          </w:p>
+        </w:tc>
+        <w:tc>
+          <w:tcPr>
+            <w:tcW w:type="dxa" w:w="3175"/>
+            <w:shd w:val="clear" w:color="auto" w:fill="F5F7FA"/>
+            <w:tcBorders>
+              <w:bottom w:val="single" w:sz="4" w:color="D0D5DD"/>
+            </w:tcBorders>
+            <w:vAlign w:val="center"/>
+          </w:tcPr>
+          <w:p>
+            <w:pPr>
+              <w:spacing w:before="40" w:after="40"/>
+              <w:jc w:val="right"/>
+            </w:pPr>
+            <w:r>
+              <w:rPr>
+                <w:rFonts w:ascii="Arial" w:hAnsi="Arial"/>
+                <w:rFonts w:ascii="Arial" w:hAnsi="Arial" w:cs="Arial"/>
+                <w:b w:val="0"/>
+                <w:i w:val="0"/>
+                <w:color w:val="4A5568"/>
+                <w:sz w:val="13"/>
+              </w:rPr>
+              <w:t>0xa6fae9e0153ea524fdd969fa4beed4a3cdd2282b3d062d2df71b19408f583550</w:t>
             </w:r>
           </w:p>
         </w:tc>
@@ -6185,15 +6513,15 @@
                 <w:b w:val="0"/>
                 <w:i w:val="0"/>
                 <w:color w:val="4A5568"/>
-                <w:sz w:val="15"/>
-              </w:rPr>
-              <w:t>T-204602</w:t>
-            </w:r>
-          </w:p>
-        </w:tc>
-        <w:tc>
-          <w:tcPr>
-            <w:tcW w:type="dxa" w:w="1247"/>
+                <w:sz w:val="13"/>
+              </w:rPr>
+              <w:t>T-204614</w:t>
+            </w:r>
+          </w:p>
+        </w:tc>
+        <w:tc>
+          <w:tcPr>
+            <w:tcW w:type="dxa" w:w="1020"/>
             <w:tcBorders>
               <w:bottom w:val="single" w:sz="4" w:color="D0D5DD"/>
             </w:tcBorders>
@@ -6210,15 +6538,15 @@
                 <w:b w:val="0"/>
                 <w:i w:val="0"/>
                 <w:color w:val="4A5568"/>
-                <w:sz w:val="15"/>
-              </w:rPr>
-              <w:t>2026-04-13</w:t>
-            </w:r>
-          </w:p>
-        </w:tc>
-        <w:tc>
-          <w:tcPr>
-            <w:tcW w:type="dxa" w:w="1247"/>
+                <w:sz w:val="13"/>
+              </w:rPr>
+              <w:t>2026-04-15</w:t>
+            </w:r>
+          </w:p>
+        </w:tc>
+        <w:tc>
+          <w:tcPr>
+            <w:tcW w:type="dxa" w:w="1134"/>
             <w:tcBorders>
               <w:bottom w:val="single" w:sz="4" w:color="D0D5DD"/>
             </w:tcBorders>
@@ -6235,7 +6563,7 @@
                 <w:b/>
                 <w:i w:val="0"/>
                 <w:color w:val="15803D"/>
-                <w:sz w:val="15"/>
+                <w:sz w:val="13"/>
               </w:rPr>
               <w:t>Received (in)</w:t>
             </w:r>
@@ -6260,7 +6588,7 @@
                 <w:b w:val="0"/>
                 <w:i w:val="0"/>
                 <w:color w:val="4A5568"/>
-                <w:sz w:val="15"/>
+                <w:sz w:val="13"/>
               </w:rPr>
               <w:t>BTC</w:t>
             </w:r>
@@ -6268,7 +6596,7 @@
         </w:tc>
         <w:tc>
           <w:tcPr>
-            <w:tcW w:type="dxa" w:w="1247"/>
+            <w:tcW w:type="dxa" w:w="1020"/>
             <w:tcBorders>
               <w:bottom w:val="single" w:sz="4" w:color="D0D5DD"/>
             </w:tcBorders>
@@ -6285,7 +6613,7 @@
                 <w:b w:val="0"/>
                 <w:i w:val="0"/>
                 <w:color w:val="4A5568"/>
-                <w:sz w:val="15"/>
+                <w:sz w:val="13"/>
               </w:rPr>
               <w:t>Bitcoin</w:t>
             </w:r>
@@ -6293,7 +6621,7 @@
         </w:tc>
         <w:tc>
           <w:tcPr>
-            <w:tcW w:type="dxa" w:w="1247"/>
+            <w:tcW w:type="dxa" w:w="1134"/>
             <w:tcBorders>
               <w:bottom w:val="single" w:sz="4" w:color="D0D5DD"/>
             </w:tcBorders>
@@ -6311,15 +6639,15 @@
                 <w:b w:val="0"/>
                 <w:i w:val="0"/>
                 <w:color w:val="4A5568"/>
-                <w:sz w:val="15"/>
-              </w:rPr>
-              <w:t>+5.4750</w:t>
-            </w:r>
-          </w:p>
-        </w:tc>
-        <w:tc>
-          <w:tcPr>
-            <w:tcW w:type="dxa" w:w="1361"/>
+                <w:sz w:val="13"/>
+              </w:rPr>
+              <w:t>+31.3750</w:t>
+            </w:r>
+          </w:p>
+        </w:tc>
+        <w:tc>
+          <w:tcPr>
+            <w:tcW w:type="dxa" w:w="1134"/>
             <w:tcBorders>
               <w:bottom w:val="single" w:sz="4" w:color="D0D5DD"/>
             </w:tcBorders>
@@ -6337,15 +6665,15 @@
                 <w:b w:val="0"/>
                 <w:i w:val="0"/>
                 <w:color w:val="15803D"/>
-                <w:sz w:val="15"/>
-              </w:rPr>
-              <w:t>$444,412.67</w:t>
-            </w:r>
-          </w:p>
-        </w:tc>
-        <w:tc>
-          <w:tcPr>
-            <w:tcW w:type="dxa" w:w="1361"/>
+                <w:sz w:val="13"/>
+              </w:rPr>
+              <w:t>$2,550,175.00</w:t>
+            </w:r>
+          </w:p>
+        </w:tc>
+        <w:tc>
+          <w:tcPr>
+            <w:tcW w:type="dxa" w:w="3175"/>
             <w:tcBorders>
               <w:bottom w:val="single" w:sz="4" w:color="D0D5DD"/>
             </w:tcBorders>
@@ -6363,35 +6691,9 @@
                 <w:b w:val="0"/>
                 <w:i w:val="0"/>
                 <w:color w:val="4A5568"/>
-                <w:sz w:val="15"/>
-              </w:rPr>
-              <w:t>Client Settlement Wallet</w:t>
-            </w:r>
-          </w:p>
-        </w:tc>
-        <w:tc>
-          <w:tcPr>
-            <w:tcW w:type="dxa" w:w="907"/>
-            <w:tcBorders>
-              <w:bottom w:val="single" w:sz="4" w:color="D0D5DD"/>
-            </w:tcBorders>
-            <w:vAlign w:val="center"/>
-          </w:tcPr>
-          <w:p>
-            <w:pPr>
-              <w:spacing w:before="40" w:after="40"/>
-              <w:jc w:val="right"/>
-            </w:pPr>
-            <w:r>
-              <w:rPr>
-                <w:rFonts w:ascii="Arial" w:hAnsi="Arial"/>
-                <w:rFonts w:ascii="Arial" w:hAnsi="Arial" w:cs="Arial"/>
-                <w:b w:val="0"/>
-                <w:i w:val="0"/>
-                <w:color w:val="4A5568"/>
-                <w:sz w:val="15"/>
-              </w:rPr>
-              <w:t>W20262046-RCV2</w:t>
+                <w:sz w:val="13"/>
+              </w:rPr>
+              <w:t>bc1q125437FE156FFC1742GCB21DCDDBAA3E6F5E1DF</w:t>
             </w:r>
           </w:p>
         </w:tc>
@@ -6417,15 +6719,15 @@
                 <w:b w:val="0"/>
                 <w:i w:val="0"/>
                 <w:color w:val="4A5568"/>
-                <w:sz w:val="15"/>
-              </w:rPr>
-              <w:t>T-204602</w:t>
-            </w:r>
-          </w:p>
-        </w:tc>
-        <w:tc>
-          <w:tcPr>
-            <w:tcW w:type="dxa" w:w="1247"/>
+                <w:sz w:val="13"/>
+              </w:rPr>
+              <w:t>T-204614</w:t>
+            </w:r>
+          </w:p>
+        </w:tc>
+        <w:tc>
+          <w:tcPr>
+            <w:tcW w:type="dxa" w:w="1020"/>
             <w:shd w:val="clear" w:color="auto" w:fill="F5F7FA"/>
             <w:tcBorders>
               <w:bottom w:val="single" w:sz="4" w:color="D0D5DD"/>
@@ -6443,15 +6745,15 @@
                 <w:b w:val="0"/>
                 <w:i w:val="0"/>
                 <w:color w:val="4A5568"/>
-                <w:sz w:val="15"/>
-              </w:rPr>
-              <w:t>2026-04-13</w:t>
-            </w:r>
-          </w:p>
-        </w:tc>
-        <w:tc>
-          <w:tcPr>
-            <w:tcW w:type="dxa" w:w="1247"/>
+                <w:sz w:val="13"/>
+              </w:rPr>
+              <w:t>2026-04-15</w:t>
+            </w:r>
+          </w:p>
+        </w:tc>
+        <w:tc>
+          <w:tcPr>
+            <w:tcW w:type="dxa" w:w="1134"/>
             <w:shd w:val="clear" w:color="auto" w:fill="F5F7FA"/>
             <w:tcBorders>
               <w:bottom w:val="single" w:sz="4" w:color="D0D5DD"/>
@@ -6469,7 +6771,7 @@
                 <w:b/>
                 <w:i w:val="0"/>
                 <w:color w:val="B91C1C"/>
-                <w:sz w:val="15"/>
+                <w:sz w:val="13"/>
               </w:rPr>
               <w:t>Paid (out)</w:t>
             </w:r>
@@ -6495,7 +6797,7 @@
                 <w:b w:val="0"/>
                 <w:i w:val="0"/>
                 <w:color w:val="4A5568"/>
-                <w:sz w:val="15"/>
+                <w:sz w:val="13"/>
               </w:rPr>
               <w:t>USDC</w:t>
             </w:r>
@@ -6503,7 +6805,7 @@
         </w:tc>
         <w:tc>
           <w:tcPr>
-            <w:tcW w:type="dxa" w:w="1247"/>
+            <w:tcW w:type="dxa" w:w="1020"/>
             <w:shd w:val="clear" w:color="auto" w:fill="F5F7FA"/>
             <w:tcBorders>
               <w:bottom w:val="single" w:sz="4" w:color="D0D5DD"/>
@@ -6521,7 +6823,7 @@
                 <w:b w:val="0"/>
                 <w:i w:val="0"/>
                 <w:color w:val="4A5568"/>
-                <w:sz w:val="15"/>
+                <w:sz w:val="13"/>
               </w:rPr>
               <w:t>Ethereum</w:t>
             </w:r>
@@ -6529,7 +6831,7 @@
         </w:tc>
         <w:tc>
           <w:tcPr>
-            <w:tcW w:type="dxa" w:w="1247"/>
+            <w:tcW w:type="dxa" w:w="1134"/>
             <w:shd w:val="clear" w:color="auto" w:fill="F5F7FA"/>
             <w:tcBorders>
               <w:bottom w:val="single" w:sz="4" w:color="D0D5DD"/>
@@ -6548,15 +6850,15 @@
                 <w:b w:val="0"/>
                 <w:i w:val="0"/>
                 <w:color w:val="4A5568"/>
-                <w:sz w:val="15"/>
-              </w:rPr>
-              <w:t>-444,412.6700</w:t>
-            </w:r>
-          </w:p>
-        </w:tc>
-        <w:tc>
-          <w:tcPr>
-            <w:tcW w:type="dxa" w:w="1361"/>
+                <w:sz w:val="13"/>
+              </w:rPr>
+              <w:t>-2,550,175.0000</w:t>
+            </w:r>
+          </w:p>
+        </w:tc>
+        <w:tc>
+          <w:tcPr>
+            <w:tcW w:type="dxa" w:w="1134"/>
             <w:shd w:val="clear" w:color="auto" w:fill="F5F7FA"/>
             <w:tcBorders>
               <w:bottom w:val="single" w:sz="4" w:color="D0D5DD"/>
@@ -6575,15 +6877,15 @@
                 <w:b w:val="0"/>
                 <w:i w:val="0"/>
                 <w:color w:val="B91C1C"/>
-                <w:sz w:val="15"/>
-              </w:rPr>
-              <w:t>-$444,412.67</w:t>
-            </w:r>
-          </w:p>
-        </w:tc>
-        <w:tc>
-          <w:tcPr>
-            <w:tcW w:type="dxa" w:w="1361"/>
+                <w:sz w:val="13"/>
+              </w:rPr>
+              <w:t>-$2,550,175.00</w:t>
+            </w:r>
+          </w:p>
+        </w:tc>
+        <w:tc>
+          <w:tcPr>
+            <w:tcW w:type="dxa" w:w="3175"/>
             <w:shd w:val="clear" w:color="auto" w:fill="F5F7FA"/>
             <w:tcBorders>
               <w:bottom w:val="single" w:sz="4" w:color="D0D5DD"/>
@@ -6602,12 +6904,219 @@
                 <w:b w:val="0"/>
                 <w:i w:val="0"/>
                 <w:color w:val="4A5568"/>
-                <w:sz w:val="15"/>
-              </w:rPr>
-              <w:t>Client Settlement Wallet</w:t>
-            </w:r>
-          </w:p>
-        </w:tc>
+                <w:sz w:val="13"/>
+              </w:rPr>
+              <w:t>0xfaaec96dfb42507b6fbfbe471a2136fe93e93d8ca2ada375a528a2d4d9dda37b</w:t>
+            </w:r>
+          </w:p>
+        </w:tc>
+      </w:tr>
+      <w:tr>
+        <w:tc>
+          <w:tcPr>
+            <w:tcW w:type="dxa" w:w="907"/>
+            <w:tcBorders>
+              <w:bottom w:val="single" w:sz="4" w:color="D0D5DD"/>
+            </w:tcBorders>
+            <w:vAlign w:val="center"/>
+          </w:tcPr>
+          <w:p>
+            <w:pPr>
+              <w:spacing w:before="40" w:after="40"/>
+            </w:pPr>
+            <w:r>
+              <w:rPr>
+                <w:rFonts w:ascii="Arial" w:hAnsi="Arial"/>
+                <w:rFonts w:ascii="Arial" w:hAnsi="Arial" w:cs="Arial"/>
+                <w:b w:val="0"/>
+                <w:i w:val="0"/>
+                <w:color w:val="4A5568"/>
+                <w:sz w:val="13"/>
+              </w:rPr>
+              <w:t>T-204620</w:t>
+            </w:r>
+          </w:p>
+        </w:tc>
+        <w:tc>
+          <w:tcPr>
+            <w:tcW w:type="dxa" w:w="1020"/>
+            <w:tcBorders>
+              <w:bottom w:val="single" w:sz="4" w:color="D0D5DD"/>
+            </w:tcBorders>
+            <w:vAlign w:val="center"/>
+          </w:tcPr>
+          <w:p>
+            <w:pPr>
+              <w:spacing w:before="40" w:after="40"/>
+            </w:pPr>
+            <w:r>
+              <w:rPr>
+                <w:rFonts w:ascii="Arial" w:hAnsi="Arial"/>
+                <w:rFonts w:ascii="Arial" w:hAnsi="Arial" w:cs="Arial"/>
+                <w:b w:val="0"/>
+                <w:i w:val="0"/>
+                <w:color w:val="4A5568"/>
+                <w:sz w:val="13"/>
+              </w:rPr>
+              <w:t>2026-04-20</w:t>
+            </w:r>
+          </w:p>
+        </w:tc>
+        <w:tc>
+          <w:tcPr>
+            <w:tcW w:type="dxa" w:w="1134"/>
+            <w:tcBorders>
+              <w:bottom w:val="single" w:sz="4" w:color="D0D5DD"/>
+            </w:tcBorders>
+            <w:vAlign w:val="center"/>
+          </w:tcPr>
+          <w:p>
+            <w:pPr>
+              <w:spacing w:before="40" w:after="40"/>
+            </w:pPr>
+            <w:r>
+              <w:rPr>
+                <w:rFonts w:ascii="Arial" w:hAnsi="Arial"/>
+                <w:rFonts w:ascii="Arial" w:hAnsi="Arial" w:cs="Arial"/>
+                <w:b/>
+                <w:i w:val="0"/>
+                <w:color w:val="15803D"/>
+                <w:sz w:val="13"/>
+              </w:rPr>
+              <w:t>Received (in)</w:t>
+            </w:r>
+          </w:p>
+        </w:tc>
+        <w:tc>
+          <w:tcPr>
+            <w:tcW w:type="dxa" w:w="680"/>
+            <w:tcBorders>
+              <w:bottom w:val="single" w:sz="4" w:color="D0D5DD"/>
+            </w:tcBorders>
+            <w:vAlign w:val="center"/>
+          </w:tcPr>
+          <w:p>
+            <w:pPr>
+              <w:spacing w:before="40" w:after="40"/>
+            </w:pPr>
+            <w:r>
+              <w:rPr>
+                <w:rFonts w:ascii="Arial" w:hAnsi="Arial"/>
+                <w:rFonts w:ascii="Arial" w:hAnsi="Arial" w:cs="Arial"/>
+                <w:b w:val="0"/>
+                <w:i w:val="0"/>
+                <w:color w:val="4A5568"/>
+                <w:sz w:val="13"/>
+              </w:rPr>
+              <w:t>BTC</w:t>
+            </w:r>
+          </w:p>
+        </w:tc>
+        <w:tc>
+          <w:tcPr>
+            <w:tcW w:type="dxa" w:w="1020"/>
+            <w:tcBorders>
+              <w:bottom w:val="single" w:sz="4" w:color="D0D5DD"/>
+            </w:tcBorders>
+            <w:vAlign w:val="center"/>
+          </w:tcPr>
+          <w:p>
+            <w:pPr>
+              <w:spacing w:before="40" w:after="40"/>
+            </w:pPr>
+            <w:r>
+              <w:rPr>
+                <w:rFonts w:ascii="Arial" w:hAnsi="Arial"/>
+                <w:rFonts w:ascii="Arial" w:hAnsi="Arial" w:cs="Arial"/>
+                <w:b w:val="0"/>
+                <w:i w:val="0"/>
+                <w:color w:val="4A5568"/>
+                <w:sz w:val="13"/>
+              </w:rPr>
+              <w:t>Bitcoin</w:t>
+            </w:r>
+          </w:p>
+        </w:tc>
+        <w:tc>
+          <w:tcPr>
+            <w:tcW w:type="dxa" w:w="1134"/>
+            <w:tcBorders>
+              <w:bottom w:val="single" w:sz="4" w:color="D0D5DD"/>
+            </w:tcBorders>
+            <w:vAlign w:val="center"/>
+          </w:tcPr>
+          <w:p>
+            <w:pPr>
+              <w:spacing w:before="40" w:after="40"/>
+              <w:jc w:val="right"/>
+            </w:pPr>
+            <w:r>
+              <w:rPr>
+                <w:rFonts w:ascii="Arial" w:hAnsi="Arial"/>
+                <w:rFonts w:ascii="Arial" w:hAnsi="Arial" w:cs="Arial"/>
+                <w:b w:val="0"/>
+                <w:i w:val="0"/>
+                <w:color w:val="4A5568"/>
+                <w:sz w:val="13"/>
+              </w:rPr>
+              <w:t>+5.0000</w:t>
+            </w:r>
+          </w:p>
+        </w:tc>
+        <w:tc>
+          <w:tcPr>
+            <w:tcW w:type="dxa" w:w="1134"/>
+            <w:tcBorders>
+              <w:bottom w:val="single" w:sz="4" w:color="D0D5DD"/>
+            </w:tcBorders>
+            <w:vAlign w:val="center"/>
+          </w:tcPr>
+          <w:p>
+            <w:pPr>
+              <w:spacing w:before="40" w:after="40"/>
+              <w:jc w:val="right"/>
+            </w:pPr>
+            <w:r>
+              <w:rPr>
+                <w:rFonts w:ascii="Arial" w:hAnsi="Arial"/>
+                <w:rFonts w:ascii="Arial" w:hAnsi="Arial" w:cs="Arial"/>
+                <w:b w:val="0"/>
+                <w:i w:val="0"/>
+                <w:color w:val="15803D"/>
+                <w:sz w:val="13"/>
+              </w:rPr>
+              <w:t>$405,913.30</w:t>
+            </w:r>
+          </w:p>
+        </w:tc>
+        <w:tc>
+          <w:tcPr>
+            <w:tcW w:type="dxa" w:w="3175"/>
+            <w:tcBorders>
+              <w:bottom w:val="single" w:sz="4" w:color="D0D5DD"/>
+            </w:tcBorders>
+            <w:vAlign w:val="center"/>
+          </w:tcPr>
+          <w:p>
+            <w:pPr>
+              <w:spacing w:before="40" w:after="40"/>
+              <w:jc w:val="right"/>
+            </w:pPr>
+            <w:r>
+              <w:rPr>
+                <w:rFonts w:ascii="Arial" w:hAnsi="Arial"/>
+                <w:rFonts w:ascii="Arial" w:hAnsi="Arial" w:cs="Arial"/>
+                <w:b w:val="0"/>
+                <w:i w:val="0"/>
+                <w:color w:val="4A5568"/>
+                <w:sz w:val="13"/>
+              </w:rPr>
+              <w:t>bc1q76A25B71B65F57A24252GG5851C3DD46AB7622C</w:t>
+            </w:r>
+          </w:p>
+        </w:tc>
+      </w:tr>
+      <w:tr>
         <w:tc>
           <w:tcPr>
             <w:tcW w:type="dxa" w:w="907"/>
@@ -6620,6 +7129,136 @@
           <w:p>
             <w:pPr>
               <w:spacing w:before="40" w:after="40"/>
+            </w:pPr>
+            <w:r>
+              <w:rPr>
+                <w:rFonts w:ascii="Arial" w:hAnsi="Arial"/>
+                <w:rFonts w:ascii="Arial" w:hAnsi="Arial" w:cs="Arial"/>
+                <w:b w:val="0"/>
+                <w:i w:val="0"/>
+                <w:color w:val="4A5568"/>
+                <w:sz w:val="13"/>
+              </w:rPr>
+              <w:t>T-204620</w:t>
+            </w:r>
+          </w:p>
+        </w:tc>
+        <w:tc>
+          <w:tcPr>
+            <w:tcW w:type="dxa" w:w="1020"/>
+            <w:shd w:val="clear" w:color="auto" w:fill="F5F7FA"/>
+            <w:tcBorders>
+              <w:bottom w:val="single" w:sz="4" w:color="D0D5DD"/>
+            </w:tcBorders>
+            <w:vAlign w:val="center"/>
+          </w:tcPr>
+          <w:p>
+            <w:pPr>
+              <w:spacing w:before="40" w:after="40"/>
+            </w:pPr>
+            <w:r>
+              <w:rPr>
+                <w:rFonts w:ascii="Arial" w:hAnsi="Arial"/>
+                <w:rFonts w:ascii="Arial" w:hAnsi="Arial" w:cs="Arial"/>
+                <w:b w:val="0"/>
+                <w:i w:val="0"/>
+                <w:color w:val="4A5568"/>
+                <w:sz w:val="13"/>
+              </w:rPr>
+              <w:t>2026-04-20</w:t>
+            </w:r>
+          </w:p>
+        </w:tc>
+        <w:tc>
+          <w:tcPr>
+            <w:tcW w:type="dxa" w:w="1134"/>
+            <w:shd w:val="clear" w:color="auto" w:fill="F5F7FA"/>
+            <w:tcBorders>
+              <w:bottom w:val="single" w:sz="4" w:color="D0D5DD"/>
+            </w:tcBorders>
+            <w:vAlign w:val="center"/>
+          </w:tcPr>
+          <w:p>
+            <w:pPr>
+              <w:spacing w:before="40" w:after="40"/>
+            </w:pPr>
+            <w:r>
+              <w:rPr>
+                <w:rFonts w:ascii="Arial" w:hAnsi="Arial"/>
+                <w:rFonts w:ascii="Arial" w:hAnsi="Arial" w:cs="Arial"/>
+                <w:b/>
+                <w:i w:val="0"/>
+                <w:color w:val="B91C1C"/>
+                <w:sz w:val="13"/>
+              </w:rPr>
+              <w:t>Paid (out)</w:t>
+            </w:r>
+          </w:p>
+        </w:tc>
+        <w:tc>
+          <w:tcPr>
+            <w:tcW w:type="dxa" w:w="680"/>
+            <w:shd w:val="clear" w:color="auto" w:fill="F5F7FA"/>
+            <w:tcBorders>
+              <w:bottom w:val="single" w:sz="4" w:color="D0D5DD"/>
+            </w:tcBorders>
+            <w:vAlign w:val="center"/>
+          </w:tcPr>
+          <w:p>
+            <w:pPr>
+              <w:spacing w:before="40" w:after="40"/>
+            </w:pPr>
+            <w:r>
+              <w:rPr>
+                <w:rFonts w:ascii="Arial" w:hAnsi="Arial"/>
+                <w:rFonts w:ascii="Arial" w:hAnsi="Arial" w:cs="Arial"/>
+                <w:b w:val="0"/>
+                <w:i w:val="0"/>
+                <w:color w:val="4A5568"/>
+                <w:sz w:val="13"/>
+              </w:rPr>
+              <w:t>USDC</w:t>
+            </w:r>
+          </w:p>
+        </w:tc>
+        <w:tc>
+          <w:tcPr>
+            <w:tcW w:type="dxa" w:w="1020"/>
+            <w:shd w:val="clear" w:color="auto" w:fill="F5F7FA"/>
+            <w:tcBorders>
+              <w:bottom w:val="single" w:sz="4" w:color="D0D5DD"/>
+            </w:tcBorders>
+            <w:vAlign w:val="center"/>
+          </w:tcPr>
+          <w:p>
+            <w:pPr>
+              <w:spacing w:before="40" w:after="40"/>
+            </w:pPr>
+            <w:r>
+              <w:rPr>
+                <w:rFonts w:ascii="Arial" w:hAnsi="Arial"/>
+                <w:rFonts w:ascii="Arial" w:hAnsi="Arial" w:cs="Arial"/>
+                <w:b w:val="0"/>
+                <w:i w:val="0"/>
+                <w:color w:val="4A5568"/>
+                <w:sz w:val="13"/>
+              </w:rPr>
+              <w:t>Ethereum</w:t>
+            </w:r>
+          </w:p>
+        </w:tc>
+        <w:tc>
+          <w:tcPr>
+            <w:tcW w:type="dxa" w:w="1134"/>
+            <w:shd w:val="clear" w:color="auto" w:fill="F5F7FA"/>
+            <w:tcBorders>
+              <w:bottom w:val="single" w:sz="4" w:color="D0D5DD"/>
+            </w:tcBorders>
+            <w:vAlign w:val="center"/>
+          </w:tcPr>
+          <w:p>
+            <w:pPr>
+              <w:spacing w:before="40" w:after="40"/>
               <w:jc w:val="right"/>
             </w:pPr>
             <w:r>
@@ -6629,9 +7268,63 @@
                 <w:b w:val="0"/>
                 <w:i w:val="0"/>
                 <w:color w:val="4A5568"/>
-                <w:sz w:val="15"/>
-              </w:rPr>
-              <w:t>W20262046-PAY2</w:t>
+                <w:sz w:val="13"/>
+              </w:rPr>
+              <w:t>-405,913.3000</w:t>
+            </w:r>
+          </w:p>
+        </w:tc>
+        <w:tc>
+          <w:tcPr>
+            <w:tcW w:type="dxa" w:w="1134"/>
+            <w:shd w:val="clear" w:color="auto" w:fill="F5F7FA"/>
+            <w:tcBorders>
+              <w:bottom w:val="single" w:sz="4" w:color="D0D5DD"/>
+            </w:tcBorders>
+            <w:vAlign w:val="center"/>
+          </w:tcPr>
+          <w:p>
+            <w:pPr>
+              <w:spacing w:before="40" w:after="40"/>
+              <w:jc w:val="right"/>
+            </w:pPr>
+            <w:r>
+              <w:rPr>
+                <w:rFonts w:ascii="Arial" w:hAnsi="Arial"/>
+                <w:rFonts w:ascii="Arial" w:hAnsi="Arial" w:cs="Arial"/>
+                <w:b w:val="0"/>
+                <w:i w:val="0"/>
+                <w:color w:val="B91C1C"/>
+                <w:sz w:val="13"/>
+              </w:rPr>
+              <w:t>-$405,913.30</w:t>
+            </w:r>
+          </w:p>
+        </w:tc>
+        <w:tc>
+          <w:tcPr>
+            <w:tcW w:type="dxa" w:w="3175"/>
+            <w:shd w:val="clear" w:color="auto" w:fill="F5F7FA"/>
+            <w:tcBorders>
+              <w:bottom w:val="single" w:sz="4" w:color="D0D5DD"/>
+            </w:tcBorders>
+            <w:vAlign w:val="center"/>
+          </w:tcPr>
+          <w:p>
+            <w:pPr>
+              <w:spacing w:before="40" w:after="40"/>
+              <w:jc w:val="right"/>
+            </w:pPr>
+            <w:r>
+              <w:rPr>
+                <w:rFonts w:ascii="Arial" w:hAnsi="Arial"/>
+                <w:rFonts w:ascii="Arial" w:hAnsi="Arial" w:cs="Arial"/>
+                <w:b w:val="0"/>
+                <w:i w:val="0"/>
+                <w:color w:val="4A5568"/>
+                <w:sz w:val="13"/>
+              </w:rPr>
+              <w:t>0x83da88daad157c38efc25920c15ff5027199662a6e42e2827f6b487192a7a4a2</w:t>
             </w:r>
           </w:p>
         </w:tc>
@@ -6656,15 +7349,15 @@
                 <w:b w:val="0"/>
                 <w:i w:val="0"/>
                 <w:color w:val="4A5568"/>
-                <w:sz w:val="15"/>
-              </w:rPr>
-              <w:t>T-204614</w:t>
-            </w:r>
-          </w:p>
-        </w:tc>
-        <w:tc>
-          <w:tcPr>
-            <w:tcW w:type="dxa" w:w="1247"/>
+                <w:sz w:val="13"/>
+              </w:rPr>
+              <w:t>T-204603</w:t>
+            </w:r>
+          </w:p>
+        </w:tc>
+        <w:tc>
+          <w:tcPr>
+            <w:tcW w:type="dxa" w:w="1020"/>
             <w:tcBorders>
               <w:bottom w:val="single" w:sz="4" w:color="D0D5DD"/>
             </w:tcBorders>
@@ -6681,7 +7374,7 @@
                 <w:b w:val="0"/>
                 <w:i w:val="0"/>
                 <w:color w:val="4A5568"/>
-                <w:sz w:val="15"/>
+                <w:sz w:val="13"/>
               </w:rPr>
               <w:t>2026-04-15</w:t>
             </w:r>
@@ -6689,7 +7382,7 @@
         </w:tc>
         <w:tc>
           <w:tcPr>
-            <w:tcW w:type="dxa" w:w="1247"/>
+            <w:tcW w:type="dxa" w:w="1134"/>
             <w:tcBorders>
               <w:bottom w:val="single" w:sz="4" w:color="D0D5DD"/>
             </w:tcBorders>
@@ -6706,7 +7399,7 @@
                 <w:b/>
                 <w:i w:val="0"/>
                 <w:color w:val="15803D"/>
-                <w:sz w:val="15"/>
+                <w:sz w:val="13"/>
               </w:rPr>
               <w:t>Received (in)</w:t>
             </w:r>
@@ -6731,15 +7424,15 @@
                 <w:b w:val="0"/>
                 <w:i w:val="0"/>
                 <w:color w:val="4A5568"/>
-                <w:sz w:val="15"/>
-              </w:rPr>
-              <w:t>BTC</w:t>
-            </w:r>
-          </w:p>
-        </w:tc>
-        <w:tc>
-          <w:tcPr>
-            <w:tcW w:type="dxa" w:w="1247"/>
+                <w:sz w:val="13"/>
+              </w:rPr>
+              <w:t>USDT</w:t>
+            </w:r>
+          </w:p>
+        </w:tc>
+        <w:tc>
+          <w:tcPr>
+            <w:tcW w:type="dxa" w:w="1020"/>
             <w:tcBorders>
               <w:bottom w:val="single" w:sz="4" w:color="D0D5DD"/>
             </w:tcBorders>
@@ -6756,15 +7449,15 @@
                 <w:b w:val="0"/>
                 <w:i w:val="0"/>
                 <w:color w:val="4A5568"/>
-                <w:sz w:val="15"/>
-              </w:rPr>
-              <w:t>Bitcoin</w:t>
-            </w:r>
-          </w:p>
-        </w:tc>
-        <w:tc>
-          <w:tcPr>
-            <w:tcW w:type="dxa" w:w="1247"/>
+                <w:sz w:val="13"/>
+              </w:rPr>
+              <w:t>Tron</w:t>
+            </w:r>
+          </w:p>
+        </w:tc>
+        <w:tc>
+          <w:tcPr>
+            <w:tcW w:type="dxa" w:w="1134"/>
             <w:tcBorders>
               <w:bottom w:val="single" w:sz="4" w:color="D0D5DD"/>
             </w:tcBorders>
@@ -6782,15 +7475,15 @@
                 <w:b w:val="0"/>
                 <w:i w:val="0"/>
                 <w:color w:val="4A5568"/>
-                <w:sz w:val="15"/>
-              </w:rPr>
-              <w:t>+31.3750</w:t>
-            </w:r>
-          </w:p>
-        </w:tc>
-        <w:tc>
-          <w:tcPr>
-            <w:tcW w:type="dxa" w:w="1361"/>
+                <w:sz w:val="13"/>
+              </w:rPr>
+              <w:t>+200,000.0000</w:t>
+            </w:r>
+          </w:p>
+        </w:tc>
+        <w:tc>
+          <w:tcPr>
+            <w:tcW w:type="dxa" w:w="1134"/>
             <w:tcBorders>
               <w:bottom w:val="single" w:sz="4" w:color="D0D5DD"/>
             </w:tcBorders>
@@ -6808,15 +7501,15 @@
                 <w:b w:val="0"/>
                 <w:i w:val="0"/>
                 <w:color w:val="15803D"/>
-                <w:sz w:val="15"/>
-              </w:rPr>
-              <w:t>$2,550,175.00</w:t>
-            </w:r>
-          </w:p>
-        </w:tc>
-        <w:tc>
-          <w:tcPr>
-            <w:tcW w:type="dxa" w:w="1361"/>
+                <w:sz w:val="13"/>
+              </w:rPr>
+              <w:t>$199,880.00</w:t>
+            </w:r>
+          </w:p>
+        </w:tc>
+        <w:tc>
+          <w:tcPr>
+            <w:tcW w:type="dxa" w:w="3175"/>
             <w:tcBorders>
               <w:bottom w:val="single" w:sz="4" w:color="D0D5DD"/>
             </w:tcBorders>
@@ -6834,35 +7527,9 @@
                 <w:b w:val="0"/>
                 <w:i w:val="0"/>
                 <w:color w:val="4A5568"/>
-                <w:sz w:val="15"/>
-              </w:rPr>
-              <w:t>Markets Settlement Wallet</w:t>
-            </w:r>
-          </w:p>
-        </w:tc>
-        <w:tc>
-          <w:tcPr>
-            <w:tcW w:type="dxa" w:w="907"/>
-            <w:tcBorders>
-              <w:bottom w:val="single" w:sz="4" w:color="D0D5DD"/>
-            </w:tcBorders>
-            <w:vAlign w:val="center"/>
-          </w:tcPr>
-          <w:p>
-            <w:pPr>
-              <w:spacing w:before="40" w:after="40"/>
-              <w:jc w:val="right"/>
-            </w:pPr>
-            <w:r>
-              <w:rPr>
-                <w:rFonts w:ascii="Arial" w:hAnsi="Arial"/>
-                <w:rFonts w:ascii="Arial" w:hAnsi="Arial" w:cs="Arial"/>
-                <w:b w:val="0"/>
-                <w:i w:val="0"/>
-                <w:color w:val="4A5568"/>
-                <w:sz w:val="15"/>
-              </w:rPr>
-              <w:t>W20262046-RCV4</w:t>
+                <w:sz w:val="13"/>
+              </w:rPr>
+              <w:t>T22C5C3GECF4AGCGA95949CF88DG97EE8G</w:t>
             </w:r>
           </w:p>
         </w:tc>
@@ -6888,15 +7555,15 @@
                 <w:b w:val="0"/>
                 <w:i w:val="0"/>
                 <w:color w:val="4A5568"/>
-                <w:sz w:val="15"/>
-              </w:rPr>
-              <w:t>T-204614</w:t>
-            </w:r>
-          </w:p>
-        </w:tc>
-        <w:tc>
-          <w:tcPr>
-            <w:tcW w:type="dxa" w:w="1247"/>
+                <w:sz w:val="13"/>
+              </w:rPr>
+              <w:t>T-204603</w:t>
+            </w:r>
+          </w:p>
+        </w:tc>
+        <w:tc>
+          <w:tcPr>
+            <w:tcW w:type="dxa" w:w="1020"/>
             <w:shd w:val="clear" w:color="auto" w:fill="F5F7FA"/>
             <w:tcBorders>
               <w:bottom w:val="single" w:sz="4" w:color="D0D5DD"/>
@@ -6914,7 +7581,7 @@
                 <w:b w:val="0"/>
                 <w:i w:val="0"/>
                 <w:color w:val="4A5568"/>
-                <w:sz w:val="15"/>
+                <w:sz w:val="13"/>
               </w:rPr>
               <w:t>2026-04-15</w:t>
             </w:r>
@@ -6922,7 +7589,7 @@
         </w:tc>
         <w:tc>
           <w:tcPr>
-            <w:tcW w:type="dxa" w:w="1247"/>
+            <w:tcW w:type="dxa" w:w="1134"/>
             <w:shd w:val="clear" w:color="auto" w:fill="F5F7FA"/>
             <w:tcBorders>
               <w:bottom w:val="single" w:sz="4" w:color="D0D5DD"/>
@@ -6940,7 +7607,7 @@
                 <w:b/>
                 <w:i w:val="0"/>
                 <w:color w:val="B91C1C"/>
-                <w:sz w:val="15"/>
+                <w:sz w:val="13"/>
               </w:rPr>
               <w:t>Paid (out)</w:t>
             </w:r>
@@ -6966,7 +7633,7 @@
                 <w:b w:val="0"/>
                 <w:i w:val="0"/>
                 <w:color w:val="4A5568"/>
-                <w:sz w:val="15"/>
+                <w:sz w:val="13"/>
               </w:rPr>
               <w:t>USDC</w:t>
             </w:r>
@@ -6974,7 +7641,7 @@
         </w:tc>
         <w:tc>
           <w:tcPr>
-            <w:tcW w:type="dxa" w:w="1247"/>
+            <w:tcW w:type="dxa" w:w="1020"/>
             <w:shd w:val="clear" w:color="auto" w:fill="F5F7FA"/>
             <w:tcBorders>
               <w:bottom w:val="single" w:sz="4" w:color="D0D5DD"/>
@@ -6992,7 +7659,7 @@
                 <w:b w:val="0"/>
                 <w:i w:val="0"/>
                 <w:color w:val="4A5568"/>
-                <w:sz w:val="15"/>
+                <w:sz w:val="13"/>
               </w:rPr>
               <w:t>Ethereum</w:t>
             </w:r>
@@ -7000,7 +7667,7 @@
         </w:tc>
         <w:tc>
           <w:tcPr>
-            <w:tcW w:type="dxa" w:w="1247"/>
+            <w:tcW w:type="dxa" w:w="1134"/>
             <w:shd w:val="clear" w:color="auto" w:fill="F5F7FA"/>
             <w:tcBorders>
               <w:bottom w:val="single" w:sz="4" w:color="D0D5DD"/>
@@ -7019,15 +7686,15 @@
                 <w:b w:val="0"/>
                 <w:i w:val="0"/>
                 <w:color w:val="4A5568"/>
-                <w:sz w:val="15"/>
-              </w:rPr>
-              <w:t>-2,550,175.0000</w:t>
-            </w:r>
-          </w:p>
-        </w:tc>
-        <w:tc>
-          <w:tcPr>
-            <w:tcW w:type="dxa" w:w="1361"/>
+                <w:sz w:val="13"/>
+              </w:rPr>
+              <w:t>-199,880.0000</w:t>
+            </w:r>
+          </w:p>
+        </w:tc>
+        <w:tc>
+          <w:tcPr>
+            <w:tcW w:type="dxa" w:w="1134"/>
             <w:shd w:val="clear" w:color="auto" w:fill="F5F7FA"/>
             <w:tcBorders>
               <w:bottom w:val="single" w:sz="4" w:color="D0D5DD"/>
@@ -7046,15 +7713,15 @@
                 <w:b w:val="0"/>
                 <w:i w:val="0"/>
                 <w:color w:val="B91C1C"/>
-                <w:sz w:val="15"/>
-              </w:rPr>
-              <w:t>-$2,550,175.00</w:t>
-            </w:r>
-          </w:p>
-        </w:tc>
-        <w:tc>
-          <w:tcPr>
-            <w:tcW w:type="dxa" w:w="1361"/>
+                <w:sz w:val="13"/>
+              </w:rPr>
+              <w:t>-$199,880.00</w:t>
+            </w:r>
+          </w:p>
+        </w:tc>
+        <w:tc>
+          <w:tcPr>
+            <w:tcW w:type="dxa" w:w="3175"/>
             <w:shd w:val="clear" w:color="auto" w:fill="F5F7FA"/>
             <w:tcBorders>
               <w:bottom w:val="single" w:sz="4" w:color="D0D5DD"/>
@@ -7073,12 +7740,219 @@
                 <w:b w:val="0"/>
                 <w:i w:val="0"/>
                 <w:color w:val="4A5568"/>
-                <w:sz w:val="15"/>
-              </w:rPr>
-              <w:t>Markets Settlement Wallet</w:t>
-            </w:r>
-          </w:p>
-        </w:tc>
+                <w:sz w:val="13"/>
+              </w:rPr>
+              <w:t>0x74e53044acf0210300a214d734b012bef686b4c1f483ab9e864baf01e71514fe</w:t>
+            </w:r>
+          </w:p>
+        </w:tc>
+      </w:tr>
+      <w:tr>
+        <w:tc>
+          <w:tcPr>
+            <w:tcW w:type="dxa" w:w="907"/>
+            <w:tcBorders>
+              <w:bottom w:val="single" w:sz="4" w:color="D0D5DD"/>
+            </w:tcBorders>
+            <w:vAlign w:val="center"/>
+          </w:tcPr>
+          <w:p>
+            <w:pPr>
+              <w:spacing w:before="40" w:after="40"/>
+            </w:pPr>
+            <w:r>
+              <w:rPr>
+                <w:rFonts w:ascii="Arial" w:hAnsi="Arial"/>
+                <w:rFonts w:ascii="Arial" w:hAnsi="Arial" w:cs="Arial"/>
+                <w:b w:val="0"/>
+                <w:i w:val="0"/>
+                <w:color w:val="4A5568"/>
+                <w:sz w:val="13"/>
+              </w:rPr>
+              <w:t>T-204605</w:t>
+            </w:r>
+          </w:p>
+        </w:tc>
+        <w:tc>
+          <w:tcPr>
+            <w:tcW w:type="dxa" w:w="1020"/>
+            <w:tcBorders>
+              <w:bottom w:val="single" w:sz="4" w:color="D0D5DD"/>
+            </w:tcBorders>
+            <w:vAlign w:val="center"/>
+          </w:tcPr>
+          <w:p>
+            <w:pPr>
+              <w:spacing w:before="40" w:after="40"/>
+            </w:pPr>
+            <w:r>
+              <w:rPr>
+                <w:rFonts w:ascii="Arial" w:hAnsi="Arial"/>
+                <w:rFonts w:ascii="Arial" w:hAnsi="Arial" w:cs="Arial"/>
+                <w:b w:val="0"/>
+                <w:i w:val="0"/>
+                <w:color w:val="4A5568"/>
+                <w:sz w:val="13"/>
+              </w:rPr>
+              <w:t>2026-04-16</w:t>
+            </w:r>
+          </w:p>
+        </w:tc>
+        <w:tc>
+          <w:tcPr>
+            <w:tcW w:type="dxa" w:w="1134"/>
+            <w:tcBorders>
+              <w:bottom w:val="single" w:sz="4" w:color="D0D5DD"/>
+            </w:tcBorders>
+            <w:vAlign w:val="center"/>
+          </w:tcPr>
+          <w:p>
+            <w:pPr>
+              <w:spacing w:before="40" w:after="40"/>
+            </w:pPr>
+            <w:r>
+              <w:rPr>
+                <w:rFonts w:ascii="Arial" w:hAnsi="Arial"/>
+                <w:rFonts w:ascii="Arial" w:hAnsi="Arial" w:cs="Arial"/>
+                <w:b/>
+                <w:i w:val="0"/>
+                <w:color w:val="15803D"/>
+                <w:sz w:val="13"/>
+              </w:rPr>
+              <w:t>Received (in)</w:t>
+            </w:r>
+          </w:p>
+        </w:tc>
+        <w:tc>
+          <w:tcPr>
+            <w:tcW w:type="dxa" w:w="680"/>
+            <w:tcBorders>
+              <w:bottom w:val="single" w:sz="4" w:color="D0D5DD"/>
+            </w:tcBorders>
+            <w:vAlign w:val="center"/>
+          </w:tcPr>
+          <w:p>
+            <w:pPr>
+              <w:spacing w:before="40" w:after="40"/>
+            </w:pPr>
+            <w:r>
+              <w:rPr>
+                <w:rFonts w:ascii="Arial" w:hAnsi="Arial"/>
+                <w:rFonts w:ascii="Arial" w:hAnsi="Arial" w:cs="Arial"/>
+                <w:b w:val="0"/>
+                <w:i w:val="0"/>
+                <w:color w:val="4A5568"/>
+                <w:sz w:val="13"/>
+              </w:rPr>
+              <w:t>USDT</w:t>
+            </w:r>
+          </w:p>
+        </w:tc>
+        <w:tc>
+          <w:tcPr>
+            <w:tcW w:type="dxa" w:w="1020"/>
+            <w:tcBorders>
+              <w:bottom w:val="single" w:sz="4" w:color="D0D5DD"/>
+            </w:tcBorders>
+            <w:vAlign w:val="center"/>
+          </w:tcPr>
+          <w:p>
+            <w:pPr>
+              <w:spacing w:before="40" w:after="40"/>
+            </w:pPr>
+            <w:r>
+              <w:rPr>
+                <w:rFonts w:ascii="Arial" w:hAnsi="Arial"/>
+                <w:rFonts w:ascii="Arial" w:hAnsi="Arial" w:cs="Arial"/>
+                <w:b w:val="0"/>
+                <w:i w:val="0"/>
+                <w:color w:val="4A5568"/>
+                <w:sz w:val="13"/>
+              </w:rPr>
+              <w:t>Tron</w:t>
+            </w:r>
+          </w:p>
+        </w:tc>
+        <w:tc>
+          <w:tcPr>
+            <w:tcW w:type="dxa" w:w="1134"/>
+            <w:tcBorders>
+              <w:bottom w:val="single" w:sz="4" w:color="D0D5DD"/>
+            </w:tcBorders>
+            <w:vAlign w:val="center"/>
+          </w:tcPr>
+          <w:p>
+            <w:pPr>
+              <w:spacing w:before="40" w:after="40"/>
+              <w:jc w:val="right"/>
+            </w:pPr>
+            <w:r>
+              <w:rPr>
+                <w:rFonts w:ascii="Arial" w:hAnsi="Arial"/>
+                <w:rFonts w:ascii="Arial" w:hAnsi="Arial" w:cs="Arial"/>
+                <w:b w:val="0"/>
+                <w:i w:val="0"/>
+                <w:color w:val="4A5568"/>
+                <w:sz w:val="13"/>
+              </w:rPr>
+              <w:t>+150,000.0000</w:t>
+            </w:r>
+          </w:p>
+        </w:tc>
+        <w:tc>
+          <w:tcPr>
+            <w:tcW w:type="dxa" w:w="1134"/>
+            <w:tcBorders>
+              <w:bottom w:val="single" w:sz="4" w:color="D0D5DD"/>
+            </w:tcBorders>
+            <w:vAlign w:val="center"/>
+          </w:tcPr>
+          <w:p>
+            <w:pPr>
+              <w:spacing w:before="40" w:after="40"/>
+              <w:jc w:val="right"/>
+            </w:pPr>
+            <w:r>
+              <w:rPr>
+                <w:rFonts w:ascii="Arial" w:hAnsi="Arial"/>
+                <w:rFonts w:ascii="Arial" w:hAnsi="Arial" w:cs="Arial"/>
+                <w:b w:val="0"/>
+                <w:i w:val="0"/>
+                <w:color w:val="15803D"/>
+                <w:sz w:val="13"/>
+              </w:rPr>
+              <w:t>$149,910.00</w:t>
+            </w:r>
+          </w:p>
+        </w:tc>
+        <w:tc>
+          <w:tcPr>
+            <w:tcW w:type="dxa" w:w="3175"/>
+            <w:tcBorders>
+              <w:bottom w:val="single" w:sz="4" w:color="D0D5DD"/>
+            </w:tcBorders>
+            <w:vAlign w:val="center"/>
+          </w:tcPr>
+          <w:p>
+            <w:pPr>
+              <w:spacing w:before="40" w:after="40"/>
+              <w:jc w:val="right"/>
+            </w:pPr>
+            <w:r>
+              <w:rPr>
+                <w:rFonts w:ascii="Arial" w:hAnsi="Arial"/>
+                <w:rFonts w:ascii="Arial" w:hAnsi="Arial" w:cs="Arial"/>
+                <w:b w:val="0"/>
+                <w:i w:val="0"/>
+                <w:color w:val="4A5568"/>
+                <w:sz w:val="13"/>
+              </w:rPr>
+              <w:t>T2C926F65G561C585FG6D62G4556CAA846</w:t>
+            </w:r>
+          </w:p>
+        </w:tc>
+      </w:tr>
+      <w:tr>
         <w:tc>
           <w:tcPr>
             <w:tcW w:type="dxa" w:w="907"/>
@@ -7091,6 +7965,136 @@
           <w:p>
             <w:pPr>
               <w:spacing w:before="40" w:after="40"/>
+            </w:pPr>
+            <w:r>
+              <w:rPr>
+                <w:rFonts w:ascii="Arial" w:hAnsi="Arial"/>
+                <w:rFonts w:ascii="Arial" w:hAnsi="Arial" w:cs="Arial"/>
+                <w:b w:val="0"/>
+                <w:i w:val="0"/>
+                <w:color w:val="4A5568"/>
+                <w:sz w:val="13"/>
+              </w:rPr>
+              <w:t>T-204605</w:t>
+            </w:r>
+          </w:p>
+        </w:tc>
+        <w:tc>
+          <w:tcPr>
+            <w:tcW w:type="dxa" w:w="1020"/>
+            <w:shd w:val="clear" w:color="auto" w:fill="F5F7FA"/>
+            <w:tcBorders>
+              <w:bottom w:val="single" w:sz="4" w:color="D0D5DD"/>
+            </w:tcBorders>
+            <w:vAlign w:val="center"/>
+          </w:tcPr>
+          <w:p>
+            <w:pPr>
+              <w:spacing w:before="40" w:after="40"/>
+            </w:pPr>
+            <w:r>
+              <w:rPr>
+                <w:rFonts w:ascii="Arial" w:hAnsi="Arial"/>
+                <w:rFonts w:ascii="Arial" w:hAnsi="Arial" w:cs="Arial"/>
+                <w:b w:val="0"/>
+                <w:i w:val="0"/>
+                <w:color w:val="4A5568"/>
+                <w:sz w:val="13"/>
+              </w:rPr>
+              <w:t>2026-04-16</w:t>
+            </w:r>
+          </w:p>
+        </w:tc>
+        <w:tc>
+          <w:tcPr>
+            <w:tcW w:type="dxa" w:w="1134"/>
+            <w:shd w:val="clear" w:color="auto" w:fill="F5F7FA"/>
+            <w:tcBorders>
+              <w:bottom w:val="single" w:sz="4" w:color="D0D5DD"/>
+            </w:tcBorders>
+            <w:vAlign w:val="center"/>
+          </w:tcPr>
+          <w:p>
+            <w:pPr>
+              <w:spacing w:before="40" w:after="40"/>
+            </w:pPr>
+            <w:r>
+              <w:rPr>
+                <w:rFonts w:ascii="Arial" w:hAnsi="Arial"/>
+                <w:rFonts w:ascii="Arial" w:hAnsi="Arial" w:cs="Arial"/>
+                <w:b/>
+                <w:i w:val="0"/>
+                <w:color w:val="B91C1C"/>
+                <w:sz w:val="13"/>
+              </w:rPr>
+              <w:t>Paid (out)</w:t>
+            </w:r>
+          </w:p>
+        </w:tc>
+        <w:tc>
+          <w:tcPr>
+            <w:tcW w:type="dxa" w:w="680"/>
+            <w:shd w:val="clear" w:color="auto" w:fill="F5F7FA"/>
+            <w:tcBorders>
+              <w:bottom w:val="single" w:sz="4" w:color="D0D5DD"/>
+            </w:tcBorders>
+            <w:vAlign w:val="center"/>
+          </w:tcPr>
+          <w:p>
+            <w:pPr>
+              <w:spacing w:before="40" w:after="40"/>
+            </w:pPr>
+            <w:r>
+              <w:rPr>
+                <w:rFonts w:ascii="Arial" w:hAnsi="Arial"/>
+                <w:rFonts w:ascii="Arial" w:hAnsi="Arial" w:cs="Arial"/>
+                <w:b w:val="0"/>
+                <w:i w:val="0"/>
+                <w:color w:val="4A5568"/>
+                <w:sz w:val="13"/>
+              </w:rPr>
+              <w:t>USDC</w:t>
+            </w:r>
+          </w:p>
+        </w:tc>
+        <w:tc>
+          <w:tcPr>
+            <w:tcW w:type="dxa" w:w="1020"/>
+            <w:shd w:val="clear" w:color="auto" w:fill="F5F7FA"/>
+            <w:tcBorders>
+              <w:bottom w:val="single" w:sz="4" w:color="D0D5DD"/>
+            </w:tcBorders>
+            <w:vAlign w:val="center"/>
+          </w:tcPr>
+          <w:p>
+            <w:pPr>
+              <w:spacing w:before="40" w:after="40"/>
+            </w:pPr>
+            <w:r>
+              <w:rPr>
+                <w:rFonts w:ascii="Arial" w:hAnsi="Arial"/>
+                <w:rFonts w:ascii="Arial" w:hAnsi="Arial" w:cs="Arial"/>
+                <w:b w:val="0"/>
+                <w:i w:val="0"/>
+                <w:color w:val="4A5568"/>
+                <w:sz w:val="13"/>
+              </w:rPr>
+              <w:t>Ethereum</w:t>
+            </w:r>
+          </w:p>
+        </w:tc>
+        <w:tc>
+          <w:tcPr>
+            <w:tcW w:type="dxa" w:w="1134"/>
+            <w:shd w:val="clear" w:color="auto" w:fill="F5F7FA"/>
+            <w:tcBorders>
+              <w:bottom w:val="single" w:sz="4" w:color="D0D5DD"/>
+            </w:tcBorders>
+            <w:vAlign w:val="center"/>
+          </w:tcPr>
+          <w:p>
+            <w:pPr>
+              <w:spacing w:before="40" w:after="40"/>
               <w:jc w:val="right"/>
             </w:pPr>
             <w:r>
@@ -7100,9 +8104,63 @@
                 <w:b w:val="0"/>
                 <w:i w:val="0"/>
                 <w:color w:val="4A5568"/>
-                <w:sz w:val="15"/>
-              </w:rPr>
-              <w:t>W20262046-PAY4</w:t>
+                <w:sz w:val="13"/>
+              </w:rPr>
+              <w:t>-149,910.0000</w:t>
+            </w:r>
+          </w:p>
+        </w:tc>
+        <w:tc>
+          <w:tcPr>
+            <w:tcW w:type="dxa" w:w="1134"/>
+            <w:shd w:val="clear" w:color="auto" w:fill="F5F7FA"/>
+            <w:tcBorders>
+              <w:bottom w:val="single" w:sz="4" w:color="D0D5DD"/>
+            </w:tcBorders>
+            <w:vAlign w:val="center"/>
+          </w:tcPr>
+          <w:p>
+            <w:pPr>
+              <w:spacing w:before="40" w:after="40"/>
+              <w:jc w:val="right"/>
+            </w:pPr>
+            <w:r>
+              <w:rPr>
+                <w:rFonts w:ascii="Arial" w:hAnsi="Arial"/>
+                <w:rFonts w:ascii="Arial" w:hAnsi="Arial" w:cs="Arial"/>
+                <w:b w:val="0"/>
+                <w:i w:val="0"/>
+                <w:color w:val="B91C1C"/>
+                <w:sz w:val="13"/>
+              </w:rPr>
+              <w:t>-$149,910.00</w:t>
+            </w:r>
+          </w:p>
+        </w:tc>
+        <w:tc>
+          <w:tcPr>
+            <w:tcW w:type="dxa" w:w="3175"/>
+            <w:shd w:val="clear" w:color="auto" w:fill="F5F7FA"/>
+            <w:tcBorders>
+              <w:bottom w:val="single" w:sz="4" w:color="D0D5DD"/>
+            </w:tcBorders>
+            <w:vAlign w:val="center"/>
+          </w:tcPr>
+          <w:p>
+            <w:pPr>
+              <w:spacing w:before="40" w:after="40"/>
+              <w:jc w:val="right"/>
+            </w:pPr>
+            <w:r>
+              <w:rPr>
+                <w:rFonts w:ascii="Arial" w:hAnsi="Arial"/>
+                <w:rFonts w:ascii="Arial" w:hAnsi="Arial" w:cs="Arial"/>
+                <w:b w:val="0"/>
+                <w:i w:val="0"/>
+                <w:color w:val="4A5568"/>
+                <w:sz w:val="13"/>
+              </w:rPr>
+              <w:t>0xa4d8f29f2d979584a1b9112bfd70745844f9586f32c6bf5fd6ad5371d2b5c2e2</w:t>
             </w:r>
           </w:p>
         </w:tc>
@@ -7127,15 +8185,15 @@
                 <w:b w:val="0"/>
                 <w:i w:val="0"/>
                 <w:color w:val="4A5568"/>
-                <w:sz w:val="15"/>
-              </w:rPr>
-              <w:t>T-204620</w:t>
-            </w:r>
-          </w:p>
-        </w:tc>
-        <w:tc>
-          <w:tcPr>
-            <w:tcW w:type="dxa" w:w="1247"/>
+                <w:sz w:val="13"/>
+              </w:rPr>
+              <w:t>T-204611</w:t>
+            </w:r>
+          </w:p>
+        </w:tc>
+        <w:tc>
+          <w:tcPr>
+            <w:tcW w:type="dxa" w:w="1020"/>
             <w:tcBorders>
               <w:bottom w:val="single" w:sz="4" w:color="D0D5DD"/>
             </w:tcBorders>
@@ -7152,15 +8210,15 @@
                 <w:b w:val="0"/>
                 <w:i w:val="0"/>
                 <w:color w:val="4A5568"/>
-                <w:sz w:val="15"/>
-              </w:rPr>
-              <w:t>2026-04-20</w:t>
-            </w:r>
-          </w:p>
-        </w:tc>
-        <w:tc>
-          <w:tcPr>
-            <w:tcW w:type="dxa" w:w="1247"/>
+                <w:sz w:val="13"/>
+              </w:rPr>
+              <w:t>2026-04-17</w:t>
+            </w:r>
+          </w:p>
+        </w:tc>
+        <w:tc>
+          <w:tcPr>
+            <w:tcW w:type="dxa" w:w="1134"/>
             <w:tcBorders>
               <w:bottom w:val="single" w:sz="4" w:color="D0D5DD"/>
             </w:tcBorders>
@@ -7177,7 +8235,7 @@
                 <w:b/>
                 <w:i w:val="0"/>
                 <w:color w:val="15803D"/>
-                <w:sz w:val="15"/>
+                <w:sz w:val="13"/>
               </w:rPr>
               <w:t>Received (in)</w:t>
             </w:r>
@@ -7202,15 +8260,15 @@
                 <w:b w:val="0"/>
                 <w:i w:val="0"/>
                 <w:color w:val="4A5568"/>
-                <w:sz w:val="15"/>
-              </w:rPr>
-              <w:t>BTC</w:t>
-            </w:r>
-          </w:p>
-        </w:tc>
-        <w:tc>
-          <w:tcPr>
-            <w:tcW w:type="dxa" w:w="1247"/>
+                <w:sz w:val="13"/>
+              </w:rPr>
+              <w:t>USDT</w:t>
+            </w:r>
+          </w:p>
+        </w:tc>
+        <w:tc>
+          <w:tcPr>
+            <w:tcW w:type="dxa" w:w="1020"/>
             <w:tcBorders>
               <w:bottom w:val="single" w:sz="4" w:color="D0D5DD"/>
             </w:tcBorders>
@@ -7227,15 +8285,15 @@
                 <w:b w:val="0"/>
                 <w:i w:val="0"/>
                 <w:color w:val="4A5568"/>
-                <w:sz w:val="15"/>
-              </w:rPr>
-              <w:t>Bitcoin</w:t>
-            </w:r>
-          </w:p>
-        </w:tc>
-        <w:tc>
-          <w:tcPr>
-            <w:tcW w:type="dxa" w:w="1247"/>
+                <w:sz w:val="13"/>
+              </w:rPr>
+              <w:t>Tron</w:t>
+            </w:r>
+          </w:p>
+        </w:tc>
+        <w:tc>
+          <w:tcPr>
+            <w:tcW w:type="dxa" w:w="1134"/>
             <w:tcBorders>
               <w:bottom w:val="single" w:sz="4" w:color="D0D5DD"/>
             </w:tcBorders>
@@ -7253,15 +8311,15 @@
                 <w:b w:val="0"/>
                 <w:i w:val="0"/>
                 <w:color w:val="4A5568"/>
-                <w:sz w:val="15"/>
-              </w:rPr>
-              <w:t>+5.0000</w:t>
-            </w:r>
-          </w:p>
-        </w:tc>
-        <w:tc>
-          <w:tcPr>
-            <w:tcW w:type="dxa" w:w="1361"/>
+                <w:sz w:val="13"/>
+              </w:rPr>
+              <w:t>+300,000.0000</w:t>
+            </w:r>
+          </w:p>
+        </w:tc>
+        <w:tc>
+          <w:tcPr>
+            <w:tcW w:type="dxa" w:w="1134"/>
             <w:tcBorders>
               <w:bottom w:val="single" w:sz="4" w:color="D0D5DD"/>
             </w:tcBorders>
@@ -7279,15 +8337,15 @@
                 <w:b w:val="0"/>
                 <w:i w:val="0"/>
                 <w:color w:val="15803D"/>
-                <w:sz w:val="15"/>
-              </w:rPr>
-              <w:t>$405,913.30</w:t>
-            </w:r>
-          </w:p>
-        </w:tc>
-        <w:tc>
-          <w:tcPr>
-            <w:tcW w:type="dxa" w:w="1361"/>
+                <w:sz w:val="13"/>
+              </w:rPr>
+              <w:t>$299,820.00</w:t>
+            </w:r>
+          </w:p>
+        </w:tc>
+        <w:tc>
+          <w:tcPr>
+            <w:tcW w:type="dxa" w:w="3175"/>
             <w:tcBorders>
               <w:bottom w:val="single" w:sz="4" w:color="D0D5DD"/>
             </w:tcBorders>
@@ -7305,35 +8363,9 @@
                 <w:b w:val="0"/>
                 <w:i w:val="0"/>
                 <w:color w:val="4A5568"/>
-                <w:sz w:val="15"/>
-              </w:rPr>
-              <w:t>Markets Settlement Wallet</w:t>
-            </w:r>
-          </w:p>
-        </w:tc>
-        <w:tc>
-          <w:tcPr>
-            <w:tcW w:type="dxa" w:w="907"/>
-            <w:tcBorders>
-              <w:bottom w:val="single" w:sz="4" w:color="D0D5DD"/>
-            </w:tcBorders>
-            <w:vAlign w:val="center"/>
-          </w:tcPr>
-          <w:p>
-            <w:pPr>
-              <w:spacing w:before="40" w:after="40"/>
-              <w:jc w:val="right"/>
-            </w:pPr>
-            <w:r>
-              <w:rPr>
-                <w:rFonts w:ascii="Arial" w:hAnsi="Arial"/>
-                <w:rFonts w:ascii="Arial" w:hAnsi="Arial" w:cs="Arial"/>
-                <w:b w:val="0"/>
-                <w:i w:val="0"/>
-                <w:color w:val="4A5568"/>
-                <w:sz w:val="15"/>
-              </w:rPr>
-              <w:t>W20262046-RCV0</w:t>
+                <w:sz w:val="13"/>
+              </w:rPr>
+              <w:t>T3FAC7122GGB31D4B4DAG8DC87D8G8CC41</w:t>
             </w:r>
           </w:p>
         </w:tc>
@@ -7359,15 +8391,15 @@
                 <w:b w:val="0"/>
                 <w:i w:val="0"/>
                 <w:color w:val="4A5568"/>
-                <w:sz w:val="15"/>
-              </w:rPr>
-              <w:t>T-204620</w:t>
-            </w:r>
-          </w:p>
-        </w:tc>
-        <w:tc>
-          <w:tcPr>
-            <w:tcW w:type="dxa" w:w="1247"/>
+                <w:sz w:val="13"/>
+              </w:rPr>
+              <w:t>T-204611</w:t>
+            </w:r>
+          </w:p>
+        </w:tc>
+        <w:tc>
+          <w:tcPr>
+            <w:tcW w:type="dxa" w:w="1020"/>
             <w:shd w:val="clear" w:color="auto" w:fill="F5F7FA"/>
             <w:tcBorders>
               <w:bottom w:val="single" w:sz="4" w:color="D0D5DD"/>
@@ -7385,15 +8417,15 @@
                 <w:b w:val="0"/>
                 <w:i w:val="0"/>
                 <w:color w:val="4A5568"/>
-                <w:sz w:val="15"/>
-              </w:rPr>
-              <w:t>2026-04-20</w:t>
-            </w:r>
-          </w:p>
-        </w:tc>
-        <w:tc>
-          <w:tcPr>
-            <w:tcW w:type="dxa" w:w="1247"/>
+                <w:sz w:val="13"/>
+              </w:rPr>
+              <w:t>2026-04-17</w:t>
+            </w:r>
+          </w:p>
+        </w:tc>
+        <w:tc>
+          <w:tcPr>
+            <w:tcW w:type="dxa" w:w="1134"/>
             <w:shd w:val="clear" w:color="auto" w:fill="F5F7FA"/>
             <w:tcBorders>
               <w:bottom w:val="single" w:sz="4" w:color="D0D5DD"/>
@@ -7411,7 +8443,7 @@
                 <w:b/>
                 <w:i w:val="0"/>
                 <w:color w:val="B91C1C"/>
-                <w:sz w:val="15"/>
+                <w:sz w:val="13"/>
               </w:rPr>
               <w:t>Paid (out)</w:t>
             </w:r>
@@ -7437,7 +8469,7 @@
                 <w:b w:val="0"/>
                 <w:i w:val="0"/>
                 <w:color w:val="4A5568"/>
-                <w:sz w:val="15"/>
+                <w:sz w:val="13"/>
               </w:rPr>
               <w:t>USDC</w:t>
             </w:r>
@@ -7445,7 +8477,7 @@
         </w:tc>
         <w:tc>
           <w:tcPr>
-            <w:tcW w:type="dxa" w:w="1247"/>
+            <w:tcW w:type="dxa" w:w="1020"/>
             <w:shd w:val="clear" w:color="auto" w:fill="F5F7FA"/>
             <w:tcBorders>
               <w:bottom w:val="single" w:sz="4" w:color="D0D5DD"/>
@@ -7463,7 +8495,7 @@
                 <w:b w:val="0"/>
                 <w:i w:val="0"/>
                 <w:color w:val="4A5568"/>
-                <w:sz w:val="15"/>
+                <w:sz w:val="13"/>
               </w:rPr>
               <w:t>Ethereum</w:t>
             </w:r>
@@ -7471,7 +8503,7 @@
         </w:tc>
         <w:tc>
           <w:tcPr>
-            <w:tcW w:type="dxa" w:w="1247"/>
+            <w:tcW w:type="dxa" w:w="1134"/>
             <w:shd w:val="clear" w:color="auto" w:fill="F5F7FA"/>
             <w:tcBorders>
               <w:bottom w:val="single" w:sz="4" w:color="D0D5DD"/>
@@ -7490,15 +8522,15 @@
                 <w:b w:val="0"/>
                 <w:i w:val="0"/>
                 <w:color w:val="4A5568"/>
-                <w:sz w:val="15"/>
-              </w:rPr>
-              <w:t>-405,913.3000</w:t>
-            </w:r>
-          </w:p>
-        </w:tc>
-        <w:tc>
-          <w:tcPr>
-            <w:tcW w:type="dxa" w:w="1361"/>
+                <w:sz w:val="13"/>
+              </w:rPr>
+              <w:t>-299,820.0000</w:t>
+            </w:r>
+          </w:p>
+        </w:tc>
+        <w:tc>
+          <w:tcPr>
+            <w:tcW w:type="dxa" w:w="1134"/>
             <w:shd w:val="clear" w:color="auto" w:fill="F5F7FA"/>
             <w:tcBorders>
               <w:bottom w:val="single" w:sz="4" w:color="D0D5DD"/>
@@ -7517,15 +8549,15 @@
                 <w:b w:val="0"/>
                 <w:i w:val="0"/>
                 <w:color w:val="B91C1C"/>
-                <w:sz w:val="15"/>
-              </w:rPr>
-              <w:t>-$405,913.30</w:t>
-            </w:r>
-          </w:p>
-        </w:tc>
-        <w:tc>
-          <w:tcPr>
-            <w:tcW w:type="dxa" w:w="1361"/>
+                <w:sz w:val="13"/>
+              </w:rPr>
+              <w:t>-$299,820.00</w:t>
+            </w:r>
+          </w:p>
+        </w:tc>
+        <w:tc>
+          <w:tcPr>
+            <w:tcW w:type="dxa" w:w="3175"/>
             <w:shd w:val="clear" w:color="auto" w:fill="F5F7FA"/>
             <w:tcBorders>
               <w:bottom w:val="single" w:sz="4" w:color="D0D5DD"/>
@@ -7544,12 +8576,219 @@
                 <w:b w:val="0"/>
                 <w:i w:val="0"/>
                 <w:color w:val="4A5568"/>
-                <w:sz w:val="15"/>
-              </w:rPr>
-              <w:t>Markets Settlement Wallet</w:t>
-            </w:r>
-          </w:p>
-        </w:tc>
+                <w:sz w:val="13"/>
+              </w:rPr>
+              <w:t>0x9d4a7d852f7a4558519a1723f65dde59bd3eb7bb25c7134b44ae5e3fc7bc41fc</w:t>
+            </w:r>
+          </w:p>
+        </w:tc>
+      </w:tr>
+      <w:tr>
+        <w:tc>
+          <w:tcPr>
+            <w:tcW w:type="dxa" w:w="907"/>
+            <w:tcBorders>
+              <w:bottom w:val="single" w:sz="4" w:color="D0D5DD"/>
+            </w:tcBorders>
+            <w:vAlign w:val="center"/>
+          </w:tcPr>
+          <w:p>
+            <w:pPr>
+              <w:spacing w:before="40" w:after="40"/>
+            </w:pPr>
+            <w:r>
+              <w:rPr>
+                <w:rFonts w:ascii="Arial" w:hAnsi="Arial"/>
+                <w:rFonts w:ascii="Arial" w:hAnsi="Arial" w:cs="Arial"/>
+                <w:b w:val="0"/>
+                <w:i w:val="0"/>
+                <w:color w:val="4A5568"/>
+                <w:sz w:val="13"/>
+              </w:rPr>
+              <w:t>T-204625</w:t>
+            </w:r>
+          </w:p>
+        </w:tc>
+        <w:tc>
+          <w:tcPr>
+            <w:tcW w:type="dxa" w:w="1020"/>
+            <w:tcBorders>
+              <w:bottom w:val="single" w:sz="4" w:color="D0D5DD"/>
+            </w:tcBorders>
+            <w:vAlign w:val="center"/>
+          </w:tcPr>
+          <w:p>
+            <w:pPr>
+              <w:spacing w:before="40" w:after="40"/>
+            </w:pPr>
+            <w:r>
+              <w:rPr>
+                <w:rFonts w:ascii="Arial" w:hAnsi="Arial"/>
+                <w:rFonts w:ascii="Arial" w:hAnsi="Arial" w:cs="Arial"/>
+                <w:b w:val="0"/>
+                <w:i w:val="0"/>
+                <w:color w:val="4A5568"/>
+                <w:sz w:val="13"/>
+              </w:rPr>
+              <w:t>2026-04-22</w:t>
+            </w:r>
+          </w:p>
+        </w:tc>
+        <w:tc>
+          <w:tcPr>
+            <w:tcW w:type="dxa" w:w="1134"/>
+            <w:tcBorders>
+              <w:bottom w:val="single" w:sz="4" w:color="D0D5DD"/>
+            </w:tcBorders>
+            <w:vAlign w:val="center"/>
+          </w:tcPr>
+          <w:p>
+            <w:pPr>
+              <w:spacing w:before="40" w:after="40"/>
+            </w:pPr>
+            <w:r>
+              <w:rPr>
+                <w:rFonts w:ascii="Arial" w:hAnsi="Arial"/>
+                <w:rFonts w:ascii="Arial" w:hAnsi="Arial" w:cs="Arial"/>
+                <w:b/>
+                <w:i w:val="0"/>
+                <w:color w:val="15803D"/>
+                <w:sz w:val="13"/>
+              </w:rPr>
+              <w:t>Received (in)</w:t>
+            </w:r>
+          </w:p>
+        </w:tc>
+        <w:tc>
+          <w:tcPr>
+            <w:tcW w:type="dxa" w:w="680"/>
+            <w:tcBorders>
+              <w:bottom w:val="single" w:sz="4" w:color="D0D5DD"/>
+            </w:tcBorders>
+            <w:vAlign w:val="center"/>
+          </w:tcPr>
+          <w:p>
+            <w:pPr>
+              <w:spacing w:before="40" w:after="40"/>
+            </w:pPr>
+            <w:r>
+              <w:rPr>
+                <w:rFonts w:ascii="Arial" w:hAnsi="Arial"/>
+                <w:rFonts w:ascii="Arial" w:hAnsi="Arial" w:cs="Arial"/>
+                <w:b w:val="0"/>
+                <w:i w:val="0"/>
+                <w:color w:val="4A5568"/>
+                <w:sz w:val="13"/>
+              </w:rPr>
+              <w:t>USDT</w:t>
+            </w:r>
+          </w:p>
+        </w:tc>
+        <w:tc>
+          <w:tcPr>
+            <w:tcW w:type="dxa" w:w="1020"/>
+            <w:tcBorders>
+              <w:bottom w:val="single" w:sz="4" w:color="D0D5DD"/>
+            </w:tcBorders>
+            <w:vAlign w:val="center"/>
+          </w:tcPr>
+          <w:p>
+            <w:pPr>
+              <w:spacing w:before="40" w:after="40"/>
+            </w:pPr>
+            <w:r>
+              <w:rPr>
+                <w:rFonts w:ascii="Arial" w:hAnsi="Arial"/>
+                <w:rFonts w:ascii="Arial" w:hAnsi="Arial" w:cs="Arial"/>
+                <w:b w:val="0"/>
+                <w:i w:val="0"/>
+                <w:color w:val="4A5568"/>
+                <w:sz w:val="13"/>
+              </w:rPr>
+              <w:t>Tron</w:t>
+            </w:r>
+          </w:p>
+        </w:tc>
+        <w:tc>
+          <w:tcPr>
+            <w:tcW w:type="dxa" w:w="1134"/>
+            <w:tcBorders>
+              <w:bottom w:val="single" w:sz="4" w:color="D0D5DD"/>
+            </w:tcBorders>
+            <w:vAlign w:val="center"/>
+          </w:tcPr>
+          <w:p>
+            <w:pPr>
+              <w:spacing w:before="40" w:after="40"/>
+              <w:jc w:val="right"/>
+            </w:pPr>
+            <w:r>
+              <w:rPr>
+                <w:rFonts w:ascii="Arial" w:hAnsi="Arial"/>
+                <w:rFonts w:ascii="Arial" w:hAnsi="Arial" w:cs="Arial"/>
+                <w:b w:val="0"/>
+                <w:i w:val="0"/>
+                <w:color w:val="4A5568"/>
+                <w:sz w:val="13"/>
+              </w:rPr>
+              <w:t>+24,000.0000</w:t>
+            </w:r>
+          </w:p>
+        </w:tc>
+        <w:tc>
+          <w:tcPr>
+            <w:tcW w:type="dxa" w:w="1134"/>
+            <w:tcBorders>
+              <w:bottom w:val="single" w:sz="4" w:color="D0D5DD"/>
+            </w:tcBorders>
+            <w:vAlign w:val="center"/>
+          </w:tcPr>
+          <w:p>
+            <w:pPr>
+              <w:spacing w:before="40" w:after="40"/>
+              <w:jc w:val="right"/>
+            </w:pPr>
+            <w:r>
+              <w:rPr>
+                <w:rFonts w:ascii="Arial" w:hAnsi="Arial"/>
+                <w:rFonts w:ascii="Arial" w:hAnsi="Arial" w:cs="Arial"/>
+                <w:b w:val="0"/>
+                <w:i w:val="0"/>
+                <w:color w:val="15803D"/>
+                <w:sz w:val="13"/>
+              </w:rPr>
+              <w:t>$23,985.60</w:t>
+            </w:r>
+          </w:p>
+        </w:tc>
+        <w:tc>
+          <w:tcPr>
+            <w:tcW w:type="dxa" w:w="3175"/>
+            <w:tcBorders>
+              <w:bottom w:val="single" w:sz="4" w:color="D0D5DD"/>
+            </w:tcBorders>
+            <w:vAlign w:val="center"/>
+          </w:tcPr>
+          <w:p>
+            <w:pPr>
+              <w:spacing w:before="40" w:after="40"/>
+              <w:jc w:val="right"/>
+            </w:pPr>
+            <w:r>
+              <w:rPr>
+                <w:rFonts w:ascii="Arial" w:hAnsi="Arial"/>
+                <w:rFonts w:ascii="Arial" w:hAnsi="Arial" w:cs="Arial"/>
+                <w:b w:val="0"/>
+                <w:i w:val="0"/>
+                <w:color w:val="4A5568"/>
+                <w:sz w:val="13"/>
+              </w:rPr>
+              <w:t>T5E944G1141899A1599926G8BBA537B6F1</w:t>
+            </w:r>
+          </w:p>
+        </w:tc>
+      </w:tr>
+      <w:tr>
         <w:tc>
           <w:tcPr>
             <w:tcW w:type="dxa" w:w="907"/>
@@ -7562,6 +8801,136 @@
           <w:p>
             <w:pPr>
               <w:spacing w:before="40" w:after="40"/>
+            </w:pPr>
+            <w:r>
+              <w:rPr>
+                <w:rFonts w:ascii="Arial" w:hAnsi="Arial"/>
+                <w:rFonts w:ascii="Arial" w:hAnsi="Arial" w:cs="Arial"/>
+                <w:b w:val="0"/>
+                <w:i w:val="0"/>
+                <w:color w:val="4A5568"/>
+                <w:sz w:val="13"/>
+              </w:rPr>
+              <w:t>T-204625</w:t>
+            </w:r>
+          </w:p>
+        </w:tc>
+        <w:tc>
+          <w:tcPr>
+            <w:tcW w:type="dxa" w:w="1020"/>
+            <w:shd w:val="clear" w:color="auto" w:fill="F5F7FA"/>
+            <w:tcBorders>
+              <w:bottom w:val="single" w:sz="4" w:color="D0D5DD"/>
+            </w:tcBorders>
+            <w:vAlign w:val="center"/>
+          </w:tcPr>
+          <w:p>
+            <w:pPr>
+              <w:spacing w:before="40" w:after="40"/>
+            </w:pPr>
+            <w:r>
+              <w:rPr>
+                <w:rFonts w:ascii="Arial" w:hAnsi="Arial"/>
+                <w:rFonts w:ascii="Arial" w:hAnsi="Arial" w:cs="Arial"/>
+                <w:b w:val="0"/>
+                <w:i w:val="0"/>
+                <w:color w:val="4A5568"/>
+                <w:sz w:val="13"/>
+              </w:rPr>
+              <w:t>2026-04-22</w:t>
+            </w:r>
+          </w:p>
+        </w:tc>
+        <w:tc>
+          <w:tcPr>
+            <w:tcW w:type="dxa" w:w="1134"/>
+            <w:shd w:val="clear" w:color="auto" w:fill="F5F7FA"/>
+            <w:tcBorders>
+              <w:bottom w:val="single" w:sz="4" w:color="D0D5DD"/>
+            </w:tcBorders>
+            <w:vAlign w:val="center"/>
+          </w:tcPr>
+          <w:p>
+            <w:pPr>
+              <w:spacing w:before="40" w:after="40"/>
+            </w:pPr>
+            <w:r>
+              <w:rPr>
+                <w:rFonts w:ascii="Arial" w:hAnsi="Arial"/>
+                <w:rFonts w:ascii="Arial" w:hAnsi="Arial" w:cs="Arial"/>
+                <w:b/>
+                <w:i w:val="0"/>
+                <w:color w:val="B91C1C"/>
+                <w:sz w:val="13"/>
+              </w:rPr>
+              <w:t>Paid (out)</w:t>
+            </w:r>
+          </w:p>
+        </w:tc>
+        <w:tc>
+          <w:tcPr>
+            <w:tcW w:type="dxa" w:w="680"/>
+            <w:shd w:val="clear" w:color="auto" w:fill="F5F7FA"/>
+            <w:tcBorders>
+              <w:bottom w:val="single" w:sz="4" w:color="D0D5DD"/>
+            </w:tcBorders>
+            <w:vAlign w:val="center"/>
+          </w:tcPr>
+          <w:p>
+            <w:pPr>
+              <w:spacing w:before="40" w:after="40"/>
+            </w:pPr>
+            <w:r>
+              <w:rPr>
+                <w:rFonts w:ascii="Arial" w:hAnsi="Arial"/>
+                <w:rFonts w:ascii="Arial" w:hAnsi="Arial" w:cs="Arial"/>
+                <w:b w:val="0"/>
+                <w:i w:val="0"/>
+                <w:color w:val="4A5568"/>
+                <w:sz w:val="13"/>
+              </w:rPr>
+              <w:t>USDC</w:t>
+            </w:r>
+          </w:p>
+        </w:tc>
+        <w:tc>
+          <w:tcPr>
+            <w:tcW w:type="dxa" w:w="1020"/>
+            <w:shd w:val="clear" w:color="auto" w:fill="F5F7FA"/>
+            <w:tcBorders>
+              <w:bottom w:val="single" w:sz="4" w:color="D0D5DD"/>
+            </w:tcBorders>
+            <w:vAlign w:val="center"/>
+          </w:tcPr>
+          <w:p>
+            <w:pPr>
+              <w:spacing w:before="40" w:after="40"/>
+            </w:pPr>
+            <w:r>
+              <w:rPr>
+                <w:rFonts w:ascii="Arial" w:hAnsi="Arial"/>
+                <w:rFonts w:ascii="Arial" w:hAnsi="Arial" w:cs="Arial"/>
+                <w:b w:val="0"/>
+                <w:i w:val="0"/>
+                <w:color w:val="4A5568"/>
+                <w:sz w:val="13"/>
+              </w:rPr>
+              <w:t>Ethereum</w:t>
+            </w:r>
+          </w:p>
+        </w:tc>
+        <w:tc>
+          <w:tcPr>
+            <w:tcW w:type="dxa" w:w="1134"/>
+            <w:shd w:val="clear" w:color="auto" w:fill="F5F7FA"/>
+            <w:tcBorders>
+              <w:bottom w:val="single" w:sz="4" w:color="D0D5DD"/>
+            </w:tcBorders>
+            <w:vAlign w:val="center"/>
+          </w:tcPr>
+          <w:p>
+            <w:pPr>
+              <w:spacing w:before="40" w:after="40"/>
               <w:jc w:val="right"/>
             </w:pPr>
             <w:r>
@@ -7571,9 +8940,63 @@
                 <w:b w:val="0"/>
                 <w:i w:val="0"/>
                 <w:color w:val="4A5568"/>
-                <w:sz w:val="15"/>
-              </w:rPr>
-              <w:t>W20262046-PAY0</w:t>
+                <w:sz w:val="13"/>
+              </w:rPr>
+              <w:t>-23,985.6000</w:t>
+            </w:r>
+          </w:p>
+        </w:tc>
+        <w:tc>
+          <w:tcPr>
+            <w:tcW w:type="dxa" w:w="1134"/>
+            <w:shd w:val="clear" w:color="auto" w:fill="F5F7FA"/>
+            <w:tcBorders>
+              <w:bottom w:val="single" w:sz="4" w:color="D0D5DD"/>
+            </w:tcBorders>
+            <w:vAlign w:val="center"/>
+          </w:tcPr>
+          <w:p>
+            <w:pPr>
+              <w:spacing w:before="40" w:after="40"/>
+              <w:jc w:val="right"/>
+            </w:pPr>
+            <w:r>
+              <w:rPr>
+                <w:rFonts w:ascii="Arial" w:hAnsi="Arial"/>
+                <w:rFonts w:ascii="Arial" w:hAnsi="Arial" w:cs="Arial"/>
+                <w:b w:val="0"/>
+                <w:i w:val="0"/>
+                <w:color w:val="B91C1C"/>
+                <w:sz w:val="13"/>
+              </w:rPr>
+              <w:t>-$23,985.60</w:t>
+            </w:r>
+          </w:p>
+        </w:tc>
+        <w:tc>
+          <w:tcPr>
+            <w:tcW w:type="dxa" w:w="3175"/>
+            <w:shd w:val="clear" w:color="auto" w:fill="F5F7FA"/>
+            <w:tcBorders>
+              <w:bottom w:val="single" w:sz="4" w:color="D0D5DD"/>
+            </w:tcBorders>
+            <w:vAlign w:val="center"/>
+          </w:tcPr>
+          <w:p>
+            <w:pPr>
+              <w:spacing w:before="40" w:after="40"/>
+              <w:jc w:val="right"/>
+            </w:pPr>
+            <w:r>
+              <w:rPr>
+                <w:rFonts w:ascii="Arial" w:hAnsi="Arial"/>
+                <w:rFonts w:ascii="Arial" w:hAnsi="Arial" w:cs="Arial"/>
+                <w:b w:val="0"/>
+                <w:i w:val="0"/>
+                <w:color w:val="4A5568"/>
+                <w:sz w:val="13"/>
+              </w:rPr>
+              <w:t>0x93591b700c291fbc0e0d5b475d5947c962179947eb26be91c8ca649ca5a1c48b</w:t>
             </w:r>
           </w:p>
         </w:tc>
@@ -7598,15 +9021,15 @@
                 <w:b w:val="0"/>
                 <w:i w:val="0"/>
                 <w:color w:val="4A5568"/>
-                <w:sz w:val="15"/>
-              </w:rPr>
-              <w:t>T-204603</w:t>
-            </w:r>
-          </w:p>
-        </w:tc>
-        <w:tc>
-          <w:tcPr>
-            <w:tcW w:type="dxa" w:w="1247"/>
+                <w:sz w:val="13"/>
+              </w:rPr>
+              <w:t>T-204640</w:t>
+            </w:r>
+          </w:p>
+        </w:tc>
+        <w:tc>
+          <w:tcPr>
+            <w:tcW w:type="dxa" w:w="1020"/>
             <w:tcBorders>
               <w:bottom w:val="single" w:sz="4" w:color="D0D5DD"/>
             </w:tcBorders>
@@ -7623,15 +9046,15 @@
                 <w:b w:val="0"/>
                 <w:i w:val="0"/>
                 <w:color w:val="4A5568"/>
-                <w:sz w:val="15"/>
-              </w:rPr>
-              <w:t>2026-04-15</w:t>
-            </w:r>
-          </w:p>
-        </w:tc>
-        <w:tc>
-          <w:tcPr>
-            <w:tcW w:type="dxa" w:w="1247"/>
+                <w:sz w:val="13"/>
+              </w:rPr>
+              <w:t>2026-04-24</w:t>
+            </w:r>
+          </w:p>
+        </w:tc>
+        <w:tc>
+          <w:tcPr>
+            <w:tcW w:type="dxa" w:w="1134"/>
             <w:tcBorders>
               <w:bottom w:val="single" w:sz="4" w:color="D0D5DD"/>
             </w:tcBorders>
@@ -7648,7 +9071,7 @@
                 <w:b/>
                 <w:i w:val="0"/>
                 <w:color w:val="15803D"/>
-                <w:sz w:val="15"/>
+                <w:sz w:val="13"/>
               </w:rPr>
               <w:t>Received (in)</w:t>
             </w:r>
@@ -7673,7 +9096,7 @@
                 <w:b w:val="0"/>
                 <w:i w:val="0"/>
                 <w:color w:val="4A5568"/>
-                <w:sz w:val="15"/>
+                <w:sz w:val="13"/>
               </w:rPr>
               <w:t>USDT</w:t>
             </w:r>
@@ -7681,7 +9104,7 @@
         </w:tc>
         <w:tc>
           <w:tcPr>
-            <w:tcW w:type="dxa" w:w="1247"/>
+            <w:tcW w:type="dxa" w:w="1020"/>
             <w:tcBorders>
               <w:bottom w:val="single" w:sz="4" w:color="D0D5DD"/>
             </w:tcBorders>
@@ -7698,7 +9121,7 @@
                 <w:b w:val="0"/>
                 <w:i w:val="0"/>
                 <w:color w:val="4A5568"/>
-                <w:sz w:val="15"/>
+                <w:sz w:val="13"/>
               </w:rPr>
               <w:t>Tron</w:t>
             </w:r>
@@ -7706,7 +9129,7 @@
         </w:tc>
         <w:tc>
           <w:tcPr>
-            <w:tcW w:type="dxa" w:w="1247"/>
+            <w:tcW w:type="dxa" w:w="1134"/>
             <w:tcBorders>
               <w:bottom w:val="single" w:sz="4" w:color="D0D5DD"/>
             </w:tcBorders>
@@ -7724,7 +9147,7 @@
                 <w:b w:val="0"/>
                 <w:i w:val="0"/>
                 <w:color w:val="4A5568"/>
-                <w:sz w:val="15"/>
+                <w:sz w:val="13"/>
               </w:rPr>
               <w:t>+200,000.0000</w:t>
             </w:r>
@@ -7732,7 +9155,7 @@
         </w:tc>
         <w:tc>
           <w:tcPr>
-            <w:tcW w:type="dxa" w:w="1361"/>
+            <w:tcW w:type="dxa" w:w="1134"/>
             <w:tcBorders>
               <w:bottom w:val="single" w:sz="4" w:color="D0D5DD"/>
             </w:tcBorders>
@@ -7750,7 +9173,7 @@
                 <w:b w:val="0"/>
                 <w:i w:val="0"/>
                 <w:color w:val="15803D"/>
-                <w:sz w:val="15"/>
+                <w:sz w:val="13"/>
               </w:rPr>
               <w:t>$199,880.00</w:t>
             </w:r>
@@ -7758,7 +9181,7 @@
         </w:tc>
         <w:tc>
           <w:tcPr>
-            <w:tcW w:type="dxa" w:w="1361"/>
+            <w:tcW w:type="dxa" w:w="3175"/>
             <w:tcBorders>
               <w:bottom w:val="single" w:sz="4" w:color="D0D5DD"/>
             </w:tcBorders>
@@ -7776,35 +9199,9 @@
                 <w:b w:val="0"/>
                 <w:i w:val="0"/>
                 <w:color w:val="4A5568"/>
-                <w:sz w:val="15"/>
-              </w:rPr>
-              <w:t>Markets Settlement Wallet</w:t>
-            </w:r>
-          </w:p>
-        </w:tc>
-        <w:tc>
-          <w:tcPr>
-            <w:tcW w:type="dxa" w:w="907"/>
-            <w:tcBorders>
-              <w:bottom w:val="single" w:sz="4" w:color="D0D5DD"/>
-            </w:tcBorders>
-            <w:vAlign w:val="center"/>
-          </w:tcPr>
-          <w:p>
-            <w:pPr>
-              <w:spacing w:before="40" w:after="40"/>
-              <w:jc w:val="right"/>
-            </w:pPr>
-            <w:r>
-              <w:rPr>
-                <w:rFonts w:ascii="Arial" w:hAnsi="Arial"/>
-                <w:rFonts w:ascii="Arial" w:hAnsi="Arial" w:cs="Arial"/>
-                <w:b w:val="0"/>
-                <w:i w:val="0"/>
-                <w:color w:val="4A5568"/>
-                <w:sz w:val="15"/>
-              </w:rPr>
-              <w:t>W20262046-RCV3</w:t>
+                <w:sz w:val="13"/>
+              </w:rPr>
+              <w:t>TB387C1G1F723FB2D974F59D55633DF11E</w:t>
             </w:r>
           </w:p>
         </w:tc>
@@ -7830,15 +9227,15 @@
                 <w:b w:val="0"/>
                 <w:i w:val="0"/>
                 <w:color w:val="4A5568"/>
-                <w:sz w:val="15"/>
-              </w:rPr>
-              <w:t>T-204603</w:t>
-            </w:r>
-          </w:p>
-        </w:tc>
-        <w:tc>
-          <w:tcPr>
-            <w:tcW w:type="dxa" w:w="1247"/>
+                <w:sz w:val="13"/>
+              </w:rPr>
+              <w:t>T-204640</w:t>
+            </w:r>
+          </w:p>
+        </w:tc>
+        <w:tc>
+          <w:tcPr>
+            <w:tcW w:type="dxa" w:w="1020"/>
             <w:shd w:val="clear" w:color="auto" w:fill="F5F7FA"/>
             <w:tcBorders>
               <w:bottom w:val="single" w:sz="4" w:color="D0D5DD"/>
@@ -7856,15 +9253,15 @@
                 <w:b w:val="0"/>
                 <w:i w:val="0"/>
                 <w:color w:val="4A5568"/>
-                <w:sz w:val="15"/>
-              </w:rPr>
-              <w:t>2026-04-15</w:t>
-            </w:r>
-          </w:p>
-        </w:tc>
-        <w:tc>
-          <w:tcPr>
-            <w:tcW w:type="dxa" w:w="1247"/>
+                <w:sz w:val="13"/>
+              </w:rPr>
+              <w:t>2026-04-24</w:t>
+            </w:r>
+          </w:p>
+        </w:tc>
+        <w:tc>
+          <w:tcPr>
+            <w:tcW w:type="dxa" w:w="1134"/>
             <w:shd w:val="clear" w:color="auto" w:fill="F5F7FA"/>
             <w:tcBorders>
               <w:bottom w:val="single" w:sz="4" w:color="D0D5DD"/>
@@ -7882,7 +9279,7 @@
                 <w:b/>
                 <w:i w:val="0"/>
                 <w:color w:val="B91C1C"/>
-                <w:sz w:val="15"/>
+                <w:sz w:val="13"/>
               </w:rPr>
               <w:t>Paid (out)</w:t>
             </w:r>
@@ -7908,7 +9305,7 @@
                 <w:b w:val="0"/>
                 <w:i w:val="0"/>
                 <w:color w:val="4A5568"/>
-                <w:sz w:val="15"/>
+                <w:sz w:val="13"/>
               </w:rPr>
               <w:t>USDC</w:t>
             </w:r>
@@ -7916,7 +9313,7 @@
         </w:tc>
         <w:tc>
           <w:tcPr>
-            <w:tcW w:type="dxa" w:w="1247"/>
+            <w:tcW w:type="dxa" w:w="1020"/>
             <w:shd w:val="clear" w:color="auto" w:fill="F5F7FA"/>
             <w:tcBorders>
               <w:bottom w:val="single" w:sz="4" w:color="D0D5DD"/>
@@ -7934,7 +9331,7 @@
                 <w:b w:val="0"/>
                 <w:i w:val="0"/>
                 <w:color w:val="4A5568"/>
-                <w:sz w:val="15"/>
+                <w:sz w:val="13"/>
               </w:rPr>
               <w:t>Ethereum</w:t>
             </w:r>
@@ -7942,7 +9339,7 @@
         </w:tc>
         <w:tc>
           <w:tcPr>
-            <w:tcW w:type="dxa" w:w="1247"/>
+            <w:tcW w:type="dxa" w:w="1134"/>
             <w:shd w:val="clear" w:color="auto" w:fill="F5F7FA"/>
             <w:tcBorders>
               <w:bottom w:val="single" w:sz="4" w:color="D0D5DD"/>
@@ -7961,7 +9358,7 @@
                 <w:b w:val="0"/>
                 <w:i w:val="0"/>
                 <w:color w:val="4A5568"/>
-                <w:sz w:val="15"/>
+                <w:sz w:val="13"/>
               </w:rPr>
               <w:t>-199,880.0000</w:t>
             </w:r>
@@ -7969,7 +9366,7 @@
         </w:tc>
         <w:tc>
           <w:tcPr>
-            <w:tcW w:type="dxa" w:w="1361"/>
+            <w:tcW w:type="dxa" w:w="1134"/>
             <w:shd w:val="clear" w:color="auto" w:fill="F5F7FA"/>
             <w:tcBorders>
               <w:bottom w:val="single" w:sz="4" w:color="D0D5DD"/>
@@ -7988,7 +9385,7 @@
                 <w:b w:val="0"/>
                 <w:i w:val="0"/>
                 <w:color w:val="B91C1C"/>
-                <w:sz w:val="15"/>
+                <w:sz w:val="13"/>
               </w:rPr>
               <w:t>-$199,880.00</w:t>
             </w:r>
@@ -7996,7 +9393,7 @@
         </w:tc>
         <w:tc>
           <w:tcPr>
-            <w:tcW w:type="dxa" w:w="1361"/>
+            <w:tcW w:type="dxa" w:w="3175"/>
             <w:shd w:val="clear" w:color="auto" w:fill="F5F7FA"/>
             <w:tcBorders>
               <w:bottom w:val="single" w:sz="4" w:color="D0D5DD"/>
@@ -8015,12 +9412,219 @@
                 <w:b w:val="0"/>
                 <w:i w:val="0"/>
                 <w:color w:val="4A5568"/>
-                <w:sz w:val="15"/>
-              </w:rPr>
-              <w:t>Markets Settlement Wallet</w:t>
-            </w:r>
-          </w:p>
-        </w:tc>
+                <w:sz w:val="13"/>
+              </w:rPr>
+              <w:t>0x86b8e47a83e78655f0a845c1c16e54b1012c60c736ba494a69bc41e2437ccb11</w:t>
+            </w:r>
+          </w:p>
+        </w:tc>
+      </w:tr>
+      <w:tr>
+        <w:tc>
+          <w:tcPr>
+            <w:tcW w:type="dxa" w:w="907"/>
+            <w:tcBorders>
+              <w:bottom w:val="single" w:sz="4" w:color="D0D5DD"/>
+            </w:tcBorders>
+            <w:vAlign w:val="center"/>
+          </w:tcPr>
+          <w:p>
+            <w:pPr>
+              <w:spacing w:before="40" w:after="40"/>
+            </w:pPr>
+            <w:r>
+              <w:rPr>
+                <w:rFonts w:ascii="Arial" w:hAnsi="Arial"/>
+                <w:rFonts w:ascii="Arial" w:hAnsi="Arial" w:cs="Arial"/>
+                <w:b w:val="0"/>
+                <w:i w:val="0"/>
+                <w:color w:val="4A5568"/>
+                <w:sz w:val="13"/>
+              </w:rPr>
+              <w:t>T-204661</w:t>
+            </w:r>
+          </w:p>
+        </w:tc>
+        <w:tc>
+          <w:tcPr>
+            <w:tcW w:type="dxa" w:w="1020"/>
+            <w:tcBorders>
+              <w:bottom w:val="single" w:sz="4" w:color="D0D5DD"/>
+            </w:tcBorders>
+            <w:vAlign w:val="center"/>
+          </w:tcPr>
+          <w:p>
+            <w:pPr>
+              <w:spacing w:before="40" w:after="40"/>
+            </w:pPr>
+            <w:r>
+              <w:rPr>
+                <w:rFonts w:ascii="Arial" w:hAnsi="Arial"/>
+                <w:rFonts w:ascii="Arial" w:hAnsi="Arial" w:cs="Arial"/>
+                <w:b w:val="0"/>
+                <w:i w:val="0"/>
+                <w:color w:val="4A5568"/>
+                <w:sz w:val="13"/>
+              </w:rPr>
+              <w:t>2026-04-28</w:t>
+            </w:r>
+          </w:p>
+        </w:tc>
+        <w:tc>
+          <w:tcPr>
+            <w:tcW w:type="dxa" w:w="1134"/>
+            <w:tcBorders>
+              <w:bottom w:val="single" w:sz="4" w:color="D0D5DD"/>
+            </w:tcBorders>
+            <w:vAlign w:val="center"/>
+          </w:tcPr>
+          <w:p>
+            <w:pPr>
+              <w:spacing w:before="40" w:after="40"/>
+            </w:pPr>
+            <w:r>
+              <w:rPr>
+                <w:rFonts w:ascii="Arial" w:hAnsi="Arial"/>
+                <w:rFonts w:ascii="Arial" w:hAnsi="Arial" w:cs="Arial"/>
+                <w:b/>
+                <w:i w:val="0"/>
+                <w:color w:val="15803D"/>
+                <w:sz w:val="13"/>
+              </w:rPr>
+              <w:t>Received (in)</w:t>
+            </w:r>
+          </w:p>
+        </w:tc>
+        <w:tc>
+          <w:tcPr>
+            <w:tcW w:type="dxa" w:w="680"/>
+            <w:tcBorders>
+              <w:bottom w:val="single" w:sz="4" w:color="D0D5DD"/>
+            </w:tcBorders>
+            <w:vAlign w:val="center"/>
+          </w:tcPr>
+          <w:p>
+            <w:pPr>
+              <w:spacing w:before="40" w:after="40"/>
+            </w:pPr>
+            <w:r>
+              <w:rPr>
+                <w:rFonts w:ascii="Arial" w:hAnsi="Arial"/>
+                <w:rFonts w:ascii="Arial" w:hAnsi="Arial" w:cs="Arial"/>
+                <w:b w:val="0"/>
+                <w:i w:val="0"/>
+                <w:color w:val="4A5568"/>
+                <w:sz w:val="13"/>
+              </w:rPr>
+              <w:t>USDT</w:t>
+            </w:r>
+          </w:p>
+        </w:tc>
+        <w:tc>
+          <w:tcPr>
+            <w:tcW w:type="dxa" w:w="1020"/>
+            <w:tcBorders>
+              <w:bottom w:val="single" w:sz="4" w:color="D0D5DD"/>
+            </w:tcBorders>
+            <w:vAlign w:val="center"/>
+          </w:tcPr>
+          <w:p>
+            <w:pPr>
+              <w:spacing w:before="40" w:after="40"/>
+            </w:pPr>
+            <w:r>
+              <w:rPr>
+                <w:rFonts w:ascii="Arial" w:hAnsi="Arial"/>
+                <w:rFonts w:ascii="Arial" w:hAnsi="Arial" w:cs="Arial"/>
+                <w:b w:val="0"/>
+                <w:i w:val="0"/>
+                <w:color w:val="4A5568"/>
+                <w:sz w:val="13"/>
+              </w:rPr>
+              <w:t>Tron</w:t>
+            </w:r>
+          </w:p>
+        </w:tc>
+        <w:tc>
+          <w:tcPr>
+            <w:tcW w:type="dxa" w:w="1134"/>
+            <w:tcBorders>
+              <w:bottom w:val="single" w:sz="4" w:color="D0D5DD"/>
+            </w:tcBorders>
+            <w:vAlign w:val="center"/>
+          </w:tcPr>
+          <w:p>
+            <w:pPr>
+              <w:spacing w:before="40" w:after="40"/>
+              <w:jc w:val="right"/>
+            </w:pPr>
+            <w:r>
+              <w:rPr>
+                <w:rFonts w:ascii="Arial" w:hAnsi="Arial"/>
+                <w:rFonts w:ascii="Arial" w:hAnsi="Arial" w:cs="Arial"/>
+                <w:b w:val="0"/>
+                <w:i w:val="0"/>
+                <w:color w:val="4A5568"/>
+                <w:sz w:val="13"/>
+              </w:rPr>
+              <w:t>+250,000.0000</w:t>
+            </w:r>
+          </w:p>
+        </w:tc>
+        <w:tc>
+          <w:tcPr>
+            <w:tcW w:type="dxa" w:w="1134"/>
+            <w:tcBorders>
+              <w:bottom w:val="single" w:sz="4" w:color="D0D5DD"/>
+            </w:tcBorders>
+            <w:vAlign w:val="center"/>
+          </w:tcPr>
+          <w:p>
+            <w:pPr>
+              <w:spacing w:before="40" w:after="40"/>
+              <w:jc w:val="right"/>
+            </w:pPr>
+            <w:r>
+              <w:rPr>
+                <w:rFonts w:ascii="Arial" w:hAnsi="Arial"/>
+                <w:rFonts w:ascii="Arial" w:hAnsi="Arial" w:cs="Arial"/>
+                <w:b w:val="0"/>
+                <w:i w:val="0"/>
+                <w:color w:val="15803D"/>
+                <w:sz w:val="13"/>
+              </w:rPr>
+              <w:t>$250,762.07</w:t>
+            </w:r>
+          </w:p>
+        </w:tc>
+        <w:tc>
+          <w:tcPr>
+            <w:tcW w:type="dxa" w:w="3175"/>
+            <w:tcBorders>
+              <w:bottom w:val="single" w:sz="4" w:color="D0D5DD"/>
+            </w:tcBorders>
+            <w:vAlign w:val="center"/>
+          </w:tcPr>
+          <w:p>
+            <w:pPr>
+              <w:spacing w:before="40" w:after="40"/>
+              <w:jc w:val="right"/>
+            </w:pPr>
+            <w:r>
+              <w:rPr>
+                <w:rFonts w:ascii="Arial" w:hAnsi="Arial"/>
+                <w:rFonts w:ascii="Arial" w:hAnsi="Arial" w:cs="Arial"/>
+                <w:b w:val="0"/>
+                <w:i w:val="0"/>
+                <w:color w:val="4A5568"/>
+                <w:sz w:val="13"/>
+              </w:rPr>
+              <w:t>TAB5A6DD622A97F164517B38E754679GGD</w:t>
+            </w:r>
+          </w:p>
+        </w:tc>
+      </w:tr>
+      <w:tr>
         <w:tc>
           <w:tcPr>
             <w:tcW w:type="dxa" w:w="907"/>
@@ -8033,6 +9637,136 @@
           <w:p>
             <w:pPr>
               <w:spacing w:before="40" w:after="40"/>
+            </w:pPr>
+            <w:r>
+              <w:rPr>
+                <w:rFonts w:ascii="Arial" w:hAnsi="Arial"/>
+                <w:rFonts w:ascii="Arial" w:hAnsi="Arial" w:cs="Arial"/>
+                <w:b w:val="0"/>
+                <w:i w:val="0"/>
+                <w:color w:val="4A5568"/>
+                <w:sz w:val="13"/>
+              </w:rPr>
+              <w:t>T-204661</w:t>
+            </w:r>
+          </w:p>
+        </w:tc>
+        <w:tc>
+          <w:tcPr>
+            <w:tcW w:type="dxa" w:w="1020"/>
+            <w:shd w:val="clear" w:color="auto" w:fill="F5F7FA"/>
+            <w:tcBorders>
+              <w:bottom w:val="single" w:sz="4" w:color="D0D5DD"/>
+            </w:tcBorders>
+            <w:vAlign w:val="center"/>
+          </w:tcPr>
+          <w:p>
+            <w:pPr>
+              <w:spacing w:before="40" w:after="40"/>
+            </w:pPr>
+            <w:r>
+              <w:rPr>
+                <w:rFonts w:ascii="Arial" w:hAnsi="Arial"/>
+                <w:rFonts w:ascii="Arial" w:hAnsi="Arial" w:cs="Arial"/>
+                <w:b w:val="0"/>
+                <w:i w:val="0"/>
+                <w:color w:val="4A5568"/>
+                <w:sz w:val="13"/>
+              </w:rPr>
+              <w:t>2026-04-28</w:t>
+            </w:r>
+          </w:p>
+        </w:tc>
+        <w:tc>
+          <w:tcPr>
+            <w:tcW w:type="dxa" w:w="1134"/>
+            <w:shd w:val="clear" w:color="auto" w:fill="F5F7FA"/>
+            <w:tcBorders>
+              <w:bottom w:val="single" w:sz="4" w:color="D0D5DD"/>
+            </w:tcBorders>
+            <w:vAlign w:val="center"/>
+          </w:tcPr>
+          <w:p>
+            <w:pPr>
+              <w:spacing w:before="40" w:after="40"/>
+            </w:pPr>
+            <w:r>
+              <w:rPr>
+                <w:rFonts w:ascii="Arial" w:hAnsi="Arial"/>
+                <w:rFonts w:ascii="Arial" w:hAnsi="Arial" w:cs="Arial"/>
+                <w:b/>
+                <w:i w:val="0"/>
+                <w:color w:val="B91C1C"/>
+                <w:sz w:val="13"/>
+              </w:rPr>
+              <w:t>Paid (out)</w:t>
+            </w:r>
+          </w:p>
+        </w:tc>
+        <w:tc>
+          <w:tcPr>
+            <w:tcW w:type="dxa" w:w="680"/>
+            <w:shd w:val="clear" w:color="auto" w:fill="F5F7FA"/>
+            <w:tcBorders>
+              <w:bottom w:val="single" w:sz="4" w:color="D0D5DD"/>
+            </w:tcBorders>
+            <w:vAlign w:val="center"/>
+          </w:tcPr>
+          <w:p>
+            <w:pPr>
+              <w:spacing w:before="40" w:after="40"/>
+            </w:pPr>
+            <w:r>
+              <w:rPr>
+                <w:rFonts w:ascii="Arial" w:hAnsi="Arial"/>
+                <w:rFonts w:ascii="Arial" w:hAnsi="Arial" w:cs="Arial"/>
+                <w:b w:val="0"/>
+                <w:i w:val="0"/>
+                <w:color w:val="4A5568"/>
+                <w:sz w:val="13"/>
+              </w:rPr>
+              <w:t>USDC</w:t>
+            </w:r>
+          </w:p>
+        </w:tc>
+        <w:tc>
+          <w:tcPr>
+            <w:tcW w:type="dxa" w:w="1020"/>
+            <w:shd w:val="clear" w:color="auto" w:fill="F5F7FA"/>
+            <w:tcBorders>
+              <w:bottom w:val="single" w:sz="4" w:color="D0D5DD"/>
+            </w:tcBorders>
+            <w:vAlign w:val="center"/>
+          </w:tcPr>
+          <w:p>
+            <w:pPr>
+              <w:spacing w:before="40" w:after="40"/>
+            </w:pPr>
+            <w:r>
+              <w:rPr>
+                <w:rFonts w:ascii="Arial" w:hAnsi="Arial"/>
+                <w:rFonts w:ascii="Arial" w:hAnsi="Arial" w:cs="Arial"/>
+                <w:b w:val="0"/>
+                <w:i w:val="0"/>
+                <w:color w:val="4A5568"/>
+                <w:sz w:val="13"/>
+              </w:rPr>
+              <w:t>Ethereum</w:t>
+            </w:r>
+          </w:p>
+        </w:tc>
+        <w:tc>
+          <w:tcPr>
+            <w:tcW w:type="dxa" w:w="1134"/>
+            <w:shd w:val="clear" w:color="auto" w:fill="F5F7FA"/>
+            <w:tcBorders>
+              <w:bottom w:val="single" w:sz="4" w:color="D0D5DD"/>
+            </w:tcBorders>
+            <w:vAlign w:val="center"/>
+          </w:tcPr>
+          <w:p>
+            <w:pPr>
+              <w:spacing w:before="40" w:after="40"/>
               <w:jc w:val="right"/>
             </w:pPr>
             <w:r>
@@ -8042,9 +9776,63 @@
                 <w:b w:val="0"/>
                 <w:i w:val="0"/>
                 <w:color w:val="4A5568"/>
-                <w:sz w:val="15"/>
-              </w:rPr>
-              <w:t>W20262046-PAY3</w:t>
+                <w:sz w:val="13"/>
+              </w:rPr>
+              <w:t>-250,762.0700</w:t>
+            </w:r>
+          </w:p>
+        </w:tc>
+        <w:tc>
+          <w:tcPr>
+            <w:tcW w:type="dxa" w:w="1134"/>
+            <w:shd w:val="clear" w:color="auto" w:fill="F5F7FA"/>
+            <w:tcBorders>
+              <w:bottom w:val="single" w:sz="4" w:color="D0D5DD"/>
+            </w:tcBorders>
+            <w:vAlign w:val="center"/>
+          </w:tcPr>
+          <w:p>
+            <w:pPr>
+              <w:spacing w:before="40" w:after="40"/>
+              <w:jc w:val="right"/>
+            </w:pPr>
+            <w:r>
+              <w:rPr>
+                <w:rFonts w:ascii="Arial" w:hAnsi="Arial"/>
+                <w:rFonts w:ascii="Arial" w:hAnsi="Arial" w:cs="Arial"/>
+                <w:b w:val="0"/>
+                <w:i w:val="0"/>
+                <w:color w:val="B91C1C"/>
+                <w:sz w:val="13"/>
+              </w:rPr>
+              <w:t>-$250,762.07</w:t>
+            </w:r>
+          </w:p>
+        </w:tc>
+        <w:tc>
+          <w:tcPr>
+            <w:tcW w:type="dxa" w:w="3175"/>
+            <w:shd w:val="clear" w:color="auto" w:fill="F5F7FA"/>
+            <w:tcBorders>
+              <w:bottom w:val="single" w:sz="4" w:color="D0D5DD"/>
+            </w:tcBorders>
+            <w:vAlign w:val="center"/>
+          </w:tcPr>
+          <w:p>
+            <w:pPr>
+              <w:spacing w:before="40" w:after="40"/>
+              <w:jc w:val="right"/>
+            </w:pPr>
+            <w:r>
+              <w:rPr>
+                <w:rFonts w:ascii="Arial" w:hAnsi="Arial"/>
+                <w:rFonts w:ascii="Arial" w:hAnsi="Arial" w:cs="Arial"/>
+                <w:b w:val="0"/>
+                <w:i w:val="0"/>
+                <w:color w:val="4A5568"/>
+                <w:sz w:val="13"/>
+              </w:rPr>
+              <w:t>0xd2ca07283c9e22e0110fac47d2ea9b6e25ab942c7848592af2d3c5b8f5225082</w:t>
             </w:r>
           </w:p>
         </w:tc>
@@ -8069,15 +9857,15 @@
                 <w:b w:val="0"/>
                 <w:i w:val="0"/>
                 <w:color w:val="4A5568"/>
-                <w:sz w:val="15"/>
-              </w:rPr>
-              <w:t>T-204605</w:t>
-            </w:r>
-          </w:p>
-        </w:tc>
-        <w:tc>
-          <w:tcPr>
-            <w:tcW w:type="dxa" w:w="1247"/>
+                <w:sz w:val="13"/>
+              </w:rPr>
+              <w:t>T-204635</w:t>
+            </w:r>
+          </w:p>
+        </w:tc>
+        <w:tc>
+          <w:tcPr>
+            <w:tcW w:type="dxa" w:w="1020"/>
             <w:tcBorders>
               <w:bottom w:val="single" w:sz="4" w:color="D0D5DD"/>
             </w:tcBorders>
@@ -8094,15 +9882,15 @@
                 <w:b w:val="0"/>
                 <w:i w:val="0"/>
                 <w:color w:val="4A5568"/>
-                <w:sz w:val="15"/>
-              </w:rPr>
-              <w:t>2026-04-16</w:t>
-            </w:r>
-          </w:p>
-        </w:tc>
-        <w:tc>
-          <w:tcPr>
-            <w:tcW w:type="dxa" w:w="1247"/>
+                <w:sz w:val="13"/>
+              </w:rPr>
+              <w:t>2026-04-23</w:t>
+            </w:r>
+          </w:p>
+        </w:tc>
+        <w:tc>
+          <w:tcPr>
+            <w:tcW w:type="dxa" w:w="1134"/>
             <w:tcBorders>
               <w:bottom w:val="single" w:sz="4" w:color="D0D5DD"/>
             </w:tcBorders>
@@ -8119,7 +9907,7 @@
                 <w:b/>
                 <w:i w:val="0"/>
                 <w:color w:val="15803D"/>
-                <w:sz w:val="15"/>
+                <w:sz w:val="13"/>
               </w:rPr>
               <w:t>Received (in)</w:t>
             </w:r>
@@ -8144,15 +9932,15 @@
                 <w:b w:val="0"/>
                 <w:i w:val="0"/>
                 <w:color w:val="4A5568"/>
-                <w:sz w:val="15"/>
-              </w:rPr>
-              <w:t>USDT</w:t>
-            </w:r>
-          </w:p>
-        </w:tc>
-        <w:tc>
-          <w:tcPr>
-            <w:tcW w:type="dxa" w:w="1247"/>
+                <w:sz w:val="13"/>
+              </w:rPr>
+              <w:t>USDC</w:t>
+            </w:r>
+          </w:p>
+        </w:tc>
+        <w:tc>
+          <w:tcPr>
+            <w:tcW w:type="dxa" w:w="1020"/>
             <w:tcBorders>
               <w:bottom w:val="single" w:sz="4" w:color="D0D5DD"/>
             </w:tcBorders>
@@ -8169,15 +9957,15 @@
                 <w:b w:val="0"/>
                 <w:i w:val="0"/>
                 <w:color w:val="4A5568"/>
-                <w:sz w:val="15"/>
-              </w:rPr>
-              <w:t>Tron</w:t>
-            </w:r>
-          </w:p>
-        </w:tc>
-        <w:tc>
-          <w:tcPr>
-            <w:tcW w:type="dxa" w:w="1247"/>
+                <w:sz w:val="13"/>
+              </w:rPr>
+              <w:t>Ethereum</w:t>
+            </w:r>
+          </w:p>
+        </w:tc>
+        <w:tc>
+          <w:tcPr>
+            <w:tcW w:type="dxa" w:w="1134"/>
             <w:tcBorders>
               <w:bottom w:val="single" w:sz="4" w:color="D0D5DD"/>
             </w:tcBorders>
@@ -8195,15 +9983,15 @@
                 <w:b w:val="0"/>
                 <w:i w:val="0"/>
                 <w:color w:val="4A5568"/>
-                <w:sz w:val="15"/>
-              </w:rPr>
-              <w:t>+150,000.0000</w:t>
-            </w:r>
-          </w:p>
-        </w:tc>
-        <w:tc>
-          <w:tcPr>
-            <w:tcW w:type="dxa" w:w="1361"/>
+                <w:sz w:val="13"/>
+              </w:rPr>
+              <w:t>+339,160.0000</w:t>
+            </w:r>
+          </w:p>
+        </w:tc>
+        <w:tc>
+          <w:tcPr>
+            <w:tcW w:type="dxa" w:w="1134"/>
             <w:tcBorders>
               <w:bottom w:val="single" w:sz="4" w:color="D0D5DD"/>
             </w:tcBorders>
@@ -8221,15 +10009,15 @@
                 <w:b w:val="0"/>
                 <w:i w:val="0"/>
                 <w:color w:val="15803D"/>
-                <w:sz w:val="15"/>
-              </w:rPr>
-              <w:t>$149,910.00</w:t>
-            </w:r>
-          </w:p>
-        </w:tc>
-        <w:tc>
-          <w:tcPr>
-            <w:tcW w:type="dxa" w:w="1361"/>
+                <w:sz w:val="13"/>
+              </w:rPr>
+              <w:t>$339,160.00</w:t>
+            </w:r>
+          </w:p>
+        </w:tc>
+        <w:tc>
+          <w:tcPr>
+            <w:tcW w:type="dxa" w:w="3175"/>
             <w:tcBorders>
               <w:bottom w:val="single" w:sz="4" w:color="D0D5DD"/>
             </w:tcBorders>
@@ -8247,35 +10035,9 @@
                 <w:b w:val="0"/>
                 <w:i w:val="0"/>
                 <w:color w:val="4A5568"/>
-                <w:sz w:val="15"/>
-              </w:rPr>
-              <w:t>Markets Settlement Wallet</w:t>
-            </w:r>
-          </w:p>
-        </w:tc>
-        <w:tc>
-          <w:tcPr>
-            <w:tcW w:type="dxa" w:w="907"/>
-            <w:tcBorders>
-              <w:bottom w:val="single" w:sz="4" w:color="D0D5DD"/>
-            </w:tcBorders>
-            <w:vAlign w:val="center"/>
-          </w:tcPr>
-          <w:p>
-            <w:pPr>
-              <w:spacing w:before="40" w:after="40"/>
-              <w:jc w:val="right"/>
-            </w:pPr>
-            <w:r>
-              <w:rPr>
-                <w:rFonts w:ascii="Arial" w:hAnsi="Arial"/>
-                <w:rFonts w:ascii="Arial" w:hAnsi="Arial" w:cs="Arial"/>
-                <w:b w:val="0"/>
-                <w:i w:val="0"/>
-                <w:color w:val="4A5568"/>
-                <w:sz w:val="15"/>
-              </w:rPr>
-              <w:t>W20262046-RCV5</w:t>
+                <w:sz w:val="13"/>
+              </w:rPr>
+              <w:t>0x7d68a1301053c9227345194ed116f5458a8d84d4ccb1134ca6a58450cd75eb01</w:t>
             </w:r>
           </w:p>
         </w:tc>
@@ -8301,15 +10063,15 @@
                 <w:b w:val="0"/>
                 <w:i w:val="0"/>
                 <w:color w:val="4A5568"/>
-                <w:sz w:val="15"/>
-              </w:rPr>
-              <w:t>T-204605</w:t>
-            </w:r>
-          </w:p>
-        </w:tc>
-        <w:tc>
-          <w:tcPr>
-            <w:tcW w:type="dxa" w:w="1247"/>
+                <w:sz w:val="13"/>
+              </w:rPr>
+              <w:t>T-204635</w:t>
+            </w:r>
+          </w:p>
+        </w:tc>
+        <w:tc>
+          <w:tcPr>
+            <w:tcW w:type="dxa" w:w="1020"/>
             <w:shd w:val="clear" w:color="auto" w:fill="F5F7FA"/>
             <w:tcBorders>
               <w:bottom w:val="single" w:sz="4" w:color="D0D5DD"/>
@@ -8327,15 +10089,15 @@
                 <w:b w:val="0"/>
                 <w:i w:val="0"/>
                 <w:color w:val="4A5568"/>
-                <w:sz w:val="15"/>
-              </w:rPr>
-              <w:t>2026-04-16</w:t>
-            </w:r>
-          </w:p>
-        </w:tc>
-        <w:tc>
-          <w:tcPr>
-            <w:tcW w:type="dxa" w:w="1247"/>
+                <w:sz w:val="13"/>
+              </w:rPr>
+              <w:t>2026-04-23</w:t>
+            </w:r>
+          </w:p>
+        </w:tc>
+        <w:tc>
+          <w:tcPr>
+            <w:tcW w:type="dxa" w:w="1134"/>
             <w:shd w:val="clear" w:color="auto" w:fill="F5F7FA"/>
             <w:tcBorders>
               <w:bottom w:val="single" w:sz="4" w:color="D0D5DD"/>
@@ -8353,7 +10115,7 @@
                 <w:b/>
                 <w:i w:val="0"/>
                 <w:color w:val="B91C1C"/>
-                <w:sz w:val="15"/>
+                <w:sz w:val="13"/>
               </w:rPr>
               <w:t>Paid (out)</w:t>
             </w:r>
@@ -8379,15 +10141,15 @@
                 <w:b w:val="0"/>
                 <w:i w:val="0"/>
                 <w:color w:val="4A5568"/>
-                <w:sz w:val="15"/>
-              </w:rPr>
-              <w:t>USDC</w:t>
-            </w:r>
-          </w:p>
-        </w:tc>
-        <w:tc>
-          <w:tcPr>
-            <w:tcW w:type="dxa" w:w="1247"/>
+                <w:sz w:val="13"/>
+              </w:rPr>
+              <w:t>ETH</w:t>
+            </w:r>
+          </w:p>
+        </w:tc>
+        <w:tc>
+          <w:tcPr>
+            <w:tcW w:type="dxa" w:w="1020"/>
             <w:shd w:val="clear" w:color="auto" w:fill="F5F7FA"/>
             <w:tcBorders>
               <w:bottom w:val="single" w:sz="4" w:color="D0D5DD"/>
@@ -8405,7 +10167,7 @@
                 <w:b w:val="0"/>
                 <w:i w:val="0"/>
                 <w:color w:val="4A5568"/>
-                <w:sz w:val="15"/>
+                <w:sz w:val="13"/>
               </w:rPr>
               <w:t>Ethereum</w:t>
             </w:r>
@@ -8413,7 +10175,7 @@
         </w:tc>
         <w:tc>
           <w:tcPr>
-            <w:tcW w:type="dxa" w:w="1247"/>
+            <w:tcW w:type="dxa" w:w="1134"/>
             <w:shd w:val="clear" w:color="auto" w:fill="F5F7FA"/>
             <w:tcBorders>
               <w:bottom w:val="single" w:sz="4" w:color="D0D5DD"/>
@@ -8432,15 +10194,15 @@
                 <w:b w:val="0"/>
                 <w:i w:val="0"/>
                 <w:color w:val="4A5568"/>
-                <w:sz w:val="15"/>
-              </w:rPr>
-              <w:t>-149,910.0000</w:t>
-            </w:r>
-          </w:p>
-        </w:tc>
-        <w:tc>
-          <w:tcPr>
-            <w:tcW w:type="dxa" w:w="1361"/>
+                <w:sz w:val="13"/>
+              </w:rPr>
+              <w:t>-80.0000</w:t>
+            </w:r>
+          </w:p>
+        </w:tc>
+        <w:tc>
+          <w:tcPr>
+            <w:tcW w:type="dxa" w:w="1134"/>
             <w:shd w:val="clear" w:color="auto" w:fill="F5F7FA"/>
             <w:tcBorders>
               <w:bottom w:val="single" w:sz="4" w:color="D0D5DD"/>
@@ -8459,15 +10221,15 @@
                 <w:b w:val="0"/>
                 <w:i w:val="0"/>
                 <w:color w:val="B91C1C"/>
-                <w:sz w:val="15"/>
-              </w:rPr>
-              <w:t>-$149,910.00</w:t>
-            </w:r>
-          </w:p>
-        </w:tc>
-        <w:tc>
-          <w:tcPr>
-            <w:tcW w:type="dxa" w:w="1361"/>
+                <w:sz w:val="13"/>
+              </w:rPr>
+              <w:t>-$339,160.00</w:t>
+            </w:r>
+          </w:p>
+        </w:tc>
+        <w:tc>
+          <w:tcPr>
+            <w:tcW w:type="dxa" w:w="3175"/>
             <w:shd w:val="clear" w:color="auto" w:fill="F5F7FA"/>
             <w:tcBorders>
               <w:bottom w:val="single" w:sz="4" w:color="D0D5DD"/>
@@ -8486,12 +10248,219 @@
                 <w:b w:val="0"/>
                 <w:i w:val="0"/>
                 <w:color w:val="4A5568"/>
-                <w:sz w:val="15"/>
-              </w:rPr>
-              <w:t>Markets Settlement Wallet</w:t>
-            </w:r>
-          </w:p>
-        </w:tc>
+                <w:sz w:val="13"/>
+              </w:rPr>
+              <w:t>0x6d95dcc78f3f34ff0385d88fcb6483a8499db18dd48f8775a78664f20605b59d</w:t>
+            </w:r>
+          </w:p>
+        </w:tc>
+      </w:tr>
+      <w:tr>
+        <w:tc>
+          <w:tcPr>
+            <w:tcW w:type="dxa" w:w="907"/>
+            <w:tcBorders>
+              <w:bottom w:val="single" w:sz="4" w:color="D0D5DD"/>
+            </w:tcBorders>
+            <w:vAlign w:val="center"/>
+          </w:tcPr>
+          <w:p>
+            <w:pPr>
+              <w:spacing w:before="40" w:after="40"/>
+            </w:pPr>
+            <w:r>
+              <w:rPr>
+                <w:rFonts w:ascii="Arial" w:hAnsi="Arial"/>
+                <w:rFonts w:ascii="Arial" w:hAnsi="Arial" w:cs="Arial"/>
+                <w:b w:val="0"/>
+                <w:i w:val="0"/>
+                <w:color w:val="4A5568"/>
+                <w:sz w:val="13"/>
+              </w:rPr>
+              <w:t>T-204658</w:t>
+            </w:r>
+          </w:p>
+        </w:tc>
+        <w:tc>
+          <w:tcPr>
+            <w:tcW w:type="dxa" w:w="1020"/>
+            <w:tcBorders>
+              <w:bottom w:val="single" w:sz="4" w:color="D0D5DD"/>
+            </w:tcBorders>
+            <w:vAlign w:val="center"/>
+          </w:tcPr>
+          <w:p>
+            <w:pPr>
+              <w:spacing w:before="40" w:after="40"/>
+            </w:pPr>
+            <w:r>
+              <w:rPr>
+                <w:rFonts w:ascii="Arial" w:hAnsi="Arial"/>
+                <w:rFonts w:ascii="Arial" w:hAnsi="Arial" w:cs="Arial"/>
+                <w:b w:val="0"/>
+                <w:i w:val="0"/>
+                <w:color w:val="4A5568"/>
+                <w:sz w:val="13"/>
+              </w:rPr>
+              <w:t>2026-04-27</w:t>
+            </w:r>
+          </w:p>
+        </w:tc>
+        <w:tc>
+          <w:tcPr>
+            <w:tcW w:type="dxa" w:w="1134"/>
+            <w:tcBorders>
+              <w:bottom w:val="single" w:sz="4" w:color="D0D5DD"/>
+            </w:tcBorders>
+            <w:vAlign w:val="center"/>
+          </w:tcPr>
+          <w:p>
+            <w:pPr>
+              <w:spacing w:before="40" w:after="40"/>
+            </w:pPr>
+            <w:r>
+              <w:rPr>
+                <w:rFonts w:ascii="Arial" w:hAnsi="Arial"/>
+                <w:rFonts w:ascii="Arial" w:hAnsi="Arial" w:cs="Arial"/>
+                <w:b/>
+                <w:i w:val="0"/>
+                <w:color w:val="15803D"/>
+                <w:sz w:val="13"/>
+              </w:rPr>
+              <w:t>Received (in)</w:t>
+            </w:r>
+          </w:p>
+        </w:tc>
+        <w:tc>
+          <w:tcPr>
+            <w:tcW w:type="dxa" w:w="680"/>
+            <w:tcBorders>
+              <w:bottom w:val="single" w:sz="4" w:color="D0D5DD"/>
+            </w:tcBorders>
+            <w:vAlign w:val="center"/>
+          </w:tcPr>
+          <w:p>
+            <w:pPr>
+              <w:spacing w:before="40" w:after="40"/>
+            </w:pPr>
+            <w:r>
+              <w:rPr>
+                <w:rFonts w:ascii="Arial" w:hAnsi="Arial"/>
+                <w:rFonts w:ascii="Arial" w:hAnsi="Arial" w:cs="Arial"/>
+                <w:b w:val="0"/>
+                <w:i w:val="0"/>
+                <w:color w:val="4A5568"/>
+                <w:sz w:val="13"/>
+              </w:rPr>
+              <w:t>ETH</w:t>
+            </w:r>
+          </w:p>
+        </w:tc>
+        <w:tc>
+          <w:tcPr>
+            <w:tcW w:type="dxa" w:w="1020"/>
+            <w:tcBorders>
+              <w:bottom w:val="single" w:sz="4" w:color="D0D5DD"/>
+            </w:tcBorders>
+            <w:vAlign w:val="center"/>
+          </w:tcPr>
+          <w:p>
+            <w:pPr>
+              <w:spacing w:before="40" w:after="40"/>
+            </w:pPr>
+            <w:r>
+              <w:rPr>
+                <w:rFonts w:ascii="Arial" w:hAnsi="Arial"/>
+                <w:rFonts w:ascii="Arial" w:hAnsi="Arial" w:cs="Arial"/>
+                <w:b w:val="0"/>
+                <w:i w:val="0"/>
+                <w:color w:val="4A5568"/>
+                <w:sz w:val="13"/>
+              </w:rPr>
+              <w:t>Ethereum</w:t>
+            </w:r>
+          </w:p>
+        </w:tc>
+        <w:tc>
+          <w:tcPr>
+            <w:tcW w:type="dxa" w:w="1134"/>
+            <w:tcBorders>
+              <w:bottom w:val="single" w:sz="4" w:color="D0D5DD"/>
+            </w:tcBorders>
+            <w:vAlign w:val="center"/>
+          </w:tcPr>
+          <w:p>
+            <w:pPr>
+              <w:spacing w:before="40" w:after="40"/>
+              <w:jc w:val="right"/>
+            </w:pPr>
+            <w:r>
+              <w:rPr>
+                <w:rFonts w:ascii="Arial" w:hAnsi="Arial"/>
+                <w:rFonts w:ascii="Arial" w:hAnsi="Arial" w:cs="Arial"/>
+                <w:b w:val="0"/>
+                <w:i w:val="0"/>
+                <w:color w:val="4A5568"/>
+                <w:sz w:val="13"/>
+              </w:rPr>
+              <w:t>+20.0000</w:t>
+            </w:r>
+          </w:p>
+        </w:tc>
+        <w:tc>
+          <w:tcPr>
+            <w:tcW w:type="dxa" w:w="1134"/>
+            <w:tcBorders>
+              <w:bottom w:val="single" w:sz="4" w:color="D0D5DD"/>
+            </w:tcBorders>
+            <w:vAlign w:val="center"/>
+          </w:tcPr>
+          <w:p>
+            <w:pPr>
+              <w:spacing w:before="40" w:after="40"/>
+              <w:jc w:val="right"/>
+            </w:pPr>
+            <w:r>
+              <w:rPr>
+                <w:rFonts w:ascii="Arial" w:hAnsi="Arial"/>
+                <w:rFonts w:ascii="Arial" w:hAnsi="Arial" w:cs="Arial"/>
+                <w:b w:val="0"/>
+                <w:i w:val="0"/>
+                <w:color w:val="15803D"/>
+                <w:sz w:val="13"/>
+              </w:rPr>
+              <w:t>$84,640.00</w:t>
+            </w:r>
+          </w:p>
+        </w:tc>
+        <w:tc>
+          <w:tcPr>
+            <w:tcW w:type="dxa" w:w="3175"/>
+            <w:tcBorders>
+              <w:bottom w:val="single" w:sz="4" w:color="D0D5DD"/>
+            </w:tcBorders>
+            <w:vAlign w:val="center"/>
+          </w:tcPr>
+          <w:p>
+            <w:pPr>
+              <w:spacing w:before="40" w:after="40"/>
+              <w:jc w:val="right"/>
+            </w:pPr>
+            <w:r>
+              <w:rPr>
+                <w:rFonts w:ascii="Arial" w:hAnsi="Arial"/>
+                <w:rFonts w:ascii="Arial" w:hAnsi="Arial" w:cs="Arial"/>
+                <w:b w:val="0"/>
+                <w:i w:val="0"/>
+                <w:color w:val="4A5568"/>
+                <w:sz w:val="13"/>
+              </w:rPr>
+              <w:t>0xcbac294c789677513fd6067750f5a5707b2a02551d2b1a9b23236df0fbb727a0</w:t>
+            </w:r>
+          </w:p>
+        </w:tc>
+      </w:tr>
+      <w:tr>
         <w:tc>
           <w:tcPr>
             <w:tcW w:type="dxa" w:w="907"/>
@@ -8504,6 +10473,136 @@
           <w:p>
             <w:pPr>
               <w:spacing w:before="40" w:after="40"/>
+            </w:pPr>
+            <w:r>
+              <w:rPr>
+                <w:rFonts w:ascii="Arial" w:hAnsi="Arial"/>
+                <w:rFonts w:ascii="Arial" w:hAnsi="Arial" w:cs="Arial"/>
+                <w:b w:val="0"/>
+                <w:i w:val="0"/>
+                <w:color w:val="4A5568"/>
+                <w:sz w:val="13"/>
+              </w:rPr>
+              <w:t>T-204658</w:t>
+            </w:r>
+          </w:p>
+        </w:tc>
+        <w:tc>
+          <w:tcPr>
+            <w:tcW w:type="dxa" w:w="1020"/>
+            <w:shd w:val="clear" w:color="auto" w:fill="F5F7FA"/>
+            <w:tcBorders>
+              <w:bottom w:val="single" w:sz="4" w:color="D0D5DD"/>
+            </w:tcBorders>
+            <w:vAlign w:val="center"/>
+          </w:tcPr>
+          <w:p>
+            <w:pPr>
+              <w:spacing w:before="40" w:after="40"/>
+            </w:pPr>
+            <w:r>
+              <w:rPr>
+                <w:rFonts w:ascii="Arial" w:hAnsi="Arial"/>
+                <w:rFonts w:ascii="Arial" w:hAnsi="Arial" w:cs="Arial"/>
+                <w:b w:val="0"/>
+                <w:i w:val="0"/>
+                <w:color w:val="4A5568"/>
+                <w:sz w:val="13"/>
+              </w:rPr>
+              <w:t>2026-04-27</w:t>
+            </w:r>
+          </w:p>
+        </w:tc>
+        <w:tc>
+          <w:tcPr>
+            <w:tcW w:type="dxa" w:w="1134"/>
+            <w:shd w:val="clear" w:color="auto" w:fill="F5F7FA"/>
+            <w:tcBorders>
+              <w:bottom w:val="single" w:sz="4" w:color="D0D5DD"/>
+            </w:tcBorders>
+            <w:vAlign w:val="center"/>
+          </w:tcPr>
+          <w:p>
+            <w:pPr>
+              <w:spacing w:before="40" w:after="40"/>
+            </w:pPr>
+            <w:r>
+              <w:rPr>
+                <w:rFonts w:ascii="Arial" w:hAnsi="Arial"/>
+                <w:rFonts w:ascii="Arial" w:hAnsi="Arial" w:cs="Arial"/>
+                <w:b/>
+                <w:i w:val="0"/>
+                <w:color w:val="B91C1C"/>
+                <w:sz w:val="13"/>
+              </w:rPr>
+              <w:t>Paid (out)</w:t>
+            </w:r>
+          </w:p>
+        </w:tc>
+        <w:tc>
+          <w:tcPr>
+            <w:tcW w:type="dxa" w:w="680"/>
+            <w:shd w:val="clear" w:color="auto" w:fill="F5F7FA"/>
+            <w:tcBorders>
+              <w:bottom w:val="single" w:sz="4" w:color="D0D5DD"/>
+            </w:tcBorders>
+            <w:vAlign w:val="center"/>
+          </w:tcPr>
+          <w:p>
+            <w:pPr>
+              <w:spacing w:before="40" w:after="40"/>
+            </w:pPr>
+            <w:r>
+              <w:rPr>
+                <w:rFonts w:ascii="Arial" w:hAnsi="Arial"/>
+                <w:rFonts w:ascii="Arial" w:hAnsi="Arial" w:cs="Arial"/>
+                <w:b w:val="0"/>
+                <w:i w:val="0"/>
+                <w:color w:val="4A5568"/>
+                <w:sz w:val="13"/>
+              </w:rPr>
+              <w:t>USDC</w:t>
+            </w:r>
+          </w:p>
+        </w:tc>
+        <w:tc>
+          <w:tcPr>
+            <w:tcW w:type="dxa" w:w="1020"/>
+            <w:shd w:val="clear" w:color="auto" w:fill="F5F7FA"/>
+            <w:tcBorders>
+              <w:bottom w:val="single" w:sz="4" w:color="D0D5DD"/>
+            </w:tcBorders>
+            <w:vAlign w:val="center"/>
+          </w:tcPr>
+          <w:p>
+            <w:pPr>
+              <w:spacing w:before="40" w:after="40"/>
+            </w:pPr>
+            <w:r>
+              <w:rPr>
+                <w:rFonts w:ascii="Arial" w:hAnsi="Arial"/>
+                <w:rFonts w:ascii="Arial" w:hAnsi="Arial" w:cs="Arial"/>
+                <w:b w:val="0"/>
+                <w:i w:val="0"/>
+                <w:color w:val="4A5568"/>
+                <w:sz w:val="13"/>
+              </w:rPr>
+              <w:t>Ethereum</w:t>
+            </w:r>
+          </w:p>
+        </w:tc>
+        <w:tc>
+          <w:tcPr>
+            <w:tcW w:type="dxa" w:w="1134"/>
+            <w:shd w:val="clear" w:color="auto" w:fill="F5F7FA"/>
+            <w:tcBorders>
+              <w:bottom w:val="single" w:sz="4" w:color="D0D5DD"/>
+            </w:tcBorders>
+            <w:vAlign w:val="center"/>
+          </w:tcPr>
+          <w:p>
+            <w:pPr>
+              <w:spacing w:before="40" w:after="40"/>
               <w:jc w:val="right"/>
             </w:pPr>
             <w:r>
@@ -8513,9 +10612,63 @@
                 <w:b w:val="0"/>
                 <w:i w:val="0"/>
                 <w:color w:val="4A5568"/>
-                <w:sz w:val="15"/>
-              </w:rPr>
-              <w:t>W20262046-PAY5</w:t>
+                <w:sz w:val="13"/>
+              </w:rPr>
+              <w:t>-84,640.0000</w:t>
+            </w:r>
+          </w:p>
+        </w:tc>
+        <w:tc>
+          <w:tcPr>
+            <w:tcW w:type="dxa" w:w="1134"/>
+            <w:shd w:val="clear" w:color="auto" w:fill="F5F7FA"/>
+            <w:tcBorders>
+              <w:bottom w:val="single" w:sz="4" w:color="D0D5DD"/>
+            </w:tcBorders>
+            <w:vAlign w:val="center"/>
+          </w:tcPr>
+          <w:p>
+            <w:pPr>
+              <w:spacing w:before="40" w:after="40"/>
+              <w:jc w:val="right"/>
+            </w:pPr>
+            <w:r>
+              <w:rPr>
+                <w:rFonts w:ascii="Arial" w:hAnsi="Arial"/>
+                <w:rFonts w:ascii="Arial" w:hAnsi="Arial" w:cs="Arial"/>
+                <w:b w:val="0"/>
+                <w:i w:val="0"/>
+                <w:color w:val="B91C1C"/>
+                <w:sz w:val="13"/>
+              </w:rPr>
+              <w:t>-$84,640.00</w:t>
+            </w:r>
+          </w:p>
+        </w:tc>
+        <w:tc>
+          <w:tcPr>
+            <w:tcW w:type="dxa" w:w="3175"/>
+            <w:shd w:val="clear" w:color="auto" w:fill="F5F7FA"/>
+            <w:tcBorders>
+              <w:bottom w:val="single" w:sz="4" w:color="D0D5DD"/>
+            </w:tcBorders>
+            <w:vAlign w:val="center"/>
+          </w:tcPr>
+          <w:p>
+            <w:pPr>
+              <w:spacing w:before="40" w:after="40"/>
+              <w:jc w:val="right"/>
+            </w:pPr>
+            <w:r>
+              <w:rPr>
+                <w:rFonts w:ascii="Arial" w:hAnsi="Arial"/>
+                <w:rFonts w:ascii="Arial" w:hAnsi="Arial" w:cs="Arial"/>
+                <w:b w:val="0"/>
+                <w:i w:val="0"/>
+                <w:color w:val="4A5568"/>
+                <w:sz w:val="13"/>
+              </w:rPr>
+              <w:t>0x3d2b86a05651846a60bdd4f927be72289724e073b1f5986d3ee36f83cb8794e9</w:t>
             </w:r>
           </w:p>
         </w:tc>
@@ -8540,15 +10693,15 @@
                 <w:b w:val="0"/>
                 <w:i w:val="0"/>
                 <w:color w:val="4A5568"/>
-                <w:sz w:val="15"/>
-              </w:rPr>
-              <w:t>T-204611</w:t>
-            </w:r>
-          </w:p>
-        </w:tc>
-        <w:tc>
-          <w:tcPr>
-            <w:tcW w:type="dxa" w:w="1247"/>
+                <w:sz w:val="13"/>
+              </w:rPr>
+              <w:t>T-204618</w:t>
+            </w:r>
+          </w:p>
+        </w:tc>
+        <w:tc>
+          <w:tcPr>
+            <w:tcW w:type="dxa" w:w="1020"/>
             <w:tcBorders>
               <w:bottom w:val="single" w:sz="4" w:color="D0D5DD"/>
             </w:tcBorders>
@@ -8565,15 +10718,15 @@
                 <w:b w:val="0"/>
                 <w:i w:val="0"/>
                 <w:color w:val="4A5568"/>
-                <w:sz w:val="15"/>
-              </w:rPr>
-              <w:t>2026-04-17</w:t>
-            </w:r>
-          </w:p>
-        </w:tc>
-        <w:tc>
-          <w:tcPr>
-            <w:tcW w:type="dxa" w:w="1247"/>
+                <w:sz w:val="13"/>
+              </w:rPr>
+              <w:t>2026-04-21</w:t>
+            </w:r>
+          </w:p>
+        </w:tc>
+        <w:tc>
+          <w:tcPr>
+            <w:tcW w:type="dxa" w:w="1134"/>
             <w:tcBorders>
               <w:bottom w:val="single" w:sz="4" w:color="D0D5DD"/>
             </w:tcBorders>
@@ -8590,7 +10743,7 @@
                 <w:b/>
                 <w:i w:val="0"/>
                 <w:color w:val="15803D"/>
-                <w:sz w:val="15"/>
+                <w:sz w:val="13"/>
               </w:rPr>
               <w:t>Received (in)</w:t>
             </w:r>
@@ -8615,15 +10768,15 @@
                 <w:b w:val="0"/>
                 <w:i w:val="0"/>
                 <w:color w:val="4A5568"/>
-                <w:sz w:val="15"/>
-              </w:rPr>
-              <w:t>USDT</w:t>
-            </w:r>
-          </w:p>
-        </w:tc>
-        <w:tc>
-          <w:tcPr>
-            <w:tcW w:type="dxa" w:w="1247"/>
+                <w:sz w:val="13"/>
+              </w:rPr>
+              <w:t>SOL</w:t>
+            </w:r>
+          </w:p>
+        </w:tc>
+        <w:tc>
+          <w:tcPr>
+            <w:tcW w:type="dxa" w:w="1020"/>
             <w:tcBorders>
               <w:bottom w:val="single" w:sz="4" w:color="D0D5DD"/>
             </w:tcBorders>
@@ -8640,15 +10793,15 @@
                 <w:b w:val="0"/>
                 <w:i w:val="0"/>
                 <w:color w:val="4A5568"/>
-                <w:sz w:val="15"/>
-              </w:rPr>
-              <w:t>Tron</w:t>
-            </w:r>
-          </w:p>
-        </w:tc>
-        <w:tc>
-          <w:tcPr>
-            <w:tcW w:type="dxa" w:w="1247"/>
+                <w:sz w:val="13"/>
+              </w:rPr>
+              <w:t>Solana Mainnet</w:t>
+            </w:r>
+          </w:p>
+        </w:tc>
+        <w:tc>
+          <w:tcPr>
+            <w:tcW w:type="dxa" w:w="1134"/>
             <w:tcBorders>
               <w:bottom w:val="single" w:sz="4" w:color="D0D5DD"/>
             </w:tcBorders>
@@ -8666,15 +10819,15 @@
                 <w:b w:val="0"/>
                 <w:i w:val="0"/>
                 <w:color w:val="4A5568"/>
-                <w:sz w:val="15"/>
-              </w:rPr>
-              <w:t>+300,000.0000</w:t>
-            </w:r>
-          </w:p>
-        </w:tc>
-        <w:tc>
-          <w:tcPr>
-            <w:tcW w:type="dxa" w:w="1361"/>
+                <w:sz w:val="13"/>
+              </w:rPr>
+              <w:t>+1,200.0000</w:t>
+            </w:r>
+          </w:p>
+        </w:tc>
+        <w:tc>
+          <w:tcPr>
+            <w:tcW w:type="dxa" w:w="1134"/>
             <w:tcBorders>
               <w:bottom w:val="single" w:sz="4" w:color="D0D5DD"/>
             </w:tcBorders>
@@ -8692,15 +10845,15 @@
                 <w:b w:val="0"/>
                 <w:i w:val="0"/>
                 <w:color w:val="15803D"/>
-                <w:sz w:val="15"/>
-              </w:rPr>
-              <w:t>$299,820.00</w:t>
-            </w:r>
-          </w:p>
-        </w:tc>
-        <w:tc>
-          <w:tcPr>
-            <w:tcW w:type="dxa" w:w="1361"/>
+                <w:sz w:val="13"/>
+              </w:rPr>
+              <w:t>$289,944.00</w:t>
+            </w:r>
+          </w:p>
+        </w:tc>
+        <w:tc>
+          <w:tcPr>
+            <w:tcW w:type="dxa" w:w="3175"/>
             <w:tcBorders>
               <w:bottom w:val="single" w:sz="4" w:color="D0D5DD"/>
             </w:tcBorders>
@@ -8718,35 +10871,9 @@
                 <w:b w:val="0"/>
                 <w:i w:val="0"/>
                 <w:color w:val="4A5568"/>
-                <w:sz w:val="15"/>
-              </w:rPr>
-              <w:t>Markets Settlement Wallet</w:t>
-            </w:r>
-          </w:p>
-        </w:tc>
-        <w:tc>
-          <w:tcPr>
-            <w:tcW w:type="dxa" w:w="907"/>
-            <w:tcBorders>
-              <w:bottom w:val="single" w:sz="4" w:color="D0D5DD"/>
-            </w:tcBorders>
-            <w:vAlign w:val="center"/>
-          </w:tcPr>
-          <w:p>
-            <w:pPr>
-              <w:spacing w:before="40" w:after="40"/>
-              <w:jc w:val="right"/>
-            </w:pPr>
-            <w:r>
-              <w:rPr>
-                <w:rFonts w:ascii="Arial" w:hAnsi="Arial"/>
-                <w:rFonts w:ascii="Arial" w:hAnsi="Arial" w:cs="Arial"/>
-                <w:b w:val="0"/>
-                <w:i w:val="0"/>
-                <w:color w:val="4A5568"/>
-                <w:sz w:val="15"/>
-              </w:rPr>
-              <w:t>W20262046-RCV1</w:t>
+                <w:sz w:val="13"/>
+              </w:rPr>
+              <w:t>EC22EE8G4G77FBE62AA7B9D5CG34E4EAEAD899E32BB91E3D84E37A5422D4C69D</w:t>
             </w:r>
           </w:p>
         </w:tc>
@@ -8772,15 +10899,15 @@
                 <w:b w:val="0"/>
                 <w:i w:val="0"/>
                 <w:color w:val="4A5568"/>
-                <w:sz w:val="15"/>
-              </w:rPr>
-              <w:t>T-204611</w:t>
-            </w:r>
-          </w:p>
-        </w:tc>
-        <w:tc>
-          <w:tcPr>
-            <w:tcW w:type="dxa" w:w="1247"/>
+                <w:sz w:val="13"/>
+              </w:rPr>
+              <w:t>T-204618</w:t>
+            </w:r>
+          </w:p>
+        </w:tc>
+        <w:tc>
+          <w:tcPr>
+            <w:tcW w:type="dxa" w:w="1020"/>
             <w:shd w:val="clear" w:color="auto" w:fill="F5F7FA"/>
             <w:tcBorders>
               <w:bottom w:val="single" w:sz="4" w:color="D0D5DD"/>
@@ -8798,15 +10925,15 @@
                 <w:b w:val="0"/>
                 <w:i w:val="0"/>
                 <w:color w:val="4A5568"/>
-                <w:sz w:val="15"/>
-              </w:rPr>
-              <w:t>2026-04-17</w:t>
-            </w:r>
-          </w:p>
-        </w:tc>
-        <w:tc>
-          <w:tcPr>
-            <w:tcW w:type="dxa" w:w="1247"/>
+                <w:sz w:val="13"/>
+              </w:rPr>
+              <w:t>2026-04-21</w:t>
+            </w:r>
+          </w:p>
+        </w:tc>
+        <w:tc>
+          <w:tcPr>
+            <w:tcW w:type="dxa" w:w="1134"/>
             <w:shd w:val="clear" w:color="auto" w:fill="F5F7FA"/>
             <w:tcBorders>
               <w:bottom w:val="single" w:sz="4" w:color="D0D5DD"/>
@@ -8824,7 +10951,7 @@
                 <w:b/>
                 <w:i w:val="0"/>
                 <w:color w:val="B91C1C"/>
-                <w:sz w:val="15"/>
+                <w:sz w:val="13"/>
               </w:rPr>
               <w:t>Paid (out)</w:t>
             </w:r>
@@ -8850,7 +10977,7 @@
                 <w:b w:val="0"/>
                 <w:i w:val="0"/>
                 <w:color w:val="4A5568"/>
-                <w:sz w:val="15"/>
+                <w:sz w:val="13"/>
               </w:rPr>
               <w:t>USDC</w:t>
             </w:r>
@@ -8858,7 +10985,7 @@
         </w:tc>
         <w:tc>
           <w:tcPr>
-            <w:tcW w:type="dxa" w:w="1247"/>
+            <w:tcW w:type="dxa" w:w="1020"/>
             <w:shd w:val="clear" w:color="auto" w:fill="F5F7FA"/>
             <w:tcBorders>
               <w:bottom w:val="single" w:sz="4" w:color="D0D5DD"/>
@@ -8876,15 +11003,15 @@
                 <w:b w:val="0"/>
                 <w:i w:val="0"/>
                 <w:color w:val="4A5568"/>
-                <w:sz w:val="15"/>
-              </w:rPr>
-              <w:t>Ethereum</w:t>
-            </w:r>
-          </w:p>
-        </w:tc>
-        <w:tc>
-          <w:tcPr>
-            <w:tcW w:type="dxa" w:w="1247"/>
+                <w:sz w:val="13"/>
+              </w:rPr>
+              <w:t>Solana Mainnet</w:t>
+            </w:r>
+          </w:p>
+        </w:tc>
+        <w:tc>
+          <w:tcPr>
+            <w:tcW w:type="dxa" w:w="1134"/>
             <w:shd w:val="clear" w:color="auto" w:fill="F5F7FA"/>
             <w:tcBorders>
               <w:bottom w:val="single" w:sz="4" w:color="D0D5DD"/>
@@ -8903,15 +11030,15 @@
                 <w:b w:val="0"/>
                 <w:i w:val="0"/>
                 <w:color w:val="4A5568"/>
-                <w:sz w:val="15"/>
-              </w:rPr>
-              <w:t>-299,820.0000</w:t>
-            </w:r>
-          </w:p>
-        </w:tc>
-        <w:tc>
-          <w:tcPr>
-            <w:tcW w:type="dxa" w:w="1361"/>
+                <w:sz w:val="13"/>
+              </w:rPr>
+              <w:t>-289,944.0000</w:t>
+            </w:r>
+          </w:p>
+        </w:tc>
+        <w:tc>
+          <w:tcPr>
+            <w:tcW w:type="dxa" w:w="1134"/>
             <w:shd w:val="clear" w:color="auto" w:fill="F5F7FA"/>
             <w:tcBorders>
               <w:bottom w:val="single" w:sz="4" w:color="D0D5DD"/>
@@ -8930,15 +11057,15 @@
                 <w:b w:val="0"/>
                 <w:i w:val="0"/>
                 <w:color w:val="B91C1C"/>
-                <w:sz w:val="15"/>
-              </w:rPr>
-              <w:t>-$299,820.00</w:t>
-            </w:r>
-          </w:p>
-        </w:tc>
-        <w:tc>
-          <w:tcPr>
-            <w:tcW w:type="dxa" w:w="1361"/>
+                <w:sz w:val="13"/>
+              </w:rPr>
+              <w:t>-$289,944.00</w:t>
+            </w:r>
+          </w:p>
+        </w:tc>
+        <w:tc>
+          <w:tcPr>
+            <w:tcW w:type="dxa" w:w="3175"/>
             <w:shd w:val="clear" w:color="auto" w:fill="F5F7FA"/>
             <w:tcBorders>
               <w:bottom w:val="single" w:sz="4" w:color="D0D5DD"/>
@@ -8957,12 +11084,219 @@
                 <w:b w:val="0"/>
                 <w:i w:val="0"/>
                 <w:color w:val="4A5568"/>
-                <w:sz w:val="15"/>
-              </w:rPr>
-              <w:t>Markets Settlement Wallet</w:t>
-            </w:r>
-          </w:p>
-        </w:tc>
+                <w:sz w:val="13"/>
+              </w:rPr>
+              <w:t>GE6EDE1DG14DA24786185CDDG4BC1A2G9F5GB8C82EGCA4D596C9B84EDDBGGDB4</w:t>
+            </w:r>
+          </w:p>
+        </w:tc>
+      </w:tr>
+      <w:tr>
+        <w:tc>
+          <w:tcPr>
+            <w:tcW w:type="dxa" w:w="907"/>
+            <w:tcBorders>
+              <w:bottom w:val="single" w:sz="4" w:color="D0D5DD"/>
+            </w:tcBorders>
+            <w:vAlign w:val="center"/>
+          </w:tcPr>
+          <w:p>
+            <w:pPr>
+              <w:spacing w:before="40" w:after="40"/>
+            </w:pPr>
+            <w:r>
+              <w:rPr>
+                <w:rFonts w:ascii="Arial" w:hAnsi="Arial"/>
+                <w:rFonts w:ascii="Arial" w:hAnsi="Arial" w:cs="Arial"/>
+                <w:b w:val="0"/>
+                <w:i w:val="0"/>
+                <w:color w:val="4A5568"/>
+                <w:sz w:val="13"/>
+              </w:rPr>
+              <w:t>T-204628</w:t>
+            </w:r>
+          </w:p>
+        </w:tc>
+        <w:tc>
+          <w:tcPr>
+            <w:tcW w:type="dxa" w:w="1020"/>
+            <w:tcBorders>
+              <w:bottom w:val="single" w:sz="4" w:color="D0D5DD"/>
+            </w:tcBorders>
+            <w:vAlign w:val="center"/>
+          </w:tcPr>
+          <w:p>
+            <w:pPr>
+              <w:spacing w:before="40" w:after="40"/>
+            </w:pPr>
+            <w:r>
+              <w:rPr>
+                <w:rFonts w:ascii="Arial" w:hAnsi="Arial"/>
+                <w:rFonts w:ascii="Arial" w:hAnsi="Arial" w:cs="Arial"/>
+                <w:b w:val="0"/>
+                <w:i w:val="0"/>
+                <w:color w:val="4A5568"/>
+                <w:sz w:val="13"/>
+              </w:rPr>
+              <w:t>2026-04-23</w:t>
+            </w:r>
+          </w:p>
+        </w:tc>
+        <w:tc>
+          <w:tcPr>
+            <w:tcW w:type="dxa" w:w="1134"/>
+            <w:tcBorders>
+              <w:bottom w:val="single" w:sz="4" w:color="D0D5DD"/>
+            </w:tcBorders>
+            <w:vAlign w:val="center"/>
+          </w:tcPr>
+          <w:p>
+            <w:pPr>
+              <w:spacing w:before="40" w:after="40"/>
+            </w:pPr>
+            <w:r>
+              <w:rPr>
+                <w:rFonts w:ascii="Arial" w:hAnsi="Arial"/>
+                <w:rFonts w:ascii="Arial" w:hAnsi="Arial" w:cs="Arial"/>
+                <w:b/>
+                <w:i w:val="0"/>
+                <w:color w:val="15803D"/>
+                <w:sz w:val="13"/>
+              </w:rPr>
+              <w:t>Received (in)</w:t>
+            </w:r>
+          </w:p>
+        </w:tc>
+        <w:tc>
+          <w:tcPr>
+            <w:tcW w:type="dxa" w:w="680"/>
+            <w:tcBorders>
+              <w:bottom w:val="single" w:sz="4" w:color="D0D5DD"/>
+            </w:tcBorders>
+            <w:vAlign w:val="center"/>
+          </w:tcPr>
+          <w:p>
+            <w:pPr>
+              <w:spacing w:before="40" w:after="40"/>
+            </w:pPr>
+            <w:r>
+              <w:rPr>
+                <w:rFonts w:ascii="Arial" w:hAnsi="Arial"/>
+                <w:rFonts w:ascii="Arial" w:hAnsi="Arial" w:cs="Arial"/>
+                <w:b w:val="0"/>
+                <w:i w:val="0"/>
+                <w:color w:val="4A5568"/>
+                <w:sz w:val="13"/>
+              </w:rPr>
+              <w:t>USDC</w:t>
+            </w:r>
+          </w:p>
+        </w:tc>
+        <w:tc>
+          <w:tcPr>
+            <w:tcW w:type="dxa" w:w="1020"/>
+            <w:tcBorders>
+              <w:bottom w:val="single" w:sz="4" w:color="D0D5DD"/>
+            </w:tcBorders>
+            <w:vAlign w:val="center"/>
+          </w:tcPr>
+          <w:p>
+            <w:pPr>
+              <w:spacing w:before="40" w:after="40"/>
+            </w:pPr>
+            <w:r>
+              <w:rPr>
+                <w:rFonts w:ascii="Arial" w:hAnsi="Arial"/>
+                <w:rFonts w:ascii="Arial" w:hAnsi="Arial" w:cs="Arial"/>
+                <w:b w:val="0"/>
+                <w:i w:val="0"/>
+                <w:color w:val="4A5568"/>
+                <w:sz w:val="13"/>
+              </w:rPr>
+              <w:t>Solana Mainnet</w:t>
+            </w:r>
+          </w:p>
+        </w:tc>
+        <w:tc>
+          <w:tcPr>
+            <w:tcW w:type="dxa" w:w="1134"/>
+            <w:tcBorders>
+              <w:bottom w:val="single" w:sz="4" w:color="D0D5DD"/>
+            </w:tcBorders>
+            <w:vAlign w:val="center"/>
+          </w:tcPr>
+          <w:p>
+            <w:pPr>
+              <w:spacing w:before="40" w:after="40"/>
+              <w:jc w:val="right"/>
+            </w:pPr>
+            <w:r>
+              <w:rPr>
+                <w:rFonts w:ascii="Arial" w:hAnsi="Arial"/>
+                <w:rFonts w:ascii="Arial" w:hAnsi="Arial" w:cs="Arial"/>
+                <w:b w:val="0"/>
+                <w:i w:val="0"/>
+                <w:color w:val="4A5568"/>
+                <w:sz w:val="13"/>
+              </w:rPr>
+              <w:t>+169,036.0000</w:t>
+            </w:r>
+          </w:p>
+        </w:tc>
+        <w:tc>
+          <w:tcPr>
+            <w:tcW w:type="dxa" w:w="1134"/>
+            <w:tcBorders>
+              <w:bottom w:val="single" w:sz="4" w:color="D0D5DD"/>
+            </w:tcBorders>
+            <w:vAlign w:val="center"/>
+          </w:tcPr>
+          <w:p>
+            <w:pPr>
+              <w:spacing w:before="40" w:after="40"/>
+              <w:jc w:val="right"/>
+            </w:pPr>
+            <w:r>
+              <w:rPr>
+                <w:rFonts w:ascii="Arial" w:hAnsi="Arial"/>
+                <w:rFonts w:ascii="Arial" w:hAnsi="Arial" w:cs="Arial"/>
+                <w:b w:val="0"/>
+                <w:i w:val="0"/>
+                <w:color w:val="15803D"/>
+                <w:sz w:val="13"/>
+              </w:rPr>
+              <w:t>$169,036.00</w:t>
+            </w:r>
+          </w:p>
+        </w:tc>
+        <w:tc>
+          <w:tcPr>
+            <w:tcW w:type="dxa" w:w="3175"/>
+            <w:tcBorders>
+              <w:bottom w:val="single" w:sz="4" w:color="D0D5DD"/>
+            </w:tcBorders>
+            <w:vAlign w:val="center"/>
+          </w:tcPr>
+          <w:p>
+            <w:pPr>
+              <w:spacing w:before="40" w:after="40"/>
+              <w:jc w:val="right"/>
+            </w:pPr>
+            <w:r>
+              <w:rPr>
+                <w:rFonts w:ascii="Arial" w:hAnsi="Arial"/>
+                <w:rFonts w:ascii="Arial" w:hAnsi="Arial" w:cs="Arial"/>
+                <w:b w:val="0"/>
+                <w:i w:val="0"/>
+                <w:color w:val="4A5568"/>
+                <w:sz w:val="13"/>
+              </w:rPr>
+              <w:t>32E6G246E8F6F9E1A574C79E837GF32A311DG319AAE2168AFG6CF22F966E55BC</w:t>
+            </w:r>
+          </w:p>
+        </w:tc>
+      </w:tr>
+      <w:tr>
         <w:tc>
           <w:tcPr>
             <w:tcW w:type="dxa" w:w="907"/>
@@ -8975,6 +11309,136 @@
           <w:p>
             <w:pPr>
               <w:spacing w:before="40" w:after="40"/>
+            </w:pPr>
+            <w:r>
+              <w:rPr>
+                <w:rFonts w:ascii="Arial" w:hAnsi="Arial"/>
+                <w:rFonts w:ascii="Arial" w:hAnsi="Arial" w:cs="Arial"/>
+                <w:b w:val="0"/>
+                <w:i w:val="0"/>
+                <w:color w:val="4A5568"/>
+                <w:sz w:val="13"/>
+              </w:rPr>
+              <w:t>T-204628</w:t>
+            </w:r>
+          </w:p>
+        </w:tc>
+        <w:tc>
+          <w:tcPr>
+            <w:tcW w:type="dxa" w:w="1020"/>
+            <w:shd w:val="clear" w:color="auto" w:fill="F5F7FA"/>
+            <w:tcBorders>
+              <w:bottom w:val="single" w:sz="4" w:color="D0D5DD"/>
+            </w:tcBorders>
+            <w:vAlign w:val="center"/>
+          </w:tcPr>
+          <w:p>
+            <w:pPr>
+              <w:spacing w:before="40" w:after="40"/>
+            </w:pPr>
+            <w:r>
+              <w:rPr>
+                <w:rFonts w:ascii="Arial" w:hAnsi="Arial"/>
+                <w:rFonts w:ascii="Arial" w:hAnsi="Arial" w:cs="Arial"/>
+                <w:b w:val="0"/>
+                <w:i w:val="0"/>
+                <w:color w:val="4A5568"/>
+                <w:sz w:val="13"/>
+              </w:rPr>
+              <w:t>2026-04-23</w:t>
+            </w:r>
+          </w:p>
+        </w:tc>
+        <w:tc>
+          <w:tcPr>
+            <w:tcW w:type="dxa" w:w="1134"/>
+            <w:shd w:val="clear" w:color="auto" w:fill="F5F7FA"/>
+            <w:tcBorders>
+              <w:bottom w:val="single" w:sz="4" w:color="D0D5DD"/>
+            </w:tcBorders>
+            <w:vAlign w:val="center"/>
+          </w:tcPr>
+          <w:p>
+            <w:pPr>
+              <w:spacing w:before="40" w:after="40"/>
+            </w:pPr>
+            <w:r>
+              <w:rPr>
+                <w:rFonts w:ascii="Arial" w:hAnsi="Arial"/>
+                <w:rFonts w:ascii="Arial" w:hAnsi="Arial" w:cs="Arial"/>
+                <w:b/>
+                <w:i w:val="0"/>
+                <w:color w:val="B91C1C"/>
+                <w:sz w:val="13"/>
+              </w:rPr>
+              <w:t>Paid (out)</w:t>
+            </w:r>
+          </w:p>
+        </w:tc>
+        <w:tc>
+          <w:tcPr>
+            <w:tcW w:type="dxa" w:w="680"/>
+            <w:shd w:val="clear" w:color="auto" w:fill="F5F7FA"/>
+            <w:tcBorders>
+              <w:bottom w:val="single" w:sz="4" w:color="D0D5DD"/>
+            </w:tcBorders>
+            <w:vAlign w:val="center"/>
+          </w:tcPr>
+          <w:p>
+            <w:pPr>
+              <w:spacing w:before="40" w:after="40"/>
+            </w:pPr>
+            <w:r>
+              <w:rPr>
+                <w:rFonts w:ascii="Arial" w:hAnsi="Arial"/>
+                <w:rFonts w:ascii="Arial" w:hAnsi="Arial" w:cs="Arial"/>
+                <w:b w:val="0"/>
+                <w:i w:val="0"/>
+                <w:color w:val="4A5568"/>
+                <w:sz w:val="13"/>
+              </w:rPr>
+              <w:t>SOL</w:t>
+            </w:r>
+          </w:p>
+        </w:tc>
+        <w:tc>
+          <w:tcPr>
+            <w:tcW w:type="dxa" w:w="1020"/>
+            <w:shd w:val="clear" w:color="auto" w:fill="F5F7FA"/>
+            <w:tcBorders>
+              <w:bottom w:val="single" w:sz="4" w:color="D0D5DD"/>
+            </w:tcBorders>
+            <w:vAlign w:val="center"/>
+          </w:tcPr>
+          <w:p>
+            <w:pPr>
+              <w:spacing w:before="40" w:after="40"/>
+            </w:pPr>
+            <w:r>
+              <w:rPr>
+                <w:rFonts w:ascii="Arial" w:hAnsi="Arial"/>
+                <w:rFonts w:ascii="Arial" w:hAnsi="Arial" w:cs="Arial"/>
+                <w:b w:val="0"/>
+                <w:i w:val="0"/>
+                <w:color w:val="4A5568"/>
+                <w:sz w:val="13"/>
+              </w:rPr>
+              <w:t>Solana Mainnet</w:t>
+            </w:r>
+          </w:p>
+        </w:tc>
+        <w:tc>
+          <w:tcPr>
+            <w:tcW w:type="dxa" w:w="1134"/>
+            <w:shd w:val="clear" w:color="auto" w:fill="F5F7FA"/>
+            <w:tcBorders>
+              <w:bottom w:val="single" w:sz="4" w:color="D0D5DD"/>
+            </w:tcBorders>
+            <w:vAlign w:val="center"/>
+          </w:tcPr>
+          <w:p>
+            <w:pPr>
+              <w:spacing w:before="40" w:after="40"/>
               <w:jc w:val="right"/>
             </w:pPr>
             <w:r>
@@ -8984,9 +11448,63 @@
                 <w:b w:val="0"/>
                 <w:i w:val="0"/>
                 <w:color w:val="4A5568"/>
-                <w:sz w:val="15"/>
-              </w:rPr>
-              <w:t>W20262046-PAY1</w:t>
+                <w:sz w:val="13"/>
+              </w:rPr>
+              <w:t>-700.0000</w:t>
+            </w:r>
+          </w:p>
+        </w:tc>
+        <w:tc>
+          <w:tcPr>
+            <w:tcW w:type="dxa" w:w="1134"/>
+            <w:shd w:val="clear" w:color="auto" w:fill="F5F7FA"/>
+            <w:tcBorders>
+              <w:bottom w:val="single" w:sz="4" w:color="D0D5DD"/>
+            </w:tcBorders>
+            <w:vAlign w:val="center"/>
+          </w:tcPr>
+          <w:p>
+            <w:pPr>
+              <w:spacing w:before="40" w:after="40"/>
+              <w:jc w:val="right"/>
+            </w:pPr>
+            <w:r>
+              <w:rPr>
+                <w:rFonts w:ascii="Arial" w:hAnsi="Arial"/>
+                <w:rFonts w:ascii="Arial" w:hAnsi="Arial" w:cs="Arial"/>
+                <w:b w:val="0"/>
+                <w:i w:val="0"/>
+                <w:color w:val="B91C1C"/>
+                <w:sz w:val="13"/>
+              </w:rPr>
+              <w:t>-$169,036.00</w:t>
+            </w:r>
+          </w:p>
+        </w:tc>
+        <w:tc>
+          <w:tcPr>
+            <w:tcW w:type="dxa" w:w="3175"/>
+            <w:shd w:val="clear" w:color="auto" w:fill="F5F7FA"/>
+            <w:tcBorders>
+              <w:bottom w:val="single" w:sz="4" w:color="D0D5DD"/>
+            </w:tcBorders>
+            <w:vAlign w:val="center"/>
+          </w:tcPr>
+          <w:p>
+            <w:pPr>
+              <w:spacing w:before="40" w:after="40"/>
+              <w:jc w:val="right"/>
+            </w:pPr>
+            <w:r>
+              <w:rPr>
+                <w:rFonts w:ascii="Arial" w:hAnsi="Arial"/>
+                <w:rFonts w:ascii="Arial" w:hAnsi="Arial" w:cs="Arial"/>
+                <w:b w:val="0"/>
+                <w:i w:val="0"/>
+                <w:color w:val="4A5568"/>
+                <w:sz w:val="13"/>
+              </w:rPr>
+              <w:t>3C4B54891G9ABDG4431832G9E79GFD96D68F94CAA6C194AF9829EC41EED53AD4</w:t>
             </w:r>
           </w:p>
         </w:tc>
@@ -8995,56 +11513,7 @@
         <w:tc>
           <w:tcPr>
             <w:tcW w:type="dxa" w:w="907"/>
-            <w:tcBorders>
-              <w:bottom w:val="single" w:sz="4" w:color="D0D5DD"/>
-            </w:tcBorders>
-            <w:vAlign w:val="center"/>
-          </w:tcPr>
-          <w:p>
-            <w:pPr>
-              <w:spacing w:before="40" w:after="40"/>
-            </w:pPr>
-            <w:r>
-              <w:rPr>
-                <w:rFonts w:ascii="Arial" w:hAnsi="Arial"/>
-                <w:rFonts w:ascii="Arial" w:hAnsi="Arial" w:cs="Arial"/>
-                <w:b w:val="0"/>
-                <w:i w:val="0"/>
-                <w:color w:val="4A5568"/>
-                <w:sz w:val="15"/>
-              </w:rPr>
-              <w:t>T-204625</w:t>
-            </w:r>
-          </w:p>
-        </w:tc>
-        <w:tc>
-          <w:tcPr>
-            <w:tcW w:type="dxa" w:w="1247"/>
-            <w:tcBorders>
-              <w:bottom w:val="single" w:sz="4" w:color="D0D5DD"/>
-            </w:tcBorders>
-            <w:vAlign w:val="center"/>
-          </w:tcPr>
-          <w:p>
-            <w:pPr>
-              <w:spacing w:before="40" w:after="40"/>
-            </w:pPr>
-            <w:r>
-              <w:rPr>
-                <w:rFonts w:ascii="Arial" w:hAnsi="Arial"/>
-                <w:rFonts w:ascii="Arial" w:hAnsi="Arial" w:cs="Arial"/>
-                <w:b w:val="0"/>
-                <w:i w:val="0"/>
-                <w:color w:val="4A5568"/>
-                <w:sz w:val="15"/>
-              </w:rPr>
-              <w:t>2026-04-22</w:t>
-            </w:r>
-          </w:p>
-        </w:tc>
-        <w:tc>
-          <w:tcPr>
-            <w:tcW w:type="dxa" w:w="1247"/>
+            <w:shd w:val="clear" w:color="auto" w:fill="E5EBF1"/>
             <w:tcBorders>
               <w:bottom w:val="single" w:sz="4" w:color="D0D5DD"/>
             </w:tcBorders>
@@ -9060,225 +11529,17 @@
                 <w:rFonts w:ascii="Arial" w:hAnsi="Arial" w:cs="Arial"/>
                 <w:b/>
                 <w:i w:val="0"/>
-                <w:color w:val="15803D"/>
-                <w:sz w:val="15"/>
-              </w:rPr>
-              <w:t>Received (in)</w:t>
-            </w:r>
-          </w:p>
-        </w:tc>
-        <w:tc>
-          <w:tcPr>
-            <w:tcW w:type="dxa" w:w="680"/>
-            <w:tcBorders>
-              <w:bottom w:val="single" w:sz="4" w:color="D0D5DD"/>
-            </w:tcBorders>
-            <w:vAlign w:val="center"/>
-          </w:tcPr>
-          <w:p>
-            <w:pPr>
-              <w:spacing w:before="40" w:after="40"/>
-            </w:pPr>
-            <w:r>
-              <w:rPr>
-                <w:rFonts w:ascii="Arial" w:hAnsi="Arial"/>
-                <w:rFonts w:ascii="Arial" w:hAnsi="Arial" w:cs="Arial"/>
-                <w:b w:val="0"/>
-                <w:i w:val="0"/>
-                <w:color w:val="4A5568"/>
-                <w:sz w:val="15"/>
-              </w:rPr>
-              <w:t>USDT</w:t>
-            </w:r>
-          </w:p>
-        </w:tc>
-        <w:tc>
-          <w:tcPr>
-            <w:tcW w:type="dxa" w:w="1247"/>
-            <w:tcBorders>
-              <w:bottom w:val="single" w:sz="4" w:color="D0D5DD"/>
-            </w:tcBorders>
-            <w:vAlign w:val="center"/>
-          </w:tcPr>
-          <w:p>
-            <w:pPr>
-              <w:spacing w:before="40" w:after="40"/>
-            </w:pPr>
-            <w:r>
-              <w:rPr>
-                <w:rFonts w:ascii="Arial" w:hAnsi="Arial"/>
-                <w:rFonts w:ascii="Arial" w:hAnsi="Arial" w:cs="Arial"/>
-                <w:b w:val="0"/>
-                <w:i w:val="0"/>
-                <w:color w:val="4A5568"/>
-                <w:sz w:val="15"/>
-              </w:rPr>
-              <w:t>Tron</w:t>
-            </w:r>
-          </w:p>
-        </w:tc>
-        <w:tc>
-          <w:tcPr>
-            <w:tcW w:type="dxa" w:w="1247"/>
-            <w:tcBorders>
-              <w:bottom w:val="single" w:sz="4" w:color="D0D5DD"/>
-            </w:tcBorders>
-            <w:vAlign w:val="center"/>
-          </w:tcPr>
-          <w:p>
-            <w:pPr>
-              <w:spacing w:before="40" w:after="40"/>
-              <w:jc w:val="right"/>
-            </w:pPr>
-            <w:r>
-              <w:rPr>
-                <w:rFonts w:ascii="Arial" w:hAnsi="Arial"/>
-                <w:rFonts w:ascii="Arial" w:hAnsi="Arial" w:cs="Arial"/>
-                <w:b w:val="0"/>
-                <w:i w:val="0"/>
-                <w:color w:val="4A5568"/>
-                <w:sz w:val="15"/>
-              </w:rPr>
-              <w:t>+24,000.0000</w:t>
-            </w:r>
-          </w:p>
-        </w:tc>
-        <w:tc>
-          <w:tcPr>
-            <w:tcW w:type="dxa" w:w="1361"/>
-            <w:tcBorders>
-              <w:bottom w:val="single" w:sz="4" w:color="D0D5DD"/>
-            </w:tcBorders>
-            <w:vAlign w:val="center"/>
-          </w:tcPr>
-          <w:p>
-            <w:pPr>
-              <w:spacing w:before="40" w:after="40"/>
-              <w:jc w:val="right"/>
-            </w:pPr>
-            <w:r>
-              <w:rPr>
-                <w:rFonts w:ascii="Arial" w:hAnsi="Arial"/>
-                <w:rFonts w:ascii="Arial" w:hAnsi="Arial" w:cs="Arial"/>
-                <w:b w:val="0"/>
-                <w:i w:val="0"/>
-                <w:color w:val="15803D"/>
-                <w:sz w:val="15"/>
-              </w:rPr>
-              <w:t>$23,985.60</w:t>
-            </w:r>
-          </w:p>
-        </w:tc>
-        <w:tc>
-          <w:tcPr>
-            <w:tcW w:type="dxa" w:w="1361"/>
-            <w:tcBorders>
-              <w:bottom w:val="single" w:sz="4" w:color="D0D5DD"/>
-            </w:tcBorders>
-            <w:vAlign w:val="center"/>
-          </w:tcPr>
-          <w:p>
-            <w:pPr>
-              <w:spacing w:before="40" w:after="40"/>
-              <w:jc w:val="right"/>
-            </w:pPr>
-            <w:r>
-              <w:rPr>
-                <w:rFonts w:ascii="Arial" w:hAnsi="Arial"/>
-                <w:rFonts w:ascii="Arial" w:hAnsi="Arial" w:cs="Arial"/>
-                <w:b w:val="0"/>
-                <w:i w:val="0"/>
-                <w:color w:val="4A5568"/>
-                <w:sz w:val="15"/>
-              </w:rPr>
-              <w:t>Markets Settlement Wallet</w:t>
-            </w:r>
-          </w:p>
-        </w:tc>
-        <w:tc>
-          <w:tcPr>
-            <w:tcW w:type="dxa" w:w="907"/>
-            <w:tcBorders>
-              <w:bottom w:val="single" w:sz="4" w:color="D0D5DD"/>
-            </w:tcBorders>
-            <w:vAlign w:val="center"/>
-          </w:tcPr>
-          <w:p>
-            <w:pPr>
-              <w:spacing w:before="40" w:after="40"/>
-              <w:jc w:val="right"/>
-            </w:pPr>
-            <w:r>
-              <w:rPr>
-                <w:rFonts w:ascii="Arial" w:hAnsi="Arial"/>
-                <w:rFonts w:ascii="Arial" w:hAnsi="Arial" w:cs="Arial"/>
-                <w:b w:val="0"/>
-                <w:i w:val="0"/>
-                <w:color w:val="4A5568"/>
-                <w:sz w:val="15"/>
-              </w:rPr>
-              <w:t>W20262046-RCV5</w:t>
-            </w:r>
-          </w:p>
-        </w:tc>
-      </w:tr>
-      <w:tr>
-        <w:tc>
-          <w:tcPr>
-            <w:tcW w:type="dxa" w:w="907"/>
-            <w:shd w:val="clear" w:color="auto" w:fill="F5F7FA"/>
-            <w:tcBorders>
-              <w:bottom w:val="single" w:sz="4" w:color="D0D5DD"/>
-            </w:tcBorders>
-            <w:vAlign w:val="center"/>
-          </w:tcPr>
-          <w:p>
-            <w:pPr>
-              <w:spacing w:before="40" w:after="40"/>
-            </w:pPr>
-            <w:r>
-              <w:rPr>
-                <w:rFonts w:ascii="Arial" w:hAnsi="Arial"/>
-                <w:rFonts w:ascii="Arial" w:hAnsi="Arial" w:cs="Arial"/>
-                <w:b w:val="0"/>
-                <w:i w:val="0"/>
-                <w:color w:val="4A5568"/>
-                <w:sz w:val="15"/>
-              </w:rPr>
-              <w:t>T-204625</w:t>
-            </w:r>
-          </w:p>
-        </w:tc>
-        <w:tc>
-          <w:tcPr>
-            <w:tcW w:type="dxa" w:w="1247"/>
-            <w:shd w:val="clear" w:color="auto" w:fill="F5F7FA"/>
-            <w:tcBorders>
-              <w:bottom w:val="single" w:sz="4" w:color="D0D5DD"/>
-            </w:tcBorders>
-            <w:vAlign w:val="center"/>
-          </w:tcPr>
-          <w:p>
-            <w:pPr>
-              <w:spacing w:before="40" w:after="40"/>
-            </w:pPr>
-            <w:r>
-              <w:rPr>
-                <w:rFonts w:ascii="Arial" w:hAnsi="Arial"/>
-                <w:rFonts w:ascii="Arial" w:hAnsi="Arial" w:cs="Arial"/>
-                <w:b w:val="0"/>
-                <w:i w:val="0"/>
-                <w:color w:val="4A5568"/>
-                <w:sz w:val="15"/>
-              </w:rPr>
-              <w:t>2026-04-22</w:t>
-            </w:r>
-          </w:p>
-        </w:tc>
-        <w:tc>
-          <w:tcPr>
-            <w:tcW w:type="dxa" w:w="1247"/>
-            <w:shd w:val="clear" w:color="auto" w:fill="F5F7FA"/>
+                <w:color w:val="0A2342"/>
+                <w:sz w:val="13"/>
+              </w:rPr>
+              <w:t>Total (14 settled · 28 movements)</w:t>
+            </w:r>
+          </w:p>
+        </w:tc>
+        <w:tc>
+          <w:tcPr>
+            <w:tcW w:type="dxa" w:w="1020"/>
+            <w:shd w:val="clear" w:color="auto" w:fill="E5EBF1"/>
             <w:tcBorders>
               <w:bottom w:val="single" w:sz="4" w:color="D0D5DD"/>
             </w:tcBorders>
@@ -9294,228 +11555,16 @@
                 <w:rFonts w:ascii="Arial" w:hAnsi="Arial" w:cs="Arial"/>
                 <w:b/>
                 <w:i w:val="0"/>
-                <w:color w:val="B91C1C"/>
-                <w:sz w:val="15"/>
-              </w:rPr>
-              <w:t>Paid (out)</w:t>
-            </w:r>
-          </w:p>
-        </w:tc>
-        <w:tc>
-          <w:tcPr>
-            <w:tcW w:type="dxa" w:w="680"/>
-            <w:shd w:val="clear" w:color="auto" w:fill="F5F7FA"/>
-            <w:tcBorders>
-              <w:bottom w:val="single" w:sz="4" w:color="D0D5DD"/>
-            </w:tcBorders>
-            <w:vAlign w:val="center"/>
-          </w:tcPr>
-          <w:p>
-            <w:pPr>
-              <w:spacing w:before="40" w:after="40"/>
-            </w:pPr>
-            <w:r>
-              <w:rPr>
-                <w:rFonts w:ascii="Arial" w:hAnsi="Arial"/>
-                <w:rFonts w:ascii="Arial" w:hAnsi="Arial" w:cs="Arial"/>
-                <w:b w:val="0"/>
-                <w:i w:val="0"/>
-                <w:color w:val="4A5568"/>
-                <w:sz w:val="15"/>
-              </w:rPr>
-              <w:t>USDC</w:t>
-            </w:r>
-          </w:p>
-        </w:tc>
-        <w:tc>
-          <w:tcPr>
-            <w:tcW w:type="dxa" w:w="1247"/>
-            <w:shd w:val="clear" w:color="auto" w:fill="F5F7FA"/>
-            <w:tcBorders>
-              <w:bottom w:val="single" w:sz="4" w:color="D0D5DD"/>
-            </w:tcBorders>
-            <w:vAlign w:val="center"/>
-          </w:tcPr>
-          <w:p>
-            <w:pPr>
-              <w:spacing w:before="40" w:after="40"/>
-            </w:pPr>
-            <w:r>
-              <w:rPr>
-                <w:rFonts w:ascii="Arial" w:hAnsi="Arial"/>
-                <w:rFonts w:ascii="Arial" w:hAnsi="Arial" w:cs="Arial"/>
-                <w:b w:val="0"/>
-                <w:i w:val="0"/>
-                <w:color w:val="4A5568"/>
-                <w:sz w:val="15"/>
-              </w:rPr>
-              <w:t>Ethereum</w:t>
-            </w:r>
-          </w:p>
-        </w:tc>
-        <w:tc>
-          <w:tcPr>
-            <w:tcW w:type="dxa" w:w="1247"/>
-            <w:shd w:val="clear" w:color="auto" w:fill="F5F7FA"/>
-            <w:tcBorders>
-              <w:bottom w:val="single" w:sz="4" w:color="D0D5DD"/>
-            </w:tcBorders>
-            <w:vAlign w:val="center"/>
-          </w:tcPr>
-          <w:p>
-            <w:pPr>
-              <w:spacing w:before="40" w:after="40"/>
-              <w:jc w:val="right"/>
-            </w:pPr>
-            <w:r>
-              <w:rPr>
-                <w:rFonts w:ascii="Arial" w:hAnsi="Arial"/>
-                <w:rFonts w:ascii="Arial" w:hAnsi="Arial" w:cs="Arial"/>
-                <w:b w:val="0"/>
-                <w:i w:val="0"/>
-                <w:color w:val="4A5568"/>
-                <w:sz w:val="15"/>
-              </w:rPr>
-              <w:t>-23,985.6000</w:t>
-            </w:r>
-          </w:p>
-        </w:tc>
-        <w:tc>
-          <w:tcPr>
-            <w:tcW w:type="dxa" w:w="1361"/>
-            <w:shd w:val="clear" w:color="auto" w:fill="F5F7FA"/>
-            <w:tcBorders>
-              <w:bottom w:val="single" w:sz="4" w:color="D0D5DD"/>
-            </w:tcBorders>
-            <w:vAlign w:val="center"/>
-          </w:tcPr>
-          <w:p>
-            <w:pPr>
-              <w:spacing w:before="40" w:after="40"/>
-              <w:jc w:val="right"/>
-            </w:pPr>
-            <w:r>
-              <w:rPr>
-                <w:rFonts w:ascii="Arial" w:hAnsi="Arial"/>
-                <w:rFonts w:ascii="Arial" w:hAnsi="Arial" w:cs="Arial"/>
-                <w:b w:val="0"/>
-                <w:i w:val="0"/>
-                <w:color w:val="B91C1C"/>
-                <w:sz w:val="15"/>
-              </w:rPr>
-              <w:t>-$23,985.60</w:t>
-            </w:r>
-          </w:p>
-        </w:tc>
-        <w:tc>
-          <w:tcPr>
-            <w:tcW w:type="dxa" w:w="1361"/>
-            <w:shd w:val="clear" w:color="auto" w:fill="F5F7FA"/>
-            <w:tcBorders>
-              <w:bottom w:val="single" w:sz="4" w:color="D0D5DD"/>
-            </w:tcBorders>
-            <w:vAlign w:val="center"/>
-          </w:tcPr>
-          <w:p>
-            <w:pPr>
-              <w:spacing w:before="40" w:after="40"/>
-              <w:jc w:val="right"/>
-            </w:pPr>
-            <w:r>
-              <w:rPr>
-                <w:rFonts w:ascii="Arial" w:hAnsi="Arial"/>
-                <w:rFonts w:ascii="Arial" w:hAnsi="Arial" w:cs="Arial"/>
-                <w:b w:val="0"/>
-                <w:i w:val="0"/>
-                <w:color w:val="4A5568"/>
-                <w:sz w:val="15"/>
-              </w:rPr>
-              <w:t>Markets Settlement Wallet</w:t>
-            </w:r>
-          </w:p>
-        </w:tc>
-        <w:tc>
-          <w:tcPr>
-            <w:tcW w:type="dxa" w:w="907"/>
-            <w:shd w:val="clear" w:color="auto" w:fill="F5F7FA"/>
-            <w:tcBorders>
-              <w:bottom w:val="single" w:sz="4" w:color="D0D5DD"/>
-            </w:tcBorders>
-            <w:vAlign w:val="center"/>
-          </w:tcPr>
-          <w:p>
-            <w:pPr>
-              <w:spacing w:before="40" w:after="40"/>
-              <w:jc w:val="right"/>
-            </w:pPr>
-            <w:r>
-              <w:rPr>
-                <w:rFonts w:ascii="Arial" w:hAnsi="Arial"/>
-                <w:rFonts w:ascii="Arial" w:hAnsi="Arial" w:cs="Arial"/>
-                <w:b w:val="0"/>
-                <w:i w:val="0"/>
-                <w:color w:val="4A5568"/>
-                <w:sz w:val="15"/>
-              </w:rPr>
-              <w:t>W20262046-PAY5</w:t>
-            </w:r>
-          </w:p>
-        </w:tc>
-      </w:tr>
-      <w:tr>
-        <w:tc>
-          <w:tcPr>
-            <w:tcW w:type="dxa" w:w="907"/>
-            <w:tcBorders>
-              <w:bottom w:val="single" w:sz="4" w:color="D0D5DD"/>
-            </w:tcBorders>
-            <w:vAlign w:val="center"/>
-          </w:tcPr>
-          <w:p>
-            <w:pPr>
-              <w:spacing w:before="40" w:after="40"/>
-            </w:pPr>
-            <w:r>
-              <w:rPr>
-                <w:rFonts w:ascii="Arial" w:hAnsi="Arial"/>
-                <w:rFonts w:ascii="Arial" w:hAnsi="Arial" w:cs="Arial"/>
-                <w:b w:val="0"/>
-                <w:i w:val="0"/>
-                <w:color w:val="4A5568"/>
-                <w:sz w:val="15"/>
-              </w:rPr>
-              <w:t>T-204640</w:t>
-            </w:r>
-          </w:p>
-        </w:tc>
-        <w:tc>
-          <w:tcPr>
-            <w:tcW w:type="dxa" w:w="1247"/>
-            <w:tcBorders>
-              <w:bottom w:val="single" w:sz="4" w:color="D0D5DD"/>
-            </w:tcBorders>
-            <w:vAlign w:val="center"/>
-          </w:tcPr>
-          <w:p>
-            <w:pPr>
-              <w:spacing w:before="40" w:after="40"/>
-            </w:pPr>
-            <w:r>
-              <w:rPr>
-                <w:rFonts w:ascii="Arial" w:hAnsi="Arial"/>
-                <w:rFonts w:ascii="Arial" w:hAnsi="Arial" w:cs="Arial"/>
-                <w:b w:val="0"/>
-                <w:i w:val="0"/>
-                <w:color w:val="4A5568"/>
-                <w:sz w:val="15"/>
-              </w:rPr>
-              <w:t>2026-04-24</w:t>
-            </w:r>
-          </w:p>
-        </w:tc>
-        <w:tc>
-          <w:tcPr>
-            <w:tcW w:type="dxa" w:w="1247"/>
+                <w:color w:val="0A2342"/>
+                <w:sz w:val="13"/>
+              </w:rPr>
+            </w:r>
+          </w:p>
+        </w:tc>
+        <w:tc>
+          <w:tcPr>
+            <w:tcW w:type="dxa" w:w="1134"/>
+            <w:shd w:val="clear" w:color="auto" w:fill="E5EBF1"/>
             <w:tcBorders>
               <w:bottom w:val="single" w:sz="4" w:color="D0D5DD"/>
             </w:tcBorders>
@@ -9531,2836 +11580,8 @@
                 <w:rFonts w:ascii="Arial" w:hAnsi="Arial" w:cs="Arial"/>
                 <w:b/>
                 <w:i w:val="0"/>
-                <w:color w:val="15803D"/>
-                <w:sz w:val="15"/>
-              </w:rPr>
-              <w:t>Received (in)</w:t>
-            </w:r>
-          </w:p>
-        </w:tc>
-        <w:tc>
-          <w:tcPr>
-            <w:tcW w:type="dxa" w:w="680"/>
-            <w:tcBorders>
-              <w:bottom w:val="single" w:sz="4" w:color="D0D5DD"/>
-            </w:tcBorders>
-            <w:vAlign w:val="center"/>
-          </w:tcPr>
-          <w:p>
-            <w:pPr>
-              <w:spacing w:before="40" w:after="40"/>
-            </w:pPr>
-            <w:r>
-              <w:rPr>
-                <w:rFonts w:ascii="Arial" w:hAnsi="Arial"/>
-                <w:rFonts w:ascii="Arial" w:hAnsi="Arial" w:cs="Arial"/>
-                <w:b w:val="0"/>
-                <w:i w:val="0"/>
-                <w:color w:val="4A5568"/>
-                <w:sz w:val="15"/>
-              </w:rPr>
-              <w:t>USDT</w:t>
-            </w:r>
-          </w:p>
-        </w:tc>
-        <w:tc>
-          <w:tcPr>
-            <w:tcW w:type="dxa" w:w="1247"/>
-            <w:tcBorders>
-              <w:bottom w:val="single" w:sz="4" w:color="D0D5DD"/>
-            </w:tcBorders>
-            <w:vAlign w:val="center"/>
-          </w:tcPr>
-          <w:p>
-            <w:pPr>
-              <w:spacing w:before="40" w:after="40"/>
-            </w:pPr>
-            <w:r>
-              <w:rPr>
-                <w:rFonts w:ascii="Arial" w:hAnsi="Arial"/>
-                <w:rFonts w:ascii="Arial" w:hAnsi="Arial" w:cs="Arial"/>
-                <w:b w:val="0"/>
-                <w:i w:val="0"/>
-                <w:color w:val="4A5568"/>
-                <w:sz w:val="15"/>
-              </w:rPr>
-              <w:t>Tron</w:t>
-            </w:r>
-          </w:p>
-        </w:tc>
-        <w:tc>
-          <w:tcPr>
-            <w:tcW w:type="dxa" w:w="1247"/>
-            <w:tcBorders>
-              <w:bottom w:val="single" w:sz="4" w:color="D0D5DD"/>
-            </w:tcBorders>
-            <w:vAlign w:val="center"/>
-          </w:tcPr>
-          <w:p>
-            <w:pPr>
-              <w:spacing w:before="40" w:after="40"/>
-              <w:jc w:val="right"/>
-            </w:pPr>
-            <w:r>
-              <w:rPr>
-                <w:rFonts w:ascii="Arial" w:hAnsi="Arial"/>
-                <w:rFonts w:ascii="Arial" w:hAnsi="Arial" w:cs="Arial"/>
-                <w:b w:val="0"/>
-                <w:i w:val="0"/>
-                <w:color w:val="4A5568"/>
-                <w:sz w:val="15"/>
-              </w:rPr>
-              <w:t>+200,000.0000</w:t>
-            </w:r>
-          </w:p>
-        </w:tc>
-        <w:tc>
-          <w:tcPr>
-            <w:tcW w:type="dxa" w:w="1361"/>
-            <w:tcBorders>
-              <w:bottom w:val="single" w:sz="4" w:color="D0D5DD"/>
-            </w:tcBorders>
-            <w:vAlign w:val="center"/>
-          </w:tcPr>
-          <w:p>
-            <w:pPr>
-              <w:spacing w:before="40" w:after="40"/>
-              <w:jc w:val="right"/>
-            </w:pPr>
-            <w:r>
-              <w:rPr>
-                <w:rFonts w:ascii="Arial" w:hAnsi="Arial"/>
-                <w:rFonts w:ascii="Arial" w:hAnsi="Arial" w:cs="Arial"/>
-                <w:b w:val="0"/>
-                <w:i w:val="0"/>
-                <w:color w:val="15803D"/>
-                <w:sz w:val="15"/>
-              </w:rPr>
-              <w:t>$199,880.00</w:t>
-            </w:r>
-          </w:p>
-        </w:tc>
-        <w:tc>
-          <w:tcPr>
-            <w:tcW w:type="dxa" w:w="1361"/>
-            <w:tcBorders>
-              <w:bottom w:val="single" w:sz="4" w:color="D0D5DD"/>
-            </w:tcBorders>
-            <w:vAlign w:val="center"/>
-          </w:tcPr>
-          <w:p>
-            <w:pPr>
-              <w:spacing w:before="40" w:after="40"/>
-              <w:jc w:val="right"/>
-            </w:pPr>
-            <w:r>
-              <w:rPr>
-                <w:rFonts w:ascii="Arial" w:hAnsi="Arial"/>
-                <w:rFonts w:ascii="Arial" w:hAnsi="Arial" w:cs="Arial"/>
-                <w:b w:val="0"/>
-                <w:i w:val="0"/>
-                <w:color w:val="4A5568"/>
-                <w:sz w:val="15"/>
-              </w:rPr>
-              <w:t>Markets Settlement Wallet</w:t>
-            </w:r>
-          </w:p>
-        </w:tc>
-        <w:tc>
-          <w:tcPr>
-            <w:tcW w:type="dxa" w:w="907"/>
-            <w:tcBorders>
-              <w:bottom w:val="single" w:sz="4" w:color="D0D5DD"/>
-            </w:tcBorders>
-            <w:vAlign w:val="center"/>
-          </w:tcPr>
-          <w:p>
-            <w:pPr>
-              <w:spacing w:before="40" w:after="40"/>
-              <w:jc w:val="right"/>
-            </w:pPr>
-            <w:r>
-              <w:rPr>
-                <w:rFonts w:ascii="Arial" w:hAnsi="Arial"/>
-                <w:rFonts w:ascii="Arial" w:hAnsi="Arial" w:cs="Arial"/>
-                <w:b w:val="0"/>
-                <w:i w:val="0"/>
-                <w:color w:val="4A5568"/>
-                <w:sz w:val="15"/>
-              </w:rPr>
-              <w:t>W20262046-RCV0</w:t>
-            </w:r>
-          </w:p>
-        </w:tc>
-      </w:tr>
-      <w:tr>
-        <w:tc>
-          <w:tcPr>
-            <w:tcW w:type="dxa" w:w="907"/>
-            <w:shd w:val="clear" w:color="auto" w:fill="F5F7FA"/>
-            <w:tcBorders>
-              <w:bottom w:val="single" w:sz="4" w:color="D0D5DD"/>
-            </w:tcBorders>
-            <w:vAlign w:val="center"/>
-          </w:tcPr>
-          <w:p>
-            <w:pPr>
-              <w:spacing w:before="40" w:after="40"/>
-            </w:pPr>
-            <w:r>
-              <w:rPr>
-                <w:rFonts w:ascii="Arial" w:hAnsi="Arial"/>
-                <w:rFonts w:ascii="Arial" w:hAnsi="Arial" w:cs="Arial"/>
-                <w:b w:val="0"/>
-                <w:i w:val="0"/>
-                <w:color w:val="4A5568"/>
-                <w:sz w:val="15"/>
-              </w:rPr>
-              <w:t>T-204640</w:t>
-            </w:r>
-          </w:p>
-        </w:tc>
-        <w:tc>
-          <w:tcPr>
-            <w:tcW w:type="dxa" w:w="1247"/>
-            <w:shd w:val="clear" w:color="auto" w:fill="F5F7FA"/>
-            <w:tcBorders>
-              <w:bottom w:val="single" w:sz="4" w:color="D0D5DD"/>
-            </w:tcBorders>
-            <w:vAlign w:val="center"/>
-          </w:tcPr>
-          <w:p>
-            <w:pPr>
-              <w:spacing w:before="40" w:after="40"/>
-            </w:pPr>
-            <w:r>
-              <w:rPr>
-                <w:rFonts w:ascii="Arial" w:hAnsi="Arial"/>
-                <w:rFonts w:ascii="Arial" w:hAnsi="Arial" w:cs="Arial"/>
-                <w:b w:val="0"/>
-                <w:i w:val="0"/>
-                <w:color w:val="4A5568"/>
-                <w:sz w:val="15"/>
-              </w:rPr>
-              <w:t>2026-04-24</w:t>
-            </w:r>
-          </w:p>
-        </w:tc>
-        <w:tc>
-          <w:tcPr>
-            <w:tcW w:type="dxa" w:w="1247"/>
-            <w:shd w:val="clear" w:color="auto" w:fill="F5F7FA"/>
-            <w:tcBorders>
-              <w:bottom w:val="single" w:sz="4" w:color="D0D5DD"/>
-            </w:tcBorders>
-            <w:vAlign w:val="center"/>
-          </w:tcPr>
-          <w:p>
-            <w:pPr>
-              <w:spacing w:before="40" w:after="40"/>
-            </w:pPr>
-            <w:r>
-              <w:rPr>
-                <w:rFonts w:ascii="Arial" w:hAnsi="Arial"/>
-                <w:rFonts w:ascii="Arial" w:hAnsi="Arial" w:cs="Arial"/>
-                <w:b/>
-                <w:i w:val="0"/>
-                <w:color w:val="B91C1C"/>
-                <w:sz w:val="15"/>
-              </w:rPr>
-              <w:t>Paid (out)</w:t>
-            </w:r>
-          </w:p>
-        </w:tc>
-        <w:tc>
-          <w:tcPr>
-            <w:tcW w:type="dxa" w:w="680"/>
-            <w:shd w:val="clear" w:color="auto" w:fill="F5F7FA"/>
-            <w:tcBorders>
-              <w:bottom w:val="single" w:sz="4" w:color="D0D5DD"/>
-            </w:tcBorders>
-            <w:vAlign w:val="center"/>
-          </w:tcPr>
-          <w:p>
-            <w:pPr>
-              <w:spacing w:before="40" w:after="40"/>
-            </w:pPr>
-            <w:r>
-              <w:rPr>
-                <w:rFonts w:ascii="Arial" w:hAnsi="Arial"/>
-                <w:rFonts w:ascii="Arial" w:hAnsi="Arial" w:cs="Arial"/>
-                <w:b w:val="0"/>
-                <w:i w:val="0"/>
-                <w:color w:val="4A5568"/>
-                <w:sz w:val="15"/>
-              </w:rPr>
-              <w:t>USDC</w:t>
-            </w:r>
-          </w:p>
-        </w:tc>
-        <w:tc>
-          <w:tcPr>
-            <w:tcW w:type="dxa" w:w="1247"/>
-            <w:shd w:val="clear" w:color="auto" w:fill="F5F7FA"/>
-            <w:tcBorders>
-              <w:bottom w:val="single" w:sz="4" w:color="D0D5DD"/>
-            </w:tcBorders>
-            <w:vAlign w:val="center"/>
-          </w:tcPr>
-          <w:p>
-            <w:pPr>
-              <w:spacing w:before="40" w:after="40"/>
-            </w:pPr>
-            <w:r>
-              <w:rPr>
-                <w:rFonts w:ascii="Arial" w:hAnsi="Arial"/>
-                <w:rFonts w:ascii="Arial" w:hAnsi="Arial" w:cs="Arial"/>
-                <w:b w:val="0"/>
-                <w:i w:val="0"/>
-                <w:color w:val="4A5568"/>
-                <w:sz w:val="15"/>
-              </w:rPr>
-              <w:t>Ethereum</w:t>
-            </w:r>
-          </w:p>
-        </w:tc>
-        <w:tc>
-          <w:tcPr>
-            <w:tcW w:type="dxa" w:w="1247"/>
-            <w:shd w:val="clear" w:color="auto" w:fill="F5F7FA"/>
-            <w:tcBorders>
-              <w:bottom w:val="single" w:sz="4" w:color="D0D5DD"/>
-            </w:tcBorders>
-            <w:vAlign w:val="center"/>
-          </w:tcPr>
-          <w:p>
-            <w:pPr>
-              <w:spacing w:before="40" w:after="40"/>
-              <w:jc w:val="right"/>
-            </w:pPr>
-            <w:r>
-              <w:rPr>
-                <w:rFonts w:ascii="Arial" w:hAnsi="Arial"/>
-                <w:rFonts w:ascii="Arial" w:hAnsi="Arial" w:cs="Arial"/>
-                <w:b w:val="0"/>
-                <w:i w:val="0"/>
-                <w:color w:val="4A5568"/>
-                <w:sz w:val="15"/>
-              </w:rPr>
-              <w:t>-199,880.0000</w:t>
-            </w:r>
-          </w:p>
-        </w:tc>
-        <w:tc>
-          <w:tcPr>
-            <w:tcW w:type="dxa" w:w="1361"/>
-            <w:shd w:val="clear" w:color="auto" w:fill="F5F7FA"/>
-            <w:tcBorders>
-              <w:bottom w:val="single" w:sz="4" w:color="D0D5DD"/>
-            </w:tcBorders>
-            <w:vAlign w:val="center"/>
-          </w:tcPr>
-          <w:p>
-            <w:pPr>
-              <w:spacing w:before="40" w:after="40"/>
-              <w:jc w:val="right"/>
-            </w:pPr>
-            <w:r>
-              <w:rPr>
-                <w:rFonts w:ascii="Arial" w:hAnsi="Arial"/>
-                <w:rFonts w:ascii="Arial" w:hAnsi="Arial" w:cs="Arial"/>
-                <w:b w:val="0"/>
-                <w:i w:val="0"/>
-                <w:color w:val="B91C1C"/>
-                <w:sz w:val="15"/>
-              </w:rPr>
-              <w:t>-$199,880.00</w:t>
-            </w:r>
-          </w:p>
-        </w:tc>
-        <w:tc>
-          <w:tcPr>
-            <w:tcW w:type="dxa" w:w="1361"/>
-            <w:shd w:val="clear" w:color="auto" w:fill="F5F7FA"/>
-            <w:tcBorders>
-              <w:bottom w:val="single" w:sz="4" w:color="D0D5DD"/>
-            </w:tcBorders>
-            <w:vAlign w:val="center"/>
-          </w:tcPr>
-          <w:p>
-            <w:pPr>
-              <w:spacing w:before="40" w:after="40"/>
-              <w:jc w:val="right"/>
-            </w:pPr>
-            <w:r>
-              <w:rPr>
-                <w:rFonts w:ascii="Arial" w:hAnsi="Arial"/>
-                <w:rFonts w:ascii="Arial" w:hAnsi="Arial" w:cs="Arial"/>
-                <w:b w:val="0"/>
-                <w:i w:val="0"/>
-                <w:color w:val="4A5568"/>
-                <w:sz w:val="15"/>
-              </w:rPr>
-              <w:t>Markets Settlement Wallet</w:t>
-            </w:r>
-          </w:p>
-        </w:tc>
-        <w:tc>
-          <w:tcPr>
-            <w:tcW w:type="dxa" w:w="907"/>
-            <w:shd w:val="clear" w:color="auto" w:fill="F5F7FA"/>
-            <w:tcBorders>
-              <w:bottom w:val="single" w:sz="4" w:color="D0D5DD"/>
-            </w:tcBorders>
-            <w:vAlign w:val="center"/>
-          </w:tcPr>
-          <w:p>
-            <w:pPr>
-              <w:spacing w:before="40" w:after="40"/>
-              <w:jc w:val="right"/>
-            </w:pPr>
-            <w:r>
-              <w:rPr>
-                <w:rFonts w:ascii="Arial" w:hAnsi="Arial"/>
-                <w:rFonts w:ascii="Arial" w:hAnsi="Arial" w:cs="Arial"/>
-                <w:b w:val="0"/>
-                <w:i w:val="0"/>
-                <w:color w:val="4A5568"/>
-                <w:sz w:val="15"/>
-              </w:rPr>
-              <w:t>W20262046-PAY0</w:t>
-            </w:r>
-          </w:p>
-        </w:tc>
-      </w:tr>
-      <w:tr>
-        <w:tc>
-          <w:tcPr>
-            <w:tcW w:type="dxa" w:w="907"/>
-            <w:tcBorders>
-              <w:bottom w:val="single" w:sz="4" w:color="D0D5DD"/>
-            </w:tcBorders>
-            <w:vAlign w:val="center"/>
-          </w:tcPr>
-          <w:p>
-            <w:pPr>
-              <w:spacing w:before="40" w:after="40"/>
-            </w:pPr>
-            <w:r>
-              <w:rPr>
-                <w:rFonts w:ascii="Arial" w:hAnsi="Arial"/>
-                <w:rFonts w:ascii="Arial" w:hAnsi="Arial" w:cs="Arial"/>
-                <w:b w:val="0"/>
-                <w:i w:val="0"/>
-                <w:color w:val="4A5568"/>
-                <w:sz w:val="15"/>
-              </w:rPr>
-              <w:t>T-204661</w:t>
-            </w:r>
-          </w:p>
-        </w:tc>
-        <w:tc>
-          <w:tcPr>
-            <w:tcW w:type="dxa" w:w="1247"/>
-            <w:tcBorders>
-              <w:bottom w:val="single" w:sz="4" w:color="D0D5DD"/>
-            </w:tcBorders>
-            <w:vAlign w:val="center"/>
-          </w:tcPr>
-          <w:p>
-            <w:pPr>
-              <w:spacing w:before="40" w:after="40"/>
-            </w:pPr>
-            <w:r>
-              <w:rPr>
-                <w:rFonts w:ascii="Arial" w:hAnsi="Arial"/>
-                <w:rFonts w:ascii="Arial" w:hAnsi="Arial" w:cs="Arial"/>
-                <w:b w:val="0"/>
-                <w:i w:val="0"/>
-                <w:color w:val="4A5568"/>
-                <w:sz w:val="15"/>
-              </w:rPr>
-              <w:t>2026-04-28</w:t>
-            </w:r>
-          </w:p>
-        </w:tc>
-        <w:tc>
-          <w:tcPr>
-            <w:tcW w:type="dxa" w:w="1247"/>
-            <w:tcBorders>
-              <w:bottom w:val="single" w:sz="4" w:color="D0D5DD"/>
-            </w:tcBorders>
-            <w:vAlign w:val="center"/>
-          </w:tcPr>
-          <w:p>
-            <w:pPr>
-              <w:spacing w:before="40" w:after="40"/>
-            </w:pPr>
-            <w:r>
-              <w:rPr>
-                <w:rFonts w:ascii="Arial" w:hAnsi="Arial"/>
-                <w:rFonts w:ascii="Arial" w:hAnsi="Arial" w:cs="Arial"/>
-                <w:b/>
-                <w:i w:val="0"/>
-                <w:color w:val="15803D"/>
-                <w:sz w:val="15"/>
-              </w:rPr>
-              <w:t>Received (in)</w:t>
-            </w:r>
-          </w:p>
-        </w:tc>
-        <w:tc>
-          <w:tcPr>
-            <w:tcW w:type="dxa" w:w="680"/>
-            <w:tcBorders>
-              <w:bottom w:val="single" w:sz="4" w:color="D0D5DD"/>
-            </w:tcBorders>
-            <w:vAlign w:val="center"/>
-          </w:tcPr>
-          <w:p>
-            <w:pPr>
-              <w:spacing w:before="40" w:after="40"/>
-            </w:pPr>
-            <w:r>
-              <w:rPr>
-                <w:rFonts w:ascii="Arial" w:hAnsi="Arial"/>
-                <w:rFonts w:ascii="Arial" w:hAnsi="Arial" w:cs="Arial"/>
-                <w:b w:val="0"/>
-                <w:i w:val="0"/>
-                <w:color w:val="4A5568"/>
-                <w:sz w:val="15"/>
-              </w:rPr>
-              <w:t>USDT</w:t>
-            </w:r>
-          </w:p>
-        </w:tc>
-        <w:tc>
-          <w:tcPr>
-            <w:tcW w:type="dxa" w:w="1247"/>
-            <w:tcBorders>
-              <w:bottom w:val="single" w:sz="4" w:color="D0D5DD"/>
-            </w:tcBorders>
-            <w:vAlign w:val="center"/>
-          </w:tcPr>
-          <w:p>
-            <w:pPr>
-              <w:spacing w:before="40" w:after="40"/>
-            </w:pPr>
-            <w:r>
-              <w:rPr>
-                <w:rFonts w:ascii="Arial" w:hAnsi="Arial"/>
-                <w:rFonts w:ascii="Arial" w:hAnsi="Arial" w:cs="Arial"/>
-                <w:b w:val="0"/>
-                <w:i w:val="0"/>
-                <w:color w:val="4A5568"/>
-                <w:sz w:val="15"/>
-              </w:rPr>
-              <w:t>Tron</w:t>
-            </w:r>
-          </w:p>
-        </w:tc>
-        <w:tc>
-          <w:tcPr>
-            <w:tcW w:type="dxa" w:w="1247"/>
-            <w:tcBorders>
-              <w:bottom w:val="single" w:sz="4" w:color="D0D5DD"/>
-            </w:tcBorders>
-            <w:vAlign w:val="center"/>
-          </w:tcPr>
-          <w:p>
-            <w:pPr>
-              <w:spacing w:before="40" w:after="40"/>
-              <w:jc w:val="right"/>
-            </w:pPr>
-            <w:r>
-              <w:rPr>
-                <w:rFonts w:ascii="Arial" w:hAnsi="Arial"/>
-                <w:rFonts w:ascii="Arial" w:hAnsi="Arial" w:cs="Arial"/>
-                <w:b w:val="0"/>
-                <w:i w:val="0"/>
-                <w:color w:val="4A5568"/>
-                <w:sz w:val="15"/>
-              </w:rPr>
-              <w:t>+250,000.0000</w:t>
-            </w:r>
-          </w:p>
-        </w:tc>
-        <w:tc>
-          <w:tcPr>
-            <w:tcW w:type="dxa" w:w="1361"/>
-            <w:tcBorders>
-              <w:bottom w:val="single" w:sz="4" w:color="D0D5DD"/>
-            </w:tcBorders>
-            <w:vAlign w:val="center"/>
-          </w:tcPr>
-          <w:p>
-            <w:pPr>
-              <w:spacing w:before="40" w:after="40"/>
-              <w:jc w:val="right"/>
-            </w:pPr>
-            <w:r>
-              <w:rPr>
-                <w:rFonts w:ascii="Arial" w:hAnsi="Arial"/>
-                <w:rFonts w:ascii="Arial" w:hAnsi="Arial" w:cs="Arial"/>
-                <w:b w:val="0"/>
-                <w:i w:val="0"/>
-                <w:color w:val="15803D"/>
-                <w:sz w:val="15"/>
-              </w:rPr>
-              <w:t>$250,762.07</w:t>
-            </w:r>
-          </w:p>
-        </w:tc>
-        <w:tc>
-          <w:tcPr>
-            <w:tcW w:type="dxa" w:w="1361"/>
-            <w:tcBorders>
-              <w:bottom w:val="single" w:sz="4" w:color="D0D5DD"/>
-            </w:tcBorders>
-            <w:vAlign w:val="center"/>
-          </w:tcPr>
-          <w:p>
-            <w:pPr>
-              <w:spacing w:before="40" w:after="40"/>
-              <w:jc w:val="right"/>
-            </w:pPr>
-            <w:r>
-              <w:rPr>
-                <w:rFonts w:ascii="Arial" w:hAnsi="Arial"/>
-                <w:rFonts w:ascii="Arial" w:hAnsi="Arial" w:cs="Arial"/>
-                <w:b w:val="0"/>
-                <w:i w:val="0"/>
-                <w:color w:val="4A5568"/>
-                <w:sz w:val="15"/>
-              </w:rPr>
-              <w:t>Markets Settlement Wallet</w:t>
-            </w:r>
-          </w:p>
-        </w:tc>
-        <w:tc>
-          <w:tcPr>
-            <w:tcW w:type="dxa" w:w="907"/>
-            <w:tcBorders>
-              <w:bottom w:val="single" w:sz="4" w:color="D0D5DD"/>
-            </w:tcBorders>
-            <w:vAlign w:val="center"/>
-          </w:tcPr>
-          <w:p>
-            <w:pPr>
-              <w:spacing w:before="40" w:after="40"/>
-              <w:jc w:val="right"/>
-            </w:pPr>
-            <w:r>
-              <w:rPr>
-                <w:rFonts w:ascii="Arial" w:hAnsi="Arial"/>
-                <w:rFonts w:ascii="Arial" w:hAnsi="Arial" w:cs="Arial"/>
-                <w:b w:val="0"/>
-                <w:i w:val="0"/>
-                <w:color w:val="4A5568"/>
-                <w:sz w:val="15"/>
-              </w:rPr>
-              <w:t>W20262046-RCV1</w:t>
-            </w:r>
-          </w:p>
-        </w:tc>
-      </w:tr>
-      <w:tr>
-        <w:tc>
-          <w:tcPr>
-            <w:tcW w:type="dxa" w:w="907"/>
-            <w:shd w:val="clear" w:color="auto" w:fill="F5F7FA"/>
-            <w:tcBorders>
-              <w:bottom w:val="single" w:sz="4" w:color="D0D5DD"/>
-            </w:tcBorders>
-            <w:vAlign w:val="center"/>
-          </w:tcPr>
-          <w:p>
-            <w:pPr>
-              <w:spacing w:before="40" w:after="40"/>
-            </w:pPr>
-            <w:r>
-              <w:rPr>
-                <w:rFonts w:ascii="Arial" w:hAnsi="Arial"/>
-                <w:rFonts w:ascii="Arial" w:hAnsi="Arial" w:cs="Arial"/>
-                <w:b w:val="0"/>
-                <w:i w:val="0"/>
-                <w:color w:val="4A5568"/>
-                <w:sz w:val="15"/>
-              </w:rPr>
-              <w:t>T-204661</w:t>
-            </w:r>
-          </w:p>
-        </w:tc>
-        <w:tc>
-          <w:tcPr>
-            <w:tcW w:type="dxa" w:w="1247"/>
-            <w:shd w:val="clear" w:color="auto" w:fill="F5F7FA"/>
-            <w:tcBorders>
-              <w:bottom w:val="single" w:sz="4" w:color="D0D5DD"/>
-            </w:tcBorders>
-            <w:vAlign w:val="center"/>
-          </w:tcPr>
-          <w:p>
-            <w:pPr>
-              <w:spacing w:before="40" w:after="40"/>
-            </w:pPr>
-            <w:r>
-              <w:rPr>
-                <w:rFonts w:ascii="Arial" w:hAnsi="Arial"/>
-                <w:rFonts w:ascii="Arial" w:hAnsi="Arial" w:cs="Arial"/>
-                <w:b w:val="0"/>
-                <w:i w:val="0"/>
-                <w:color w:val="4A5568"/>
-                <w:sz w:val="15"/>
-              </w:rPr>
-              <w:t>2026-04-28</w:t>
-            </w:r>
-          </w:p>
-        </w:tc>
-        <w:tc>
-          <w:tcPr>
-            <w:tcW w:type="dxa" w:w="1247"/>
-            <w:shd w:val="clear" w:color="auto" w:fill="F5F7FA"/>
-            <w:tcBorders>
-              <w:bottom w:val="single" w:sz="4" w:color="D0D5DD"/>
-            </w:tcBorders>
-            <w:vAlign w:val="center"/>
-          </w:tcPr>
-          <w:p>
-            <w:pPr>
-              <w:spacing w:before="40" w:after="40"/>
-            </w:pPr>
-            <w:r>
-              <w:rPr>
-                <w:rFonts w:ascii="Arial" w:hAnsi="Arial"/>
-                <w:rFonts w:ascii="Arial" w:hAnsi="Arial" w:cs="Arial"/>
-                <w:b/>
-                <w:i w:val="0"/>
-                <w:color w:val="B91C1C"/>
-                <w:sz w:val="15"/>
-              </w:rPr>
-              <w:t>Paid (out)</w:t>
-            </w:r>
-          </w:p>
-        </w:tc>
-        <w:tc>
-          <w:tcPr>
-            <w:tcW w:type="dxa" w:w="680"/>
-            <w:shd w:val="clear" w:color="auto" w:fill="F5F7FA"/>
-            <w:tcBorders>
-              <w:bottom w:val="single" w:sz="4" w:color="D0D5DD"/>
-            </w:tcBorders>
-            <w:vAlign w:val="center"/>
-          </w:tcPr>
-          <w:p>
-            <w:pPr>
-              <w:spacing w:before="40" w:after="40"/>
-            </w:pPr>
-            <w:r>
-              <w:rPr>
-                <w:rFonts w:ascii="Arial" w:hAnsi="Arial"/>
-                <w:rFonts w:ascii="Arial" w:hAnsi="Arial" w:cs="Arial"/>
-                <w:b w:val="0"/>
-                <w:i w:val="0"/>
-                <w:color w:val="4A5568"/>
-                <w:sz w:val="15"/>
-              </w:rPr>
-              <w:t>USDC</w:t>
-            </w:r>
-          </w:p>
-        </w:tc>
-        <w:tc>
-          <w:tcPr>
-            <w:tcW w:type="dxa" w:w="1247"/>
-            <w:shd w:val="clear" w:color="auto" w:fill="F5F7FA"/>
-            <w:tcBorders>
-              <w:bottom w:val="single" w:sz="4" w:color="D0D5DD"/>
-            </w:tcBorders>
-            <w:vAlign w:val="center"/>
-          </w:tcPr>
-          <w:p>
-            <w:pPr>
-              <w:spacing w:before="40" w:after="40"/>
-            </w:pPr>
-            <w:r>
-              <w:rPr>
-                <w:rFonts w:ascii="Arial" w:hAnsi="Arial"/>
-                <w:rFonts w:ascii="Arial" w:hAnsi="Arial" w:cs="Arial"/>
-                <w:b w:val="0"/>
-                <w:i w:val="0"/>
-                <w:color w:val="4A5568"/>
-                <w:sz w:val="15"/>
-              </w:rPr>
-              <w:t>Ethereum</w:t>
-            </w:r>
-          </w:p>
-        </w:tc>
-        <w:tc>
-          <w:tcPr>
-            <w:tcW w:type="dxa" w:w="1247"/>
-            <w:shd w:val="clear" w:color="auto" w:fill="F5F7FA"/>
-            <w:tcBorders>
-              <w:bottom w:val="single" w:sz="4" w:color="D0D5DD"/>
-            </w:tcBorders>
-            <w:vAlign w:val="center"/>
-          </w:tcPr>
-          <w:p>
-            <w:pPr>
-              <w:spacing w:before="40" w:after="40"/>
-              <w:jc w:val="right"/>
-            </w:pPr>
-            <w:r>
-              <w:rPr>
-                <w:rFonts w:ascii="Arial" w:hAnsi="Arial"/>
-                <w:rFonts w:ascii="Arial" w:hAnsi="Arial" w:cs="Arial"/>
-                <w:b w:val="0"/>
-                <w:i w:val="0"/>
-                <w:color w:val="4A5568"/>
-                <w:sz w:val="15"/>
-              </w:rPr>
-              <w:t>-250,762.0700</w:t>
-            </w:r>
-          </w:p>
-        </w:tc>
-        <w:tc>
-          <w:tcPr>
-            <w:tcW w:type="dxa" w:w="1361"/>
-            <w:shd w:val="clear" w:color="auto" w:fill="F5F7FA"/>
-            <w:tcBorders>
-              <w:bottom w:val="single" w:sz="4" w:color="D0D5DD"/>
-            </w:tcBorders>
-            <w:vAlign w:val="center"/>
-          </w:tcPr>
-          <w:p>
-            <w:pPr>
-              <w:spacing w:before="40" w:after="40"/>
-              <w:jc w:val="right"/>
-            </w:pPr>
-            <w:r>
-              <w:rPr>
-                <w:rFonts w:ascii="Arial" w:hAnsi="Arial"/>
-                <w:rFonts w:ascii="Arial" w:hAnsi="Arial" w:cs="Arial"/>
-                <w:b w:val="0"/>
-                <w:i w:val="0"/>
-                <w:color w:val="B91C1C"/>
-                <w:sz w:val="15"/>
-              </w:rPr>
-              <w:t>-$250,762.07</w:t>
-            </w:r>
-          </w:p>
-        </w:tc>
-        <w:tc>
-          <w:tcPr>
-            <w:tcW w:type="dxa" w:w="1361"/>
-            <w:shd w:val="clear" w:color="auto" w:fill="F5F7FA"/>
-            <w:tcBorders>
-              <w:bottom w:val="single" w:sz="4" w:color="D0D5DD"/>
-            </w:tcBorders>
-            <w:vAlign w:val="center"/>
-          </w:tcPr>
-          <w:p>
-            <w:pPr>
-              <w:spacing w:before="40" w:after="40"/>
-              <w:jc w:val="right"/>
-            </w:pPr>
-            <w:r>
-              <w:rPr>
-                <w:rFonts w:ascii="Arial" w:hAnsi="Arial"/>
-                <w:rFonts w:ascii="Arial" w:hAnsi="Arial" w:cs="Arial"/>
-                <w:b w:val="0"/>
-                <w:i w:val="0"/>
-                <w:color w:val="4A5568"/>
-                <w:sz w:val="15"/>
-              </w:rPr>
-              <w:t>Markets Settlement Wallet</w:t>
-            </w:r>
-          </w:p>
-        </w:tc>
-        <w:tc>
-          <w:tcPr>
-            <w:tcW w:type="dxa" w:w="907"/>
-            <w:shd w:val="clear" w:color="auto" w:fill="F5F7FA"/>
-            <w:tcBorders>
-              <w:bottom w:val="single" w:sz="4" w:color="D0D5DD"/>
-            </w:tcBorders>
-            <w:vAlign w:val="center"/>
-          </w:tcPr>
-          <w:p>
-            <w:pPr>
-              <w:spacing w:before="40" w:after="40"/>
-              <w:jc w:val="right"/>
-            </w:pPr>
-            <w:r>
-              <w:rPr>
-                <w:rFonts w:ascii="Arial" w:hAnsi="Arial"/>
-                <w:rFonts w:ascii="Arial" w:hAnsi="Arial" w:cs="Arial"/>
-                <w:b w:val="0"/>
-                <w:i w:val="0"/>
-                <w:color w:val="4A5568"/>
-                <w:sz w:val="15"/>
-              </w:rPr>
-              <w:t>W20262046-PAY1</w:t>
-            </w:r>
-          </w:p>
-        </w:tc>
-      </w:tr>
-      <w:tr>
-        <w:tc>
-          <w:tcPr>
-            <w:tcW w:type="dxa" w:w="907"/>
-            <w:tcBorders>
-              <w:bottom w:val="single" w:sz="4" w:color="D0D5DD"/>
-            </w:tcBorders>
-            <w:vAlign w:val="center"/>
-          </w:tcPr>
-          <w:p>
-            <w:pPr>
-              <w:spacing w:before="40" w:after="40"/>
-            </w:pPr>
-            <w:r>
-              <w:rPr>
-                <w:rFonts w:ascii="Arial" w:hAnsi="Arial"/>
-                <w:rFonts w:ascii="Arial" w:hAnsi="Arial" w:cs="Arial"/>
-                <w:b w:val="0"/>
-                <w:i w:val="0"/>
-                <w:color w:val="4A5568"/>
-                <w:sz w:val="15"/>
-              </w:rPr>
-              <w:t>T-204635</w:t>
-            </w:r>
-          </w:p>
-        </w:tc>
-        <w:tc>
-          <w:tcPr>
-            <w:tcW w:type="dxa" w:w="1247"/>
-            <w:tcBorders>
-              <w:bottom w:val="single" w:sz="4" w:color="D0D5DD"/>
-            </w:tcBorders>
-            <w:vAlign w:val="center"/>
-          </w:tcPr>
-          <w:p>
-            <w:pPr>
-              <w:spacing w:before="40" w:after="40"/>
-            </w:pPr>
-            <w:r>
-              <w:rPr>
-                <w:rFonts w:ascii="Arial" w:hAnsi="Arial"/>
-                <w:rFonts w:ascii="Arial" w:hAnsi="Arial" w:cs="Arial"/>
-                <w:b w:val="0"/>
-                <w:i w:val="0"/>
-                <w:color w:val="4A5568"/>
-                <w:sz w:val="15"/>
-              </w:rPr>
-              <w:t>2026-04-23</w:t>
-            </w:r>
-          </w:p>
-        </w:tc>
-        <w:tc>
-          <w:tcPr>
-            <w:tcW w:type="dxa" w:w="1247"/>
-            <w:tcBorders>
-              <w:bottom w:val="single" w:sz="4" w:color="D0D5DD"/>
-            </w:tcBorders>
-            <w:vAlign w:val="center"/>
-          </w:tcPr>
-          <w:p>
-            <w:pPr>
-              <w:spacing w:before="40" w:after="40"/>
-            </w:pPr>
-            <w:r>
-              <w:rPr>
-                <w:rFonts w:ascii="Arial" w:hAnsi="Arial"/>
-                <w:rFonts w:ascii="Arial" w:hAnsi="Arial" w:cs="Arial"/>
-                <w:b/>
-                <w:i w:val="0"/>
-                <w:color w:val="15803D"/>
-                <w:sz w:val="15"/>
-              </w:rPr>
-              <w:t>Received (in)</w:t>
-            </w:r>
-          </w:p>
-        </w:tc>
-        <w:tc>
-          <w:tcPr>
-            <w:tcW w:type="dxa" w:w="680"/>
-            <w:tcBorders>
-              <w:bottom w:val="single" w:sz="4" w:color="D0D5DD"/>
-            </w:tcBorders>
-            <w:vAlign w:val="center"/>
-          </w:tcPr>
-          <w:p>
-            <w:pPr>
-              <w:spacing w:before="40" w:after="40"/>
-            </w:pPr>
-            <w:r>
-              <w:rPr>
-                <w:rFonts w:ascii="Arial" w:hAnsi="Arial"/>
-                <w:rFonts w:ascii="Arial" w:hAnsi="Arial" w:cs="Arial"/>
-                <w:b w:val="0"/>
-                <w:i w:val="0"/>
-                <w:color w:val="4A5568"/>
-                <w:sz w:val="15"/>
-              </w:rPr>
-              <w:t>USDC</w:t>
-            </w:r>
-          </w:p>
-        </w:tc>
-        <w:tc>
-          <w:tcPr>
-            <w:tcW w:type="dxa" w:w="1247"/>
-            <w:tcBorders>
-              <w:bottom w:val="single" w:sz="4" w:color="D0D5DD"/>
-            </w:tcBorders>
-            <w:vAlign w:val="center"/>
-          </w:tcPr>
-          <w:p>
-            <w:pPr>
-              <w:spacing w:before="40" w:after="40"/>
-            </w:pPr>
-            <w:r>
-              <w:rPr>
-                <w:rFonts w:ascii="Arial" w:hAnsi="Arial"/>
-                <w:rFonts w:ascii="Arial" w:hAnsi="Arial" w:cs="Arial"/>
-                <w:b w:val="0"/>
-                <w:i w:val="0"/>
-                <w:color w:val="4A5568"/>
-                <w:sz w:val="15"/>
-              </w:rPr>
-              <w:t>Ethereum</w:t>
-            </w:r>
-          </w:p>
-        </w:tc>
-        <w:tc>
-          <w:tcPr>
-            <w:tcW w:type="dxa" w:w="1247"/>
-            <w:tcBorders>
-              <w:bottom w:val="single" w:sz="4" w:color="D0D5DD"/>
-            </w:tcBorders>
-            <w:vAlign w:val="center"/>
-          </w:tcPr>
-          <w:p>
-            <w:pPr>
-              <w:spacing w:before="40" w:after="40"/>
-              <w:jc w:val="right"/>
-            </w:pPr>
-            <w:r>
-              <w:rPr>
-                <w:rFonts w:ascii="Arial" w:hAnsi="Arial"/>
-                <w:rFonts w:ascii="Arial" w:hAnsi="Arial" w:cs="Arial"/>
-                <w:b w:val="0"/>
-                <w:i w:val="0"/>
-                <w:color w:val="4A5568"/>
-                <w:sz w:val="15"/>
-              </w:rPr>
-              <w:t>+339,160.0000</w:t>
-            </w:r>
-          </w:p>
-        </w:tc>
-        <w:tc>
-          <w:tcPr>
-            <w:tcW w:type="dxa" w:w="1361"/>
-            <w:tcBorders>
-              <w:bottom w:val="single" w:sz="4" w:color="D0D5DD"/>
-            </w:tcBorders>
-            <w:vAlign w:val="center"/>
-          </w:tcPr>
-          <w:p>
-            <w:pPr>
-              <w:spacing w:before="40" w:after="40"/>
-              <w:jc w:val="right"/>
-            </w:pPr>
-            <w:r>
-              <w:rPr>
-                <w:rFonts w:ascii="Arial" w:hAnsi="Arial"/>
-                <w:rFonts w:ascii="Arial" w:hAnsi="Arial" w:cs="Arial"/>
-                <w:b w:val="0"/>
-                <w:i w:val="0"/>
-                <w:color w:val="15803D"/>
-                <w:sz w:val="15"/>
-              </w:rPr>
-              <w:t>$339,160.00</w:t>
-            </w:r>
-          </w:p>
-        </w:tc>
-        <w:tc>
-          <w:tcPr>
-            <w:tcW w:type="dxa" w:w="1361"/>
-            <w:tcBorders>
-              <w:bottom w:val="single" w:sz="4" w:color="D0D5DD"/>
-            </w:tcBorders>
-            <w:vAlign w:val="center"/>
-          </w:tcPr>
-          <w:p>
-            <w:pPr>
-              <w:spacing w:before="40" w:after="40"/>
-              <w:jc w:val="right"/>
-            </w:pPr>
-            <w:r>
-              <w:rPr>
-                <w:rFonts w:ascii="Arial" w:hAnsi="Arial"/>
-                <w:rFonts w:ascii="Arial" w:hAnsi="Arial" w:cs="Arial"/>
-                <w:b w:val="0"/>
-                <w:i w:val="0"/>
-                <w:color w:val="4A5568"/>
-                <w:sz w:val="15"/>
-              </w:rPr>
-              <w:t>Client Settlement Wallet</w:t>
-            </w:r>
-          </w:p>
-        </w:tc>
-        <w:tc>
-          <w:tcPr>
-            <w:tcW w:type="dxa" w:w="907"/>
-            <w:tcBorders>
-              <w:bottom w:val="single" w:sz="4" w:color="D0D5DD"/>
-            </w:tcBorders>
-            <w:vAlign w:val="center"/>
-          </w:tcPr>
-          <w:p>
-            <w:pPr>
-              <w:spacing w:before="40" w:after="40"/>
-              <w:jc w:val="right"/>
-            </w:pPr>
-            <w:r>
-              <w:rPr>
-                <w:rFonts w:ascii="Arial" w:hAnsi="Arial"/>
-                <w:rFonts w:ascii="Arial" w:hAnsi="Arial" w:cs="Arial"/>
-                <w:b w:val="0"/>
-                <w:i w:val="0"/>
-                <w:color w:val="4A5568"/>
-                <w:sz w:val="15"/>
-              </w:rPr>
-              <w:t>W20262046-RCV5</w:t>
-            </w:r>
-          </w:p>
-        </w:tc>
-      </w:tr>
-      <w:tr>
-        <w:tc>
-          <w:tcPr>
-            <w:tcW w:type="dxa" w:w="907"/>
-            <w:shd w:val="clear" w:color="auto" w:fill="F5F7FA"/>
-            <w:tcBorders>
-              <w:bottom w:val="single" w:sz="4" w:color="D0D5DD"/>
-            </w:tcBorders>
-            <w:vAlign w:val="center"/>
-          </w:tcPr>
-          <w:p>
-            <w:pPr>
-              <w:spacing w:before="40" w:after="40"/>
-            </w:pPr>
-            <w:r>
-              <w:rPr>
-                <w:rFonts w:ascii="Arial" w:hAnsi="Arial"/>
-                <w:rFonts w:ascii="Arial" w:hAnsi="Arial" w:cs="Arial"/>
-                <w:b w:val="0"/>
-                <w:i w:val="0"/>
-                <w:color w:val="4A5568"/>
-                <w:sz w:val="15"/>
-              </w:rPr>
-              <w:t>T-204635</w:t>
-            </w:r>
-          </w:p>
-        </w:tc>
-        <w:tc>
-          <w:tcPr>
-            <w:tcW w:type="dxa" w:w="1247"/>
-            <w:shd w:val="clear" w:color="auto" w:fill="F5F7FA"/>
-            <w:tcBorders>
-              <w:bottom w:val="single" w:sz="4" w:color="D0D5DD"/>
-            </w:tcBorders>
-            <w:vAlign w:val="center"/>
-          </w:tcPr>
-          <w:p>
-            <w:pPr>
-              <w:spacing w:before="40" w:after="40"/>
-            </w:pPr>
-            <w:r>
-              <w:rPr>
-                <w:rFonts w:ascii="Arial" w:hAnsi="Arial"/>
-                <w:rFonts w:ascii="Arial" w:hAnsi="Arial" w:cs="Arial"/>
-                <w:b w:val="0"/>
-                <w:i w:val="0"/>
-                <w:color w:val="4A5568"/>
-                <w:sz w:val="15"/>
-              </w:rPr>
-              <w:t>2026-04-23</w:t>
-            </w:r>
-          </w:p>
-        </w:tc>
-        <w:tc>
-          <w:tcPr>
-            <w:tcW w:type="dxa" w:w="1247"/>
-            <w:shd w:val="clear" w:color="auto" w:fill="F5F7FA"/>
-            <w:tcBorders>
-              <w:bottom w:val="single" w:sz="4" w:color="D0D5DD"/>
-            </w:tcBorders>
-            <w:vAlign w:val="center"/>
-          </w:tcPr>
-          <w:p>
-            <w:pPr>
-              <w:spacing w:before="40" w:after="40"/>
-            </w:pPr>
-            <w:r>
-              <w:rPr>
-                <w:rFonts w:ascii="Arial" w:hAnsi="Arial"/>
-                <w:rFonts w:ascii="Arial" w:hAnsi="Arial" w:cs="Arial"/>
-                <w:b/>
-                <w:i w:val="0"/>
-                <w:color w:val="B91C1C"/>
-                <w:sz w:val="15"/>
-              </w:rPr>
-              <w:t>Paid (out)</w:t>
-            </w:r>
-          </w:p>
-        </w:tc>
-        <w:tc>
-          <w:tcPr>
-            <w:tcW w:type="dxa" w:w="680"/>
-            <w:shd w:val="clear" w:color="auto" w:fill="F5F7FA"/>
-            <w:tcBorders>
-              <w:bottom w:val="single" w:sz="4" w:color="D0D5DD"/>
-            </w:tcBorders>
-            <w:vAlign w:val="center"/>
-          </w:tcPr>
-          <w:p>
-            <w:pPr>
-              <w:spacing w:before="40" w:after="40"/>
-            </w:pPr>
-            <w:r>
-              <w:rPr>
-                <w:rFonts w:ascii="Arial" w:hAnsi="Arial"/>
-                <w:rFonts w:ascii="Arial" w:hAnsi="Arial" w:cs="Arial"/>
-                <w:b w:val="0"/>
-                <w:i w:val="0"/>
-                <w:color w:val="4A5568"/>
-                <w:sz w:val="15"/>
-              </w:rPr>
-              <w:t>ETH</w:t>
-            </w:r>
-          </w:p>
-        </w:tc>
-        <w:tc>
-          <w:tcPr>
-            <w:tcW w:type="dxa" w:w="1247"/>
-            <w:shd w:val="clear" w:color="auto" w:fill="F5F7FA"/>
-            <w:tcBorders>
-              <w:bottom w:val="single" w:sz="4" w:color="D0D5DD"/>
-            </w:tcBorders>
-            <w:vAlign w:val="center"/>
-          </w:tcPr>
-          <w:p>
-            <w:pPr>
-              <w:spacing w:before="40" w:after="40"/>
-            </w:pPr>
-            <w:r>
-              <w:rPr>
-                <w:rFonts w:ascii="Arial" w:hAnsi="Arial"/>
-                <w:rFonts w:ascii="Arial" w:hAnsi="Arial" w:cs="Arial"/>
-                <w:b w:val="0"/>
-                <w:i w:val="0"/>
-                <w:color w:val="4A5568"/>
-                <w:sz w:val="15"/>
-              </w:rPr>
-              <w:t>Ethereum</w:t>
-            </w:r>
-          </w:p>
-        </w:tc>
-        <w:tc>
-          <w:tcPr>
-            <w:tcW w:type="dxa" w:w="1247"/>
-            <w:shd w:val="clear" w:color="auto" w:fill="F5F7FA"/>
-            <w:tcBorders>
-              <w:bottom w:val="single" w:sz="4" w:color="D0D5DD"/>
-            </w:tcBorders>
-            <w:vAlign w:val="center"/>
-          </w:tcPr>
-          <w:p>
-            <w:pPr>
-              <w:spacing w:before="40" w:after="40"/>
-              <w:jc w:val="right"/>
-            </w:pPr>
-            <w:r>
-              <w:rPr>
-                <w:rFonts w:ascii="Arial" w:hAnsi="Arial"/>
-                <w:rFonts w:ascii="Arial" w:hAnsi="Arial" w:cs="Arial"/>
-                <w:b w:val="0"/>
-                <w:i w:val="0"/>
-                <w:color w:val="4A5568"/>
-                <w:sz w:val="15"/>
-              </w:rPr>
-              <w:t>-80.0000</w:t>
-            </w:r>
-          </w:p>
-        </w:tc>
-        <w:tc>
-          <w:tcPr>
-            <w:tcW w:type="dxa" w:w="1361"/>
-            <w:shd w:val="clear" w:color="auto" w:fill="F5F7FA"/>
-            <w:tcBorders>
-              <w:bottom w:val="single" w:sz="4" w:color="D0D5DD"/>
-            </w:tcBorders>
-            <w:vAlign w:val="center"/>
-          </w:tcPr>
-          <w:p>
-            <w:pPr>
-              <w:spacing w:before="40" w:after="40"/>
-              <w:jc w:val="right"/>
-            </w:pPr>
-            <w:r>
-              <w:rPr>
-                <w:rFonts w:ascii="Arial" w:hAnsi="Arial"/>
-                <w:rFonts w:ascii="Arial" w:hAnsi="Arial" w:cs="Arial"/>
-                <w:b w:val="0"/>
-                <w:i w:val="0"/>
-                <w:color w:val="B91C1C"/>
-                <w:sz w:val="15"/>
-              </w:rPr>
-              <w:t>-$339,160.00</w:t>
-            </w:r>
-          </w:p>
-        </w:tc>
-        <w:tc>
-          <w:tcPr>
-            <w:tcW w:type="dxa" w:w="1361"/>
-            <w:shd w:val="clear" w:color="auto" w:fill="F5F7FA"/>
-            <w:tcBorders>
-              <w:bottom w:val="single" w:sz="4" w:color="D0D5DD"/>
-            </w:tcBorders>
-            <w:vAlign w:val="center"/>
-          </w:tcPr>
-          <w:p>
-            <w:pPr>
-              <w:spacing w:before="40" w:after="40"/>
-              <w:jc w:val="right"/>
-            </w:pPr>
-            <w:r>
-              <w:rPr>
-                <w:rFonts w:ascii="Arial" w:hAnsi="Arial"/>
-                <w:rFonts w:ascii="Arial" w:hAnsi="Arial" w:cs="Arial"/>
-                <w:b w:val="0"/>
-                <w:i w:val="0"/>
-                <w:color w:val="4A5568"/>
-                <w:sz w:val="15"/>
-              </w:rPr>
-              <w:t>Client Settlement Wallet</w:t>
-            </w:r>
-          </w:p>
-        </w:tc>
-        <w:tc>
-          <w:tcPr>
-            <w:tcW w:type="dxa" w:w="907"/>
-            <w:shd w:val="clear" w:color="auto" w:fill="F5F7FA"/>
-            <w:tcBorders>
-              <w:bottom w:val="single" w:sz="4" w:color="D0D5DD"/>
-            </w:tcBorders>
-            <w:vAlign w:val="center"/>
-          </w:tcPr>
-          <w:p>
-            <w:pPr>
-              <w:spacing w:before="40" w:after="40"/>
-              <w:jc w:val="right"/>
-            </w:pPr>
-            <w:r>
-              <w:rPr>
-                <w:rFonts w:ascii="Arial" w:hAnsi="Arial"/>
-                <w:rFonts w:ascii="Arial" w:hAnsi="Arial" w:cs="Arial"/>
-                <w:b w:val="0"/>
-                <w:i w:val="0"/>
-                <w:color w:val="4A5568"/>
-                <w:sz w:val="15"/>
-              </w:rPr>
-              <w:t>W20262046-PAY5</w:t>
-            </w:r>
-          </w:p>
-        </w:tc>
-      </w:tr>
-      <w:tr>
-        <w:tc>
-          <w:tcPr>
-            <w:tcW w:type="dxa" w:w="907"/>
-            <w:tcBorders>
-              <w:bottom w:val="single" w:sz="4" w:color="D0D5DD"/>
-            </w:tcBorders>
-            <w:vAlign w:val="center"/>
-          </w:tcPr>
-          <w:p>
-            <w:pPr>
-              <w:spacing w:before="40" w:after="40"/>
-            </w:pPr>
-            <w:r>
-              <w:rPr>
-                <w:rFonts w:ascii="Arial" w:hAnsi="Arial"/>
-                <w:rFonts w:ascii="Arial" w:hAnsi="Arial" w:cs="Arial"/>
-                <w:b w:val="0"/>
-                <w:i w:val="0"/>
-                <w:color w:val="4A5568"/>
-                <w:sz w:val="15"/>
-              </w:rPr>
-              <w:t>T-204658</w:t>
-            </w:r>
-          </w:p>
-        </w:tc>
-        <w:tc>
-          <w:tcPr>
-            <w:tcW w:type="dxa" w:w="1247"/>
-            <w:tcBorders>
-              <w:bottom w:val="single" w:sz="4" w:color="D0D5DD"/>
-            </w:tcBorders>
-            <w:vAlign w:val="center"/>
-          </w:tcPr>
-          <w:p>
-            <w:pPr>
-              <w:spacing w:before="40" w:after="40"/>
-            </w:pPr>
-            <w:r>
-              <w:rPr>
-                <w:rFonts w:ascii="Arial" w:hAnsi="Arial"/>
-                <w:rFonts w:ascii="Arial" w:hAnsi="Arial" w:cs="Arial"/>
-                <w:b w:val="0"/>
-                <w:i w:val="0"/>
-                <w:color w:val="4A5568"/>
-                <w:sz w:val="15"/>
-              </w:rPr>
-              <w:t>2026-04-27</w:t>
-            </w:r>
-          </w:p>
-        </w:tc>
-        <w:tc>
-          <w:tcPr>
-            <w:tcW w:type="dxa" w:w="1247"/>
-            <w:tcBorders>
-              <w:bottom w:val="single" w:sz="4" w:color="D0D5DD"/>
-            </w:tcBorders>
-            <w:vAlign w:val="center"/>
-          </w:tcPr>
-          <w:p>
-            <w:pPr>
-              <w:spacing w:before="40" w:after="40"/>
-            </w:pPr>
-            <w:r>
-              <w:rPr>
-                <w:rFonts w:ascii="Arial" w:hAnsi="Arial"/>
-                <w:rFonts w:ascii="Arial" w:hAnsi="Arial" w:cs="Arial"/>
-                <w:b/>
-                <w:i w:val="0"/>
-                <w:color w:val="15803D"/>
-                <w:sz w:val="15"/>
-              </w:rPr>
-              <w:t>Received (in)</w:t>
-            </w:r>
-          </w:p>
-        </w:tc>
-        <w:tc>
-          <w:tcPr>
-            <w:tcW w:type="dxa" w:w="680"/>
-            <w:tcBorders>
-              <w:bottom w:val="single" w:sz="4" w:color="D0D5DD"/>
-            </w:tcBorders>
-            <w:vAlign w:val="center"/>
-          </w:tcPr>
-          <w:p>
-            <w:pPr>
-              <w:spacing w:before="40" w:after="40"/>
-            </w:pPr>
-            <w:r>
-              <w:rPr>
-                <w:rFonts w:ascii="Arial" w:hAnsi="Arial"/>
-                <w:rFonts w:ascii="Arial" w:hAnsi="Arial" w:cs="Arial"/>
-                <w:b w:val="0"/>
-                <w:i w:val="0"/>
-                <w:color w:val="4A5568"/>
-                <w:sz w:val="15"/>
-              </w:rPr>
-              <w:t>ETH</w:t>
-            </w:r>
-          </w:p>
-        </w:tc>
-        <w:tc>
-          <w:tcPr>
-            <w:tcW w:type="dxa" w:w="1247"/>
-            <w:tcBorders>
-              <w:bottom w:val="single" w:sz="4" w:color="D0D5DD"/>
-            </w:tcBorders>
-            <w:vAlign w:val="center"/>
-          </w:tcPr>
-          <w:p>
-            <w:pPr>
-              <w:spacing w:before="40" w:after="40"/>
-            </w:pPr>
-            <w:r>
-              <w:rPr>
-                <w:rFonts w:ascii="Arial" w:hAnsi="Arial"/>
-                <w:rFonts w:ascii="Arial" w:hAnsi="Arial" w:cs="Arial"/>
-                <w:b w:val="0"/>
-                <w:i w:val="0"/>
-                <w:color w:val="4A5568"/>
-                <w:sz w:val="15"/>
-              </w:rPr>
-              <w:t>Ethereum</w:t>
-            </w:r>
-          </w:p>
-        </w:tc>
-        <w:tc>
-          <w:tcPr>
-            <w:tcW w:type="dxa" w:w="1247"/>
-            <w:tcBorders>
-              <w:bottom w:val="single" w:sz="4" w:color="D0D5DD"/>
-            </w:tcBorders>
-            <w:vAlign w:val="center"/>
-          </w:tcPr>
-          <w:p>
-            <w:pPr>
-              <w:spacing w:before="40" w:after="40"/>
-              <w:jc w:val="right"/>
-            </w:pPr>
-            <w:r>
-              <w:rPr>
-                <w:rFonts w:ascii="Arial" w:hAnsi="Arial"/>
-                <w:rFonts w:ascii="Arial" w:hAnsi="Arial" w:cs="Arial"/>
-                <w:b w:val="0"/>
-                <w:i w:val="0"/>
-                <w:color w:val="4A5568"/>
-                <w:sz w:val="15"/>
-              </w:rPr>
-              <w:t>+20.0000</w:t>
-            </w:r>
-          </w:p>
-        </w:tc>
-        <w:tc>
-          <w:tcPr>
-            <w:tcW w:type="dxa" w:w="1361"/>
-            <w:tcBorders>
-              <w:bottom w:val="single" w:sz="4" w:color="D0D5DD"/>
-            </w:tcBorders>
-            <w:vAlign w:val="center"/>
-          </w:tcPr>
-          <w:p>
-            <w:pPr>
-              <w:spacing w:before="40" w:after="40"/>
-              <w:jc w:val="right"/>
-            </w:pPr>
-            <w:r>
-              <w:rPr>
-                <w:rFonts w:ascii="Arial" w:hAnsi="Arial"/>
-                <w:rFonts w:ascii="Arial" w:hAnsi="Arial" w:cs="Arial"/>
-                <w:b w:val="0"/>
-                <w:i w:val="0"/>
-                <w:color w:val="15803D"/>
-                <w:sz w:val="15"/>
-              </w:rPr>
-              <w:t>$84,640.00</w:t>
-            </w:r>
-          </w:p>
-        </w:tc>
-        <w:tc>
-          <w:tcPr>
-            <w:tcW w:type="dxa" w:w="1361"/>
-            <w:tcBorders>
-              <w:bottom w:val="single" w:sz="4" w:color="D0D5DD"/>
-            </w:tcBorders>
-            <w:vAlign w:val="center"/>
-          </w:tcPr>
-          <w:p>
-            <w:pPr>
-              <w:spacing w:before="40" w:after="40"/>
-              <w:jc w:val="right"/>
-            </w:pPr>
-            <w:r>
-              <w:rPr>
-                <w:rFonts w:ascii="Arial" w:hAnsi="Arial"/>
-                <w:rFonts w:ascii="Arial" w:hAnsi="Arial" w:cs="Arial"/>
-                <w:b w:val="0"/>
-                <w:i w:val="0"/>
-                <w:color w:val="4A5568"/>
-                <w:sz w:val="15"/>
-              </w:rPr>
-              <w:t>Markets Settlement Wallet</w:t>
-            </w:r>
-          </w:p>
-        </w:tc>
-        <w:tc>
-          <w:tcPr>
-            <w:tcW w:type="dxa" w:w="907"/>
-            <w:tcBorders>
-              <w:bottom w:val="single" w:sz="4" w:color="D0D5DD"/>
-            </w:tcBorders>
-            <w:vAlign w:val="center"/>
-          </w:tcPr>
-          <w:p>
-            <w:pPr>
-              <w:spacing w:before="40" w:after="40"/>
-              <w:jc w:val="right"/>
-            </w:pPr>
-            <w:r>
-              <w:rPr>
-                <w:rFonts w:ascii="Arial" w:hAnsi="Arial"/>
-                <w:rFonts w:ascii="Arial" w:hAnsi="Arial" w:cs="Arial"/>
-                <w:b w:val="0"/>
-                <w:i w:val="0"/>
-                <w:color w:val="4A5568"/>
-                <w:sz w:val="15"/>
-              </w:rPr>
-              <w:t>W20262046-RCV8</w:t>
-            </w:r>
-          </w:p>
-        </w:tc>
-      </w:tr>
-      <w:tr>
-        <w:tc>
-          <w:tcPr>
-            <w:tcW w:type="dxa" w:w="907"/>
-            <w:shd w:val="clear" w:color="auto" w:fill="F5F7FA"/>
-            <w:tcBorders>
-              <w:bottom w:val="single" w:sz="4" w:color="D0D5DD"/>
-            </w:tcBorders>
-            <w:vAlign w:val="center"/>
-          </w:tcPr>
-          <w:p>
-            <w:pPr>
-              <w:spacing w:before="40" w:after="40"/>
-            </w:pPr>
-            <w:r>
-              <w:rPr>
-                <w:rFonts w:ascii="Arial" w:hAnsi="Arial"/>
-                <w:rFonts w:ascii="Arial" w:hAnsi="Arial" w:cs="Arial"/>
-                <w:b w:val="0"/>
-                <w:i w:val="0"/>
-                <w:color w:val="4A5568"/>
-                <w:sz w:val="15"/>
-              </w:rPr>
-              <w:t>T-204658</w:t>
-            </w:r>
-          </w:p>
-        </w:tc>
-        <w:tc>
-          <w:tcPr>
-            <w:tcW w:type="dxa" w:w="1247"/>
-            <w:shd w:val="clear" w:color="auto" w:fill="F5F7FA"/>
-            <w:tcBorders>
-              <w:bottom w:val="single" w:sz="4" w:color="D0D5DD"/>
-            </w:tcBorders>
-            <w:vAlign w:val="center"/>
-          </w:tcPr>
-          <w:p>
-            <w:pPr>
-              <w:spacing w:before="40" w:after="40"/>
-            </w:pPr>
-            <w:r>
-              <w:rPr>
-                <w:rFonts w:ascii="Arial" w:hAnsi="Arial"/>
-                <w:rFonts w:ascii="Arial" w:hAnsi="Arial" w:cs="Arial"/>
-                <w:b w:val="0"/>
-                <w:i w:val="0"/>
-                <w:color w:val="4A5568"/>
-                <w:sz w:val="15"/>
-              </w:rPr>
-              <w:t>2026-04-27</w:t>
-            </w:r>
-          </w:p>
-        </w:tc>
-        <w:tc>
-          <w:tcPr>
-            <w:tcW w:type="dxa" w:w="1247"/>
-            <w:shd w:val="clear" w:color="auto" w:fill="F5F7FA"/>
-            <w:tcBorders>
-              <w:bottom w:val="single" w:sz="4" w:color="D0D5DD"/>
-            </w:tcBorders>
-            <w:vAlign w:val="center"/>
-          </w:tcPr>
-          <w:p>
-            <w:pPr>
-              <w:spacing w:before="40" w:after="40"/>
-            </w:pPr>
-            <w:r>
-              <w:rPr>
-                <w:rFonts w:ascii="Arial" w:hAnsi="Arial"/>
-                <w:rFonts w:ascii="Arial" w:hAnsi="Arial" w:cs="Arial"/>
-                <w:b/>
-                <w:i w:val="0"/>
-                <w:color w:val="B91C1C"/>
-                <w:sz w:val="15"/>
-              </w:rPr>
-              <w:t>Paid (out)</w:t>
-            </w:r>
-          </w:p>
-        </w:tc>
-        <w:tc>
-          <w:tcPr>
-            <w:tcW w:type="dxa" w:w="680"/>
-            <w:shd w:val="clear" w:color="auto" w:fill="F5F7FA"/>
-            <w:tcBorders>
-              <w:bottom w:val="single" w:sz="4" w:color="D0D5DD"/>
-            </w:tcBorders>
-            <w:vAlign w:val="center"/>
-          </w:tcPr>
-          <w:p>
-            <w:pPr>
-              <w:spacing w:before="40" w:after="40"/>
-            </w:pPr>
-            <w:r>
-              <w:rPr>
-                <w:rFonts w:ascii="Arial" w:hAnsi="Arial"/>
-                <w:rFonts w:ascii="Arial" w:hAnsi="Arial" w:cs="Arial"/>
-                <w:b w:val="0"/>
-                <w:i w:val="0"/>
-                <w:color w:val="4A5568"/>
-                <w:sz w:val="15"/>
-              </w:rPr>
-              <w:t>USDC</w:t>
-            </w:r>
-          </w:p>
-        </w:tc>
-        <w:tc>
-          <w:tcPr>
-            <w:tcW w:type="dxa" w:w="1247"/>
-            <w:shd w:val="clear" w:color="auto" w:fill="F5F7FA"/>
-            <w:tcBorders>
-              <w:bottom w:val="single" w:sz="4" w:color="D0D5DD"/>
-            </w:tcBorders>
-            <w:vAlign w:val="center"/>
-          </w:tcPr>
-          <w:p>
-            <w:pPr>
-              <w:spacing w:before="40" w:after="40"/>
-            </w:pPr>
-            <w:r>
-              <w:rPr>
-                <w:rFonts w:ascii="Arial" w:hAnsi="Arial"/>
-                <w:rFonts w:ascii="Arial" w:hAnsi="Arial" w:cs="Arial"/>
-                <w:b w:val="0"/>
-                <w:i w:val="0"/>
-                <w:color w:val="4A5568"/>
-                <w:sz w:val="15"/>
-              </w:rPr>
-              <w:t>Ethereum</w:t>
-            </w:r>
-          </w:p>
-        </w:tc>
-        <w:tc>
-          <w:tcPr>
-            <w:tcW w:type="dxa" w:w="1247"/>
-            <w:shd w:val="clear" w:color="auto" w:fill="F5F7FA"/>
-            <w:tcBorders>
-              <w:bottom w:val="single" w:sz="4" w:color="D0D5DD"/>
-            </w:tcBorders>
-            <w:vAlign w:val="center"/>
-          </w:tcPr>
-          <w:p>
-            <w:pPr>
-              <w:spacing w:before="40" w:after="40"/>
-              <w:jc w:val="right"/>
-            </w:pPr>
-            <w:r>
-              <w:rPr>
-                <w:rFonts w:ascii="Arial" w:hAnsi="Arial"/>
-                <w:rFonts w:ascii="Arial" w:hAnsi="Arial" w:cs="Arial"/>
-                <w:b w:val="0"/>
-                <w:i w:val="0"/>
-                <w:color w:val="4A5568"/>
-                <w:sz w:val="15"/>
-              </w:rPr>
-              <w:t>-84,640.0000</w:t>
-            </w:r>
-          </w:p>
-        </w:tc>
-        <w:tc>
-          <w:tcPr>
-            <w:tcW w:type="dxa" w:w="1361"/>
-            <w:shd w:val="clear" w:color="auto" w:fill="F5F7FA"/>
-            <w:tcBorders>
-              <w:bottom w:val="single" w:sz="4" w:color="D0D5DD"/>
-            </w:tcBorders>
-            <w:vAlign w:val="center"/>
-          </w:tcPr>
-          <w:p>
-            <w:pPr>
-              <w:spacing w:before="40" w:after="40"/>
-              <w:jc w:val="right"/>
-            </w:pPr>
-            <w:r>
-              <w:rPr>
-                <w:rFonts w:ascii="Arial" w:hAnsi="Arial"/>
-                <w:rFonts w:ascii="Arial" w:hAnsi="Arial" w:cs="Arial"/>
-                <w:b w:val="0"/>
-                <w:i w:val="0"/>
-                <w:color w:val="B91C1C"/>
-                <w:sz w:val="15"/>
-              </w:rPr>
-              <w:t>-$84,640.00</w:t>
-            </w:r>
-          </w:p>
-        </w:tc>
-        <w:tc>
-          <w:tcPr>
-            <w:tcW w:type="dxa" w:w="1361"/>
-            <w:shd w:val="clear" w:color="auto" w:fill="F5F7FA"/>
-            <w:tcBorders>
-              <w:bottom w:val="single" w:sz="4" w:color="D0D5DD"/>
-            </w:tcBorders>
-            <w:vAlign w:val="center"/>
-          </w:tcPr>
-          <w:p>
-            <w:pPr>
-              <w:spacing w:before="40" w:after="40"/>
-              <w:jc w:val="right"/>
-            </w:pPr>
-            <w:r>
-              <w:rPr>
-                <w:rFonts w:ascii="Arial" w:hAnsi="Arial"/>
-                <w:rFonts w:ascii="Arial" w:hAnsi="Arial" w:cs="Arial"/>
-                <w:b w:val="0"/>
-                <w:i w:val="0"/>
-                <w:color w:val="4A5568"/>
-                <w:sz w:val="15"/>
-              </w:rPr>
-              <w:t>Markets Settlement Wallet</w:t>
-            </w:r>
-          </w:p>
-        </w:tc>
-        <w:tc>
-          <w:tcPr>
-            <w:tcW w:type="dxa" w:w="907"/>
-            <w:shd w:val="clear" w:color="auto" w:fill="F5F7FA"/>
-            <w:tcBorders>
-              <w:bottom w:val="single" w:sz="4" w:color="D0D5DD"/>
-            </w:tcBorders>
-            <w:vAlign w:val="center"/>
-          </w:tcPr>
-          <w:p>
-            <w:pPr>
-              <w:spacing w:before="40" w:after="40"/>
-              <w:jc w:val="right"/>
-            </w:pPr>
-            <w:r>
-              <w:rPr>
-                <w:rFonts w:ascii="Arial" w:hAnsi="Arial"/>
-                <w:rFonts w:ascii="Arial" w:hAnsi="Arial" w:cs="Arial"/>
-                <w:b w:val="0"/>
-                <w:i w:val="0"/>
-                <w:color w:val="4A5568"/>
-                <w:sz w:val="15"/>
-              </w:rPr>
-              <w:t>W20262046-PAY8</w:t>
-            </w:r>
-          </w:p>
-        </w:tc>
-      </w:tr>
-      <w:tr>
-        <w:tc>
-          <w:tcPr>
-            <w:tcW w:type="dxa" w:w="907"/>
-            <w:tcBorders>
-              <w:bottom w:val="single" w:sz="4" w:color="D0D5DD"/>
-            </w:tcBorders>
-            <w:vAlign w:val="center"/>
-          </w:tcPr>
-          <w:p>
-            <w:pPr>
-              <w:spacing w:before="40" w:after="40"/>
-            </w:pPr>
-            <w:r>
-              <w:rPr>
-                <w:rFonts w:ascii="Arial" w:hAnsi="Arial"/>
-                <w:rFonts w:ascii="Arial" w:hAnsi="Arial" w:cs="Arial"/>
-                <w:b w:val="0"/>
-                <w:i w:val="0"/>
-                <w:color w:val="4A5568"/>
-                <w:sz w:val="15"/>
-              </w:rPr>
-              <w:t>T-204618</w:t>
-            </w:r>
-          </w:p>
-        </w:tc>
-        <w:tc>
-          <w:tcPr>
-            <w:tcW w:type="dxa" w:w="1247"/>
-            <w:tcBorders>
-              <w:bottom w:val="single" w:sz="4" w:color="D0D5DD"/>
-            </w:tcBorders>
-            <w:vAlign w:val="center"/>
-          </w:tcPr>
-          <w:p>
-            <w:pPr>
-              <w:spacing w:before="40" w:after="40"/>
-            </w:pPr>
-            <w:r>
-              <w:rPr>
-                <w:rFonts w:ascii="Arial" w:hAnsi="Arial"/>
-                <w:rFonts w:ascii="Arial" w:hAnsi="Arial" w:cs="Arial"/>
-                <w:b w:val="0"/>
-                <w:i w:val="0"/>
-                <w:color w:val="4A5568"/>
-                <w:sz w:val="15"/>
-              </w:rPr>
-              <w:t>2026-04-21</w:t>
-            </w:r>
-          </w:p>
-        </w:tc>
-        <w:tc>
-          <w:tcPr>
-            <w:tcW w:type="dxa" w:w="1247"/>
-            <w:tcBorders>
-              <w:bottom w:val="single" w:sz="4" w:color="D0D5DD"/>
-            </w:tcBorders>
-            <w:vAlign w:val="center"/>
-          </w:tcPr>
-          <w:p>
-            <w:pPr>
-              <w:spacing w:before="40" w:after="40"/>
-            </w:pPr>
-            <w:r>
-              <w:rPr>
-                <w:rFonts w:ascii="Arial" w:hAnsi="Arial"/>
-                <w:rFonts w:ascii="Arial" w:hAnsi="Arial" w:cs="Arial"/>
-                <w:b/>
-                <w:i w:val="0"/>
-                <w:color w:val="15803D"/>
-                <w:sz w:val="15"/>
-              </w:rPr>
-              <w:t>Received (in)</w:t>
-            </w:r>
-          </w:p>
-        </w:tc>
-        <w:tc>
-          <w:tcPr>
-            <w:tcW w:type="dxa" w:w="680"/>
-            <w:tcBorders>
-              <w:bottom w:val="single" w:sz="4" w:color="D0D5DD"/>
-            </w:tcBorders>
-            <w:vAlign w:val="center"/>
-          </w:tcPr>
-          <w:p>
-            <w:pPr>
-              <w:spacing w:before="40" w:after="40"/>
-            </w:pPr>
-            <w:r>
-              <w:rPr>
-                <w:rFonts w:ascii="Arial" w:hAnsi="Arial"/>
-                <w:rFonts w:ascii="Arial" w:hAnsi="Arial" w:cs="Arial"/>
-                <w:b w:val="0"/>
-                <w:i w:val="0"/>
-                <w:color w:val="4A5568"/>
-                <w:sz w:val="15"/>
-              </w:rPr>
-              <w:t>SOL</w:t>
-            </w:r>
-          </w:p>
-        </w:tc>
-        <w:tc>
-          <w:tcPr>
-            <w:tcW w:type="dxa" w:w="1247"/>
-            <w:tcBorders>
-              <w:bottom w:val="single" w:sz="4" w:color="D0D5DD"/>
-            </w:tcBorders>
-            <w:vAlign w:val="center"/>
-          </w:tcPr>
-          <w:p>
-            <w:pPr>
-              <w:spacing w:before="40" w:after="40"/>
-            </w:pPr>
-            <w:r>
-              <w:rPr>
-                <w:rFonts w:ascii="Arial" w:hAnsi="Arial"/>
-                <w:rFonts w:ascii="Arial" w:hAnsi="Arial" w:cs="Arial"/>
-                <w:b w:val="0"/>
-                <w:i w:val="0"/>
-                <w:color w:val="4A5568"/>
-                <w:sz w:val="15"/>
-              </w:rPr>
-              <w:t>Solana Mainnet</w:t>
-            </w:r>
-          </w:p>
-        </w:tc>
-        <w:tc>
-          <w:tcPr>
-            <w:tcW w:type="dxa" w:w="1247"/>
-            <w:tcBorders>
-              <w:bottom w:val="single" w:sz="4" w:color="D0D5DD"/>
-            </w:tcBorders>
-            <w:vAlign w:val="center"/>
-          </w:tcPr>
-          <w:p>
-            <w:pPr>
-              <w:spacing w:before="40" w:after="40"/>
-              <w:jc w:val="right"/>
-            </w:pPr>
-            <w:r>
-              <w:rPr>
-                <w:rFonts w:ascii="Arial" w:hAnsi="Arial"/>
-                <w:rFonts w:ascii="Arial" w:hAnsi="Arial" w:cs="Arial"/>
-                <w:b w:val="0"/>
-                <w:i w:val="0"/>
-                <w:color w:val="4A5568"/>
-                <w:sz w:val="15"/>
-              </w:rPr>
-              <w:t>+1,200.0000</w:t>
-            </w:r>
-          </w:p>
-        </w:tc>
-        <w:tc>
-          <w:tcPr>
-            <w:tcW w:type="dxa" w:w="1361"/>
-            <w:tcBorders>
-              <w:bottom w:val="single" w:sz="4" w:color="D0D5DD"/>
-            </w:tcBorders>
-            <w:vAlign w:val="center"/>
-          </w:tcPr>
-          <w:p>
-            <w:pPr>
-              <w:spacing w:before="40" w:after="40"/>
-              <w:jc w:val="right"/>
-            </w:pPr>
-            <w:r>
-              <w:rPr>
-                <w:rFonts w:ascii="Arial" w:hAnsi="Arial"/>
-                <w:rFonts w:ascii="Arial" w:hAnsi="Arial" w:cs="Arial"/>
-                <w:b w:val="0"/>
-                <w:i w:val="0"/>
-                <w:color w:val="15803D"/>
-                <w:sz w:val="15"/>
-              </w:rPr>
-              <w:t>$289,944.00</w:t>
-            </w:r>
-          </w:p>
-        </w:tc>
-        <w:tc>
-          <w:tcPr>
-            <w:tcW w:type="dxa" w:w="1361"/>
-            <w:tcBorders>
-              <w:bottom w:val="single" w:sz="4" w:color="D0D5DD"/>
-            </w:tcBorders>
-            <w:vAlign w:val="center"/>
-          </w:tcPr>
-          <w:p>
-            <w:pPr>
-              <w:spacing w:before="40" w:after="40"/>
-              <w:jc w:val="right"/>
-            </w:pPr>
-            <w:r>
-              <w:rPr>
-                <w:rFonts w:ascii="Arial" w:hAnsi="Arial"/>
-                <w:rFonts w:ascii="Arial" w:hAnsi="Arial" w:cs="Arial"/>
-                <w:b w:val="0"/>
-                <w:i w:val="0"/>
-                <w:color w:val="4A5568"/>
-                <w:sz w:val="15"/>
-              </w:rPr>
-              <w:t>Markets Settlement Wallet</w:t>
-            </w:r>
-          </w:p>
-        </w:tc>
-        <w:tc>
-          <w:tcPr>
-            <w:tcW w:type="dxa" w:w="907"/>
-            <w:tcBorders>
-              <w:bottom w:val="single" w:sz="4" w:color="D0D5DD"/>
-            </w:tcBorders>
-            <w:vAlign w:val="center"/>
-          </w:tcPr>
-          <w:p>
-            <w:pPr>
-              <w:spacing w:before="40" w:after="40"/>
-              <w:jc w:val="right"/>
-            </w:pPr>
-            <w:r>
-              <w:rPr>
-                <w:rFonts w:ascii="Arial" w:hAnsi="Arial"/>
-                <w:rFonts w:ascii="Arial" w:hAnsi="Arial" w:cs="Arial"/>
-                <w:b w:val="0"/>
-                <w:i w:val="0"/>
-                <w:color w:val="4A5568"/>
-                <w:sz w:val="15"/>
-              </w:rPr>
-              <w:t>W20262046-RCV8</w:t>
-            </w:r>
-          </w:p>
-        </w:tc>
-      </w:tr>
-      <w:tr>
-        <w:tc>
-          <w:tcPr>
-            <w:tcW w:type="dxa" w:w="907"/>
-            <w:shd w:val="clear" w:color="auto" w:fill="F5F7FA"/>
-            <w:tcBorders>
-              <w:bottom w:val="single" w:sz="4" w:color="D0D5DD"/>
-            </w:tcBorders>
-            <w:vAlign w:val="center"/>
-          </w:tcPr>
-          <w:p>
-            <w:pPr>
-              <w:spacing w:before="40" w:after="40"/>
-            </w:pPr>
-            <w:r>
-              <w:rPr>
-                <w:rFonts w:ascii="Arial" w:hAnsi="Arial"/>
-                <w:rFonts w:ascii="Arial" w:hAnsi="Arial" w:cs="Arial"/>
-                <w:b w:val="0"/>
-                <w:i w:val="0"/>
-                <w:color w:val="4A5568"/>
-                <w:sz w:val="15"/>
-              </w:rPr>
-              <w:t>T-204618</w:t>
-            </w:r>
-          </w:p>
-        </w:tc>
-        <w:tc>
-          <w:tcPr>
-            <w:tcW w:type="dxa" w:w="1247"/>
-            <w:shd w:val="clear" w:color="auto" w:fill="F5F7FA"/>
-            <w:tcBorders>
-              <w:bottom w:val="single" w:sz="4" w:color="D0D5DD"/>
-            </w:tcBorders>
-            <w:vAlign w:val="center"/>
-          </w:tcPr>
-          <w:p>
-            <w:pPr>
-              <w:spacing w:before="40" w:after="40"/>
-            </w:pPr>
-            <w:r>
-              <w:rPr>
-                <w:rFonts w:ascii="Arial" w:hAnsi="Arial"/>
-                <w:rFonts w:ascii="Arial" w:hAnsi="Arial" w:cs="Arial"/>
-                <w:b w:val="0"/>
-                <w:i w:val="0"/>
-                <w:color w:val="4A5568"/>
-                <w:sz w:val="15"/>
-              </w:rPr>
-              <w:t>2026-04-21</w:t>
-            </w:r>
-          </w:p>
-        </w:tc>
-        <w:tc>
-          <w:tcPr>
-            <w:tcW w:type="dxa" w:w="1247"/>
-            <w:shd w:val="clear" w:color="auto" w:fill="F5F7FA"/>
-            <w:tcBorders>
-              <w:bottom w:val="single" w:sz="4" w:color="D0D5DD"/>
-            </w:tcBorders>
-            <w:vAlign w:val="center"/>
-          </w:tcPr>
-          <w:p>
-            <w:pPr>
-              <w:spacing w:before="40" w:after="40"/>
-            </w:pPr>
-            <w:r>
-              <w:rPr>
-                <w:rFonts w:ascii="Arial" w:hAnsi="Arial"/>
-                <w:rFonts w:ascii="Arial" w:hAnsi="Arial" w:cs="Arial"/>
-                <w:b/>
-                <w:i w:val="0"/>
-                <w:color w:val="B91C1C"/>
-                <w:sz w:val="15"/>
-              </w:rPr>
-              <w:t>Paid (out)</w:t>
-            </w:r>
-          </w:p>
-        </w:tc>
-        <w:tc>
-          <w:tcPr>
-            <w:tcW w:type="dxa" w:w="680"/>
-            <w:shd w:val="clear" w:color="auto" w:fill="F5F7FA"/>
-            <w:tcBorders>
-              <w:bottom w:val="single" w:sz="4" w:color="D0D5DD"/>
-            </w:tcBorders>
-            <w:vAlign w:val="center"/>
-          </w:tcPr>
-          <w:p>
-            <w:pPr>
-              <w:spacing w:before="40" w:after="40"/>
-            </w:pPr>
-            <w:r>
-              <w:rPr>
-                <w:rFonts w:ascii="Arial" w:hAnsi="Arial"/>
-                <w:rFonts w:ascii="Arial" w:hAnsi="Arial" w:cs="Arial"/>
-                <w:b w:val="0"/>
-                <w:i w:val="0"/>
-                <w:color w:val="4A5568"/>
-                <w:sz w:val="15"/>
-              </w:rPr>
-              <w:t>USDC</w:t>
-            </w:r>
-          </w:p>
-        </w:tc>
-        <w:tc>
-          <w:tcPr>
-            <w:tcW w:type="dxa" w:w="1247"/>
-            <w:shd w:val="clear" w:color="auto" w:fill="F5F7FA"/>
-            <w:tcBorders>
-              <w:bottom w:val="single" w:sz="4" w:color="D0D5DD"/>
-            </w:tcBorders>
-            <w:vAlign w:val="center"/>
-          </w:tcPr>
-          <w:p>
-            <w:pPr>
-              <w:spacing w:before="40" w:after="40"/>
-            </w:pPr>
-            <w:r>
-              <w:rPr>
-                <w:rFonts w:ascii="Arial" w:hAnsi="Arial"/>
-                <w:rFonts w:ascii="Arial" w:hAnsi="Arial" w:cs="Arial"/>
-                <w:b w:val="0"/>
-                <w:i w:val="0"/>
-                <w:color w:val="4A5568"/>
-                <w:sz w:val="15"/>
-              </w:rPr>
-              <w:t>Solana Mainnet</w:t>
-            </w:r>
-          </w:p>
-        </w:tc>
-        <w:tc>
-          <w:tcPr>
-            <w:tcW w:type="dxa" w:w="1247"/>
-            <w:shd w:val="clear" w:color="auto" w:fill="F5F7FA"/>
-            <w:tcBorders>
-              <w:bottom w:val="single" w:sz="4" w:color="D0D5DD"/>
-            </w:tcBorders>
-            <w:vAlign w:val="center"/>
-          </w:tcPr>
-          <w:p>
-            <w:pPr>
-              <w:spacing w:before="40" w:after="40"/>
-              <w:jc w:val="right"/>
-            </w:pPr>
-            <w:r>
-              <w:rPr>
-                <w:rFonts w:ascii="Arial" w:hAnsi="Arial"/>
-                <w:rFonts w:ascii="Arial" w:hAnsi="Arial" w:cs="Arial"/>
-                <w:b w:val="0"/>
-                <w:i w:val="0"/>
-                <w:color w:val="4A5568"/>
-                <w:sz w:val="15"/>
-              </w:rPr>
-              <w:t>-289,944.0000</w:t>
-            </w:r>
-          </w:p>
-        </w:tc>
-        <w:tc>
-          <w:tcPr>
-            <w:tcW w:type="dxa" w:w="1361"/>
-            <w:shd w:val="clear" w:color="auto" w:fill="F5F7FA"/>
-            <w:tcBorders>
-              <w:bottom w:val="single" w:sz="4" w:color="D0D5DD"/>
-            </w:tcBorders>
-            <w:vAlign w:val="center"/>
-          </w:tcPr>
-          <w:p>
-            <w:pPr>
-              <w:spacing w:before="40" w:after="40"/>
-              <w:jc w:val="right"/>
-            </w:pPr>
-            <w:r>
-              <w:rPr>
-                <w:rFonts w:ascii="Arial" w:hAnsi="Arial"/>
-                <w:rFonts w:ascii="Arial" w:hAnsi="Arial" w:cs="Arial"/>
-                <w:b w:val="0"/>
-                <w:i w:val="0"/>
-                <w:color w:val="B91C1C"/>
-                <w:sz w:val="15"/>
-              </w:rPr>
-              <w:t>-$289,944.00</w:t>
-            </w:r>
-          </w:p>
-        </w:tc>
-        <w:tc>
-          <w:tcPr>
-            <w:tcW w:type="dxa" w:w="1361"/>
-            <w:shd w:val="clear" w:color="auto" w:fill="F5F7FA"/>
-            <w:tcBorders>
-              <w:bottom w:val="single" w:sz="4" w:color="D0D5DD"/>
-            </w:tcBorders>
-            <w:vAlign w:val="center"/>
-          </w:tcPr>
-          <w:p>
-            <w:pPr>
-              <w:spacing w:before="40" w:after="40"/>
-              <w:jc w:val="right"/>
-            </w:pPr>
-            <w:r>
-              <w:rPr>
-                <w:rFonts w:ascii="Arial" w:hAnsi="Arial"/>
-                <w:rFonts w:ascii="Arial" w:hAnsi="Arial" w:cs="Arial"/>
-                <w:b w:val="0"/>
-                <w:i w:val="0"/>
-                <w:color w:val="4A5568"/>
-                <w:sz w:val="15"/>
-              </w:rPr>
-              <w:t>Markets Settlement Wallet</w:t>
-            </w:r>
-          </w:p>
-        </w:tc>
-        <w:tc>
-          <w:tcPr>
-            <w:tcW w:type="dxa" w:w="907"/>
-            <w:shd w:val="clear" w:color="auto" w:fill="F5F7FA"/>
-            <w:tcBorders>
-              <w:bottom w:val="single" w:sz="4" w:color="D0D5DD"/>
-            </w:tcBorders>
-            <w:vAlign w:val="center"/>
-          </w:tcPr>
-          <w:p>
-            <w:pPr>
-              <w:spacing w:before="40" w:after="40"/>
-              <w:jc w:val="right"/>
-            </w:pPr>
-            <w:r>
-              <w:rPr>
-                <w:rFonts w:ascii="Arial" w:hAnsi="Arial"/>
-                <w:rFonts w:ascii="Arial" w:hAnsi="Arial" w:cs="Arial"/>
-                <w:b w:val="0"/>
-                <w:i w:val="0"/>
-                <w:color w:val="4A5568"/>
-                <w:sz w:val="15"/>
-              </w:rPr>
-              <w:t>W20262046-PAY8</w:t>
-            </w:r>
-          </w:p>
-        </w:tc>
-      </w:tr>
-      <w:tr>
-        <w:tc>
-          <w:tcPr>
-            <w:tcW w:type="dxa" w:w="907"/>
-            <w:tcBorders>
-              <w:bottom w:val="single" w:sz="4" w:color="D0D5DD"/>
-            </w:tcBorders>
-            <w:vAlign w:val="center"/>
-          </w:tcPr>
-          <w:p>
-            <w:pPr>
-              <w:spacing w:before="40" w:after="40"/>
-            </w:pPr>
-            <w:r>
-              <w:rPr>
-                <w:rFonts w:ascii="Arial" w:hAnsi="Arial"/>
-                <w:rFonts w:ascii="Arial" w:hAnsi="Arial" w:cs="Arial"/>
-                <w:b w:val="0"/>
-                <w:i w:val="0"/>
-                <w:color w:val="4A5568"/>
-                <w:sz w:val="15"/>
-              </w:rPr>
-              <w:t>T-204628</w:t>
-            </w:r>
-          </w:p>
-        </w:tc>
-        <w:tc>
-          <w:tcPr>
-            <w:tcW w:type="dxa" w:w="1247"/>
-            <w:tcBorders>
-              <w:bottom w:val="single" w:sz="4" w:color="D0D5DD"/>
-            </w:tcBorders>
-            <w:vAlign w:val="center"/>
-          </w:tcPr>
-          <w:p>
-            <w:pPr>
-              <w:spacing w:before="40" w:after="40"/>
-            </w:pPr>
-            <w:r>
-              <w:rPr>
-                <w:rFonts w:ascii="Arial" w:hAnsi="Arial"/>
-                <w:rFonts w:ascii="Arial" w:hAnsi="Arial" w:cs="Arial"/>
-                <w:b w:val="0"/>
-                <w:i w:val="0"/>
-                <w:color w:val="4A5568"/>
-                <w:sz w:val="15"/>
-              </w:rPr>
-              <w:t>2026-04-23</w:t>
-            </w:r>
-          </w:p>
-        </w:tc>
-        <w:tc>
-          <w:tcPr>
-            <w:tcW w:type="dxa" w:w="1247"/>
-            <w:tcBorders>
-              <w:bottom w:val="single" w:sz="4" w:color="D0D5DD"/>
-            </w:tcBorders>
-            <w:vAlign w:val="center"/>
-          </w:tcPr>
-          <w:p>
-            <w:pPr>
-              <w:spacing w:before="40" w:after="40"/>
-            </w:pPr>
-            <w:r>
-              <w:rPr>
-                <w:rFonts w:ascii="Arial" w:hAnsi="Arial"/>
-                <w:rFonts w:ascii="Arial" w:hAnsi="Arial" w:cs="Arial"/>
-                <w:b/>
-                <w:i w:val="0"/>
-                <w:color w:val="15803D"/>
-                <w:sz w:val="15"/>
-              </w:rPr>
-              <w:t>Received (in)</w:t>
-            </w:r>
-          </w:p>
-        </w:tc>
-        <w:tc>
-          <w:tcPr>
-            <w:tcW w:type="dxa" w:w="680"/>
-            <w:tcBorders>
-              <w:bottom w:val="single" w:sz="4" w:color="D0D5DD"/>
-            </w:tcBorders>
-            <w:vAlign w:val="center"/>
-          </w:tcPr>
-          <w:p>
-            <w:pPr>
-              <w:spacing w:before="40" w:after="40"/>
-            </w:pPr>
-            <w:r>
-              <w:rPr>
-                <w:rFonts w:ascii="Arial" w:hAnsi="Arial"/>
-                <w:rFonts w:ascii="Arial" w:hAnsi="Arial" w:cs="Arial"/>
-                <w:b w:val="0"/>
-                <w:i w:val="0"/>
-                <w:color w:val="4A5568"/>
-                <w:sz w:val="15"/>
-              </w:rPr>
-              <w:t>USDC</w:t>
-            </w:r>
-          </w:p>
-        </w:tc>
-        <w:tc>
-          <w:tcPr>
-            <w:tcW w:type="dxa" w:w="1247"/>
-            <w:tcBorders>
-              <w:bottom w:val="single" w:sz="4" w:color="D0D5DD"/>
-            </w:tcBorders>
-            <w:vAlign w:val="center"/>
-          </w:tcPr>
-          <w:p>
-            <w:pPr>
-              <w:spacing w:before="40" w:after="40"/>
-            </w:pPr>
-            <w:r>
-              <w:rPr>
-                <w:rFonts w:ascii="Arial" w:hAnsi="Arial"/>
-                <w:rFonts w:ascii="Arial" w:hAnsi="Arial" w:cs="Arial"/>
-                <w:b w:val="0"/>
-                <w:i w:val="0"/>
-                <w:color w:val="4A5568"/>
-                <w:sz w:val="15"/>
-              </w:rPr>
-              <w:t>Solana Mainnet</w:t>
-            </w:r>
-          </w:p>
-        </w:tc>
-        <w:tc>
-          <w:tcPr>
-            <w:tcW w:type="dxa" w:w="1247"/>
-            <w:tcBorders>
-              <w:bottom w:val="single" w:sz="4" w:color="D0D5DD"/>
-            </w:tcBorders>
-            <w:vAlign w:val="center"/>
-          </w:tcPr>
-          <w:p>
-            <w:pPr>
-              <w:spacing w:before="40" w:after="40"/>
-              <w:jc w:val="right"/>
-            </w:pPr>
-            <w:r>
-              <w:rPr>
-                <w:rFonts w:ascii="Arial" w:hAnsi="Arial"/>
-                <w:rFonts w:ascii="Arial" w:hAnsi="Arial" w:cs="Arial"/>
-                <w:b w:val="0"/>
-                <w:i w:val="0"/>
-                <w:color w:val="4A5568"/>
-                <w:sz w:val="15"/>
-              </w:rPr>
-              <w:t>+169,036.0000</w:t>
-            </w:r>
-          </w:p>
-        </w:tc>
-        <w:tc>
-          <w:tcPr>
-            <w:tcW w:type="dxa" w:w="1361"/>
-            <w:tcBorders>
-              <w:bottom w:val="single" w:sz="4" w:color="D0D5DD"/>
-            </w:tcBorders>
-            <w:vAlign w:val="center"/>
-          </w:tcPr>
-          <w:p>
-            <w:pPr>
-              <w:spacing w:before="40" w:after="40"/>
-              <w:jc w:val="right"/>
-            </w:pPr>
-            <w:r>
-              <w:rPr>
-                <w:rFonts w:ascii="Arial" w:hAnsi="Arial"/>
-                <w:rFonts w:ascii="Arial" w:hAnsi="Arial" w:cs="Arial"/>
-                <w:b w:val="0"/>
-                <w:i w:val="0"/>
-                <w:color w:val="15803D"/>
-                <w:sz w:val="15"/>
-              </w:rPr>
-              <w:t>$169,036.00</w:t>
-            </w:r>
-          </w:p>
-        </w:tc>
-        <w:tc>
-          <w:tcPr>
-            <w:tcW w:type="dxa" w:w="1361"/>
-            <w:tcBorders>
-              <w:bottom w:val="single" w:sz="4" w:color="D0D5DD"/>
-            </w:tcBorders>
-            <w:vAlign w:val="center"/>
-          </w:tcPr>
-          <w:p>
-            <w:pPr>
-              <w:spacing w:before="40" w:after="40"/>
-              <w:jc w:val="right"/>
-            </w:pPr>
-            <w:r>
-              <w:rPr>
-                <w:rFonts w:ascii="Arial" w:hAnsi="Arial"/>
-                <w:rFonts w:ascii="Arial" w:hAnsi="Arial" w:cs="Arial"/>
-                <w:b w:val="0"/>
-                <w:i w:val="0"/>
-                <w:color w:val="4A5568"/>
-                <w:sz w:val="15"/>
-              </w:rPr>
-              <w:t>Markets Settlement Wallet</w:t>
-            </w:r>
-          </w:p>
-        </w:tc>
-        <w:tc>
-          <w:tcPr>
-            <w:tcW w:type="dxa" w:w="907"/>
-            <w:tcBorders>
-              <w:bottom w:val="single" w:sz="4" w:color="D0D5DD"/>
-            </w:tcBorders>
-            <w:vAlign w:val="center"/>
-          </w:tcPr>
-          <w:p>
-            <w:pPr>
-              <w:spacing w:before="40" w:after="40"/>
-              <w:jc w:val="right"/>
-            </w:pPr>
-            <w:r>
-              <w:rPr>
-                <w:rFonts w:ascii="Arial" w:hAnsi="Arial"/>
-                <w:rFonts w:ascii="Arial" w:hAnsi="Arial" w:cs="Arial"/>
-                <w:b w:val="0"/>
-                <w:i w:val="0"/>
-                <w:color w:val="4A5568"/>
-                <w:sz w:val="15"/>
-              </w:rPr>
-              <w:t>W20262046-RCV8</w:t>
-            </w:r>
-          </w:p>
-        </w:tc>
-      </w:tr>
-      <w:tr>
-        <w:tc>
-          <w:tcPr>
-            <w:tcW w:type="dxa" w:w="907"/>
-            <w:shd w:val="clear" w:color="auto" w:fill="F5F7FA"/>
-            <w:tcBorders>
-              <w:bottom w:val="single" w:sz="4" w:color="D0D5DD"/>
-            </w:tcBorders>
-            <w:vAlign w:val="center"/>
-          </w:tcPr>
-          <w:p>
-            <w:pPr>
-              <w:spacing w:before="40" w:after="40"/>
-            </w:pPr>
-            <w:r>
-              <w:rPr>
-                <w:rFonts w:ascii="Arial" w:hAnsi="Arial"/>
-                <w:rFonts w:ascii="Arial" w:hAnsi="Arial" w:cs="Arial"/>
-                <w:b w:val="0"/>
-                <w:i w:val="0"/>
-                <w:color w:val="4A5568"/>
-                <w:sz w:val="15"/>
-              </w:rPr>
-              <w:t>T-204628</w:t>
-            </w:r>
-          </w:p>
-        </w:tc>
-        <w:tc>
-          <w:tcPr>
-            <w:tcW w:type="dxa" w:w="1247"/>
-            <w:shd w:val="clear" w:color="auto" w:fill="F5F7FA"/>
-            <w:tcBorders>
-              <w:bottom w:val="single" w:sz="4" w:color="D0D5DD"/>
-            </w:tcBorders>
-            <w:vAlign w:val="center"/>
-          </w:tcPr>
-          <w:p>
-            <w:pPr>
-              <w:spacing w:before="40" w:after="40"/>
-            </w:pPr>
-            <w:r>
-              <w:rPr>
-                <w:rFonts w:ascii="Arial" w:hAnsi="Arial"/>
-                <w:rFonts w:ascii="Arial" w:hAnsi="Arial" w:cs="Arial"/>
-                <w:b w:val="0"/>
-                <w:i w:val="0"/>
-                <w:color w:val="4A5568"/>
-                <w:sz w:val="15"/>
-              </w:rPr>
-              <w:t>2026-04-23</w:t>
-            </w:r>
-          </w:p>
-        </w:tc>
-        <w:tc>
-          <w:tcPr>
-            <w:tcW w:type="dxa" w:w="1247"/>
-            <w:shd w:val="clear" w:color="auto" w:fill="F5F7FA"/>
-            <w:tcBorders>
-              <w:bottom w:val="single" w:sz="4" w:color="D0D5DD"/>
-            </w:tcBorders>
-            <w:vAlign w:val="center"/>
-          </w:tcPr>
-          <w:p>
-            <w:pPr>
-              <w:spacing w:before="40" w:after="40"/>
-            </w:pPr>
-            <w:r>
-              <w:rPr>
-                <w:rFonts w:ascii="Arial" w:hAnsi="Arial"/>
-                <w:rFonts w:ascii="Arial" w:hAnsi="Arial" w:cs="Arial"/>
-                <w:b/>
-                <w:i w:val="0"/>
-                <w:color w:val="B91C1C"/>
-                <w:sz w:val="15"/>
-              </w:rPr>
-              <w:t>Paid (out)</w:t>
-            </w:r>
-          </w:p>
-        </w:tc>
-        <w:tc>
-          <w:tcPr>
-            <w:tcW w:type="dxa" w:w="680"/>
-            <w:shd w:val="clear" w:color="auto" w:fill="F5F7FA"/>
-            <w:tcBorders>
-              <w:bottom w:val="single" w:sz="4" w:color="D0D5DD"/>
-            </w:tcBorders>
-            <w:vAlign w:val="center"/>
-          </w:tcPr>
-          <w:p>
-            <w:pPr>
-              <w:spacing w:before="40" w:after="40"/>
-            </w:pPr>
-            <w:r>
-              <w:rPr>
-                <w:rFonts w:ascii="Arial" w:hAnsi="Arial"/>
-                <w:rFonts w:ascii="Arial" w:hAnsi="Arial" w:cs="Arial"/>
-                <w:b w:val="0"/>
-                <w:i w:val="0"/>
-                <w:color w:val="4A5568"/>
-                <w:sz w:val="15"/>
-              </w:rPr>
-              <w:t>SOL</w:t>
-            </w:r>
-          </w:p>
-        </w:tc>
-        <w:tc>
-          <w:tcPr>
-            <w:tcW w:type="dxa" w:w="1247"/>
-            <w:shd w:val="clear" w:color="auto" w:fill="F5F7FA"/>
-            <w:tcBorders>
-              <w:bottom w:val="single" w:sz="4" w:color="D0D5DD"/>
-            </w:tcBorders>
-            <w:vAlign w:val="center"/>
-          </w:tcPr>
-          <w:p>
-            <w:pPr>
-              <w:spacing w:before="40" w:after="40"/>
-            </w:pPr>
-            <w:r>
-              <w:rPr>
-                <w:rFonts w:ascii="Arial" w:hAnsi="Arial"/>
-                <w:rFonts w:ascii="Arial" w:hAnsi="Arial" w:cs="Arial"/>
-                <w:b w:val="0"/>
-                <w:i w:val="0"/>
-                <w:color w:val="4A5568"/>
-                <w:sz w:val="15"/>
-              </w:rPr>
-              <w:t>Solana Mainnet</w:t>
-            </w:r>
-          </w:p>
-        </w:tc>
-        <w:tc>
-          <w:tcPr>
-            <w:tcW w:type="dxa" w:w="1247"/>
-            <w:shd w:val="clear" w:color="auto" w:fill="F5F7FA"/>
-            <w:tcBorders>
-              <w:bottom w:val="single" w:sz="4" w:color="D0D5DD"/>
-            </w:tcBorders>
-            <w:vAlign w:val="center"/>
-          </w:tcPr>
-          <w:p>
-            <w:pPr>
-              <w:spacing w:before="40" w:after="40"/>
-              <w:jc w:val="right"/>
-            </w:pPr>
-            <w:r>
-              <w:rPr>
-                <w:rFonts w:ascii="Arial" w:hAnsi="Arial"/>
-                <w:rFonts w:ascii="Arial" w:hAnsi="Arial" w:cs="Arial"/>
-                <w:b w:val="0"/>
-                <w:i w:val="0"/>
-                <w:color w:val="4A5568"/>
-                <w:sz w:val="15"/>
-              </w:rPr>
-              <w:t>-700.0000</w:t>
-            </w:r>
-          </w:p>
-        </w:tc>
-        <w:tc>
-          <w:tcPr>
-            <w:tcW w:type="dxa" w:w="1361"/>
-            <w:shd w:val="clear" w:color="auto" w:fill="F5F7FA"/>
-            <w:tcBorders>
-              <w:bottom w:val="single" w:sz="4" w:color="D0D5DD"/>
-            </w:tcBorders>
-            <w:vAlign w:val="center"/>
-          </w:tcPr>
-          <w:p>
-            <w:pPr>
-              <w:spacing w:before="40" w:after="40"/>
-              <w:jc w:val="right"/>
-            </w:pPr>
-            <w:r>
-              <w:rPr>
-                <w:rFonts w:ascii="Arial" w:hAnsi="Arial"/>
-                <w:rFonts w:ascii="Arial" w:hAnsi="Arial" w:cs="Arial"/>
-                <w:b w:val="0"/>
-                <w:i w:val="0"/>
-                <w:color w:val="B91C1C"/>
-                <w:sz w:val="15"/>
-              </w:rPr>
-              <w:t>-$169,036.00</w:t>
-            </w:r>
-          </w:p>
-        </w:tc>
-        <w:tc>
-          <w:tcPr>
-            <w:tcW w:type="dxa" w:w="1361"/>
-            <w:shd w:val="clear" w:color="auto" w:fill="F5F7FA"/>
-            <w:tcBorders>
-              <w:bottom w:val="single" w:sz="4" w:color="D0D5DD"/>
-            </w:tcBorders>
-            <w:vAlign w:val="center"/>
-          </w:tcPr>
-          <w:p>
-            <w:pPr>
-              <w:spacing w:before="40" w:after="40"/>
-              <w:jc w:val="right"/>
-            </w:pPr>
-            <w:r>
-              <w:rPr>
-                <w:rFonts w:ascii="Arial" w:hAnsi="Arial"/>
-                <w:rFonts w:ascii="Arial" w:hAnsi="Arial" w:cs="Arial"/>
-                <w:b w:val="0"/>
-                <w:i w:val="0"/>
-                <w:color w:val="4A5568"/>
-                <w:sz w:val="15"/>
-              </w:rPr>
-              <w:t>Markets Settlement Wallet</w:t>
-            </w:r>
-          </w:p>
-        </w:tc>
-        <w:tc>
-          <w:tcPr>
-            <w:tcW w:type="dxa" w:w="907"/>
-            <w:shd w:val="clear" w:color="auto" w:fill="F5F7FA"/>
-            <w:tcBorders>
-              <w:bottom w:val="single" w:sz="4" w:color="D0D5DD"/>
-            </w:tcBorders>
-            <w:vAlign w:val="center"/>
-          </w:tcPr>
-          <w:p>
-            <w:pPr>
-              <w:spacing w:before="40" w:after="40"/>
-              <w:jc w:val="right"/>
-            </w:pPr>
-            <w:r>
-              <w:rPr>
-                <w:rFonts w:ascii="Arial" w:hAnsi="Arial"/>
-                <w:rFonts w:ascii="Arial" w:hAnsi="Arial" w:cs="Arial"/>
-                <w:b w:val="0"/>
-                <w:i w:val="0"/>
-                <w:color w:val="4A5568"/>
-                <w:sz w:val="15"/>
-              </w:rPr>
-              <w:t>W20262046-PAY8</w:t>
-            </w:r>
-          </w:p>
-        </w:tc>
-      </w:tr>
-      <w:tr>
-        <w:tc>
-          <w:tcPr>
-            <w:tcW w:type="dxa" w:w="907"/>
-            <w:shd w:val="clear" w:color="auto" w:fill="E5EBF1"/>
-            <w:tcBorders>
-              <w:bottom w:val="single" w:sz="4" w:color="D0D5DD"/>
-            </w:tcBorders>
-            <w:vAlign w:val="center"/>
-          </w:tcPr>
-          <w:p>
-            <w:pPr>
-              <w:spacing w:before="40" w:after="40"/>
-            </w:pPr>
-            <w:r>
-              <w:rPr>
-                <w:rFonts w:ascii="Arial" w:hAnsi="Arial"/>
-                <w:rFonts w:ascii="Arial" w:hAnsi="Arial" w:cs="Arial"/>
-                <w:b/>
-                <w:i w:val="0"/>
                 <w:color w:val="0A2342"/>
-                <w:sz w:val="15"/>
-              </w:rPr>
-              <w:t>Total (14 settled · 28 movements)</w:t>
-            </w:r>
-          </w:p>
-        </w:tc>
-        <w:tc>
-          <w:tcPr>
-            <w:tcW w:type="dxa" w:w="1247"/>
-            <w:shd w:val="clear" w:color="auto" w:fill="E5EBF1"/>
-            <w:tcBorders>
-              <w:bottom w:val="single" w:sz="4" w:color="D0D5DD"/>
-            </w:tcBorders>
-            <w:vAlign w:val="center"/>
-          </w:tcPr>
-          <w:p>
-            <w:pPr>
-              <w:spacing w:before="40" w:after="40"/>
-            </w:pPr>
-            <w:r>
-              <w:rPr>
-                <w:rFonts w:ascii="Arial" w:hAnsi="Arial"/>
-                <w:rFonts w:ascii="Arial" w:hAnsi="Arial" w:cs="Arial"/>
-                <w:b/>
-                <w:i w:val="0"/>
-                <w:color w:val="0A2342"/>
-                <w:sz w:val="15"/>
-              </w:rPr>
-            </w:r>
-          </w:p>
-        </w:tc>
-        <w:tc>
-          <w:tcPr>
-            <w:tcW w:type="dxa" w:w="1247"/>
-            <w:shd w:val="clear" w:color="auto" w:fill="E5EBF1"/>
-            <w:tcBorders>
-              <w:bottom w:val="single" w:sz="4" w:color="D0D5DD"/>
-            </w:tcBorders>
-            <w:vAlign w:val="center"/>
-          </w:tcPr>
-          <w:p>
-            <w:pPr>
-              <w:spacing w:before="40" w:after="40"/>
-            </w:pPr>
-            <w:r>
-              <w:rPr>
-                <w:rFonts w:ascii="Arial" w:hAnsi="Arial"/>
-                <w:rFonts w:ascii="Arial" w:hAnsi="Arial" w:cs="Arial"/>
-                <w:b/>
-                <w:i w:val="0"/>
-                <w:color w:val="0A2342"/>
-                <w:sz w:val="15"/>
+                <w:sz w:val="13"/>
               </w:rPr>
             </w:r>
           </w:p>
@@ -12385,14 +11606,14 @@
                 <w:b/>
                 <w:i w:val="0"/>
                 <w:color w:val="0A2342"/>
-                <w:sz w:val="15"/>
-              </w:rPr>
-            </w:r>
-          </w:p>
-        </w:tc>
-        <w:tc>
-          <w:tcPr>
-            <w:tcW w:type="dxa" w:w="1247"/>
+                <w:sz w:val="13"/>
+              </w:rPr>
+            </w:r>
+          </w:p>
+        </w:tc>
+        <w:tc>
+          <w:tcPr>
+            <w:tcW w:type="dxa" w:w="1020"/>
             <w:shd w:val="clear" w:color="auto" w:fill="E5EBF1"/>
             <w:tcBorders>
               <w:bottom w:val="single" w:sz="4" w:color="D0D5DD"/>
@@ -12410,14 +11631,14 @@
                 <w:b/>
                 <w:i w:val="0"/>
                 <w:color w:val="0A2342"/>
-                <w:sz w:val="15"/>
-              </w:rPr>
-            </w:r>
-          </w:p>
-        </w:tc>
-        <w:tc>
-          <w:tcPr>
-            <w:tcW w:type="dxa" w:w="1247"/>
+                <w:sz w:val="13"/>
+              </w:rPr>
+            </w:r>
+          </w:p>
+        </w:tc>
+        <w:tc>
+          <w:tcPr>
+            <w:tcW w:type="dxa" w:w="1134"/>
             <w:shd w:val="clear" w:color="auto" w:fill="E5EBF1"/>
             <w:tcBorders>
               <w:bottom w:val="single" w:sz="4" w:color="D0D5DD"/>
@@ -12436,14 +11657,14 @@
                 <w:b/>
                 <w:i w:val="0"/>
                 <w:color w:val="0A2342"/>
-                <w:sz w:val="15"/>
-              </w:rPr>
-            </w:r>
-          </w:p>
-        </w:tc>
-        <w:tc>
-          <w:tcPr>
-            <w:tcW w:type="dxa" w:w="1361"/>
+                <w:sz w:val="13"/>
+              </w:rPr>
+            </w:r>
+          </w:p>
+        </w:tc>
+        <w:tc>
+          <w:tcPr>
+            <w:tcW w:type="dxa" w:w="1134"/>
             <w:shd w:val="clear" w:color="auto" w:fill="E5EBF1"/>
             <w:tcBorders>
               <w:bottom w:val="single" w:sz="4" w:color="D0D5DD"/>
@@ -12462,7 +11683,7 @@
                 <w:b/>
                 <w:i w:val="0"/>
                 <w:color w:val="0A2342"/>
-                <w:sz w:val="15"/>
+                <w:sz w:val="13"/>
               </w:rPr>
               <w:t>—</w:t>
             </w:r>
@@ -12470,7 +11691,7 @@
         </w:tc>
         <w:tc>
           <w:tcPr>
-            <w:tcW w:type="dxa" w:w="1361"/>
+            <w:tcW w:type="dxa" w:w="3175"/>
             <w:shd w:val="clear" w:color="auto" w:fill="E5EBF1"/>
             <w:tcBorders>
               <w:bottom w:val="single" w:sz="4" w:color="D0D5DD"/>
@@ -12489,33 +11710,7 @@
                 <w:b/>
                 <w:i w:val="0"/>
                 <w:color w:val="0A2342"/>
-                <w:sz w:val="15"/>
-              </w:rPr>
-            </w:r>
-          </w:p>
-        </w:tc>
-        <w:tc>
-          <w:tcPr>
-            <w:tcW w:type="dxa" w:w="907"/>
-            <w:shd w:val="clear" w:color="auto" w:fill="E5EBF1"/>
-            <w:tcBorders>
-              <w:bottom w:val="single" w:sz="4" w:color="D0D5DD"/>
-            </w:tcBorders>
-            <w:vAlign w:val="center"/>
-          </w:tcPr>
-          <w:p>
-            <w:pPr>
-              <w:spacing w:before="40" w:after="40"/>
-              <w:jc w:val="right"/>
-            </w:pPr>
-            <w:r>
-              <w:rPr>
-                <w:rFonts w:ascii="Arial" w:hAnsi="Arial"/>
-                <w:rFonts w:ascii="Arial" w:hAnsi="Arial" w:cs="Arial"/>
-                <w:b/>
-                <w:i w:val="0"/>
-                <w:color w:val="0A2342"/>
-                <w:sz w:val="15"/>
+                <w:sz w:val="13"/>
               </w:rPr>
             </w:r>
           </w:p>

--- a/mockup/monthly_client_statement/sample-statements/OTCTrading_Detailed_sample.docx
+++ b/mockup/monthly_client_statement/sample-statements/OTCTrading_Detailed_sample.docx
@@ -5104,6 +5104,1898 @@
         <w:tc>
           <w:tcPr>
             <w:tcW w:type="dxa" w:w="1020"/>
+            <w:tcBorders>
+              <w:bottom w:val="single" w:sz="4" w:color="D0D5DD"/>
+            </w:tcBorders>
+            <w:vAlign w:val="center"/>
+          </w:tcPr>
+          <w:p>
+            <w:pPr>
+              <w:spacing w:before="40" w:after="40"/>
+            </w:pPr>
+            <w:r>
+              <w:rPr>
+                <w:rFonts w:ascii="Arial" w:hAnsi="Arial"/>
+                <w:rFonts w:ascii="Arial" w:hAnsi="Arial" w:cs="Arial"/>
+                <w:b w:val="0"/>
+                <w:i w:val="0"/>
+                <w:color w:val="4A5568"/>
+                <w:sz w:val="15"/>
+              </w:rPr>
+              <w:t>T-204700</w:t>
+            </w:r>
+          </w:p>
+        </w:tc>
+        <w:tc>
+          <w:tcPr>
+            <w:tcW w:type="dxa" w:w="1531"/>
+            <w:tcBorders>
+              <w:bottom w:val="single" w:sz="4" w:color="D0D5DD"/>
+            </w:tcBorders>
+            <w:vAlign w:val="center"/>
+          </w:tcPr>
+          <w:p>
+            <w:pPr>
+              <w:spacing w:before="40" w:after="40"/>
+            </w:pPr>
+            <w:r>
+              <w:rPr>
+                <w:rFonts w:ascii="Arial" w:hAnsi="Arial"/>
+                <w:rFonts w:ascii="Arial" w:hAnsi="Arial" w:cs="Arial"/>
+                <w:b w:val="0"/>
+                <w:i w:val="0"/>
+                <w:color w:val="4A5568"/>
+                <w:sz w:val="15"/>
+              </w:rPr>
+              <w:t>2026-04-04 10:15 UTC</w:t>
+            </w:r>
+          </w:p>
+        </w:tc>
+        <w:tc>
+          <w:tcPr>
+            <w:tcW w:type="dxa" w:w="1020"/>
+            <w:tcBorders>
+              <w:bottom w:val="single" w:sz="4" w:color="D0D5DD"/>
+            </w:tcBorders>
+            <w:vAlign w:val="center"/>
+          </w:tcPr>
+          <w:p>
+            <w:pPr>
+              <w:spacing w:before="40" w:after="40"/>
+            </w:pPr>
+            <w:r>
+              <w:rPr>
+                <w:rFonts w:ascii="Arial" w:hAnsi="Arial"/>
+                <w:rFonts w:ascii="Arial" w:hAnsi="Arial" w:cs="Arial"/>
+                <w:b w:val="0"/>
+                <w:i w:val="0"/>
+                <w:color w:val="4A5568"/>
+                <w:sz w:val="15"/>
+              </w:rPr>
+              <w:t>USDC/USD</w:t>
+            </w:r>
+          </w:p>
+        </w:tc>
+        <w:tc>
+          <w:tcPr>
+            <w:tcW w:type="dxa" w:w="680"/>
+            <w:tcBorders>
+              <w:bottom w:val="single" w:sz="4" w:color="D0D5DD"/>
+            </w:tcBorders>
+            <w:vAlign w:val="center"/>
+          </w:tcPr>
+          <w:p>
+            <w:pPr>
+              <w:spacing w:before="40" w:after="40"/>
+            </w:pPr>
+            <w:r>
+              <w:rPr>
+                <w:rFonts w:ascii="Arial" w:hAnsi="Arial"/>
+                <w:rFonts w:ascii="Arial" w:hAnsi="Arial" w:cs="Arial"/>
+                <w:b/>
+                <w:i w:val="0"/>
+                <w:color w:val="15803D"/>
+                <w:sz w:val="15"/>
+              </w:rPr>
+              <w:t>Buy</w:t>
+            </w:r>
+          </w:p>
+        </w:tc>
+        <w:tc>
+          <w:tcPr>
+            <w:tcW w:type="dxa" w:w="1134"/>
+            <w:tcBorders>
+              <w:bottom w:val="single" w:sz="4" w:color="D0D5DD"/>
+            </w:tcBorders>
+            <w:vAlign w:val="center"/>
+          </w:tcPr>
+          <w:p>
+            <w:pPr>
+              <w:spacing w:before="40" w:after="40"/>
+              <w:jc w:val="right"/>
+            </w:pPr>
+            <w:r>
+              <w:rPr>
+                <w:rFonts w:ascii="Arial" w:hAnsi="Arial"/>
+                <w:rFonts w:ascii="Arial" w:hAnsi="Arial" w:cs="Arial"/>
+                <w:b w:val="0"/>
+                <w:i w:val="0"/>
+                <w:color w:val="4A5568"/>
+                <w:sz w:val="15"/>
+              </w:rPr>
+              <w:t>500,000</w:t>
+            </w:r>
+          </w:p>
+        </w:tc>
+        <w:tc>
+          <w:tcPr>
+            <w:tcW w:type="dxa" w:w="1304"/>
+            <w:tcBorders>
+              <w:bottom w:val="single" w:sz="4" w:color="D0D5DD"/>
+            </w:tcBorders>
+            <w:vAlign w:val="center"/>
+          </w:tcPr>
+          <w:p>
+            <w:pPr>
+              <w:spacing w:before="40" w:after="40"/>
+              <w:jc w:val="right"/>
+            </w:pPr>
+            <w:r>
+              <w:rPr>
+                <w:rFonts w:ascii="Arial" w:hAnsi="Arial"/>
+                <w:rFonts w:ascii="Arial" w:hAnsi="Arial" w:cs="Arial"/>
+                <w:b w:val="0"/>
+                <w:i w:val="0"/>
+                <w:color w:val="4A5568"/>
+                <w:sz w:val="15"/>
+              </w:rPr>
+              <w:t>$1.0000</w:t>
+            </w:r>
+          </w:p>
+        </w:tc>
+        <w:tc>
+          <w:tcPr>
+            <w:tcW w:type="dxa" w:w="1417"/>
+            <w:tcBorders>
+              <w:bottom w:val="single" w:sz="4" w:color="D0D5DD"/>
+            </w:tcBorders>
+            <w:vAlign w:val="center"/>
+          </w:tcPr>
+          <w:p>
+            <w:pPr>
+              <w:spacing w:before="40" w:after="40"/>
+              <w:jc w:val="right"/>
+            </w:pPr>
+            <w:r>
+              <w:rPr>
+                <w:rFonts w:ascii="Arial" w:hAnsi="Arial"/>
+                <w:rFonts w:ascii="Arial" w:hAnsi="Arial" w:cs="Arial"/>
+                <w:b w:val="0"/>
+                <w:i w:val="0"/>
+                <w:color w:val="4A5568"/>
+                <w:sz w:val="15"/>
+              </w:rPr>
+              <w:t>$500,000.00</w:t>
+            </w:r>
+          </w:p>
+        </w:tc>
+        <w:tc>
+          <w:tcPr>
+            <w:tcW w:type="dxa" w:w="907"/>
+            <w:tcBorders>
+              <w:bottom w:val="single" w:sz="4" w:color="D0D5DD"/>
+            </w:tcBorders>
+            <w:vAlign w:val="center"/>
+          </w:tcPr>
+          <w:p>
+            <w:pPr>
+              <w:spacing w:before="40" w:after="40"/>
+              <w:jc w:val="right"/>
+            </w:pPr>
+            <w:r>
+              <w:rPr>
+                <w:rFonts w:ascii="Arial" w:hAnsi="Arial"/>
+                <w:rFonts w:ascii="Arial" w:hAnsi="Arial" w:cs="Arial"/>
+                <w:b w:val="0"/>
+                <w:i w:val="0"/>
+                <w:color w:val="15803D"/>
+                <w:sz w:val="15"/>
+              </w:rPr>
+              <w:t>Settled</w:t>
+            </w:r>
+          </w:p>
+        </w:tc>
+        <w:tc>
+          <w:tcPr>
+            <w:tcW w:type="dxa" w:w="1191"/>
+            <w:tcBorders>
+              <w:bottom w:val="single" w:sz="4" w:color="D0D5DD"/>
+            </w:tcBorders>
+            <w:vAlign w:val="center"/>
+          </w:tcPr>
+          <w:p>
+            <w:pPr>
+              <w:spacing w:before="40" w:after="40"/>
+              <w:jc w:val="right"/>
+            </w:pPr>
+            <w:r>
+              <w:rPr>
+                <w:rFonts w:ascii="Arial" w:hAnsi="Arial"/>
+                <w:rFonts w:ascii="Arial" w:hAnsi="Arial" w:cs="Arial"/>
+                <w:b w:val="0"/>
+                <w:i w:val="0"/>
+                <w:color w:val="4A5568"/>
+                <w:sz w:val="15"/>
+              </w:rPr>
+              <w:t>2026-04-04</w:t>
+            </w:r>
+          </w:p>
+        </w:tc>
+      </w:tr>
+      <w:tr>
+        <w:tc>
+          <w:tcPr>
+            <w:tcW w:type="dxa" w:w="1020"/>
+            <w:shd w:val="clear" w:color="auto" w:fill="F5F7FA"/>
+            <w:tcBorders>
+              <w:bottom w:val="single" w:sz="4" w:color="D0D5DD"/>
+            </w:tcBorders>
+            <w:vAlign w:val="center"/>
+          </w:tcPr>
+          <w:p>
+            <w:pPr>
+              <w:spacing w:before="40" w:after="40"/>
+            </w:pPr>
+            <w:r>
+              <w:rPr>
+                <w:rFonts w:ascii="Arial" w:hAnsi="Arial"/>
+                <w:rFonts w:ascii="Arial" w:hAnsi="Arial" w:cs="Arial"/>
+                <w:b w:val="0"/>
+                <w:i w:val="0"/>
+                <w:color w:val="4A5568"/>
+                <w:sz w:val="15"/>
+              </w:rPr>
+              <w:t>T-204711</w:t>
+            </w:r>
+          </w:p>
+        </w:tc>
+        <w:tc>
+          <w:tcPr>
+            <w:tcW w:type="dxa" w:w="1531"/>
+            <w:shd w:val="clear" w:color="auto" w:fill="F5F7FA"/>
+            <w:tcBorders>
+              <w:bottom w:val="single" w:sz="4" w:color="D0D5DD"/>
+            </w:tcBorders>
+            <w:vAlign w:val="center"/>
+          </w:tcPr>
+          <w:p>
+            <w:pPr>
+              <w:spacing w:before="40" w:after="40"/>
+            </w:pPr>
+            <w:r>
+              <w:rPr>
+                <w:rFonts w:ascii="Arial" w:hAnsi="Arial"/>
+                <w:rFonts w:ascii="Arial" w:hAnsi="Arial" w:cs="Arial"/>
+                <w:b w:val="0"/>
+                <w:i w:val="0"/>
+                <w:color w:val="4A5568"/>
+                <w:sz w:val="15"/>
+              </w:rPr>
+              <w:t>2026-04-11 14:22 UTC</w:t>
+            </w:r>
+          </w:p>
+        </w:tc>
+        <w:tc>
+          <w:tcPr>
+            <w:tcW w:type="dxa" w:w="1020"/>
+            <w:shd w:val="clear" w:color="auto" w:fill="F5F7FA"/>
+            <w:tcBorders>
+              <w:bottom w:val="single" w:sz="4" w:color="D0D5DD"/>
+            </w:tcBorders>
+            <w:vAlign w:val="center"/>
+          </w:tcPr>
+          <w:p>
+            <w:pPr>
+              <w:spacing w:before="40" w:after="40"/>
+            </w:pPr>
+            <w:r>
+              <w:rPr>
+                <w:rFonts w:ascii="Arial" w:hAnsi="Arial"/>
+                <w:rFonts w:ascii="Arial" w:hAnsi="Arial" w:cs="Arial"/>
+                <w:b w:val="0"/>
+                <w:i w:val="0"/>
+                <w:color w:val="4A5568"/>
+                <w:sz w:val="15"/>
+              </w:rPr>
+              <w:t>USDC/USD</w:t>
+            </w:r>
+          </w:p>
+        </w:tc>
+        <w:tc>
+          <w:tcPr>
+            <w:tcW w:type="dxa" w:w="680"/>
+            <w:shd w:val="clear" w:color="auto" w:fill="F5F7FA"/>
+            <w:tcBorders>
+              <w:bottom w:val="single" w:sz="4" w:color="D0D5DD"/>
+            </w:tcBorders>
+            <w:vAlign w:val="center"/>
+          </w:tcPr>
+          <w:p>
+            <w:pPr>
+              <w:spacing w:before="40" w:after="40"/>
+            </w:pPr>
+            <w:r>
+              <w:rPr>
+                <w:rFonts w:ascii="Arial" w:hAnsi="Arial"/>
+                <w:rFonts w:ascii="Arial" w:hAnsi="Arial" w:cs="Arial"/>
+                <w:b/>
+                <w:i w:val="0"/>
+                <w:color w:val="15803D"/>
+                <w:sz w:val="15"/>
+              </w:rPr>
+              <w:t>Buy</w:t>
+            </w:r>
+          </w:p>
+        </w:tc>
+        <w:tc>
+          <w:tcPr>
+            <w:tcW w:type="dxa" w:w="1134"/>
+            <w:shd w:val="clear" w:color="auto" w:fill="F5F7FA"/>
+            <w:tcBorders>
+              <w:bottom w:val="single" w:sz="4" w:color="D0D5DD"/>
+            </w:tcBorders>
+            <w:vAlign w:val="center"/>
+          </w:tcPr>
+          <w:p>
+            <w:pPr>
+              <w:spacing w:before="40" w:after="40"/>
+              <w:jc w:val="right"/>
+            </w:pPr>
+            <w:r>
+              <w:rPr>
+                <w:rFonts w:ascii="Arial" w:hAnsi="Arial"/>
+                <w:rFonts w:ascii="Arial" w:hAnsi="Arial" w:cs="Arial"/>
+                <w:b w:val="0"/>
+                <w:i w:val="0"/>
+                <w:color w:val="4A5568"/>
+                <w:sz w:val="15"/>
+              </w:rPr>
+              <w:t>750,000</w:t>
+            </w:r>
+          </w:p>
+        </w:tc>
+        <w:tc>
+          <w:tcPr>
+            <w:tcW w:type="dxa" w:w="1304"/>
+            <w:shd w:val="clear" w:color="auto" w:fill="F5F7FA"/>
+            <w:tcBorders>
+              <w:bottom w:val="single" w:sz="4" w:color="D0D5DD"/>
+            </w:tcBorders>
+            <w:vAlign w:val="center"/>
+          </w:tcPr>
+          <w:p>
+            <w:pPr>
+              <w:spacing w:before="40" w:after="40"/>
+              <w:jc w:val="right"/>
+            </w:pPr>
+            <w:r>
+              <w:rPr>
+                <w:rFonts w:ascii="Arial" w:hAnsi="Arial"/>
+                <w:rFonts w:ascii="Arial" w:hAnsi="Arial" w:cs="Arial"/>
+                <w:b w:val="0"/>
+                <w:i w:val="0"/>
+                <w:color w:val="4A5568"/>
+                <w:sz w:val="15"/>
+              </w:rPr>
+              <w:t>$1.0000</w:t>
+            </w:r>
+          </w:p>
+        </w:tc>
+        <w:tc>
+          <w:tcPr>
+            <w:tcW w:type="dxa" w:w="1417"/>
+            <w:shd w:val="clear" w:color="auto" w:fill="F5F7FA"/>
+            <w:tcBorders>
+              <w:bottom w:val="single" w:sz="4" w:color="D0D5DD"/>
+            </w:tcBorders>
+            <w:vAlign w:val="center"/>
+          </w:tcPr>
+          <w:p>
+            <w:pPr>
+              <w:spacing w:before="40" w:after="40"/>
+              <w:jc w:val="right"/>
+            </w:pPr>
+            <w:r>
+              <w:rPr>
+                <w:rFonts w:ascii="Arial" w:hAnsi="Arial"/>
+                <w:rFonts w:ascii="Arial" w:hAnsi="Arial" w:cs="Arial"/>
+                <w:b w:val="0"/>
+                <w:i w:val="0"/>
+                <w:color w:val="4A5568"/>
+                <w:sz w:val="15"/>
+              </w:rPr>
+              <w:t>$750,000.00</w:t>
+            </w:r>
+          </w:p>
+        </w:tc>
+        <w:tc>
+          <w:tcPr>
+            <w:tcW w:type="dxa" w:w="907"/>
+            <w:shd w:val="clear" w:color="auto" w:fill="F5F7FA"/>
+            <w:tcBorders>
+              <w:bottom w:val="single" w:sz="4" w:color="D0D5DD"/>
+            </w:tcBorders>
+            <w:vAlign w:val="center"/>
+          </w:tcPr>
+          <w:p>
+            <w:pPr>
+              <w:spacing w:before="40" w:after="40"/>
+              <w:jc w:val="right"/>
+            </w:pPr>
+            <w:r>
+              <w:rPr>
+                <w:rFonts w:ascii="Arial" w:hAnsi="Arial"/>
+                <w:rFonts w:ascii="Arial" w:hAnsi="Arial" w:cs="Arial"/>
+                <w:b w:val="0"/>
+                <w:i w:val="0"/>
+                <w:color w:val="15803D"/>
+                <w:sz w:val="15"/>
+              </w:rPr>
+              <w:t>Settled</w:t>
+            </w:r>
+          </w:p>
+        </w:tc>
+        <w:tc>
+          <w:tcPr>
+            <w:tcW w:type="dxa" w:w="1191"/>
+            <w:shd w:val="clear" w:color="auto" w:fill="F5F7FA"/>
+            <w:tcBorders>
+              <w:bottom w:val="single" w:sz="4" w:color="D0D5DD"/>
+            </w:tcBorders>
+            <w:vAlign w:val="center"/>
+          </w:tcPr>
+          <w:p>
+            <w:pPr>
+              <w:spacing w:before="40" w:after="40"/>
+              <w:jc w:val="right"/>
+            </w:pPr>
+            <w:r>
+              <w:rPr>
+                <w:rFonts w:ascii="Arial" w:hAnsi="Arial"/>
+                <w:rFonts w:ascii="Arial" w:hAnsi="Arial" w:cs="Arial"/>
+                <w:b w:val="0"/>
+                <w:i w:val="0"/>
+                <w:color w:val="4A5568"/>
+                <w:sz w:val="15"/>
+              </w:rPr>
+              <w:t>2026-04-11</w:t>
+            </w:r>
+          </w:p>
+        </w:tc>
+      </w:tr>
+      <w:tr>
+        <w:tc>
+          <w:tcPr>
+            <w:tcW w:type="dxa" w:w="1020"/>
+            <w:tcBorders>
+              <w:bottom w:val="single" w:sz="4" w:color="D0D5DD"/>
+            </w:tcBorders>
+            <w:vAlign w:val="center"/>
+          </w:tcPr>
+          <w:p>
+            <w:pPr>
+              <w:spacing w:before="40" w:after="40"/>
+            </w:pPr>
+            <w:r>
+              <w:rPr>
+                <w:rFonts w:ascii="Arial" w:hAnsi="Arial"/>
+                <w:rFonts w:ascii="Arial" w:hAnsi="Arial" w:cs="Arial"/>
+                <w:b w:val="0"/>
+                <w:i w:val="0"/>
+                <w:color w:val="4A5568"/>
+                <w:sz w:val="15"/>
+              </w:rPr>
+              <w:t>T-204724</w:t>
+            </w:r>
+          </w:p>
+        </w:tc>
+        <w:tc>
+          <w:tcPr>
+            <w:tcW w:type="dxa" w:w="1531"/>
+            <w:tcBorders>
+              <w:bottom w:val="single" w:sz="4" w:color="D0D5DD"/>
+            </w:tcBorders>
+            <w:vAlign w:val="center"/>
+          </w:tcPr>
+          <w:p>
+            <w:pPr>
+              <w:spacing w:before="40" w:after="40"/>
+            </w:pPr>
+            <w:r>
+              <w:rPr>
+                <w:rFonts w:ascii="Arial" w:hAnsi="Arial"/>
+                <w:rFonts w:ascii="Arial" w:hAnsi="Arial" w:cs="Arial"/>
+                <w:b w:val="0"/>
+                <w:i w:val="0"/>
+                <w:color w:val="4A5568"/>
+                <w:sz w:val="15"/>
+              </w:rPr>
+              <w:t>2026-04-19 09:48 UTC</w:t>
+            </w:r>
+          </w:p>
+        </w:tc>
+        <w:tc>
+          <w:tcPr>
+            <w:tcW w:type="dxa" w:w="1020"/>
+            <w:tcBorders>
+              <w:bottom w:val="single" w:sz="4" w:color="D0D5DD"/>
+            </w:tcBorders>
+            <w:vAlign w:val="center"/>
+          </w:tcPr>
+          <w:p>
+            <w:pPr>
+              <w:spacing w:before="40" w:after="40"/>
+            </w:pPr>
+            <w:r>
+              <w:rPr>
+                <w:rFonts w:ascii="Arial" w:hAnsi="Arial"/>
+                <w:rFonts w:ascii="Arial" w:hAnsi="Arial" w:cs="Arial"/>
+                <w:b w:val="0"/>
+                <w:i w:val="0"/>
+                <w:color w:val="4A5568"/>
+                <w:sz w:val="15"/>
+              </w:rPr>
+              <w:t>USDC/USD</w:t>
+            </w:r>
+          </w:p>
+        </w:tc>
+        <w:tc>
+          <w:tcPr>
+            <w:tcW w:type="dxa" w:w="680"/>
+            <w:tcBorders>
+              <w:bottom w:val="single" w:sz="4" w:color="D0D5DD"/>
+            </w:tcBorders>
+            <w:vAlign w:val="center"/>
+          </w:tcPr>
+          <w:p>
+            <w:pPr>
+              <w:spacing w:before="40" w:after="40"/>
+            </w:pPr>
+            <w:r>
+              <w:rPr>
+                <w:rFonts w:ascii="Arial" w:hAnsi="Arial"/>
+                <w:rFonts w:ascii="Arial" w:hAnsi="Arial" w:cs="Arial"/>
+                <w:b/>
+                <w:i w:val="0"/>
+                <w:color w:val="15803D"/>
+                <w:sz w:val="15"/>
+              </w:rPr>
+              <w:t>Buy</w:t>
+            </w:r>
+          </w:p>
+        </w:tc>
+        <w:tc>
+          <w:tcPr>
+            <w:tcW w:type="dxa" w:w="1134"/>
+            <w:tcBorders>
+              <w:bottom w:val="single" w:sz="4" w:color="D0D5DD"/>
+            </w:tcBorders>
+            <w:vAlign w:val="center"/>
+          </w:tcPr>
+          <w:p>
+            <w:pPr>
+              <w:spacing w:before="40" w:after="40"/>
+              <w:jc w:val="right"/>
+            </w:pPr>
+            <w:r>
+              <w:rPr>
+                <w:rFonts w:ascii="Arial" w:hAnsi="Arial"/>
+                <w:rFonts w:ascii="Arial" w:hAnsi="Arial" w:cs="Arial"/>
+                <w:b w:val="0"/>
+                <w:i w:val="0"/>
+                <w:color w:val="4A5568"/>
+                <w:sz w:val="15"/>
+              </w:rPr>
+              <w:t>250,000</w:t>
+            </w:r>
+          </w:p>
+        </w:tc>
+        <w:tc>
+          <w:tcPr>
+            <w:tcW w:type="dxa" w:w="1304"/>
+            <w:tcBorders>
+              <w:bottom w:val="single" w:sz="4" w:color="D0D5DD"/>
+            </w:tcBorders>
+            <w:vAlign w:val="center"/>
+          </w:tcPr>
+          <w:p>
+            <w:pPr>
+              <w:spacing w:before="40" w:after="40"/>
+              <w:jc w:val="right"/>
+            </w:pPr>
+            <w:r>
+              <w:rPr>
+                <w:rFonts w:ascii="Arial" w:hAnsi="Arial"/>
+                <w:rFonts w:ascii="Arial" w:hAnsi="Arial" w:cs="Arial"/>
+                <w:b w:val="0"/>
+                <w:i w:val="0"/>
+                <w:color w:val="4A5568"/>
+                <w:sz w:val="15"/>
+              </w:rPr>
+              <w:t>$1.0000</w:t>
+            </w:r>
+          </w:p>
+        </w:tc>
+        <w:tc>
+          <w:tcPr>
+            <w:tcW w:type="dxa" w:w="1417"/>
+            <w:tcBorders>
+              <w:bottom w:val="single" w:sz="4" w:color="D0D5DD"/>
+            </w:tcBorders>
+            <w:vAlign w:val="center"/>
+          </w:tcPr>
+          <w:p>
+            <w:pPr>
+              <w:spacing w:before="40" w:after="40"/>
+              <w:jc w:val="right"/>
+            </w:pPr>
+            <w:r>
+              <w:rPr>
+                <w:rFonts w:ascii="Arial" w:hAnsi="Arial"/>
+                <w:rFonts w:ascii="Arial" w:hAnsi="Arial" w:cs="Arial"/>
+                <w:b w:val="0"/>
+                <w:i w:val="0"/>
+                <w:color w:val="4A5568"/>
+                <w:sz w:val="15"/>
+              </w:rPr>
+              <w:t>$250,000.00</w:t>
+            </w:r>
+          </w:p>
+        </w:tc>
+        <w:tc>
+          <w:tcPr>
+            <w:tcW w:type="dxa" w:w="907"/>
+            <w:tcBorders>
+              <w:bottom w:val="single" w:sz="4" w:color="D0D5DD"/>
+            </w:tcBorders>
+            <w:vAlign w:val="center"/>
+          </w:tcPr>
+          <w:p>
+            <w:pPr>
+              <w:spacing w:before="40" w:after="40"/>
+              <w:jc w:val="right"/>
+            </w:pPr>
+            <w:r>
+              <w:rPr>
+                <w:rFonts w:ascii="Arial" w:hAnsi="Arial"/>
+                <w:rFonts w:ascii="Arial" w:hAnsi="Arial" w:cs="Arial"/>
+                <w:b w:val="0"/>
+                <w:i w:val="0"/>
+                <w:color w:val="15803D"/>
+                <w:sz w:val="15"/>
+              </w:rPr>
+              <w:t>Settled</w:t>
+            </w:r>
+          </w:p>
+        </w:tc>
+        <w:tc>
+          <w:tcPr>
+            <w:tcW w:type="dxa" w:w="1191"/>
+            <w:tcBorders>
+              <w:bottom w:val="single" w:sz="4" w:color="D0D5DD"/>
+            </w:tcBorders>
+            <w:vAlign w:val="center"/>
+          </w:tcPr>
+          <w:p>
+            <w:pPr>
+              <w:spacing w:before="40" w:after="40"/>
+              <w:jc w:val="right"/>
+            </w:pPr>
+            <w:r>
+              <w:rPr>
+                <w:rFonts w:ascii="Arial" w:hAnsi="Arial"/>
+                <w:rFonts w:ascii="Arial" w:hAnsi="Arial" w:cs="Arial"/>
+                <w:b w:val="0"/>
+                <w:i w:val="0"/>
+                <w:color w:val="4A5568"/>
+                <w:sz w:val="15"/>
+              </w:rPr>
+              <w:t>2026-04-19</w:t>
+            </w:r>
+          </w:p>
+        </w:tc>
+      </w:tr>
+      <w:tr>
+        <w:tc>
+          <w:tcPr>
+            <w:tcW w:type="dxa" w:w="1020"/>
+            <w:shd w:val="clear" w:color="auto" w:fill="F5F7FA"/>
+            <w:tcBorders>
+              <w:bottom w:val="single" w:sz="4" w:color="D0D5DD"/>
+            </w:tcBorders>
+            <w:vAlign w:val="center"/>
+          </w:tcPr>
+          <w:p>
+            <w:pPr>
+              <w:spacing w:before="40" w:after="40"/>
+            </w:pPr>
+            <w:r>
+              <w:rPr>
+                <w:rFonts w:ascii="Arial" w:hAnsi="Arial"/>
+                <w:rFonts w:ascii="Arial" w:hAnsi="Arial" w:cs="Arial"/>
+                <w:b w:val="0"/>
+                <w:i w:val="0"/>
+                <w:color w:val="4A5568"/>
+                <w:sz w:val="15"/>
+              </w:rPr>
+              <w:t>T-204708</w:t>
+            </w:r>
+          </w:p>
+        </w:tc>
+        <w:tc>
+          <w:tcPr>
+            <w:tcW w:type="dxa" w:w="1531"/>
+            <w:shd w:val="clear" w:color="auto" w:fill="F5F7FA"/>
+            <w:tcBorders>
+              <w:bottom w:val="single" w:sz="4" w:color="D0D5DD"/>
+            </w:tcBorders>
+            <w:vAlign w:val="center"/>
+          </w:tcPr>
+          <w:p>
+            <w:pPr>
+              <w:spacing w:before="40" w:after="40"/>
+            </w:pPr>
+            <w:r>
+              <w:rPr>
+                <w:rFonts w:ascii="Arial" w:hAnsi="Arial"/>
+                <w:rFonts w:ascii="Arial" w:hAnsi="Arial" w:cs="Arial"/>
+                <w:b w:val="0"/>
+                <w:i w:val="0"/>
+                <w:color w:val="4A5568"/>
+                <w:sz w:val="15"/>
+              </w:rPr>
+              <w:t>2026-04-08 16:42 UTC</w:t>
+            </w:r>
+          </w:p>
+        </w:tc>
+        <w:tc>
+          <w:tcPr>
+            <w:tcW w:type="dxa" w:w="1020"/>
+            <w:shd w:val="clear" w:color="auto" w:fill="F5F7FA"/>
+            <w:tcBorders>
+              <w:bottom w:val="single" w:sz="4" w:color="D0D5DD"/>
+            </w:tcBorders>
+            <w:vAlign w:val="center"/>
+          </w:tcPr>
+          <w:p>
+            <w:pPr>
+              <w:spacing w:before="40" w:after="40"/>
+            </w:pPr>
+            <w:r>
+              <w:rPr>
+                <w:rFonts w:ascii="Arial" w:hAnsi="Arial"/>
+                <w:rFonts w:ascii="Arial" w:hAnsi="Arial" w:cs="Arial"/>
+                <w:b w:val="0"/>
+                <w:i w:val="0"/>
+                <w:color w:val="4A5568"/>
+                <w:sz w:val="15"/>
+              </w:rPr>
+              <w:t>BTC/USD</w:t>
+            </w:r>
+          </w:p>
+        </w:tc>
+        <w:tc>
+          <w:tcPr>
+            <w:tcW w:type="dxa" w:w="680"/>
+            <w:shd w:val="clear" w:color="auto" w:fill="F5F7FA"/>
+            <w:tcBorders>
+              <w:bottom w:val="single" w:sz="4" w:color="D0D5DD"/>
+            </w:tcBorders>
+            <w:vAlign w:val="center"/>
+          </w:tcPr>
+          <w:p>
+            <w:pPr>
+              <w:spacing w:before="40" w:after="40"/>
+            </w:pPr>
+            <w:r>
+              <w:rPr>
+                <w:rFonts w:ascii="Arial" w:hAnsi="Arial"/>
+                <w:rFonts w:ascii="Arial" w:hAnsi="Arial" w:cs="Arial"/>
+                <w:b/>
+                <w:i w:val="0"/>
+                <w:color w:val="15803D"/>
+                <w:sz w:val="15"/>
+              </w:rPr>
+              <w:t>Buy</w:t>
+            </w:r>
+          </w:p>
+        </w:tc>
+        <w:tc>
+          <w:tcPr>
+            <w:tcW w:type="dxa" w:w="1134"/>
+            <w:shd w:val="clear" w:color="auto" w:fill="F5F7FA"/>
+            <w:tcBorders>
+              <w:bottom w:val="single" w:sz="4" w:color="D0D5DD"/>
+            </w:tcBorders>
+            <w:vAlign w:val="center"/>
+          </w:tcPr>
+          <w:p>
+            <w:pPr>
+              <w:spacing w:before="40" w:after="40"/>
+              <w:jc w:val="right"/>
+            </w:pPr>
+            <w:r>
+              <w:rPr>
+                <w:rFonts w:ascii="Arial" w:hAnsi="Arial"/>
+                <w:rFonts w:ascii="Arial" w:hAnsi="Arial" w:cs="Arial"/>
+                <w:b w:val="0"/>
+                <w:i w:val="0"/>
+                <w:color w:val="4A5568"/>
+                <w:sz w:val="15"/>
+              </w:rPr>
+              <w:t>10</w:t>
+            </w:r>
+          </w:p>
+        </w:tc>
+        <w:tc>
+          <w:tcPr>
+            <w:tcW w:type="dxa" w:w="1304"/>
+            <w:shd w:val="clear" w:color="auto" w:fill="F5F7FA"/>
+            <w:tcBorders>
+              <w:bottom w:val="single" w:sz="4" w:color="D0D5DD"/>
+            </w:tcBorders>
+            <w:vAlign w:val="center"/>
+          </w:tcPr>
+          <w:p>
+            <w:pPr>
+              <w:spacing w:before="40" w:after="40"/>
+              <w:jc w:val="right"/>
+            </w:pPr>
+            <w:r>
+              <w:rPr>
+                <w:rFonts w:ascii="Arial" w:hAnsi="Arial"/>
+                <w:rFonts w:ascii="Arial" w:hAnsi="Arial" w:cs="Arial"/>
+                <w:b w:val="0"/>
+                <w:i w:val="0"/>
+                <w:color w:val="4A5568"/>
+                <w:sz w:val="15"/>
+              </w:rPr>
+              <w:t>$81,000.00</w:t>
+            </w:r>
+          </w:p>
+        </w:tc>
+        <w:tc>
+          <w:tcPr>
+            <w:tcW w:type="dxa" w:w="1417"/>
+            <w:shd w:val="clear" w:color="auto" w:fill="F5F7FA"/>
+            <w:tcBorders>
+              <w:bottom w:val="single" w:sz="4" w:color="D0D5DD"/>
+            </w:tcBorders>
+            <w:vAlign w:val="center"/>
+          </w:tcPr>
+          <w:p>
+            <w:pPr>
+              <w:spacing w:before="40" w:after="40"/>
+              <w:jc w:val="right"/>
+            </w:pPr>
+            <w:r>
+              <w:rPr>
+                <w:rFonts w:ascii="Arial" w:hAnsi="Arial"/>
+                <w:rFonts w:ascii="Arial" w:hAnsi="Arial" w:cs="Arial"/>
+                <w:b w:val="0"/>
+                <w:i w:val="0"/>
+                <w:color w:val="4A5568"/>
+                <w:sz w:val="15"/>
+              </w:rPr>
+              <w:t>$810,000.00</w:t>
+            </w:r>
+          </w:p>
+        </w:tc>
+        <w:tc>
+          <w:tcPr>
+            <w:tcW w:type="dxa" w:w="907"/>
+            <w:shd w:val="clear" w:color="auto" w:fill="F5F7FA"/>
+            <w:tcBorders>
+              <w:bottom w:val="single" w:sz="4" w:color="D0D5DD"/>
+            </w:tcBorders>
+            <w:vAlign w:val="center"/>
+          </w:tcPr>
+          <w:p>
+            <w:pPr>
+              <w:spacing w:before="40" w:after="40"/>
+              <w:jc w:val="right"/>
+            </w:pPr>
+            <w:r>
+              <w:rPr>
+                <w:rFonts w:ascii="Arial" w:hAnsi="Arial"/>
+                <w:rFonts w:ascii="Arial" w:hAnsi="Arial" w:cs="Arial"/>
+                <w:b w:val="0"/>
+                <w:i w:val="0"/>
+                <w:color w:val="15803D"/>
+                <w:sz w:val="15"/>
+              </w:rPr>
+              <w:t>Settled</w:t>
+            </w:r>
+          </w:p>
+        </w:tc>
+        <w:tc>
+          <w:tcPr>
+            <w:tcW w:type="dxa" w:w="1191"/>
+            <w:shd w:val="clear" w:color="auto" w:fill="F5F7FA"/>
+            <w:tcBorders>
+              <w:bottom w:val="single" w:sz="4" w:color="D0D5DD"/>
+            </w:tcBorders>
+            <w:vAlign w:val="center"/>
+          </w:tcPr>
+          <w:p>
+            <w:pPr>
+              <w:spacing w:before="40" w:after="40"/>
+              <w:jc w:val="right"/>
+            </w:pPr>
+            <w:r>
+              <w:rPr>
+                <w:rFonts w:ascii="Arial" w:hAnsi="Arial"/>
+                <w:rFonts w:ascii="Arial" w:hAnsi="Arial" w:cs="Arial"/>
+                <w:b w:val="0"/>
+                <w:i w:val="0"/>
+                <w:color w:val="4A5568"/>
+                <w:sz w:val="15"/>
+              </w:rPr>
+              <w:t>2026-04-08</w:t>
+            </w:r>
+          </w:p>
+        </w:tc>
+      </w:tr>
+      <w:tr>
+        <w:tc>
+          <w:tcPr>
+            <w:tcW w:type="dxa" w:w="1020"/>
+            <w:tcBorders>
+              <w:bottom w:val="single" w:sz="4" w:color="D0D5DD"/>
+            </w:tcBorders>
+            <w:vAlign w:val="center"/>
+          </w:tcPr>
+          <w:p>
+            <w:pPr>
+              <w:spacing w:before="40" w:after="40"/>
+            </w:pPr>
+            <w:r>
+              <w:rPr>
+                <w:rFonts w:ascii="Arial" w:hAnsi="Arial"/>
+                <w:rFonts w:ascii="Arial" w:hAnsi="Arial" w:cs="Arial"/>
+                <w:b w:val="0"/>
+                <w:i w:val="0"/>
+                <w:color w:val="4A5568"/>
+                <w:sz w:val="15"/>
+              </w:rPr>
+              <w:t>T-204732</w:t>
+            </w:r>
+          </w:p>
+        </w:tc>
+        <w:tc>
+          <w:tcPr>
+            <w:tcW w:type="dxa" w:w="1531"/>
+            <w:tcBorders>
+              <w:bottom w:val="single" w:sz="4" w:color="D0D5DD"/>
+            </w:tcBorders>
+            <w:vAlign w:val="center"/>
+          </w:tcPr>
+          <w:p>
+            <w:pPr>
+              <w:spacing w:before="40" w:after="40"/>
+            </w:pPr>
+            <w:r>
+              <w:rPr>
+                <w:rFonts w:ascii="Arial" w:hAnsi="Arial"/>
+                <w:rFonts w:ascii="Arial" w:hAnsi="Arial" w:cs="Arial"/>
+                <w:b w:val="0"/>
+                <w:i w:val="0"/>
+                <w:color w:val="4A5568"/>
+                <w:sz w:val="15"/>
+              </w:rPr>
+              <w:t>2026-04-25 11:30 UTC</w:t>
+            </w:r>
+          </w:p>
+        </w:tc>
+        <w:tc>
+          <w:tcPr>
+            <w:tcW w:type="dxa" w:w="1020"/>
+            <w:tcBorders>
+              <w:bottom w:val="single" w:sz="4" w:color="D0D5DD"/>
+            </w:tcBorders>
+            <w:vAlign w:val="center"/>
+          </w:tcPr>
+          <w:p>
+            <w:pPr>
+              <w:spacing w:before="40" w:after="40"/>
+            </w:pPr>
+            <w:r>
+              <w:rPr>
+                <w:rFonts w:ascii="Arial" w:hAnsi="Arial"/>
+                <w:rFonts w:ascii="Arial" w:hAnsi="Arial" w:cs="Arial"/>
+                <w:b w:val="0"/>
+                <w:i w:val="0"/>
+                <w:color w:val="4A5568"/>
+                <w:sz w:val="15"/>
+              </w:rPr>
+              <w:t>BTC/USD</w:t>
+            </w:r>
+          </w:p>
+        </w:tc>
+        <w:tc>
+          <w:tcPr>
+            <w:tcW w:type="dxa" w:w="680"/>
+            <w:tcBorders>
+              <w:bottom w:val="single" w:sz="4" w:color="D0D5DD"/>
+            </w:tcBorders>
+            <w:vAlign w:val="center"/>
+          </w:tcPr>
+          <w:p>
+            <w:pPr>
+              <w:spacing w:before="40" w:after="40"/>
+            </w:pPr>
+            <w:r>
+              <w:rPr>
+                <w:rFonts w:ascii="Arial" w:hAnsi="Arial"/>
+                <w:rFonts w:ascii="Arial" w:hAnsi="Arial" w:cs="Arial"/>
+                <w:b/>
+                <w:i w:val="0"/>
+                <w:color w:val="15803D"/>
+                <w:sz w:val="15"/>
+              </w:rPr>
+              <w:t>Buy</w:t>
+            </w:r>
+          </w:p>
+        </w:tc>
+        <w:tc>
+          <w:tcPr>
+            <w:tcW w:type="dxa" w:w="1134"/>
+            <w:tcBorders>
+              <w:bottom w:val="single" w:sz="4" w:color="D0D5DD"/>
+            </w:tcBorders>
+            <w:vAlign w:val="center"/>
+          </w:tcPr>
+          <w:p>
+            <w:pPr>
+              <w:spacing w:before="40" w:after="40"/>
+              <w:jc w:val="right"/>
+            </w:pPr>
+            <w:r>
+              <w:rPr>
+                <w:rFonts w:ascii="Arial" w:hAnsi="Arial"/>
+                <w:rFonts w:ascii="Arial" w:hAnsi="Arial" w:cs="Arial"/>
+                <w:b w:val="0"/>
+                <w:i w:val="0"/>
+                <w:color w:val="4A5568"/>
+                <w:sz w:val="15"/>
+              </w:rPr>
+              <w:t>5</w:t>
+            </w:r>
+          </w:p>
+        </w:tc>
+        <w:tc>
+          <w:tcPr>
+            <w:tcW w:type="dxa" w:w="1304"/>
+            <w:tcBorders>
+              <w:bottom w:val="single" w:sz="4" w:color="D0D5DD"/>
+            </w:tcBorders>
+            <w:vAlign w:val="center"/>
+          </w:tcPr>
+          <w:p>
+            <w:pPr>
+              <w:spacing w:before="40" w:after="40"/>
+              <w:jc w:val="right"/>
+            </w:pPr>
+            <w:r>
+              <w:rPr>
+                <w:rFonts w:ascii="Arial" w:hAnsi="Arial"/>
+                <w:rFonts w:ascii="Arial" w:hAnsi="Arial" w:cs="Arial"/>
+                <w:b w:val="0"/>
+                <w:i w:val="0"/>
+                <w:color w:val="4A5568"/>
+                <w:sz w:val="15"/>
+              </w:rPr>
+              <w:t>$81,000.00</w:t>
+            </w:r>
+          </w:p>
+        </w:tc>
+        <w:tc>
+          <w:tcPr>
+            <w:tcW w:type="dxa" w:w="1417"/>
+            <w:tcBorders>
+              <w:bottom w:val="single" w:sz="4" w:color="D0D5DD"/>
+            </w:tcBorders>
+            <w:vAlign w:val="center"/>
+          </w:tcPr>
+          <w:p>
+            <w:pPr>
+              <w:spacing w:before="40" w:after="40"/>
+              <w:jc w:val="right"/>
+            </w:pPr>
+            <w:r>
+              <w:rPr>
+                <w:rFonts w:ascii="Arial" w:hAnsi="Arial"/>
+                <w:rFonts w:ascii="Arial" w:hAnsi="Arial" w:cs="Arial"/>
+                <w:b w:val="0"/>
+                <w:i w:val="0"/>
+                <w:color w:val="4A5568"/>
+                <w:sz w:val="15"/>
+              </w:rPr>
+              <w:t>$405,000.00</w:t>
+            </w:r>
+          </w:p>
+        </w:tc>
+        <w:tc>
+          <w:tcPr>
+            <w:tcW w:type="dxa" w:w="907"/>
+            <w:tcBorders>
+              <w:bottom w:val="single" w:sz="4" w:color="D0D5DD"/>
+            </w:tcBorders>
+            <w:vAlign w:val="center"/>
+          </w:tcPr>
+          <w:p>
+            <w:pPr>
+              <w:spacing w:before="40" w:after="40"/>
+              <w:jc w:val="right"/>
+            </w:pPr>
+            <w:r>
+              <w:rPr>
+                <w:rFonts w:ascii="Arial" w:hAnsi="Arial"/>
+                <w:rFonts w:ascii="Arial" w:hAnsi="Arial" w:cs="Arial"/>
+                <w:b w:val="0"/>
+                <w:i w:val="0"/>
+                <w:color w:val="15803D"/>
+                <w:sz w:val="15"/>
+              </w:rPr>
+              <w:t>Settled</w:t>
+            </w:r>
+          </w:p>
+        </w:tc>
+        <w:tc>
+          <w:tcPr>
+            <w:tcW w:type="dxa" w:w="1191"/>
+            <w:tcBorders>
+              <w:bottom w:val="single" w:sz="4" w:color="D0D5DD"/>
+            </w:tcBorders>
+            <w:vAlign w:val="center"/>
+          </w:tcPr>
+          <w:p>
+            <w:pPr>
+              <w:spacing w:before="40" w:after="40"/>
+              <w:jc w:val="right"/>
+            </w:pPr>
+            <w:r>
+              <w:rPr>
+                <w:rFonts w:ascii="Arial" w:hAnsi="Arial"/>
+                <w:rFonts w:ascii="Arial" w:hAnsi="Arial" w:cs="Arial"/>
+                <w:b w:val="0"/>
+                <w:i w:val="0"/>
+                <w:color w:val="4A5568"/>
+                <w:sz w:val="15"/>
+              </w:rPr>
+              <w:t>2026-04-25</w:t>
+            </w:r>
+          </w:p>
+        </w:tc>
+      </w:tr>
+      <w:tr>
+        <w:tc>
+          <w:tcPr>
+            <w:tcW w:type="dxa" w:w="1020"/>
+            <w:shd w:val="clear" w:color="auto" w:fill="F5F7FA"/>
+            <w:tcBorders>
+              <w:bottom w:val="single" w:sz="4" w:color="D0D5DD"/>
+            </w:tcBorders>
+            <w:vAlign w:val="center"/>
+          </w:tcPr>
+          <w:p>
+            <w:pPr>
+              <w:spacing w:before="40" w:after="40"/>
+            </w:pPr>
+            <w:r>
+              <w:rPr>
+                <w:rFonts w:ascii="Arial" w:hAnsi="Arial"/>
+                <w:rFonts w:ascii="Arial" w:hAnsi="Arial" w:cs="Arial"/>
+                <w:b w:val="0"/>
+                <w:i w:val="0"/>
+                <w:color w:val="4A5568"/>
+                <w:sz w:val="15"/>
+              </w:rPr>
+              <w:t>T-204715</w:t>
+            </w:r>
+          </w:p>
+        </w:tc>
+        <w:tc>
+          <w:tcPr>
+            <w:tcW w:type="dxa" w:w="1531"/>
+            <w:shd w:val="clear" w:color="auto" w:fill="F5F7FA"/>
+            <w:tcBorders>
+              <w:bottom w:val="single" w:sz="4" w:color="D0D5DD"/>
+            </w:tcBorders>
+            <w:vAlign w:val="center"/>
+          </w:tcPr>
+          <w:p>
+            <w:pPr>
+              <w:spacing w:before="40" w:after="40"/>
+            </w:pPr>
+            <w:r>
+              <w:rPr>
+                <w:rFonts w:ascii="Arial" w:hAnsi="Arial"/>
+                <w:rFonts w:ascii="Arial" w:hAnsi="Arial" w:cs="Arial"/>
+                <w:b w:val="0"/>
+                <w:i w:val="0"/>
+                <w:color w:val="4A5568"/>
+                <w:sz w:val="15"/>
+              </w:rPr>
+              <w:t>2026-04-14 13:55 UTC</w:t>
+            </w:r>
+          </w:p>
+        </w:tc>
+        <w:tc>
+          <w:tcPr>
+            <w:tcW w:type="dxa" w:w="1020"/>
+            <w:shd w:val="clear" w:color="auto" w:fill="F5F7FA"/>
+            <w:tcBorders>
+              <w:bottom w:val="single" w:sz="4" w:color="D0D5DD"/>
+            </w:tcBorders>
+            <w:vAlign w:val="center"/>
+          </w:tcPr>
+          <w:p>
+            <w:pPr>
+              <w:spacing w:before="40" w:after="40"/>
+            </w:pPr>
+            <w:r>
+              <w:rPr>
+                <w:rFonts w:ascii="Arial" w:hAnsi="Arial"/>
+                <w:rFonts w:ascii="Arial" w:hAnsi="Arial" w:cs="Arial"/>
+                <w:b w:val="0"/>
+                <w:i w:val="0"/>
+                <w:color w:val="4A5568"/>
+                <w:sz w:val="15"/>
+              </w:rPr>
+              <w:t>USDC/USD</w:t>
+            </w:r>
+          </w:p>
+        </w:tc>
+        <w:tc>
+          <w:tcPr>
+            <w:tcW w:type="dxa" w:w="680"/>
+            <w:shd w:val="clear" w:color="auto" w:fill="F5F7FA"/>
+            <w:tcBorders>
+              <w:bottom w:val="single" w:sz="4" w:color="D0D5DD"/>
+            </w:tcBorders>
+            <w:vAlign w:val="center"/>
+          </w:tcPr>
+          <w:p>
+            <w:pPr>
+              <w:spacing w:before="40" w:after="40"/>
+            </w:pPr>
+            <w:r>
+              <w:rPr>
+                <w:rFonts w:ascii="Arial" w:hAnsi="Arial"/>
+                <w:rFonts w:ascii="Arial" w:hAnsi="Arial" w:cs="Arial"/>
+                <w:b/>
+                <w:i w:val="0"/>
+                <w:color w:val="B91C1C"/>
+                <w:sz w:val="15"/>
+              </w:rPr>
+              <w:t>Sell</w:t>
+            </w:r>
+          </w:p>
+        </w:tc>
+        <w:tc>
+          <w:tcPr>
+            <w:tcW w:type="dxa" w:w="1134"/>
+            <w:shd w:val="clear" w:color="auto" w:fill="F5F7FA"/>
+            <w:tcBorders>
+              <w:bottom w:val="single" w:sz="4" w:color="D0D5DD"/>
+            </w:tcBorders>
+            <w:vAlign w:val="center"/>
+          </w:tcPr>
+          <w:p>
+            <w:pPr>
+              <w:spacing w:before="40" w:after="40"/>
+              <w:jc w:val="right"/>
+            </w:pPr>
+            <w:r>
+              <w:rPr>
+                <w:rFonts w:ascii="Arial" w:hAnsi="Arial"/>
+                <w:rFonts w:ascii="Arial" w:hAnsi="Arial" w:cs="Arial"/>
+                <w:b w:val="0"/>
+                <w:i w:val="0"/>
+                <w:color w:val="4A5568"/>
+                <w:sz w:val="15"/>
+              </w:rPr>
+              <w:t>500,000</w:t>
+            </w:r>
+          </w:p>
+        </w:tc>
+        <w:tc>
+          <w:tcPr>
+            <w:tcW w:type="dxa" w:w="1304"/>
+            <w:shd w:val="clear" w:color="auto" w:fill="F5F7FA"/>
+            <w:tcBorders>
+              <w:bottom w:val="single" w:sz="4" w:color="D0D5DD"/>
+            </w:tcBorders>
+            <w:vAlign w:val="center"/>
+          </w:tcPr>
+          <w:p>
+            <w:pPr>
+              <w:spacing w:before="40" w:after="40"/>
+              <w:jc w:val="right"/>
+            </w:pPr>
+            <w:r>
+              <w:rPr>
+                <w:rFonts w:ascii="Arial" w:hAnsi="Arial"/>
+                <w:rFonts w:ascii="Arial" w:hAnsi="Arial" w:cs="Arial"/>
+                <w:b w:val="0"/>
+                <w:i w:val="0"/>
+                <w:color w:val="4A5568"/>
+                <w:sz w:val="15"/>
+              </w:rPr>
+              <w:t>$1.0000</w:t>
+            </w:r>
+          </w:p>
+        </w:tc>
+        <w:tc>
+          <w:tcPr>
+            <w:tcW w:type="dxa" w:w="1417"/>
+            <w:shd w:val="clear" w:color="auto" w:fill="F5F7FA"/>
+            <w:tcBorders>
+              <w:bottom w:val="single" w:sz="4" w:color="D0D5DD"/>
+            </w:tcBorders>
+            <w:vAlign w:val="center"/>
+          </w:tcPr>
+          <w:p>
+            <w:pPr>
+              <w:spacing w:before="40" w:after="40"/>
+              <w:jc w:val="right"/>
+            </w:pPr>
+            <w:r>
+              <w:rPr>
+                <w:rFonts w:ascii="Arial" w:hAnsi="Arial"/>
+                <w:rFonts w:ascii="Arial" w:hAnsi="Arial" w:cs="Arial"/>
+                <w:b w:val="0"/>
+                <w:i w:val="0"/>
+                <w:color w:val="4A5568"/>
+                <w:sz w:val="15"/>
+              </w:rPr>
+              <w:t>$500,000.00</w:t>
+            </w:r>
+          </w:p>
+        </w:tc>
+        <w:tc>
+          <w:tcPr>
+            <w:tcW w:type="dxa" w:w="907"/>
+            <w:shd w:val="clear" w:color="auto" w:fill="F5F7FA"/>
+            <w:tcBorders>
+              <w:bottom w:val="single" w:sz="4" w:color="D0D5DD"/>
+            </w:tcBorders>
+            <w:vAlign w:val="center"/>
+          </w:tcPr>
+          <w:p>
+            <w:pPr>
+              <w:spacing w:before="40" w:after="40"/>
+              <w:jc w:val="right"/>
+            </w:pPr>
+            <w:r>
+              <w:rPr>
+                <w:rFonts w:ascii="Arial" w:hAnsi="Arial"/>
+                <w:rFonts w:ascii="Arial" w:hAnsi="Arial" w:cs="Arial"/>
+                <w:b w:val="0"/>
+                <w:i w:val="0"/>
+                <w:color w:val="15803D"/>
+                <w:sz w:val="15"/>
+              </w:rPr>
+              <w:t>Settled</w:t>
+            </w:r>
+          </w:p>
+        </w:tc>
+        <w:tc>
+          <w:tcPr>
+            <w:tcW w:type="dxa" w:w="1191"/>
+            <w:shd w:val="clear" w:color="auto" w:fill="F5F7FA"/>
+            <w:tcBorders>
+              <w:bottom w:val="single" w:sz="4" w:color="D0D5DD"/>
+            </w:tcBorders>
+            <w:vAlign w:val="center"/>
+          </w:tcPr>
+          <w:p>
+            <w:pPr>
+              <w:spacing w:before="40" w:after="40"/>
+              <w:jc w:val="right"/>
+            </w:pPr>
+            <w:r>
+              <w:rPr>
+                <w:rFonts w:ascii="Arial" w:hAnsi="Arial"/>
+                <w:rFonts w:ascii="Arial" w:hAnsi="Arial" w:cs="Arial"/>
+                <w:b w:val="0"/>
+                <w:i w:val="0"/>
+                <w:color w:val="4A5568"/>
+                <w:sz w:val="15"/>
+              </w:rPr>
+              <w:t>2026-04-14</w:t>
+            </w:r>
+          </w:p>
+        </w:tc>
+      </w:tr>
+      <w:tr>
+        <w:tc>
+          <w:tcPr>
+            <w:tcW w:type="dxa" w:w="1020"/>
+            <w:tcBorders>
+              <w:bottom w:val="single" w:sz="4" w:color="D0D5DD"/>
+            </w:tcBorders>
+            <w:vAlign w:val="center"/>
+          </w:tcPr>
+          <w:p>
+            <w:pPr>
+              <w:spacing w:before="40" w:after="40"/>
+            </w:pPr>
+            <w:r>
+              <w:rPr>
+                <w:rFonts w:ascii="Arial" w:hAnsi="Arial"/>
+                <w:rFonts w:ascii="Arial" w:hAnsi="Arial" w:cs="Arial"/>
+                <w:b w:val="0"/>
+                <w:i w:val="0"/>
+                <w:color w:val="4A5568"/>
+                <w:sz w:val="15"/>
+              </w:rPr>
+              <w:t>T-204745</w:t>
+            </w:r>
+          </w:p>
+        </w:tc>
+        <w:tc>
+          <w:tcPr>
+            <w:tcW w:type="dxa" w:w="1531"/>
+            <w:tcBorders>
+              <w:bottom w:val="single" w:sz="4" w:color="D0D5DD"/>
+            </w:tcBorders>
+            <w:vAlign w:val="center"/>
+          </w:tcPr>
+          <w:p>
+            <w:pPr>
+              <w:spacing w:before="40" w:after="40"/>
+            </w:pPr>
+            <w:r>
+              <w:rPr>
+                <w:rFonts w:ascii="Arial" w:hAnsi="Arial"/>
+                <w:rFonts w:ascii="Arial" w:hAnsi="Arial" w:cs="Arial"/>
+                <w:b w:val="0"/>
+                <w:i w:val="0"/>
+                <w:color w:val="4A5568"/>
+                <w:sz w:val="15"/>
+              </w:rPr>
+              <w:t>2026-04-29 10:08 UTC</w:t>
+            </w:r>
+          </w:p>
+        </w:tc>
+        <w:tc>
+          <w:tcPr>
+            <w:tcW w:type="dxa" w:w="1020"/>
+            <w:tcBorders>
+              <w:bottom w:val="single" w:sz="4" w:color="D0D5DD"/>
+            </w:tcBorders>
+            <w:vAlign w:val="center"/>
+          </w:tcPr>
+          <w:p>
+            <w:pPr>
+              <w:spacing w:before="40" w:after="40"/>
+            </w:pPr>
+            <w:r>
+              <w:rPr>
+                <w:rFonts w:ascii="Arial" w:hAnsi="Arial"/>
+                <w:rFonts w:ascii="Arial" w:hAnsi="Arial" w:cs="Arial"/>
+                <w:b w:val="0"/>
+                <w:i w:val="0"/>
+                <w:color w:val="4A5568"/>
+                <w:sz w:val="15"/>
+              </w:rPr>
+              <w:t>USDC/USD</w:t>
+            </w:r>
+          </w:p>
+        </w:tc>
+        <w:tc>
+          <w:tcPr>
+            <w:tcW w:type="dxa" w:w="680"/>
+            <w:tcBorders>
+              <w:bottom w:val="single" w:sz="4" w:color="D0D5DD"/>
+            </w:tcBorders>
+            <w:vAlign w:val="center"/>
+          </w:tcPr>
+          <w:p>
+            <w:pPr>
+              <w:spacing w:before="40" w:after="40"/>
+            </w:pPr>
+            <w:r>
+              <w:rPr>
+                <w:rFonts w:ascii="Arial" w:hAnsi="Arial"/>
+                <w:rFonts w:ascii="Arial" w:hAnsi="Arial" w:cs="Arial"/>
+                <w:b/>
+                <w:i w:val="0"/>
+                <w:color w:val="B91C1C"/>
+                <w:sz w:val="15"/>
+              </w:rPr>
+              <w:t>Sell</w:t>
+            </w:r>
+          </w:p>
+        </w:tc>
+        <w:tc>
+          <w:tcPr>
+            <w:tcW w:type="dxa" w:w="1134"/>
+            <w:tcBorders>
+              <w:bottom w:val="single" w:sz="4" w:color="D0D5DD"/>
+            </w:tcBorders>
+            <w:vAlign w:val="center"/>
+          </w:tcPr>
+          <w:p>
+            <w:pPr>
+              <w:spacing w:before="40" w:after="40"/>
+              <w:jc w:val="right"/>
+            </w:pPr>
+            <w:r>
+              <w:rPr>
+                <w:rFonts w:ascii="Arial" w:hAnsi="Arial"/>
+                <w:rFonts w:ascii="Arial" w:hAnsi="Arial" w:cs="Arial"/>
+                <w:b w:val="0"/>
+                <w:i w:val="0"/>
+                <w:color w:val="4A5568"/>
+                <w:sz w:val="15"/>
+              </w:rPr>
+              <w:t>250,000</w:t>
+            </w:r>
+          </w:p>
+        </w:tc>
+        <w:tc>
+          <w:tcPr>
+            <w:tcW w:type="dxa" w:w="1304"/>
+            <w:tcBorders>
+              <w:bottom w:val="single" w:sz="4" w:color="D0D5DD"/>
+            </w:tcBorders>
+            <w:vAlign w:val="center"/>
+          </w:tcPr>
+          <w:p>
+            <w:pPr>
+              <w:spacing w:before="40" w:after="40"/>
+              <w:jc w:val="right"/>
+            </w:pPr>
+            <w:r>
+              <w:rPr>
+                <w:rFonts w:ascii="Arial" w:hAnsi="Arial"/>
+                <w:rFonts w:ascii="Arial" w:hAnsi="Arial" w:cs="Arial"/>
+                <w:b w:val="0"/>
+                <w:i w:val="0"/>
+                <w:color w:val="4A5568"/>
+                <w:sz w:val="15"/>
+              </w:rPr>
+              <w:t>$1.0000</w:t>
+            </w:r>
+          </w:p>
+        </w:tc>
+        <w:tc>
+          <w:tcPr>
+            <w:tcW w:type="dxa" w:w="1417"/>
+            <w:tcBorders>
+              <w:bottom w:val="single" w:sz="4" w:color="D0D5DD"/>
+            </w:tcBorders>
+            <w:vAlign w:val="center"/>
+          </w:tcPr>
+          <w:p>
+            <w:pPr>
+              <w:spacing w:before="40" w:after="40"/>
+              <w:jc w:val="right"/>
+            </w:pPr>
+            <w:r>
+              <w:rPr>
+                <w:rFonts w:ascii="Arial" w:hAnsi="Arial"/>
+                <w:rFonts w:ascii="Arial" w:hAnsi="Arial" w:cs="Arial"/>
+                <w:b w:val="0"/>
+                <w:i w:val="0"/>
+                <w:color w:val="4A5568"/>
+                <w:sz w:val="15"/>
+              </w:rPr>
+              <w:t>$250,000.00</w:t>
+            </w:r>
+          </w:p>
+        </w:tc>
+        <w:tc>
+          <w:tcPr>
+            <w:tcW w:type="dxa" w:w="907"/>
+            <w:tcBorders>
+              <w:bottom w:val="single" w:sz="4" w:color="D0D5DD"/>
+            </w:tcBorders>
+            <w:vAlign w:val="center"/>
+          </w:tcPr>
+          <w:p>
+            <w:pPr>
+              <w:spacing w:before="40" w:after="40"/>
+              <w:jc w:val="right"/>
+            </w:pPr>
+            <w:r>
+              <w:rPr>
+                <w:rFonts w:ascii="Arial" w:hAnsi="Arial"/>
+                <w:rFonts w:ascii="Arial" w:hAnsi="Arial" w:cs="Arial"/>
+                <w:b w:val="0"/>
+                <w:i w:val="0"/>
+                <w:color w:val="15803D"/>
+                <w:sz w:val="15"/>
+              </w:rPr>
+              <w:t>Settled</w:t>
+            </w:r>
+          </w:p>
+        </w:tc>
+        <w:tc>
+          <w:tcPr>
+            <w:tcW w:type="dxa" w:w="1191"/>
+            <w:tcBorders>
+              <w:bottom w:val="single" w:sz="4" w:color="D0D5DD"/>
+            </w:tcBorders>
+            <w:vAlign w:val="center"/>
+          </w:tcPr>
+          <w:p>
+            <w:pPr>
+              <w:spacing w:before="40" w:after="40"/>
+              <w:jc w:val="right"/>
+            </w:pPr>
+            <w:r>
+              <w:rPr>
+                <w:rFonts w:ascii="Arial" w:hAnsi="Arial"/>
+                <w:rFonts w:ascii="Arial" w:hAnsi="Arial" w:cs="Arial"/>
+                <w:b w:val="0"/>
+                <w:i w:val="0"/>
+                <w:color w:val="4A5568"/>
+                <w:sz w:val="15"/>
+              </w:rPr>
+              <w:t>2026-04-29</w:t>
+            </w:r>
+          </w:p>
+        </w:tc>
+      </w:tr>
+      <w:tr>
+        <w:tc>
+          <w:tcPr>
+            <w:tcW w:type="dxa" w:w="1020"/>
+            <w:shd w:val="clear" w:color="auto" w:fill="F5F7FA"/>
+            <w:tcBorders>
+              <w:bottom w:val="single" w:sz="4" w:color="D0D5DD"/>
+            </w:tcBorders>
+            <w:vAlign w:val="center"/>
+          </w:tcPr>
+          <w:p>
+            <w:pPr>
+              <w:spacing w:before="40" w:after="40"/>
+            </w:pPr>
+            <w:r>
+              <w:rPr>
+                <w:rFonts w:ascii="Arial" w:hAnsi="Arial"/>
+                <w:rFonts w:ascii="Arial" w:hAnsi="Arial" w:cs="Arial"/>
+                <w:b w:val="0"/>
+                <w:i w:val="0"/>
+                <w:color w:val="4A5568"/>
+                <w:sz w:val="15"/>
+              </w:rPr>
+              <w:t>T-204738</w:t>
+            </w:r>
+          </w:p>
+        </w:tc>
+        <w:tc>
+          <w:tcPr>
+            <w:tcW w:type="dxa" w:w="1531"/>
+            <w:shd w:val="clear" w:color="auto" w:fill="F5F7FA"/>
+            <w:tcBorders>
+              <w:bottom w:val="single" w:sz="4" w:color="D0D5DD"/>
+            </w:tcBorders>
+            <w:vAlign w:val="center"/>
+          </w:tcPr>
+          <w:p>
+            <w:pPr>
+              <w:spacing w:before="40" w:after="40"/>
+            </w:pPr>
+            <w:r>
+              <w:rPr>
+                <w:rFonts w:ascii="Arial" w:hAnsi="Arial"/>
+                <w:rFonts w:ascii="Arial" w:hAnsi="Arial" w:cs="Arial"/>
+                <w:b w:val="0"/>
+                <w:i w:val="0"/>
+                <w:color w:val="4A5568"/>
+                <w:sz w:val="15"/>
+              </w:rPr>
+              <w:t>2026-04-26 15:20 UTC</w:t>
+            </w:r>
+          </w:p>
+        </w:tc>
+        <w:tc>
+          <w:tcPr>
+            <w:tcW w:type="dxa" w:w="1020"/>
+            <w:shd w:val="clear" w:color="auto" w:fill="F5F7FA"/>
+            <w:tcBorders>
+              <w:bottom w:val="single" w:sz="4" w:color="D0D5DD"/>
+            </w:tcBorders>
+            <w:vAlign w:val="center"/>
+          </w:tcPr>
+          <w:p>
+            <w:pPr>
+              <w:spacing w:before="40" w:after="40"/>
+            </w:pPr>
+            <w:r>
+              <w:rPr>
+                <w:rFonts w:ascii="Arial" w:hAnsi="Arial"/>
+                <w:rFonts w:ascii="Arial" w:hAnsi="Arial" w:cs="Arial"/>
+                <w:b w:val="0"/>
+                <w:i w:val="0"/>
+                <w:color w:val="4A5568"/>
+                <w:sz w:val="15"/>
+              </w:rPr>
+              <w:t>ETH/USD</w:t>
+            </w:r>
+          </w:p>
+        </w:tc>
+        <w:tc>
+          <w:tcPr>
+            <w:tcW w:type="dxa" w:w="680"/>
+            <w:shd w:val="clear" w:color="auto" w:fill="F5F7FA"/>
+            <w:tcBorders>
+              <w:bottom w:val="single" w:sz="4" w:color="D0D5DD"/>
+            </w:tcBorders>
+            <w:vAlign w:val="center"/>
+          </w:tcPr>
+          <w:p>
+            <w:pPr>
+              <w:spacing w:before="40" w:after="40"/>
+            </w:pPr>
+            <w:r>
+              <w:rPr>
+                <w:rFonts w:ascii="Arial" w:hAnsi="Arial"/>
+                <w:rFonts w:ascii="Arial" w:hAnsi="Arial" w:cs="Arial"/>
+                <w:b/>
+                <w:i w:val="0"/>
+                <w:color w:val="B91C1C"/>
+                <w:sz w:val="15"/>
+              </w:rPr>
+              <w:t>Sell</w:t>
+            </w:r>
+          </w:p>
+        </w:tc>
+        <w:tc>
+          <w:tcPr>
+            <w:tcW w:type="dxa" w:w="1134"/>
+            <w:shd w:val="clear" w:color="auto" w:fill="F5F7FA"/>
+            <w:tcBorders>
+              <w:bottom w:val="single" w:sz="4" w:color="D0D5DD"/>
+            </w:tcBorders>
+            <w:vAlign w:val="center"/>
+          </w:tcPr>
+          <w:p>
+            <w:pPr>
+              <w:spacing w:before="40" w:after="40"/>
+              <w:jc w:val="right"/>
+            </w:pPr>
+            <w:r>
+              <w:rPr>
+                <w:rFonts w:ascii="Arial" w:hAnsi="Arial"/>
+                <w:rFonts w:ascii="Arial" w:hAnsi="Arial" w:cs="Arial"/>
+                <w:b w:val="0"/>
+                <w:i w:val="0"/>
+                <w:color w:val="4A5568"/>
+                <w:sz w:val="15"/>
+              </w:rPr>
+              <w:t>50</w:t>
+            </w:r>
+          </w:p>
+        </w:tc>
+        <w:tc>
+          <w:tcPr>
+            <w:tcW w:type="dxa" w:w="1304"/>
+            <w:shd w:val="clear" w:color="auto" w:fill="F5F7FA"/>
+            <w:tcBorders>
+              <w:bottom w:val="single" w:sz="4" w:color="D0D5DD"/>
+            </w:tcBorders>
+            <w:vAlign w:val="center"/>
+          </w:tcPr>
+          <w:p>
+            <w:pPr>
+              <w:spacing w:before="40" w:after="40"/>
+              <w:jc w:val="right"/>
+            </w:pPr>
+            <w:r>
+              <w:rPr>
+                <w:rFonts w:ascii="Arial" w:hAnsi="Arial"/>
+                <w:rFonts w:ascii="Arial" w:hAnsi="Arial" w:cs="Arial"/>
+                <w:b w:val="0"/>
+                <w:i w:val="0"/>
+                <w:color w:val="4A5568"/>
+                <w:sz w:val="15"/>
+              </w:rPr>
+              <w:t>$4,230.00</w:t>
+            </w:r>
+          </w:p>
+        </w:tc>
+        <w:tc>
+          <w:tcPr>
+            <w:tcW w:type="dxa" w:w="1417"/>
+            <w:shd w:val="clear" w:color="auto" w:fill="F5F7FA"/>
+            <w:tcBorders>
+              <w:bottom w:val="single" w:sz="4" w:color="D0D5DD"/>
+            </w:tcBorders>
+            <w:vAlign w:val="center"/>
+          </w:tcPr>
+          <w:p>
+            <w:pPr>
+              <w:spacing w:before="40" w:after="40"/>
+              <w:jc w:val="right"/>
+            </w:pPr>
+            <w:r>
+              <w:rPr>
+                <w:rFonts w:ascii="Arial" w:hAnsi="Arial"/>
+                <w:rFonts w:ascii="Arial" w:hAnsi="Arial" w:cs="Arial"/>
+                <w:b w:val="0"/>
+                <w:i w:val="0"/>
+                <w:color w:val="4A5568"/>
+                <w:sz w:val="15"/>
+              </w:rPr>
+              <w:t>$211,500.00</w:t>
+            </w:r>
+          </w:p>
+        </w:tc>
+        <w:tc>
+          <w:tcPr>
+            <w:tcW w:type="dxa" w:w="907"/>
+            <w:shd w:val="clear" w:color="auto" w:fill="F5F7FA"/>
+            <w:tcBorders>
+              <w:bottom w:val="single" w:sz="4" w:color="D0D5DD"/>
+            </w:tcBorders>
+            <w:vAlign w:val="center"/>
+          </w:tcPr>
+          <w:p>
+            <w:pPr>
+              <w:spacing w:before="40" w:after="40"/>
+              <w:jc w:val="right"/>
+            </w:pPr>
+            <w:r>
+              <w:rPr>
+                <w:rFonts w:ascii="Arial" w:hAnsi="Arial"/>
+                <w:rFonts w:ascii="Arial" w:hAnsi="Arial" w:cs="Arial"/>
+                <w:b w:val="0"/>
+                <w:i w:val="0"/>
+                <w:color w:val="15803D"/>
+                <w:sz w:val="15"/>
+              </w:rPr>
+              <w:t>Settled</w:t>
+            </w:r>
+          </w:p>
+        </w:tc>
+        <w:tc>
+          <w:tcPr>
+            <w:tcW w:type="dxa" w:w="1191"/>
+            <w:shd w:val="clear" w:color="auto" w:fill="F5F7FA"/>
+            <w:tcBorders>
+              <w:bottom w:val="single" w:sz="4" w:color="D0D5DD"/>
+            </w:tcBorders>
+            <w:vAlign w:val="center"/>
+          </w:tcPr>
+          <w:p>
+            <w:pPr>
+              <w:spacing w:before="40" w:after="40"/>
+              <w:jc w:val="right"/>
+            </w:pPr>
+            <w:r>
+              <w:rPr>
+                <w:rFonts w:ascii="Arial" w:hAnsi="Arial"/>
+                <w:rFonts w:ascii="Arial" w:hAnsi="Arial" w:cs="Arial"/>
+                <w:b w:val="0"/>
+                <w:i w:val="0"/>
+                <w:color w:val="4A5568"/>
+                <w:sz w:val="15"/>
+              </w:rPr>
+              <w:t>2026-04-26</w:t>
+            </w:r>
+          </w:p>
+        </w:tc>
+      </w:tr>
+      <w:tr>
+        <w:tc>
+          <w:tcPr>
+            <w:tcW w:type="dxa" w:w="1020"/>
             <w:shd w:val="clear" w:color="auto" w:fill="E5EBF1"/>
             <w:tcBorders>
               <w:bottom w:val="single" w:sz="4" w:color="D0D5DD"/>
@@ -5123,7 +7015,7 @@
                 <w:color w:val="0A2342"/>
                 <w:sz w:val="15"/>
               </w:rPr>
-              <w:t>Total (16 trades)</w:t>
+              <w:t>Total (24 trades)</w:t>
             </w:r>
           </w:p>
         </w:tc>
@@ -5277,7 +7169,7 @@
                 <w:color w:val="0A2342"/>
                 <w:sz w:val="15"/>
               </w:rPr>
-              <w:t>$6,625,538.64</w:t>
+              <w:t>$10,302,038.64</w:t>
             </w:r>
           </w:p>
         </w:tc>
@@ -5304,7 +7196,7 @@
                 <w:color w:val="0A2342"/>
                 <w:sz w:val="15"/>
               </w:rPr>
-              <w:t>14 Settled / 2 Unsettled</w:t>
+              <w:t>22 Settled / 2 Unsettled</w:t>
             </w:r>
           </w:p>
         </w:tc>
@@ -11513,6 +13405,3350 @@
         <w:tc>
           <w:tcPr>
             <w:tcW w:type="dxa" w:w="907"/>
+            <w:tcBorders>
+              <w:bottom w:val="single" w:sz="4" w:color="D0D5DD"/>
+            </w:tcBorders>
+            <w:vAlign w:val="center"/>
+          </w:tcPr>
+          <w:p>
+            <w:pPr>
+              <w:spacing w:before="40" w:after="40"/>
+            </w:pPr>
+            <w:r>
+              <w:rPr>
+                <w:rFonts w:ascii="Arial" w:hAnsi="Arial"/>
+                <w:rFonts w:ascii="Arial" w:hAnsi="Arial" w:cs="Arial"/>
+                <w:b w:val="0"/>
+                <w:i w:val="0"/>
+                <w:color w:val="4A5568"/>
+                <w:sz w:val="13"/>
+              </w:rPr>
+              <w:t>T-204700</w:t>
+            </w:r>
+          </w:p>
+        </w:tc>
+        <w:tc>
+          <w:tcPr>
+            <w:tcW w:type="dxa" w:w="1020"/>
+            <w:tcBorders>
+              <w:bottom w:val="single" w:sz="4" w:color="D0D5DD"/>
+            </w:tcBorders>
+            <w:vAlign w:val="center"/>
+          </w:tcPr>
+          <w:p>
+            <w:pPr>
+              <w:spacing w:before="40" w:after="40"/>
+            </w:pPr>
+            <w:r>
+              <w:rPr>
+                <w:rFonts w:ascii="Arial" w:hAnsi="Arial"/>
+                <w:rFonts w:ascii="Arial" w:hAnsi="Arial" w:cs="Arial"/>
+                <w:b w:val="0"/>
+                <w:i w:val="0"/>
+                <w:color w:val="4A5568"/>
+                <w:sz w:val="13"/>
+              </w:rPr>
+              <w:t>2026-04-04</w:t>
+            </w:r>
+          </w:p>
+        </w:tc>
+        <w:tc>
+          <w:tcPr>
+            <w:tcW w:type="dxa" w:w="1134"/>
+            <w:tcBorders>
+              <w:bottom w:val="single" w:sz="4" w:color="D0D5DD"/>
+            </w:tcBorders>
+            <w:vAlign w:val="center"/>
+          </w:tcPr>
+          <w:p>
+            <w:pPr>
+              <w:spacing w:before="40" w:after="40"/>
+            </w:pPr>
+            <w:r>
+              <w:rPr>
+                <w:rFonts w:ascii="Arial" w:hAnsi="Arial"/>
+                <w:rFonts w:ascii="Arial" w:hAnsi="Arial" w:cs="Arial"/>
+                <w:b/>
+                <w:i w:val="0"/>
+                <w:color w:val="15803D"/>
+                <w:sz w:val="13"/>
+              </w:rPr>
+              <w:t>Received (in)</w:t>
+            </w:r>
+          </w:p>
+        </w:tc>
+        <w:tc>
+          <w:tcPr>
+            <w:tcW w:type="dxa" w:w="680"/>
+            <w:tcBorders>
+              <w:bottom w:val="single" w:sz="4" w:color="D0D5DD"/>
+            </w:tcBorders>
+            <w:vAlign w:val="center"/>
+          </w:tcPr>
+          <w:p>
+            <w:pPr>
+              <w:spacing w:before="40" w:after="40"/>
+            </w:pPr>
+            <w:r>
+              <w:rPr>
+                <w:rFonts w:ascii="Arial" w:hAnsi="Arial"/>
+                <w:rFonts w:ascii="Arial" w:hAnsi="Arial" w:cs="Arial"/>
+                <w:b w:val="0"/>
+                <w:i w:val="0"/>
+                <w:color w:val="4A5568"/>
+                <w:sz w:val="13"/>
+              </w:rPr>
+              <w:t>USDC</w:t>
+            </w:r>
+          </w:p>
+        </w:tc>
+        <w:tc>
+          <w:tcPr>
+            <w:tcW w:type="dxa" w:w="1020"/>
+            <w:tcBorders>
+              <w:bottom w:val="single" w:sz="4" w:color="D0D5DD"/>
+            </w:tcBorders>
+            <w:vAlign w:val="center"/>
+          </w:tcPr>
+          <w:p>
+            <w:pPr>
+              <w:spacing w:before="40" w:after="40"/>
+            </w:pPr>
+            <w:r>
+              <w:rPr>
+                <w:rFonts w:ascii="Arial" w:hAnsi="Arial"/>
+                <w:rFonts w:ascii="Arial" w:hAnsi="Arial" w:cs="Arial"/>
+                <w:b w:val="0"/>
+                <w:i w:val="0"/>
+                <w:color w:val="4A5568"/>
+                <w:sz w:val="13"/>
+              </w:rPr>
+              <w:t>Ethereum</w:t>
+            </w:r>
+          </w:p>
+        </w:tc>
+        <w:tc>
+          <w:tcPr>
+            <w:tcW w:type="dxa" w:w="1134"/>
+            <w:tcBorders>
+              <w:bottom w:val="single" w:sz="4" w:color="D0D5DD"/>
+            </w:tcBorders>
+            <w:vAlign w:val="center"/>
+          </w:tcPr>
+          <w:p>
+            <w:pPr>
+              <w:spacing w:before="40" w:after="40"/>
+              <w:jc w:val="right"/>
+            </w:pPr>
+            <w:r>
+              <w:rPr>
+                <w:rFonts w:ascii="Arial" w:hAnsi="Arial"/>
+                <w:rFonts w:ascii="Arial" w:hAnsi="Arial" w:cs="Arial"/>
+                <w:b w:val="0"/>
+                <w:i w:val="0"/>
+                <w:color w:val="4A5568"/>
+                <w:sz w:val="13"/>
+              </w:rPr>
+              <w:t>+500,000.0000</w:t>
+            </w:r>
+          </w:p>
+        </w:tc>
+        <w:tc>
+          <w:tcPr>
+            <w:tcW w:type="dxa" w:w="1134"/>
+            <w:tcBorders>
+              <w:bottom w:val="single" w:sz="4" w:color="D0D5DD"/>
+            </w:tcBorders>
+            <w:vAlign w:val="center"/>
+          </w:tcPr>
+          <w:p>
+            <w:pPr>
+              <w:spacing w:before="40" w:after="40"/>
+              <w:jc w:val="right"/>
+            </w:pPr>
+            <w:r>
+              <w:rPr>
+                <w:rFonts w:ascii="Arial" w:hAnsi="Arial"/>
+                <w:rFonts w:ascii="Arial" w:hAnsi="Arial" w:cs="Arial"/>
+                <w:b w:val="0"/>
+                <w:i w:val="0"/>
+                <w:color w:val="15803D"/>
+                <w:sz w:val="13"/>
+              </w:rPr>
+              <w:t>$500,000.00</w:t>
+            </w:r>
+          </w:p>
+        </w:tc>
+        <w:tc>
+          <w:tcPr>
+            <w:tcW w:type="dxa" w:w="3175"/>
+            <w:tcBorders>
+              <w:bottom w:val="single" w:sz="4" w:color="D0D5DD"/>
+            </w:tcBorders>
+            <w:vAlign w:val="center"/>
+          </w:tcPr>
+          <w:p>
+            <w:pPr>
+              <w:spacing w:before="40" w:after="40"/>
+              <w:jc w:val="right"/>
+            </w:pPr>
+            <w:r>
+              <w:rPr>
+                <w:rFonts w:ascii="Arial" w:hAnsi="Arial"/>
+                <w:rFonts w:ascii="Arial" w:hAnsi="Arial" w:cs="Arial"/>
+                <w:b w:val="0"/>
+                <w:i w:val="0"/>
+                <w:color w:val="4A5568"/>
+                <w:sz w:val="13"/>
+              </w:rPr>
+              <w:t>0x22cb4a2df220a42dd5adfd399ed4a3d793e950fc67a2078425874b0eaa76ffa8</w:t>
+            </w:r>
+          </w:p>
+        </w:tc>
+      </w:tr>
+      <w:tr>
+        <w:tc>
+          <w:tcPr>
+            <w:tcW w:type="dxa" w:w="907"/>
+            <w:shd w:val="clear" w:color="auto" w:fill="F5F7FA"/>
+            <w:tcBorders>
+              <w:bottom w:val="single" w:sz="4" w:color="D0D5DD"/>
+            </w:tcBorders>
+            <w:vAlign w:val="center"/>
+          </w:tcPr>
+          <w:p>
+            <w:pPr>
+              <w:spacing w:before="40" w:after="40"/>
+            </w:pPr>
+            <w:r>
+              <w:rPr>
+                <w:rFonts w:ascii="Arial" w:hAnsi="Arial"/>
+                <w:rFonts w:ascii="Arial" w:hAnsi="Arial" w:cs="Arial"/>
+                <w:b w:val="0"/>
+                <w:i w:val="0"/>
+                <w:color w:val="4A5568"/>
+                <w:sz w:val="13"/>
+              </w:rPr>
+              <w:t>T-204700</w:t>
+            </w:r>
+          </w:p>
+        </w:tc>
+        <w:tc>
+          <w:tcPr>
+            <w:tcW w:type="dxa" w:w="1020"/>
+            <w:shd w:val="clear" w:color="auto" w:fill="F5F7FA"/>
+            <w:tcBorders>
+              <w:bottom w:val="single" w:sz="4" w:color="D0D5DD"/>
+            </w:tcBorders>
+            <w:vAlign w:val="center"/>
+          </w:tcPr>
+          <w:p>
+            <w:pPr>
+              <w:spacing w:before="40" w:after="40"/>
+            </w:pPr>
+            <w:r>
+              <w:rPr>
+                <w:rFonts w:ascii="Arial" w:hAnsi="Arial"/>
+                <w:rFonts w:ascii="Arial" w:hAnsi="Arial" w:cs="Arial"/>
+                <w:b w:val="0"/>
+                <w:i w:val="0"/>
+                <w:color w:val="4A5568"/>
+                <w:sz w:val="13"/>
+              </w:rPr>
+              <w:t>2026-04-04</w:t>
+            </w:r>
+          </w:p>
+        </w:tc>
+        <w:tc>
+          <w:tcPr>
+            <w:tcW w:type="dxa" w:w="1134"/>
+            <w:shd w:val="clear" w:color="auto" w:fill="F5F7FA"/>
+            <w:tcBorders>
+              <w:bottom w:val="single" w:sz="4" w:color="D0D5DD"/>
+            </w:tcBorders>
+            <w:vAlign w:val="center"/>
+          </w:tcPr>
+          <w:p>
+            <w:pPr>
+              <w:spacing w:before="40" w:after="40"/>
+            </w:pPr>
+            <w:r>
+              <w:rPr>
+                <w:rFonts w:ascii="Arial" w:hAnsi="Arial"/>
+                <w:rFonts w:ascii="Arial" w:hAnsi="Arial" w:cs="Arial"/>
+                <w:b/>
+                <w:i w:val="0"/>
+                <w:color w:val="B91C1C"/>
+                <w:sz w:val="13"/>
+              </w:rPr>
+              <w:t>Paid (out)</w:t>
+            </w:r>
+          </w:p>
+        </w:tc>
+        <w:tc>
+          <w:tcPr>
+            <w:tcW w:type="dxa" w:w="680"/>
+            <w:shd w:val="clear" w:color="auto" w:fill="F5F7FA"/>
+            <w:tcBorders>
+              <w:bottom w:val="single" w:sz="4" w:color="D0D5DD"/>
+            </w:tcBorders>
+            <w:vAlign w:val="center"/>
+          </w:tcPr>
+          <w:p>
+            <w:pPr>
+              <w:spacing w:before="40" w:after="40"/>
+            </w:pPr>
+            <w:r>
+              <w:rPr>
+                <w:rFonts w:ascii="Arial" w:hAnsi="Arial"/>
+                <w:rFonts w:ascii="Arial" w:hAnsi="Arial" w:cs="Arial"/>
+                <w:b w:val="0"/>
+                <w:i w:val="0"/>
+                <w:color w:val="4A5568"/>
+                <w:sz w:val="13"/>
+              </w:rPr>
+              <w:t>USD</w:t>
+            </w:r>
+          </w:p>
+        </w:tc>
+        <w:tc>
+          <w:tcPr>
+            <w:tcW w:type="dxa" w:w="1020"/>
+            <w:shd w:val="clear" w:color="auto" w:fill="F5F7FA"/>
+            <w:tcBorders>
+              <w:bottom w:val="single" w:sz="4" w:color="D0D5DD"/>
+            </w:tcBorders>
+            <w:vAlign w:val="center"/>
+          </w:tcPr>
+          <w:p>
+            <w:pPr>
+              <w:spacing w:before="40" w:after="40"/>
+            </w:pPr>
+            <w:r>
+              <w:rPr>
+                <w:rFonts w:ascii="Arial" w:hAnsi="Arial"/>
+                <w:rFonts w:ascii="Arial" w:hAnsi="Arial" w:cs="Arial"/>
+                <w:b w:val="0"/>
+                <w:i w:val="0"/>
+                <w:color w:val="4A5568"/>
+                <w:sz w:val="13"/>
+              </w:rPr>
+              <w:t>Bank</w:t>
+            </w:r>
+          </w:p>
+        </w:tc>
+        <w:tc>
+          <w:tcPr>
+            <w:tcW w:type="dxa" w:w="1134"/>
+            <w:shd w:val="clear" w:color="auto" w:fill="F5F7FA"/>
+            <w:tcBorders>
+              <w:bottom w:val="single" w:sz="4" w:color="D0D5DD"/>
+            </w:tcBorders>
+            <w:vAlign w:val="center"/>
+          </w:tcPr>
+          <w:p>
+            <w:pPr>
+              <w:spacing w:before="40" w:after="40"/>
+              <w:jc w:val="right"/>
+            </w:pPr>
+            <w:r>
+              <w:rPr>
+                <w:rFonts w:ascii="Arial" w:hAnsi="Arial"/>
+                <w:rFonts w:ascii="Arial" w:hAnsi="Arial" w:cs="Arial"/>
+                <w:b w:val="0"/>
+                <w:i w:val="0"/>
+                <w:color w:val="4A5568"/>
+                <w:sz w:val="13"/>
+              </w:rPr>
+              <w:t>-500,000.0000</w:t>
+            </w:r>
+          </w:p>
+        </w:tc>
+        <w:tc>
+          <w:tcPr>
+            <w:tcW w:type="dxa" w:w="1134"/>
+            <w:shd w:val="clear" w:color="auto" w:fill="F5F7FA"/>
+            <w:tcBorders>
+              <w:bottom w:val="single" w:sz="4" w:color="D0D5DD"/>
+            </w:tcBorders>
+            <w:vAlign w:val="center"/>
+          </w:tcPr>
+          <w:p>
+            <w:pPr>
+              <w:spacing w:before="40" w:after="40"/>
+              <w:jc w:val="right"/>
+            </w:pPr>
+            <w:r>
+              <w:rPr>
+                <w:rFonts w:ascii="Arial" w:hAnsi="Arial"/>
+                <w:rFonts w:ascii="Arial" w:hAnsi="Arial" w:cs="Arial"/>
+                <w:b w:val="0"/>
+                <w:i w:val="0"/>
+                <w:color w:val="B91C1C"/>
+                <w:sz w:val="13"/>
+              </w:rPr>
+              <w:t>-$500,000.00</w:t>
+            </w:r>
+          </w:p>
+        </w:tc>
+        <w:tc>
+          <w:tcPr>
+            <w:tcW w:type="dxa" w:w="3175"/>
+            <w:shd w:val="clear" w:color="auto" w:fill="F5F7FA"/>
+            <w:tcBorders>
+              <w:bottom w:val="single" w:sz="4" w:color="D0D5DD"/>
+            </w:tcBorders>
+            <w:vAlign w:val="center"/>
+          </w:tcPr>
+          <w:p>
+            <w:pPr>
+              <w:spacing w:before="40" w:after="40"/>
+              <w:jc w:val="right"/>
+            </w:pPr>
+            <w:r>
+              <w:rPr>
+                <w:rFonts w:ascii="Arial" w:hAnsi="Arial"/>
+                <w:rFonts w:ascii="Arial" w:hAnsi="Arial" w:cs="Arial"/>
+                <w:b w:val="0"/>
+                <w:i w:val="0"/>
+                <w:color w:val="4A5568"/>
+                <w:sz w:val="13"/>
+              </w:rPr>
+              <w:t>MT103-3DA915-EEB5F391</w:t>
+            </w:r>
+          </w:p>
+        </w:tc>
+      </w:tr>
+      <w:tr>
+        <w:tc>
+          <w:tcPr>
+            <w:tcW w:type="dxa" w:w="907"/>
+            <w:tcBorders>
+              <w:bottom w:val="single" w:sz="4" w:color="D0D5DD"/>
+            </w:tcBorders>
+            <w:vAlign w:val="center"/>
+          </w:tcPr>
+          <w:p>
+            <w:pPr>
+              <w:spacing w:before="40" w:after="40"/>
+            </w:pPr>
+            <w:r>
+              <w:rPr>
+                <w:rFonts w:ascii="Arial" w:hAnsi="Arial"/>
+                <w:rFonts w:ascii="Arial" w:hAnsi="Arial" w:cs="Arial"/>
+                <w:b w:val="0"/>
+                <w:i w:val="0"/>
+                <w:color w:val="4A5568"/>
+                <w:sz w:val="13"/>
+              </w:rPr>
+              <w:t>T-204711</w:t>
+            </w:r>
+          </w:p>
+        </w:tc>
+        <w:tc>
+          <w:tcPr>
+            <w:tcW w:type="dxa" w:w="1020"/>
+            <w:tcBorders>
+              <w:bottom w:val="single" w:sz="4" w:color="D0D5DD"/>
+            </w:tcBorders>
+            <w:vAlign w:val="center"/>
+          </w:tcPr>
+          <w:p>
+            <w:pPr>
+              <w:spacing w:before="40" w:after="40"/>
+            </w:pPr>
+            <w:r>
+              <w:rPr>
+                <w:rFonts w:ascii="Arial" w:hAnsi="Arial"/>
+                <w:rFonts w:ascii="Arial" w:hAnsi="Arial" w:cs="Arial"/>
+                <w:b w:val="0"/>
+                <w:i w:val="0"/>
+                <w:color w:val="4A5568"/>
+                <w:sz w:val="13"/>
+              </w:rPr>
+              <w:t>2026-04-11</w:t>
+            </w:r>
+          </w:p>
+        </w:tc>
+        <w:tc>
+          <w:tcPr>
+            <w:tcW w:type="dxa" w:w="1134"/>
+            <w:tcBorders>
+              <w:bottom w:val="single" w:sz="4" w:color="D0D5DD"/>
+            </w:tcBorders>
+            <w:vAlign w:val="center"/>
+          </w:tcPr>
+          <w:p>
+            <w:pPr>
+              <w:spacing w:before="40" w:after="40"/>
+            </w:pPr>
+            <w:r>
+              <w:rPr>
+                <w:rFonts w:ascii="Arial" w:hAnsi="Arial"/>
+                <w:rFonts w:ascii="Arial" w:hAnsi="Arial" w:cs="Arial"/>
+                <w:b/>
+                <w:i w:val="0"/>
+                <w:color w:val="15803D"/>
+                <w:sz w:val="13"/>
+              </w:rPr>
+              <w:t>Received (in)</w:t>
+            </w:r>
+          </w:p>
+        </w:tc>
+        <w:tc>
+          <w:tcPr>
+            <w:tcW w:type="dxa" w:w="680"/>
+            <w:tcBorders>
+              <w:bottom w:val="single" w:sz="4" w:color="D0D5DD"/>
+            </w:tcBorders>
+            <w:vAlign w:val="center"/>
+          </w:tcPr>
+          <w:p>
+            <w:pPr>
+              <w:spacing w:before="40" w:after="40"/>
+            </w:pPr>
+            <w:r>
+              <w:rPr>
+                <w:rFonts w:ascii="Arial" w:hAnsi="Arial"/>
+                <w:rFonts w:ascii="Arial" w:hAnsi="Arial" w:cs="Arial"/>
+                <w:b w:val="0"/>
+                <w:i w:val="0"/>
+                <w:color w:val="4A5568"/>
+                <w:sz w:val="13"/>
+              </w:rPr>
+              <w:t>USDC</w:t>
+            </w:r>
+          </w:p>
+        </w:tc>
+        <w:tc>
+          <w:tcPr>
+            <w:tcW w:type="dxa" w:w="1020"/>
+            <w:tcBorders>
+              <w:bottom w:val="single" w:sz="4" w:color="D0D5DD"/>
+            </w:tcBorders>
+            <w:vAlign w:val="center"/>
+          </w:tcPr>
+          <w:p>
+            <w:pPr>
+              <w:spacing w:before="40" w:after="40"/>
+            </w:pPr>
+            <w:r>
+              <w:rPr>
+                <w:rFonts w:ascii="Arial" w:hAnsi="Arial"/>
+                <w:rFonts w:ascii="Arial" w:hAnsi="Arial" w:cs="Arial"/>
+                <w:b w:val="0"/>
+                <w:i w:val="0"/>
+                <w:color w:val="4A5568"/>
+                <w:sz w:val="13"/>
+              </w:rPr>
+              <w:t>Ethereum</w:t>
+            </w:r>
+          </w:p>
+        </w:tc>
+        <w:tc>
+          <w:tcPr>
+            <w:tcW w:type="dxa" w:w="1134"/>
+            <w:tcBorders>
+              <w:bottom w:val="single" w:sz="4" w:color="D0D5DD"/>
+            </w:tcBorders>
+            <w:vAlign w:val="center"/>
+          </w:tcPr>
+          <w:p>
+            <w:pPr>
+              <w:spacing w:before="40" w:after="40"/>
+              <w:jc w:val="right"/>
+            </w:pPr>
+            <w:r>
+              <w:rPr>
+                <w:rFonts w:ascii="Arial" w:hAnsi="Arial"/>
+                <w:rFonts w:ascii="Arial" w:hAnsi="Arial" w:cs="Arial"/>
+                <w:b w:val="0"/>
+                <w:i w:val="0"/>
+                <w:color w:val="4A5568"/>
+                <w:sz w:val="13"/>
+              </w:rPr>
+              <w:t>+750,000.0000</w:t>
+            </w:r>
+          </w:p>
+        </w:tc>
+        <w:tc>
+          <w:tcPr>
+            <w:tcW w:type="dxa" w:w="1134"/>
+            <w:tcBorders>
+              <w:bottom w:val="single" w:sz="4" w:color="D0D5DD"/>
+            </w:tcBorders>
+            <w:vAlign w:val="center"/>
+          </w:tcPr>
+          <w:p>
+            <w:pPr>
+              <w:spacing w:before="40" w:after="40"/>
+              <w:jc w:val="right"/>
+            </w:pPr>
+            <w:r>
+              <w:rPr>
+                <w:rFonts w:ascii="Arial" w:hAnsi="Arial"/>
+                <w:rFonts w:ascii="Arial" w:hAnsi="Arial" w:cs="Arial"/>
+                <w:b w:val="0"/>
+                <w:i w:val="0"/>
+                <w:color w:val="15803D"/>
+                <w:sz w:val="13"/>
+              </w:rPr>
+              <w:t>$750,000.00</w:t>
+            </w:r>
+          </w:p>
+        </w:tc>
+        <w:tc>
+          <w:tcPr>
+            <w:tcW w:type="dxa" w:w="3175"/>
+            <w:tcBorders>
+              <w:bottom w:val="single" w:sz="4" w:color="D0D5DD"/>
+            </w:tcBorders>
+            <w:vAlign w:val="center"/>
+          </w:tcPr>
+          <w:p>
+            <w:pPr>
+              <w:spacing w:before="40" w:after="40"/>
+              <w:jc w:val="right"/>
+            </w:pPr>
+            <w:r>
+              <w:rPr>
+                <w:rFonts w:ascii="Arial" w:hAnsi="Arial"/>
+                <w:rFonts w:ascii="Arial" w:hAnsi="Arial" w:cs="Arial"/>
+                <w:b w:val="0"/>
+                <w:i w:val="0"/>
+                <w:color w:val="4A5568"/>
+                <w:sz w:val="13"/>
+              </w:rPr>
+              <w:t>0x3ce8ae07bb1e720c505541aabbda70235abf740af9b44f001e70d75cde9c7e05</w:t>
+            </w:r>
+          </w:p>
+        </w:tc>
+      </w:tr>
+      <w:tr>
+        <w:tc>
+          <w:tcPr>
+            <w:tcW w:type="dxa" w:w="907"/>
+            <w:shd w:val="clear" w:color="auto" w:fill="F5F7FA"/>
+            <w:tcBorders>
+              <w:bottom w:val="single" w:sz="4" w:color="D0D5DD"/>
+            </w:tcBorders>
+            <w:vAlign w:val="center"/>
+          </w:tcPr>
+          <w:p>
+            <w:pPr>
+              <w:spacing w:before="40" w:after="40"/>
+            </w:pPr>
+            <w:r>
+              <w:rPr>
+                <w:rFonts w:ascii="Arial" w:hAnsi="Arial"/>
+                <w:rFonts w:ascii="Arial" w:hAnsi="Arial" w:cs="Arial"/>
+                <w:b w:val="0"/>
+                <w:i w:val="0"/>
+                <w:color w:val="4A5568"/>
+                <w:sz w:val="13"/>
+              </w:rPr>
+              <w:t>T-204711</w:t>
+            </w:r>
+          </w:p>
+        </w:tc>
+        <w:tc>
+          <w:tcPr>
+            <w:tcW w:type="dxa" w:w="1020"/>
+            <w:shd w:val="clear" w:color="auto" w:fill="F5F7FA"/>
+            <w:tcBorders>
+              <w:bottom w:val="single" w:sz="4" w:color="D0D5DD"/>
+            </w:tcBorders>
+            <w:vAlign w:val="center"/>
+          </w:tcPr>
+          <w:p>
+            <w:pPr>
+              <w:spacing w:before="40" w:after="40"/>
+            </w:pPr>
+            <w:r>
+              <w:rPr>
+                <w:rFonts w:ascii="Arial" w:hAnsi="Arial"/>
+                <w:rFonts w:ascii="Arial" w:hAnsi="Arial" w:cs="Arial"/>
+                <w:b w:val="0"/>
+                <w:i w:val="0"/>
+                <w:color w:val="4A5568"/>
+                <w:sz w:val="13"/>
+              </w:rPr>
+              <w:t>2026-04-11</w:t>
+            </w:r>
+          </w:p>
+        </w:tc>
+        <w:tc>
+          <w:tcPr>
+            <w:tcW w:type="dxa" w:w="1134"/>
+            <w:shd w:val="clear" w:color="auto" w:fill="F5F7FA"/>
+            <w:tcBorders>
+              <w:bottom w:val="single" w:sz="4" w:color="D0D5DD"/>
+            </w:tcBorders>
+            <w:vAlign w:val="center"/>
+          </w:tcPr>
+          <w:p>
+            <w:pPr>
+              <w:spacing w:before="40" w:after="40"/>
+            </w:pPr>
+            <w:r>
+              <w:rPr>
+                <w:rFonts w:ascii="Arial" w:hAnsi="Arial"/>
+                <w:rFonts w:ascii="Arial" w:hAnsi="Arial" w:cs="Arial"/>
+                <w:b/>
+                <w:i w:val="0"/>
+                <w:color w:val="B91C1C"/>
+                <w:sz w:val="13"/>
+              </w:rPr>
+              <w:t>Paid (out)</w:t>
+            </w:r>
+          </w:p>
+        </w:tc>
+        <w:tc>
+          <w:tcPr>
+            <w:tcW w:type="dxa" w:w="680"/>
+            <w:shd w:val="clear" w:color="auto" w:fill="F5F7FA"/>
+            <w:tcBorders>
+              <w:bottom w:val="single" w:sz="4" w:color="D0D5DD"/>
+            </w:tcBorders>
+            <w:vAlign w:val="center"/>
+          </w:tcPr>
+          <w:p>
+            <w:pPr>
+              <w:spacing w:before="40" w:after="40"/>
+            </w:pPr>
+            <w:r>
+              <w:rPr>
+                <w:rFonts w:ascii="Arial" w:hAnsi="Arial"/>
+                <w:rFonts w:ascii="Arial" w:hAnsi="Arial" w:cs="Arial"/>
+                <w:b w:val="0"/>
+                <w:i w:val="0"/>
+                <w:color w:val="4A5568"/>
+                <w:sz w:val="13"/>
+              </w:rPr>
+              <w:t>USD</w:t>
+            </w:r>
+          </w:p>
+        </w:tc>
+        <w:tc>
+          <w:tcPr>
+            <w:tcW w:type="dxa" w:w="1020"/>
+            <w:shd w:val="clear" w:color="auto" w:fill="F5F7FA"/>
+            <w:tcBorders>
+              <w:bottom w:val="single" w:sz="4" w:color="D0D5DD"/>
+            </w:tcBorders>
+            <w:vAlign w:val="center"/>
+          </w:tcPr>
+          <w:p>
+            <w:pPr>
+              <w:spacing w:before="40" w:after="40"/>
+            </w:pPr>
+            <w:r>
+              <w:rPr>
+                <w:rFonts w:ascii="Arial" w:hAnsi="Arial"/>
+                <w:rFonts w:ascii="Arial" w:hAnsi="Arial" w:cs="Arial"/>
+                <w:b w:val="0"/>
+                <w:i w:val="0"/>
+                <w:color w:val="4A5568"/>
+                <w:sz w:val="13"/>
+              </w:rPr>
+              <w:t>Bank</w:t>
+            </w:r>
+          </w:p>
+        </w:tc>
+        <w:tc>
+          <w:tcPr>
+            <w:tcW w:type="dxa" w:w="1134"/>
+            <w:shd w:val="clear" w:color="auto" w:fill="F5F7FA"/>
+            <w:tcBorders>
+              <w:bottom w:val="single" w:sz="4" w:color="D0D5DD"/>
+            </w:tcBorders>
+            <w:vAlign w:val="center"/>
+          </w:tcPr>
+          <w:p>
+            <w:pPr>
+              <w:spacing w:before="40" w:after="40"/>
+              <w:jc w:val="right"/>
+            </w:pPr>
+            <w:r>
+              <w:rPr>
+                <w:rFonts w:ascii="Arial" w:hAnsi="Arial"/>
+                <w:rFonts w:ascii="Arial" w:hAnsi="Arial" w:cs="Arial"/>
+                <w:b w:val="0"/>
+                <w:i w:val="0"/>
+                <w:color w:val="4A5568"/>
+                <w:sz w:val="13"/>
+              </w:rPr>
+              <w:t>-750,000.0000</w:t>
+            </w:r>
+          </w:p>
+        </w:tc>
+        <w:tc>
+          <w:tcPr>
+            <w:tcW w:type="dxa" w:w="1134"/>
+            <w:shd w:val="clear" w:color="auto" w:fill="F5F7FA"/>
+            <w:tcBorders>
+              <w:bottom w:val="single" w:sz="4" w:color="D0D5DD"/>
+            </w:tcBorders>
+            <w:vAlign w:val="center"/>
+          </w:tcPr>
+          <w:p>
+            <w:pPr>
+              <w:spacing w:before="40" w:after="40"/>
+              <w:jc w:val="right"/>
+            </w:pPr>
+            <w:r>
+              <w:rPr>
+                <w:rFonts w:ascii="Arial" w:hAnsi="Arial"/>
+                <w:rFonts w:ascii="Arial" w:hAnsi="Arial" w:cs="Arial"/>
+                <w:b w:val="0"/>
+                <w:i w:val="0"/>
+                <w:color w:val="B91C1C"/>
+                <w:sz w:val="13"/>
+              </w:rPr>
+              <w:t>-$750,000.00</w:t>
+            </w:r>
+          </w:p>
+        </w:tc>
+        <w:tc>
+          <w:tcPr>
+            <w:tcW w:type="dxa" w:w="3175"/>
+            <w:shd w:val="clear" w:color="auto" w:fill="F5F7FA"/>
+            <w:tcBorders>
+              <w:bottom w:val="single" w:sz="4" w:color="D0D5DD"/>
+            </w:tcBorders>
+            <w:vAlign w:val="center"/>
+          </w:tcPr>
+          <w:p>
+            <w:pPr>
+              <w:spacing w:before="40" w:after="40"/>
+              <w:jc w:val="right"/>
+            </w:pPr>
+            <w:r>
+              <w:rPr>
+                <w:rFonts w:ascii="Arial" w:hAnsi="Arial"/>
+                <w:rFonts w:ascii="Arial" w:hAnsi="Arial" w:cs="Arial"/>
+                <w:b w:val="0"/>
+                <w:i w:val="0"/>
+                <w:color w:val="4A5568"/>
+                <w:sz w:val="13"/>
+              </w:rPr>
+              <w:t>MT103-2555FA-8C61E2D4</w:t>
+            </w:r>
+          </w:p>
+        </w:tc>
+      </w:tr>
+      <w:tr>
+        <w:tc>
+          <w:tcPr>
+            <w:tcW w:type="dxa" w:w="907"/>
+            <w:tcBorders>
+              <w:bottom w:val="single" w:sz="4" w:color="D0D5DD"/>
+            </w:tcBorders>
+            <w:vAlign w:val="center"/>
+          </w:tcPr>
+          <w:p>
+            <w:pPr>
+              <w:spacing w:before="40" w:after="40"/>
+            </w:pPr>
+            <w:r>
+              <w:rPr>
+                <w:rFonts w:ascii="Arial" w:hAnsi="Arial"/>
+                <w:rFonts w:ascii="Arial" w:hAnsi="Arial" w:cs="Arial"/>
+                <w:b w:val="0"/>
+                <w:i w:val="0"/>
+                <w:color w:val="4A5568"/>
+                <w:sz w:val="13"/>
+              </w:rPr>
+              <w:t>T-204724</w:t>
+            </w:r>
+          </w:p>
+        </w:tc>
+        <w:tc>
+          <w:tcPr>
+            <w:tcW w:type="dxa" w:w="1020"/>
+            <w:tcBorders>
+              <w:bottom w:val="single" w:sz="4" w:color="D0D5DD"/>
+            </w:tcBorders>
+            <w:vAlign w:val="center"/>
+          </w:tcPr>
+          <w:p>
+            <w:pPr>
+              <w:spacing w:before="40" w:after="40"/>
+            </w:pPr>
+            <w:r>
+              <w:rPr>
+                <w:rFonts w:ascii="Arial" w:hAnsi="Arial"/>
+                <w:rFonts w:ascii="Arial" w:hAnsi="Arial" w:cs="Arial"/>
+                <w:b w:val="0"/>
+                <w:i w:val="0"/>
+                <w:color w:val="4A5568"/>
+                <w:sz w:val="13"/>
+              </w:rPr>
+              <w:t>2026-04-19</w:t>
+            </w:r>
+          </w:p>
+        </w:tc>
+        <w:tc>
+          <w:tcPr>
+            <w:tcW w:type="dxa" w:w="1134"/>
+            <w:tcBorders>
+              <w:bottom w:val="single" w:sz="4" w:color="D0D5DD"/>
+            </w:tcBorders>
+            <w:vAlign w:val="center"/>
+          </w:tcPr>
+          <w:p>
+            <w:pPr>
+              <w:spacing w:before="40" w:after="40"/>
+            </w:pPr>
+            <w:r>
+              <w:rPr>
+                <w:rFonts w:ascii="Arial" w:hAnsi="Arial"/>
+                <w:rFonts w:ascii="Arial" w:hAnsi="Arial" w:cs="Arial"/>
+                <w:b/>
+                <w:i w:val="0"/>
+                <w:color w:val="15803D"/>
+                <w:sz w:val="13"/>
+              </w:rPr>
+              <w:t>Received (in)</w:t>
+            </w:r>
+          </w:p>
+        </w:tc>
+        <w:tc>
+          <w:tcPr>
+            <w:tcW w:type="dxa" w:w="680"/>
+            <w:tcBorders>
+              <w:bottom w:val="single" w:sz="4" w:color="D0D5DD"/>
+            </w:tcBorders>
+            <w:vAlign w:val="center"/>
+          </w:tcPr>
+          <w:p>
+            <w:pPr>
+              <w:spacing w:before="40" w:after="40"/>
+            </w:pPr>
+            <w:r>
+              <w:rPr>
+                <w:rFonts w:ascii="Arial" w:hAnsi="Arial"/>
+                <w:rFonts w:ascii="Arial" w:hAnsi="Arial" w:cs="Arial"/>
+                <w:b w:val="0"/>
+                <w:i w:val="0"/>
+                <w:color w:val="4A5568"/>
+                <w:sz w:val="13"/>
+              </w:rPr>
+              <w:t>USDC</w:t>
+            </w:r>
+          </w:p>
+        </w:tc>
+        <w:tc>
+          <w:tcPr>
+            <w:tcW w:type="dxa" w:w="1020"/>
+            <w:tcBorders>
+              <w:bottom w:val="single" w:sz="4" w:color="D0D5DD"/>
+            </w:tcBorders>
+            <w:vAlign w:val="center"/>
+          </w:tcPr>
+          <w:p>
+            <w:pPr>
+              <w:spacing w:before="40" w:after="40"/>
+            </w:pPr>
+            <w:r>
+              <w:rPr>
+                <w:rFonts w:ascii="Arial" w:hAnsi="Arial"/>
+                <w:rFonts w:ascii="Arial" w:hAnsi="Arial" w:cs="Arial"/>
+                <w:b w:val="0"/>
+                <w:i w:val="0"/>
+                <w:color w:val="4A5568"/>
+                <w:sz w:val="13"/>
+              </w:rPr>
+              <w:t>Ethereum</w:t>
+            </w:r>
+          </w:p>
+        </w:tc>
+        <w:tc>
+          <w:tcPr>
+            <w:tcW w:type="dxa" w:w="1134"/>
+            <w:tcBorders>
+              <w:bottom w:val="single" w:sz="4" w:color="D0D5DD"/>
+            </w:tcBorders>
+            <w:vAlign w:val="center"/>
+          </w:tcPr>
+          <w:p>
+            <w:pPr>
+              <w:spacing w:before="40" w:after="40"/>
+              <w:jc w:val="right"/>
+            </w:pPr>
+            <w:r>
+              <w:rPr>
+                <w:rFonts w:ascii="Arial" w:hAnsi="Arial"/>
+                <w:rFonts w:ascii="Arial" w:hAnsi="Arial" w:cs="Arial"/>
+                <w:b w:val="0"/>
+                <w:i w:val="0"/>
+                <w:color w:val="4A5568"/>
+                <w:sz w:val="13"/>
+              </w:rPr>
+              <w:t>+250,000.0000</w:t>
+            </w:r>
+          </w:p>
+        </w:tc>
+        <w:tc>
+          <w:tcPr>
+            <w:tcW w:type="dxa" w:w="1134"/>
+            <w:tcBorders>
+              <w:bottom w:val="single" w:sz="4" w:color="D0D5DD"/>
+            </w:tcBorders>
+            <w:vAlign w:val="center"/>
+          </w:tcPr>
+          <w:p>
+            <w:pPr>
+              <w:spacing w:before="40" w:after="40"/>
+              <w:jc w:val="right"/>
+            </w:pPr>
+            <w:r>
+              <w:rPr>
+                <w:rFonts w:ascii="Arial" w:hAnsi="Arial"/>
+                <w:rFonts w:ascii="Arial" w:hAnsi="Arial" w:cs="Arial"/>
+                <w:b w:val="0"/>
+                <w:i w:val="0"/>
+                <w:color w:val="15803D"/>
+                <w:sz w:val="13"/>
+              </w:rPr>
+              <w:t>$250,000.00</w:t>
+            </w:r>
+          </w:p>
+        </w:tc>
+        <w:tc>
+          <w:tcPr>
+            <w:tcW w:type="dxa" w:w="3175"/>
+            <w:tcBorders>
+              <w:bottom w:val="single" w:sz="4" w:color="D0D5DD"/>
+            </w:tcBorders>
+            <w:vAlign w:val="center"/>
+          </w:tcPr>
+          <w:p>
+            <w:pPr>
+              <w:spacing w:before="40" w:after="40"/>
+              <w:jc w:val="right"/>
+            </w:pPr>
+            <w:r>
+              <w:rPr>
+                <w:rFonts w:ascii="Arial" w:hAnsi="Arial"/>
+                <w:rFonts w:ascii="Arial" w:hAnsi="Arial" w:cs="Arial"/>
+                <w:b w:val="0"/>
+                <w:i w:val="0"/>
+                <w:color w:val="4A5568"/>
+                <w:sz w:val="13"/>
+              </w:rPr>
+              <w:t>0xf3d4cc092ccef51dfe7b79d35a3aeee0ccdbf4b81b27aef4822b28e4968f7ac3</w:t>
+            </w:r>
+          </w:p>
+        </w:tc>
+      </w:tr>
+      <w:tr>
+        <w:tc>
+          <w:tcPr>
+            <w:tcW w:type="dxa" w:w="907"/>
+            <w:shd w:val="clear" w:color="auto" w:fill="F5F7FA"/>
+            <w:tcBorders>
+              <w:bottom w:val="single" w:sz="4" w:color="D0D5DD"/>
+            </w:tcBorders>
+            <w:vAlign w:val="center"/>
+          </w:tcPr>
+          <w:p>
+            <w:pPr>
+              <w:spacing w:before="40" w:after="40"/>
+            </w:pPr>
+            <w:r>
+              <w:rPr>
+                <w:rFonts w:ascii="Arial" w:hAnsi="Arial"/>
+                <w:rFonts w:ascii="Arial" w:hAnsi="Arial" w:cs="Arial"/>
+                <w:b w:val="0"/>
+                <w:i w:val="0"/>
+                <w:color w:val="4A5568"/>
+                <w:sz w:val="13"/>
+              </w:rPr>
+              <w:t>T-204724</w:t>
+            </w:r>
+          </w:p>
+        </w:tc>
+        <w:tc>
+          <w:tcPr>
+            <w:tcW w:type="dxa" w:w="1020"/>
+            <w:shd w:val="clear" w:color="auto" w:fill="F5F7FA"/>
+            <w:tcBorders>
+              <w:bottom w:val="single" w:sz="4" w:color="D0D5DD"/>
+            </w:tcBorders>
+            <w:vAlign w:val="center"/>
+          </w:tcPr>
+          <w:p>
+            <w:pPr>
+              <w:spacing w:before="40" w:after="40"/>
+            </w:pPr>
+            <w:r>
+              <w:rPr>
+                <w:rFonts w:ascii="Arial" w:hAnsi="Arial"/>
+                <w:rFonts w:ascii="Arial" w:hAnsi="Arial" w:cs="Arial"/>
+                <w:b w:val="0"/>
+                <w:i w:val="0"/>
+                <w:color w:val="4A5568"/>
+                <w:sz w:val="13"/>
+              </w:rPr>
+              <w:t>2026-04-19</w:t>
+            </w:r>
+          </w:p>
+        </w:tc>
+        <w:tc>
+          <w:tcPr>
+            <w:tcW w:type="dxa" w:w="1134"/>
+            <w:shd w:val="clear" w:color="auto" w:fill="F5F7FA"/>
+            <w:tcBorders>
+              <w:bottom w:val="single" w:sz="4" w:color="D0D5DD"/>
+            </w:tcBorders>
+            <w:vAlign w:val="center"/>
+          </w:tcPr>
+          <w:p>
+            <w:pPr>
+              <w:spacing w:before="40" w:after="40"/>
+            </w:pPr>
+            <w:r>
+              <w:rPr>
+                <w:rFonts w:ascii="Arial" w:hAnsi="Arial"/>
+                <w:rFonts w:ascii="Arial" w:hAnsi="Arial" w:cs="Arial"/>
+                <w:b/>
+                <w:i w:val="0"/>
+                <w:color w:val="B91C1C"/>
+                <w:sz w:val="13"/>
+              </w:rPr>
+              <w:t>Paid (out)</w:t>
+            </w:r>
+          </w:p>
+        </w:tc>
+        <w:tc>
+          <w:tcPr>
+            <w:tcW w:type="dxa" w:w="680"/>
+            <w:shd w:val="clear" w:color="auto" w:fill="F5F7FA"/>
+            <w:tcBorders>
+              <w:bottom w:val="single" w:sz="4" w:color="D0D5DD"/>
+            </w:tcBorders>
+            <w:vAlign w:val="center"/>
+          </w:tcPr>
+          <w:p>
+            <w:pPr>
+              <w:spacing w:before="40" w:after="40"/>
+            </w:pPr>
+            <w:r>
+              <w:rPr>
+                <w:rFonts w:ascii="Arial" w:hAnsi="Arial"/>
+                <w:rFonts w:ascii="Arial" w:hAnsi="Arial" w:cs="Arial"/>
+                <w:b w:val="0"/>
+                <w:i w:val="0"/>
+                <w:color w:val="4A5568"/>
+                <w:sz w:val="13"/>
+              </w:rPr>
+              <w:t>USD</w:t>
+            </w:r>
+          </w:p>
+        </w:tc>
+        <w:tc>
+          <w:tcPr>
+            <w:tcW w:type="dxa" w:w="1020"/>
+            <w:shd w:val="clear" w:color="auto" w:fill="F5F7FA"/>
+            <w:tcBorders>
+              <w:bottom w:val="single" w:sz="4" w:color="D0D5DD"/>
+            </w:tcBorders>
+            <w:vAlign w:val="center"/>
+          </w:tcPr>
+          <w:p>
+            <w:pPr>
+              <w:spacing w:before="40" w:after="40"/>
+            </w:pPr>
+            <w:r>
+              <w:rPr>
+                <w:rFonts w:ascii="Arial" w:hAnsi="Arial"/>
+                <w:rFonts w:ascii="Arial" w:hAnsi="Arial" w:cs="Arial"/>
+                <w:b w:val="0"/>
+                <w:i w:val="0"/>
+                <w:color w:val="4A5568"/>
+                <w:sz w:val="13"/>
+              </w:rPr>
+              <w:t>Bank</w:t>
+            </w:r>
+          </w:p>
+        </w:tc>
+        <w:tc>
+          <w:tcPr>
+            <w:tcW w:type="dxa" w:w="1134"/>
+            <w:shd w:val="clear" w:color="auto" w:fill="F5F7FA"/>
+            <w:tcBorders>
+              <w:bottom w:val="single" w:sz="4" w:color="D0D5DD"/>
+            </w:tcBorders>
+            <w:vAlign w:val="center"/>
+          </w:tcPr>
+          <w:p>
+            <w:pPr>
+              <w:spacing w:before="40" w:after="40"/>
+              <w:jc w:val="right"/>
+            </w:pPr>
+            <w:r>
+              <w:rPr>
+                <w:rFonts w:ascii="Arial" w:hAnsi="Arial"/>
+                <w:rFonts w:ascii="Arial" w:hAnsi="Arial" w:cs="Arial"/>
+                <w:b w:val="0"/>
+                <w:i w:val="0"/>
+                <w:color w:val="4A5568"/>
+                <w:sz w:val="13"/>
+              </w:rPr>
+              <w:t>-250,000.0000</w:t>
+            </w:r>
+          </w:p>
+        </w:tc>
+        <w:tc>
+          <w:tcPr>
+            <w:tcW w:type="dxa" w:w="1134"/>
+            <w:shd w:val="clear" w:color="auto" w:fill="F5F7FA"/>
+            <w:tcBorders>
+              <w:bottom w:val="single" w:sz="4" w:color="D0D5DD"/>
+            </w:tcBorders>
+            <w:vAlign w:val="center"/>
+          </w:tcPr>
+          <w:p>
+            <w:pPr>
+              <w:spacing w:before="40" w:after="40"/>
+              <w:jc w:val="right"/>
+            </w:pPr>
+            <w:r>
+              <w:rPr>
+                <w:rFonts w:ascii="Arial" w:hAnsi="Arial"/>
+                <w:rFonts w:ascii="Arial" w:hAnsi="Arial" w:cs="Arial"/>
+                <w:b w:val="0"/>
+                <w:i w:val="0"/>
+                <w:color w:val="B91C1C"/>
+                <w:sz w:val="13"/>
+              </w:rPr>
+              <w:t>-$250,000.00</w:t>
+            </w:r>
+          </w:p>
+        </w:tc>
+        <w:tc>
+          <w:tcPr>
+            <w:tcW w:type="dxa" w:w="3175"/>
+            <w:shd w:val="clear" w:color="auto" w:fill="F5F7FA"/>
+            <w:tcBorders>
+              <w:bottom w:val="single" w:sz="4" w:color="D0D5DD"/>
+            </w:tcBorders>
+            <w:vAlign w:val="center"/>
+          </w:tcPr>
+          <w:p>
+            <w:pPr>
+              <w:spacing w:before="40" w:after="40"/>
+              <w:jc w:val="right"/>
+            </w:pPr>
+            <w:r>
+              <w:rPr>
+                <w:rFonts w:ascii="Arial" w:hAnsi="Arial"/>
+                <w:rFonts w:ascii="Arial" w:hAnsi="Arial" w:cs="Arial"/>
+                <w:b w:val="0"/>
+                <w:i w:val="0"/>
+                <w:color w:val="4A5568"/>
+                <w:sz w:val="13"/>
+              </w:rPr>
+              <w:t>MT103-2892F8-75524183</w:t>
+            </w:r>
+          </w:p>
+        </w:tc>
+      </w:tr>
+      <w:tr>
+        <w:tc>
+          <w:tcPr>
+            <w:tcW w:type="dxa" w:w="907"/>
+            <w:tcBorders>
+              <w:bottom w:val="single" w:sz="4" w:color="D0D5DD"/>
+            </w:tcBorders>
+            <w:vAlign w:val="center"/>
+          </w:tcPr>
+          <w:p>
+            <w:pPr>
+              <w:spacing w:before="40" w:after="40"/>
+            </w:pPr>
+            <w:r>
+              <w:rPr>
+                <w:rFonts w:ascii="Arial" w:hAnsi="Arial"/>
+                <w:rFonts w:ascii="Arial" w:hAnsi="Arial" w:cs="Arial"/>
+                <w:b w:val="0"/>
+                <w:i w:val="0"/>
+                <w:color w:val="4A5568"/>
+                <w:sz w:val="13"/>
+              </w:rPr>
+              <w:t>T-204708</w:t>
+            </w:r>
+          </w:p>
+        </w:tc>
+        <w:tc>
+          <w:tcPr>
+            <w:tcW w:type="dxa" w:w="1020"/>
+            <w:tcBorders>
+              <w:bottom w:val="single" w:sz="4" w:color="D0D5DD"/>
+            </w:tcBorders>
+            <w:vAlign w:val="center"/>
+          </w:tcPr>
+          <w:p>
+            <w:pPr>
+              <w:spacing w:before="40" w:after="40"/>
+            </w:pPr>
+            <w:r>
+              <w:rPr>
+                <w:rFonts w:ascii="Arial" w:hAnsi="Arial"/>
+                <w:rFonts w:ascii="Arial" w:hAnsi="Arial" w:cs="Arial"/>
+                <w:b w:val="0"/>
+                <w:i w:val="0"/>
+                <w:color w:val="4A5568"/>
+                <w:sz w:val="13"/>
+              </w:rPr>
+              <w:t>2026-04-08</w:t>
+            </w:r>
+          </w:p>
+        </w:tc>
+        <w:tc>
+          <w:tcPr>
+            <w:tcW w:type="dxa" w:w="1134"/>
+            <w:tcBorders>
+              <w:bottom w:val="single" w:sz="4" w:color="D0D5DD"/>
+            </w:tcBorders>
+            <w:vAlign w:val="center"/>
+          </w:tcPr>
+          <w:p>
+            <w:pPr>
+              <w:spacing w:before="40" w:after="40"/>
+            </w:pPr>
+            <w:r>
+              <w:rPr>
+                <w:rFonts w:ascii="Arial" w:hAnsi="Arial"/>
+                <w:rFonts w:ascii="Arial" w:hAnsi="Arial" w:cs="Arial"/>
+                <w:b/>
+                <w:i w:val="0"/>
+                <w:color w:val="15803D"/>
+                <w:sz w:val="13"/>
+              </w:rPr>
+              <w:t>Received (in)</w:t>
+            </w:r>
+          </w:p>
+        </w:tc>
+        <w:tc>
+          <w:tcPr>
+            <w:tcW w:type="dxa" w:w="680"/>
+            <w:tcBorders>
+              <w:bottom w:val="single" w:sz="4" w:color="D0D5DD"/>
+            </w:tcBorders>
+            <w:vAlign w:val="center"/>
+          </w:tcPr>
+          <w:p>
+            <w:pPr>
+              <w:spacing w:before="40" w:after="40"/>
+            </w:pPr>
+            <w:r>
+              <w:rPr>
+                <w:rFonts w:ascii="Arial" w:hAnsi="Arial"/>
+                <w:rFonts w:ascii="Arial" w:hAnsi="Arial" w:cs="Arial"/>
+                <w:b w:val="0"/>
+                <w:i w:val="0"/>
+                <w:color w:val="4A5568"/>
+                <w:sz w:val="13"/>
+              </w:rPr>
+              <w:t>BTC</w:t>
+            </w:r>
+          </w:p>
+        </w:tc>
+        <w:tc>
+          <w:tcPr>
+            <w:tcW w:type="dxa" w:w="1020"/>
+            <w:tcBorders>
+              <w:bottom w:val="single" w:sz="4" w:color="D0D5DD"/>
+            </w:tcBorders>
+            <w:vAlign w:val="center"/>
+          </w:tcPr>
+          <w:p>
+            <w:pPr>
+              <w:spacing w:before="40" w:after="40"/>
+            </w:pPr>
+            <w:r>
+              <w:rPr>
+                <w:rFonts w:ascii="Arial" w:hAnsi="Arial"/>
+                <w:rFonts w:ascii="Arial" w:hAnsi="Arial" w:cs="Arial"/>
+                <w:b w:val="0"/>
+                <w:i w:val="0"/>
+                <w:color w:val="4A5568"/>
+                <w:sz w:val="13"/>
+              </w:rPr>
+              <w:t>Bitcoin</w:t>
+            </w:r>
+          </w:p>
+        </w:tc>
+        <w:tc>
+          <w:tcPr>
+            <w:tcW w:type="dxa" w:w="1134"/>
+            <w:tcBorders>
+              <w:bottom w:val="single" w:sz="4" w:color="D0D5DD"/>
+            </w:tcBorders>
+            <w:vAlign w:val="center"/>
+          </w:tcPr>
+          <w:p>
+            <w:pPr>
+              <w:spacing w:before="40" w:after="40"/>
+              <w:jc w:val="right"/>
+            </w:pPr>
+            <w:r>
+              <w:rPr>
+                <w:rFonts w:ascii="Arial" w:hAnsi="Arial"/>
+                <w:rFonts w:ascii="Arial" w:hAnsi="Arial" w:cs="Arial"/>
+                <w:b w:val="0"/>
+                <w:i w:val="0"/>
+                <w:color w:val="4A5568"/>
+                <w:sz w:val="13"/>
+              </w:rPr>
+              <w:t>+10.0000</w:t>
+            </w:r>
+          </w:p>
+        </w:tc>
+        <w:tc>
+          <w:tcPr>
+            <w:tcW w:type="dxa" w:w="1134"/>
+            <w:tcBorders>
+              <w:bottom w:val="single" w:sz="4" w:color="D0D5DD"/>
+            </w:tcBorders>
+            <w:vAlign w:val="center"/>
+          </w:tcPr>
+          <w:p>
+            <w:pPr>
+              <w:spacing w:before="40" w:after="40"/>
+              <w:jc w:val="right"/>
+            </w:pPr>
+            <w:r>
+              <w:rPr>
+                <w:rFonts w:ascii="Arial" w:hAnsi="Arial"/>
+                <w:rFonts w:ascii="Arial" w:hAnsi="Arial" w:cs="Arial"/>
+                <w:b w:val="0"/>
+                <w:i w:val="0"/>
+                <w:color w:val="15803D"/>
+                <w:sz w:val="13"/>
+              </w:rPr>
+              <w:t>$810,000.00</w:t>
+            </w:r>
+          </w:p>
+        </w:tc>
+        <w:tc>
+          <w:tcPr>
+            <w:tcW w:type="dxa" w:w="3175"/>
+            <w:tcBorders>
+              <w:bottom w:val="single" w:sz="4" w:color="D0D5DD"/>
+            </w:tcBorders>
+            <w:vAlign w:val="center"/>
+          </w:tcPr>
+          <w:p>
+            <w:pPr>
+              <w:spacing w:before="40" w:after="40"/>
+              <w:jc w:val="right"/>
+            </w:pPr>
+            <w:r>
+              <w:rPr>
+                <w:rFonts w:ascii="Arial" w:hAnsi="Arial"/>
+                <w:rFonts w:ascii="Arial" w:hAnsi="Arial" w:cs="Arial"/>
+                <w:b w:val="0"/>
+                <w:i w:val="0"/>
+                <w:color w:val="4A5568"/>
+                <w:sz w:val="13"/>
+              </w:rPr>
+              <w:t>bc1qDB38BEA69G73975DEGDG7542FF5GGC7B3958529</w:t>
+            </w:r>
+          </w:p>
+        </w:tc>
+      </w:tr>
+      <w:tr>
+        <w:tc>
+          <w:tcPr>
+            <w:tcW w:type="dxa" w:w="907"/>
+            <w:shd w:val="clear" w:color="auto" w:fill="F5F7FA"/>
+            <w:tcBorders>
+              <w:bottom w:val="single" w:sz="4" w:color="D0D5DD"/>
+            </w:tcBorders>
+            <w:vAlign w:val="center"/>
+          </w:tcPr>
+          <w:p>
+            <w:pPr>
+              <w:spacing w:before="40" w:after="40"/>
+            </w:pPr>
+            <w:r>
+              <w:rPr>
+                <w:rFonts w:ascii="Arial" w:hAnsi="Arial"/>
+                <w:rFonts w:ascii="Arial" w:hAnsi="Arial" w:cs="Arial"/>
+                <w:b w:val="0"/>
+                <w:i w:val="0"/>
+                <w:color w:val="4A5568"/>
+                <w:sz w:val="13"/>
+              </w:rPr>
+              <w:t>T-204708</w:t>
+            </w:r>
+          </w:p>
+        </w:tc>
+        <w:tc>
+          <w:tcPr>
+            <w:tcW w:type="dxa" w:w="1020"/>
+            <w:shd w:val="clear" w:color="auto" w:fill="F5F7FA"/>
+            <w:tcBorders>
+              <w:bottom w:val="single" w:sz="4" w:color="D0D5DD"/>
+            </w:tcBorders>
+            <w:vAlign w:val="center"/>
+          </w:tcPr>
+          <w:p>
+            <w:pPr>
+              <w:spacing w:before="40" w:after="40"/>
+            </w:pPr>
+            <w:r>
+              <w:rPr>
+                <w:rFonts w:ascii="Arial" w:hAnsi="Arial"/>
+                <w:rFonts w:ascii="Arial" w:hAnsi="Arial" w:cs="Arial"/>
+                <w:b w:val="0"/>
+                <w:i w:val="0"/>
+                <w:color w:val="4A5568"/>
+                <w:sz w:val="13"/>
+              </w:rPr>
+              <w:t>2026-04-08</w:t>
+            </w:r>
+          </w:p>
+        </w:tc>
+        <w:tc>
+          <w:tcPr>
+            <w:tcW w:type="dxa" w:w="1134"/>
+            <w:shd w:val="clear" w:color="auto" w:fill="F5F7FA"/>
+            <w:tcBorders>
+              <w:bottom w:val="single" w:sz="4" w:color="D0D5DD"/>
+            </w:tcBorders>
+            <w:vAlign w:val="center"/>
+          </w:tcPr>
+          <w:p>
+            <w:pPr>
+              <w:spacing w:before="40" w:after="40"/>
+            </w:pPr>
+            <w:r>
+              <w:rPr>
+                <w:rFonts w:ascii="Arial" w:hAnsi="Arial"/>
+                <w:rFonts w:ascii="Arial" w:hAnsi="Arial" w:cs="Arial"/>
+                <w:b/>
+                <w:i w:val="0"/>
+                <w:color w:val="B91C1C"/>
+                <w:sz w:val="13"/>
+              </w:rPr>
+              <w:t>Paid (out)</w:t>
+            </w:r>
+          </w:p>
+        </w:tc>
+        <w:tc>
+          <w:tcPr>
+            <w:tcW w:type="dxa" w:w="680"/>
+            <w:shd w:val="clear" w:color="auto" w:fill="F5F7FA"/>
+            <w:tcBorders>
+              <w:bottom w:val="single" w:sz="4" w:color="D0D5DD"/>
+            </w:tcBorders>
+            <w:vAlign w:val="center"/>
+          </w:tcPr>
+          <w:p>
+            <w:pPr>
+              <w:spacing w:before="40" w:after="40"/>
+            </w:pPr>
+            <w:r>
+              <w:rPr>
+                <w:rFonts w:ascii="Arial" w:hAnsi="Arial"/>
+                <w:rFonts w:ascii="Arial" w:hAnsi="Arial" w:cs="Arial"/>
+                <w:b w:val="0"/>
+                <w:i w:val="0"/>
+                <w:color w:val="4A5568"/>
+                <w:sz w:val="13"/>
+              </w:rPr>
+              <w:t>USD</w:t>
+            </w:r>
+          </w:p>
+        </w:tc>
+        <w:tc>
+          <w:tcPr>
+            <w:tcW w:type="dxa" w:w="1020"/>
+            <w:shd w:val="clear" w:color="auto" w:fill="F5F7FA"/>
+            <w:tcBorders>
+              <w:bottom w:val="single" w:sz="4" w:color="D0D5DD"/>
+            </w:tcBorders>
+            <w:vAlign w:val="center"/>
+          </w:tcPr>
+          <w:p>
+            <w:pPr>
+              <w:spacing w:before="40" w:after="40"/>
+            </w:pPr>
+            <w:r>
+              <w:rPr>
+                <w:rFonts w:ascii="Arial" w:hAnsi="Arial"/>
+                <w:rFonts w:ascii="Arial" w:hAnsi="Arial" w:cs="Arial"/>
+                <w:b w:val="0"/>
+                <w:i w:val="0"/>
+                <w:color w:val="4A5568"/>
+                <w:sz w:val="13"/>
+              </w:rPr>
+              <w:t>Bank</w:t>
+            </w:r>
+          </w:p>
+        </w:tc>
+        <w:tc>
+          <w:tcPr>
+            <w:tcW w:type="dxa" w:w="1134"/>
+            <w:shd w:val="clear" w:color="auto" w:fill="F5F7FA"/>
+            <w:tcBorders>
+              <w:bottom w:val="single" w:sz="4" w:color="D0D5DD"/>
+            </w:tcBorders>
+            <w:vAlign w:val="center"/>
+          </w:tcPr>
+          <w:p>
+            <w:pPr>
+              <w:spacing w:before="40" w:after="40"/>
+              <w:jc w:val="right"/>
+            </w:pPr>
+            <w:r>
+              <w:rPr>
+                <w:rFonts w:ascii="Arial" w:hAnsi="Arial"/>
+                <w:rFonts w:ascii="Arial" w:hAnsi="Arial" w:cs="Arial"/>
+                <w:b w:val="0"/>
+                <w:i w:val="0"/>
+                <w:color w:val="4A5568"/>
+                <w:sz w:val="13"/>
+              </w:rPr>
+              <w:t>-810,000.0000</w:t>
+            </w:r>
+          </w:p>
+        </w:tc>
+        <w:tc>
+          <w:tcPr>
+            <w:tcW w:type="dxa" w:w="1134"/>
+            <w:shd w:val="clear" w:color="auto" w:fill="F5F7FA"/>
+            <w:tcBorders>
+              <w:bottom w:val="single" w:sz="4" w:color="D0D5DD"/>
+            </w:tcBorders>
+            <w:vAlign w:val="center"/>
+          </w:tcPr>
+          <w:p>
+            <w:pPr>
+              <w:spacing w:before="40" w:after="40"/>
+              <w:jc w:val="right"/>
+            </w:pPr>
+            <w:r>
+              <w:rPr>
+                <w:rFonts w:ascii="Arial" w:hAnsi="Arial"/>
+                <w:rFonts w:ascii="Arial" w:hAnsi="Arial" w:cs="Arial"/>
+                <w:b w:val="0"/>
+                <w:i w:val="0"/>
+                <w:color w:val="B91C1C"/>
+                <w:sz w:val="13"/>
+              </w:rPr>
+              <w:t>-$810,000.00</w:t>
+            </w:r>
+          </w:p>
+        </w:tc>
+        <w:tc>
+          <w:tcPr>
+            <w:tcW w:type="dxa" w:w="3175"/>
+            <w:shd w:val="clear" w:color="auto" w:fill="F5F7FA"/>
+            <w:tcBorders>
+              <w:bottom w:val="single" w:sz="4" w:color="D0D5DD"/>
+            </w:tcBorders>
+            <w:vAlign w:val="center"/>
+          </w:tcPr>
+          <w:p>
+            <w:pPr>
+              <w:spacing w:before="40" w:after="40"/>
+              <w:jc w:val="right"/>
+            </w:pPr>
+            <w:r>
+              <w:rPr>
+                <w:rFonts w:ascii="Arial" w:hAnsi="Arial"/>
+                <w:rFonts w:ascii="Arial" w:hAnsi="Arial" w:cs="Arial"/>
+                <w:b w:val="0"/>
+                <w:i w:val="0"/>
+                <w:color w:val="4A5568"/>
+                <w:sz w:val="13"/>
+              </w:rPr>
+              <w:t>MT103-24A8FB-68EC2222</w:t>
+            </w:r>
+          </w:p>
+        </w:tc>
+      </w:tr>
+      <w:tr>
+        <w:tc>
+          <w:tcPr>
+            <w:tcW w:type="dxa" w:w="907"/>
+            <w:tcBorders>
+              <w:bottom w:val="single" w:sz="4" w:color="D0D5DD"/>
+            </w:tcBorders>
+            <w:vAlign w:val="center"/>
+          </w:tcPr>
+          <w:p>
+            <w:pPr>
+              <w:spacing w:before="40" w:after="40"/>
+            </w:pPr>
+            <w:r>
+              <w:rPr>
+                <w:rFonts w:ascii="Arial" w:hAnsi="Arial"/>
+                <w:rFonts w:ascii="Arial" w:hAnsi="Arial" w:cs="Arial"/>
+                <w:b w:val="0"/>
+                <w:i w:val="0"/>
+                <w:color w:val="4A5568"/>
+                <w:sz w:val="13"/>
+              </w:rPr>
+              <w:t>T-204732</w:t>
+            </w:r>
+          </w:p>
+        </w:tc>
+        <w:tc>
+          <w:tcPr>
+            <w:tcW w:type="dxa" w:w="1020"/>
+            <w:tcBorders>
+              <w:bottom w:val="single" w:sz="4" w:color="D0D5DD"/>
+            </w:tcBorders>
+            <w:vAlign w:val="center"/>
+          </w:tcPr>
+          <w:p>
+            <w:pPr>
+              <w:spacing w:before="40" w:after="40"/>
+            </w:pPr>
+            <w:r>
+              <w:rPr>
+                <w:rFonts w:ascii="Arial" w:hAnsi="Arial"/>
+                <w:rFonts w:ascii="Arial" w:hAnsi="Arial" w:cs="Arial"/>
+                <w:b w:val="0"/>
+                <w:i w:val="0"/>
+                <w:color w:val="4A5568"/>
+                <w:sz w:val="13"/>
+              </w:rPr>
+              <w:t>2026-04-25</w:t>
+            </w:r>
+          </w:p>
+        </w:tc>
+        <w:tc>
+          <w:tcPr>
+            <w:tcW w:type="dxa" w:w="1134"/>
+            <w:tcBorders>
+              <w:bottom w:val="single" w:sz="4" w:color="D0D5DD"/>
+            </w:tcBorders>
+            <w:vAlign w:val="center"/>
+          </w:tcPr>
+          <w:p>
+            <w:pPr>
+              <w:spacing w:before="40" w:after="40"/>
+            </w:pPr>
+            <w:r>
+              <w:rPr>
+                <w:rFonts w:ascii="Arial" w:hAnsi="Arial"/>
+                <w:rFonts w:ascii="Arial" w:hAnsi="Arial" w:cs="Arial"/>
+                <w:b/>
+                <w:i w:val="0"/>
+                <w:color w:val="15803D"/>
+                <w:sz w:val="13"/>
+              </w:rPr>
+              <w:t>Received (in)</w:t>
+            </w:r>
+          </w:p>
+        </w:tc>
+        <w:tc>
+          <w:tcPr>
+            <w:tcW w:type="dxa" w:w="680"/>
+            <w:tcBorders>
+              <w:bottom w:val="single" w:sz="4" w:color="D0D5DD"/>
+            </w:tcBorders>
+            <w:vAlign w:val="center"/>
+          </w:tcPr>
+          <w:p>
+            <w:pPr>
+              <w:spacing w:before="40" w:after="40"/>
+            </w:pPr>
+            <w:r>
+              <w:rPr>
+                <w:rFonts w:ascii="Arial" w:hAnsi="Arial"/>
+                <w:rFonts w:ascii="Arial" w:hAnsi="Arial" w:cs="Arial"/>
+                <w:b w:val="0"/>
+                <w:i w:val="0"/>
+                <w:color w:val="4A5568"/>
+                <w:sz w:val="13"/>
+              </w:rPr>
+              <w:t>BTC</w:t>
+            </w:r>
+          </w:p>
+        </w:tc>
+        <w:tc>
+          <w:tcPr>
+            <w:tcW w:type="dxa" w:w="1020"/>
+            <w:tcBorders>
+              <w:bottom w:val="single" w:sz="4" w:color="D0D5DD"/>
+            </w:tcBorders>
+            <w:vAlign w:val="center"/>
+          </w:tcPr>
+          <w:p>
+            <w:pPr>
+              <w:spacing w:before="40" w:after="40"/>
+            </w:pPr>
+            <w:r>
+              <w:rPr>
+                <w:rFonts w:ascii="Arial" w:hAnsi="Arial"/>
+                <w:rFonts w:ascii="Arial" w:hAnsi="Arial" w:cs="Arial"/>
+                <w:b w:val="0"/>
+                <w:i w:val="0"/>
+                <w:color w:val="4A5568"/>
+                <w:sz w:val="13"/>
+              </w:rPr>
+              <w:t>Bitcoin</w:t>
+            </w:r>
+          </w:p>
+        </w:tc>
+        <w:tc>
+          <w:tcPr>
+            <w:tcW w:type="dxa" w:w="1134"/>
+            <w:tcBorders>
+              <w:bottom w:val="single" w:sz="4" w:color="D0D5DD"/>
+            </w:tcBorders>
+            <w:vAlign w:val="center"/>
+          </w:tcPr>
+          <w:p>
+            <w:pPr>
+              <w:spacing w:before="40" w:after="40"/>
+              <w:jc w:val="right"/>
+            </w:pPr>
+            <w:r>
+              <w:rPr>
+                <w:rFonts w:ascii="Arial" w:hAnsi="Arial"/>
+                <w:rFonts w:ascii="Arial" w:hAnsi="Arial" w:cs="Arial"/>
+                <w:b w:val="0"/>
+                <w:i w:val="0"/>
+                <w:color w:val="4A5568"/>
+                <w:sz w:val="13"/>
+              </w:rPr>
+              <w:t>+5.0000</w:t>
+            </w:r>
+          </w:p>
+        </w:tc>
+        <w:tc>
+          <w:tcPr>
+            <w:tcW w:type="dxa" w:w="1134"/>
+            <w:tcBorders>
+              <w:bottom w:val="single" w:sz="4" w:color="D0D5DD"/>
+            </w:tcBorders>
+            <w:vAlign w:val="center"/>
+          </w:tcPr>
+          <w:p>
+            <w:pPr>
+              <w:spacing w:before="40" w:after="40"/>
+              <w:jc w:val="right"/>
+            </w:pPr>
+            <w:r>
+              <w:rPr>
+                <w:rFonts w:ascii="Arial" w:hAnsi="Arial"/>
+                <w:rFonts w:ascii="Arial" w:hAnsi="Arial" w:cs="Arial"/>
+                <w:b w:val="0"/>
+                <w:i w:val="0"/>
+                <w:color w:val="15803D"/>
+                <w:sz w:val="13"/>
+              </w:rPr>
+              <w:t>$405,000.00</w:t>
+            </w:r>
+          </w:p>
+        </w:tc>
+        <w:tc>
+          <w:tcPr>
+            <w:tcW w:type="dxa" w:w="3175"/>
+            <w:tcBorders>
+              <w:bottom w:val="single" w:sz="4" w:color="D0D5DD"/>
+            </w:tcBorders>
+            <w:vAlign w:val="center"/>
+          </w:tcPr>
+          <w:p>
+            <w:pPr>
+              <w:spacing w:before="40" w:after="40"/>
+              <w:jc w:val="right"/>
+            </w:pPr>
+            <w:r>
+              <w:rPr>
+                <w:rFonts w:ascii="Arial" w:hAnsi="Arial"/>
+                <w:rFonts w:ascii="Arial" w:hAnsi="Arial" w:cs="Arial"/>
+                <w:b w:val="0"/>
+                <w:i w:val="0"/>
+                <w:color w:val="4A5568"/>
+                <w:sz w:val="13"/>
+              </w:rPr>
+              <w:t>bc1q6FC621AED58BG789177EF75F3AG6BG8561C36CB</w:t>
+            </w:r>
+          </w:p>
+        </w:tc>
+      </w:tr>
+      <w:tr>
+        <w:tc>
+          <w:tcPr>
+            <w:tcW w:type="dxa" w:w="907"/>
+            <w:shd w:val="clear" w:color="auto" w:fill="F5F7FA"/>
+            <w:tcBorders>
+              <w:bottom w:val="single" w:sz="4" w:color="D0D5DD"/>
+            </w:tcBorders>
+            <w:vAlign w:val="center"/>
+          </w:tcPr>
+          <w:p>
+            <w:pPr>
+              <w:spacing w:before="40" w:after="40"/>
+            </w:pPr>
+            <w:r>
+              <w:rPr>
+                <w:rFonts w:ascii="Arial" w:hAnsi="Arial"/>
+                <w:rFonts w:ascii="Arial" w:hAnsi="Arial" w:cs="Arial"/>
+                <w:b w:val="0"/>
+                <w:i w:val="0"/>
+                <w:color w:val="4A5568"/>
+                <w:sz w:val="13"/>
+              </w:rPr>
+              <w:t>T-204732</w:t>
+            </w:r>
+          </w:p>
+        </w:tc>
+        <w:tc>
+          <w:tcPr>
+            <w:tcW w:type="dxa" w:w="1020"/>
+            <w:shd w:val="clear" w:color="auto" w:fill="F5F7FA"/>
+            <w:tcBorders>
+              <w:bottom w:val="single" w:sz="4" w:color="D0D5DD"/>
+            </w:tcBorders>
+            <w:vAlign w:val="center"/>
+          </w:tcPr>
+          <w:p>
+            <w:pPr>
+              <w:spacing w:before="40" w:after="40"/>
+            </w:pPr>
+            <w:r>
+              <w:rPr>
+                <w:rFonts w:ascii="Arial" w:hAnsi="Arial"/>
+                <w:rFonts w:ascii="Arial" w:hAnsi="Arial" w:cs="Arial"/>
+                <w:b w:val="0"/>
+                <w:i w:val="0"/>
+                <w:color w:val="4A5568"/>
+                <w:sz w:val="13"/>
+              </w:rPr>
+              <w:t>2026-04-25</w:t>
+            </w:r>
+          </w:p>
+        </w:tc>
+        <w:tc>
+          <w:tcPr>
+            <w:tcW w:type="dxa" w:w="1134"/>
+            <w:shd w:val="clear" w:color="auto" w:fill="F5F7FA"/>
+            <w:tcBorders>
+              <w:bottom w:val="single" w:sz="4" w:color="D0D5DD"/>
+            </w:tcBorders>
+            <w:vAlign w:val="center"/>
+          </w:tcPr>
+          <w:p>
+            <w:pPr>
+              <w:spacing w:before="40" w:after="40"/>
+            </w:pPr>
+            <w:r>
+              <w:rPr>
+                <w:rFonts w:ascii="Arial" w:hAnsi="Arial"/>
+                <w:rFonts w:ascii="Arial" w:hAnsi="Arial" w:cs="Arial"/>
+                <w:b/>
+                <w:i w:val="0"/>
+                <w:color w:val="B91C1C"/>
+                <w:sz w:val="13"/>
+              </w:rPr>
+              <w:t>Paid (out)</w:t>
+            </w:r>
+          </w:p>
+        </w:tc>
+        <w:tc>
+          <w:tcPr>
+            <w:tcW w:type="dxa" w:w="680"/>
+            <w:shd w:val="clear" w:color="auto" w:fill="F5F7FA"/>
+            <w:tcBorders>
+              <w:bottom w:val="single" w:sz="4" w:color="D0D5DD"/>
+            </w:tcBorders>
+            <w:vAlign w:val="center"/>
+          </w:tcPr>
+          <w:p>
+            <w:pPr>
+              <w:spacing w:before="40" w:after="40"/>
+            </w:pPr>
+            <w:r>
+              <w:rPr>
+                <w:rFonts w:ascii="Arial" w:hAnsi="Arial"/>
+                <w:rFonts w:ascii="Arial" w:hAnsi="Arial" w:cs="Arial"/>
+                <w:b w:val="0"/>
+                <w:i w:val="0"/>
+                <w:color w:val="4A5568"/>
+                <w:sz w:val="13"/>
+              </w:rPr>
+              <w:t>USD</w:t>
+            </w:r>
+          </w:p>
+        </w:tc>
+        <w:tc>
+          <w:tcPr>
+            <w:tcW w:type="dxa" w:w="1020"/>
+            <w:shd w:val="clear" w:color="auto" w:fill="F5F7FA"/>
+            <w:tcBorders>
+              <w:bottom w:val="single" w:sz="4" w:color="D0D5DD"/>
+            </w:tcBorders>
+            <w:vAlign w:val="center"/>
+          </w:tcPr>
+          <w:p>
+            <w:pPr>
+              <w:spacing w:before="40" w:after="40"/>
+            </w:pPr>
+            <w:r>
+              <w:rPr>
+                <w:rFonts w:ascii="Arial" w:hAnsi="Arial"/>
+                <w:rFonts w:ascii="Arial" w:hAnsi="Arial" w:cs="Arial"/>
+                <w:b w:val="0"/>
+                <w:i w:val="0"/>
+                <w:color w:val="4A5568"/>
+                <w:sz w:val="13"/>
+              </w:rPr>
+              <w:t>Bank</w:t>
+            </w:r>
+          </w:p>
+        </w:tc>
+        <w:tc>
+          <w:tcPr>
+            <w:tcW w:type="dxa" w:w="1134"/>
+            <w:shd w:val="clear" w:color="auto" w:fill="F5F7FA"/>
+            <w:tcBorders>
+              <w:bottom w:val="single" w:sz="4" w:color="D0D5DD"/>
+            </w:tcBorders>
+            <w:vAlign w:val="center"/>
+          </w:tcPr>
+          <w:p>
+            <w:pPr>
+              <w:spacing w:before="40" w:after="40"/>
+              <w:jc w:val="right"/>
+            </w:pPr>
+            <w:r>
+              <w:rPr>
+                <w:rFonts w:ascii="Arial" w:hAnsi="Arial"/>
+                <w:rFonts w:ascii="Arial" w:hAnsi="Arial" w:cs="Arial"/>
+                <w:b w:val="0"/>
+                <w:i w:val="0"/>
+                <w:color w:val="4A5568"/>
+                <w:sz w:val="13"/>
+              </w:rPr>
+              <w:t>-405,000.0000</w:t>
+            </w:r>
+          </w:p>
+        </w:tc>
+        <w:tc>
+          <w:tcPr>
+            <w:tcW w:type="dxa" w:w="1134"/>
+            <w:shd w:val="clear" w:color="auto" w:fill="F5F7FA"/>
+            <w:tcBorders>
+              <w:bottom w:val="single" w:sz="4" w:color="D0D5DD"/>
+            </w:tcBorders>
+            <w:vAlign w:val="center"/>
+          </w:tcPr>
+          <w:p>
+            <w:pPr>
+              <w:spacing w:before="40" w:after="40"/>
+              <w:jc w:val="right"/>
+            </w:pPr>
+            <w:r>
+              <w:rPr>
+                <w:rFonts w:ascii="Arial" w:hAnsi="Arial"/>
+                <w:rFonts w:ascii="Arial" w:hAnsi="Arial" w:cs="Arial"/>
+                <w:b w:val="0"/>
+                <w:i w:val="0"/>
+                <w:color w:val="B91C1C"/>
+                <w:sz w:val="13"/>
+              </w:rPr>
+              <w:t>-$405,000.00</w:t>
+            </w:r>
+          </w:p>
+        </w:tc>
+        <w:tc>
+          <w:tcPr>
+            <w:tcW w:type="dxa" w:w="3175"/>
+            <w:shd w:val="clear" w:color="auto" w:fill="F5F7FA"/>
+            <w:tcBorders>
+              <w:bottom w:val="single" w:sz="4" w:color="D0D5DD"/>
+            </w:tcBorders>
+            <w:vAlign w:val="center"/>
+          </w:tcPr>
+          <w:p>
+            <w:pPr>
+              <w:spacing w:before="40" w:after="40"/>
+              <w:jc w:val="right"/>
+            </w:pPr>
+            <w:r>
+              <w:rPr>
+                <w:rFonts w:ascii="Arial" w:hAnsi="Arial"/>
+                <w:rFonts w:ascii="Arial" w:hAnsi="Arial" w:cs="Arial"/>
+                <w:b w:val="0"/>
+                <w:i w:val="0"/>
+                <w:color w:val="4A5568"/>
+                <w:sz w:val="13"/>
+              </w:rPr>
+              <w:t>MT103-ECCF06-4B4A4815</w:t>
+            </w:r>
+          </w:p>
+        </w:tc>
+      </w:tr>
+      <w:tr>
+        <w:tc>
+          <w:tcPr>
+            <w:tcW w:type="dxa" w:w="907"/>
+            <w:tcBorders>
+              <w:bottom w:val="single" w:sz="4" w:color="D0D5DD"/>
+            </w:tcBorders>
+            <w:vAlign w:val="center"/>
+          </w:tcPr>
+          <w:p>
+            <w:pPr>
+              <w:spacing w:before="40" w:after="40"/>
+            </w:pPr>
+            <w:r>
+              <w:rPr>
+                <w:rFonts w:ascii="Arial" w:hAnsi="Arial"/>
+                <w:rFonts w:ascii="Arial" w:hAnsi="Arial" w:cs="Arial"/>
+                <w:b w:val="0"/>
+                <w:i w:val="0"/>
+                <w:color w:val="4A5568"/>
+                <w:sz w:val="13"/>
+              </w:rPr>
+              <w:t>T-204715</w:t>
+            </w:r>
+          </w:p>
+        </w:tc>
+        <w:tc>
+          <w:tcPr>
+            <w:tcW w:type="dxa" w:w="1020"/>
+            <w:tcBorders>
+              <w:bottom w:val="single" w:sz="4" w:color="D0D5DD"/>
+            </w:tcBorders>
+            <w:vAlign w:val="center"/>
+          </w:tcPr>
+          <w:p>
+            <w:pPr>
+              <w:spacing w:before="40" w:after="40"/>
+            </w:pPr>
+            <w:r>
+              <w:rPr>
+                <w:rFonts w:ascii="Arial" w:hAnsi="Arial"/>
+                <w:rFonts w:ascii="Arial" w:hAnsi="Arial" w:cs="Arial"/>
+                <w:b w:val="0"/>
+                <w:i w:val="0"/>
+                <w:color w:val="4A5568"/>
+                <w:sz w:val="13"/>
+              </w:rPr>
+              <w:t>2026-04-14</w:t>
+            </w:r>
+          </w:p>
+        </w:tc>
+        <w:tc>
+          <w:tcPr>
+            <w:tcW w:type="dxa" w:w="1134"/>
+            <w:tcBorders>
+              <w:bottom w:val="single" w:sz="4" w:color="D0D5DD"/>
+            </w:tcBorders>
+            <w:vAlign w:val="center"/>
+          </w:tcPr>
+          <w:p>
+            <w:pPr>
+              <w:spacing w:before="40" w:after="40"/>
+            </w:pPr>
+            <w:r>
+              <w:rPr>
+                <w:rFonts w:ascii="Arial" w:hAnsi="Arial"/>
+                <w:rFonts w:ascii="Arial" w:hAnsi="Arial" w:cs="Arial"/>
+                <w:b/>
+                <w:i w:val="0"/>
+                <w:color w:val="15803D"/>
+                <w:sz w:val="13"/>
+              </w:rPr>
+              <w:t>Received (in)</w:t>
+            </w:r>
+          </w:p>
+        </w:tc>
+        <w:tc>
+          <w:tcPr>
+            <w:tcW w:type="dxa" w:w="680"/>
+            <w:tcBorders>
+              <w:bottom w:val="single" w:sz="4" w:color="D0D5DD"/>
+            </w:tcBorders>
+            <w:vAlign w:val="center"/>
+          </w:tcPr>
+          <w:p>
+            <w:pPr>
+              <w:spacing w:before="40" w:after="40"/>
+            </w:pPr>
+            <w:r>
+              <w:rPr>
+                <w:rFonts w:ascii="Arial" w:hAnsi="Arial"/>
+                <w:rFonts w:ascii="Arial" w:hAnsi="Arial" w:cs="Arial"/>
+                <w:b w:val="0"/>
+                <w:i w:val="0"/>
+                <w:color w:val="4A5568"/>
+                <w:sz w:val="13"/>
+              </w:rPr>
+              <w:t>USD</w:t>
+            </w:r>
+          </w:p>
+        </w:tc>
+        <w:tc>
+          <w:tcPr>
+            <w:tcW w:type="dxa" w:w="1020"/>
+            <w:tcBorders>
+              <w:bottom w:val="single" w:sz="4" w:color="D0D5DD"/>
+            </w:tcBorders>
+            <w:vAlign w:val="center"/>
+          </w:tcPr>
+          <w:p>
+            <w:pPr>
+              <w:spacing w:before="40" w:after="40"/>
+            </w:pPr>
+            <w:r>
+              <w:rPr>
+                <w:rFonts w:ascii="Arial" w:hAnsi="Arial"/>
+                <w:rFonts w:ascii="Arial" w:hAnsi="Arial" w:cs="Arial"/>
+                <w:b w:val="0"/>
+                <w:i w:val="0"/>
+                <w:color w:val="4A5568"/>
+                <w:sz w:val="13"/>
+              </w:rPr>
+              <w:t>Bank</w:t>
+            </w:r>
+          </w:p>
+        </w:tc>
+        <w:tc>
+          <w:tcPr>
+            <w:tcW w:type="dxa" w:w="1134"/>
+            <w:tcBorders>
+              <w:bottom w:val="single" w:sz="4" w:color="D0D5DD"/>
+            </w:tcBorders>
+            <w:vAlign w:val="center"/>
+          </w:tcPr>
+          <w:p>
+            <w:pPr>
+              <w:spacing w:before="40" w:after="40"/>
+              <w:jc w:val="right"/>
+            </w:pPr>
+            <w:r>
+              <w:rPr>
+                <w:rFonts w:ascii="Arial" w:hAnsi="Arial"/>
+                <w:rFonts w:ascii="Arial" w:hAnsi="Arial" w:cs="Arial"/>
+                <w:b w:val="0"/>
+                <w:i w:val="0"/>
+                <w:color w:val="4A5568"/>
+                <w:sz w:val="13"/>
+              </w:rPr>
+              <w:t>+500,000.0000</w:t>
+            </w:r>
+          </w:p>
+        </w:tc>
+        <w:tc>
+          <w:tcPr>
+            <w:tcW w:type="dxa" w:w="1134"/>
+            <w:tcBorders>
+              <w:bottom w:val="single" w:sz="4" w:color="D0D5DD"/>
+            </w:tcBorders>
+            <w:vAlign w:val="center"/>
+          </w:tcPr>
+          <w:p>
+            <w:pPr>
+              <w:spacing w:before="40" w:after="40"/>
+              <w:jc w:val="right"/>
+            </w:pPr>
+            <w:r>
+              <w:rPr>
+                <w:rFonts w:ascii="Arial" w:hAnsi="Arial"/>
+                <w:rFonts w:ascii="Arial" w:hAnsi="Arial" w:cs="Arial"/>
+                <w:b w:val="0"/>
+                <w:i w:val="0"/>
+                <w:color w:val="15803D"/>
+                <w:sz w:val="13"/>
+              </w:rPr>
+              <w:t>$500,000.00</w:t>
+            </w:r>
+          </w:p>
+        </w:tc>
+        <w:tc>
+          <w:tcPr>
+            <w:tcW w:type="dxa" w:w="3175"/>
+            <w:tcBorders>
+              <w:bottom w:val="single" w:sz="4" w:color="D0D5DD"/>
+            </w:tcBorders>
+            <w:vAlign w:val="center"/>
+          </w:tcPr>
+          <w:p>
+            <w:pPr>
+              <w:spacing w:before="40" w:after="40"/>
+              <w:jc w:val="right"/>
+            </w:pPr>
+            <w:r>
+              <w:rPr>
+                <w:rFonts w:ascii="Arial" w:hAnsi="Arial"/>
+                <w:rFonts w:ascii="Arial" w:hAnsi="Arial" w:cs="Arial"/>
+                <w:b w:val="0"/>
+                <w:i w:val="0"/>
+                <w:color w:val="4A5568"/>
+                <w:sz w:val="13"/>
+              </w:rPr>
+              <w:t>MT103-0ADE9C-A58CAD6D</w:t>
+            </w:r>
+          </w:p>
+        </w:tc>
+      </w:tr>
+      <w:tr>
+        <w:tc>
+          <w:tcPr>
+            <w:tcW w:type="dxa" w:w="907"/>
+            <w:shd w:val="clear" w:color="auto" w:fill="F5F7FA"/>
+            <w:tcBorders>
+              <w:bottom w:val="single" w:sz="4" w:color="D0D5DD"/>
+            </w:tcBorders>
+            <w:vAlign w:val="center"/>
+          </w:tcPr>
+          <w:p>
+            <w:pPr>
+              <w:spacing w:before="40" w:after="40"/>
+            </w:pPr>
+            <w:r>
+              <w:rPr>
+                <w:rFonts w:ascii="Arial" w:hAnsi="Arial"/>
+                <w:rFonts w:ascii="Arial" w:hAnsi="Arial" w:cs="Arial"/>
+                <w:b w:val="0"/>
+                <w:i w:val="0"/>
+                <w:color w:val="4A5568"/>
+                <w:sz w:val="13"/>
+              </w:rPr>
+              <w:t>T-204715</w:t>
+            </w:r>
+          </w:p>
+        </w:tc>
+        <w:tc>
+          <w:tcPr>
+            <w:tcW w:type="dxa" w:w="1020"/>
+            <w:shd w:val="clear" w:color="auto" w:fill="F5F7FA"/>
+            <w:tcBorders>
+              <w:bottom w:val="single" w:sz="4" w:color="D0D5DD"/>
+            </w:tcBorders>
+            <w:vAlign w:val="center"/>
+          </w:tcPr>
+          <w:p>
+            <w:pPr>
+              <w:spacing w:before="40" w:after="40"/>
+            </w:pPr>
+            <w:r>
+              <w:rPr>
+                <w:rFonts w:ascii="Arial" w:hAnsi="Arial"/>
+                <w:rFonts w:ascii="Arial" w:hAnsi="Arial" w:cs="Arial"/>
+                <w:b w:val="0"/>
+                <w:i w:val="0"/>
+                <w:color w:val="4A5568"/>
+                <w:sz w:val="13"/>
+              </w:rPr>
+              <w:t>2026-04-14</w:t>
+            </w:r>
+          </w:p>
+        </w:tc>
+        <w:tc>
+          <w:tcPr>
+            <w:tcW w:type="dxa" w:w="1134"/>
+            <w:shd w:val="clear" w:color="auto" w:fill="F5F7FA"/>
+            <w:tcBorders>
+              <w:bottom w:val="single" w:sz="4" w:color="D0D5DD"/>
+            </w:tcBorders>
+            <w:vAlign w:val="center"/>
+          </w:tcPr>
+          <w:p>
+            <w:pPr>
+              <w:spacing w:before="40" w:after="40"/>
+            </w:pPr>
+            <w:r>
+              <w:rPr>
+                <w:rFonts w:ascii="Arial" w:hAnsi="Arial"/>
+                <w:rFonts w:ascii="Arial" w:hAnsi="Arial" w:cs="Arial"/>
+                <w:b/>
+                <w:i w:val="0"/>
+                <w:color w:val="B91C1C"/>
+                <w:sz w:val="13"/>
+              </w:rPr>
+              <w:t>Paid (out)</w:t>
+            </w:r>
+          </w:p>
+        </w:tc>
+        <w:tc>
+          <w:tcPr>
+            <w:tcW w:type="dxa" w:w="680"/>
+            <w:shd w:val="clear" w:color="auto" w:fill="F5F7FA"/>
+            <w:tcBorders>
+              <w:bottom w:val="single" w:sz="4" w:color="D0D5DD"/>
+            </w:tcBorders>
+            <w:vAlign w:val="center"/>
+          </w:tcPr>
+          <w:p>
+            <w:pPr>
+              <w:spacing w:before="40" w:after="40"/>
+            </w:pPr>
+            <w:r>
+              <w:rPr>
+                <w:rFonts w:ascii="Arial" w:hAnsi="Arial"/>
+                <w:rFonts w:ascii="Arial" w:hAnsi="Arial" w:cs="Arial"/>
+                <w:b w:val="0"/>
+                <w:i w:val="0"/>
+                <w:color w:val="4A5568"/>
+                <w:sz w:val="13"/>
+              </w:rPr>
+              <w:t>USDC</w:t>
+            </w:r>
+          </w:p>
+        </w:tc>
+        <w:tc>
+          <w:tcPr>
+            <w:tcW w:type="dxa" w:w="1020"/>
+            <w:shd w:val="clear" w:color="auto" w:fill="F5F7FA"/>
+            <w:tcBorders>
+              <w:bottom w:val="single" w:sz="4" w:color="D0D5DD"/>
+            </w:tcBorders>
+            <w:vAlign w:val="center"/>
+          </w:tcPr>
+          <w:p>
+            <w:pPr>
+              <w:spacing w:before="40" w:after="40"/>
+            </w:pPr>
+            <w:r>
+              <w:rPr>
+                <w:rFonts w:ascii="Arial" w:hAnsi="Arial"/>
+                <w:rFonts w:ascii="Arial" w:hAnsi="Arial" w:cs="Arial"/>
+                <w:b w:val="0"/>
+                <w:i w:val="0"/>
+                <w:color w:val="4A5568"/>
+                <w:sz w:val="13"/>
+              </w:rPr>
+              <w:t>Ethereum</w:t>
+            </w:r>
+          </w:p>
+        </w:tc>
+        <w:tc>
+          <w:tcPr>
+            <w:tcW w:type="dxa" w:w="1134"/>
+            <w:shd w:val="clear" w:color="auto" w:fill="F5F7FA"/>
+            <w:tcBorders>
+              <w:bottom w:val="single" w:sz="4" w:color="D0D5DD"/>
+            </w:tcBorders>
+            <w:vAlign w:val="center"/>
+          </w:tcPr>
+          <w:p>
+            <w:pPr>
+              <w:spacing w:before="40" w:after="40"/>
+              <w:jc w:val="right"/>
+            </w:pPr>
+            <w:r>
+              <w:rPr>
+                <w:rFonts w:ascii="Arial" w:hAnsi="Arial"/>
+                <w:rFonts w:ascii="Arial" w:hAnsi="Arial" w:cs="Arial"/>
+                <w:b w:val="0"/>
+                <w:i w:val="0"/>
+                <w:color w:val="4A5568"/>
+                <w:sz w:val="13"/>
+              </w:rPr>
+              <w:t>-500,000.0000</w:t>
+            </w:r>
+          </w:p>
+        </w:tc>
+        <w:tc>
+          <w:tcPr>
+            <w:tcW w:type="dxa" w:w="1134"/>
+            <w:shd w:val="clear" w:color="auto" w:fill="F5F7FA"/>
+            <w:tcBorders>
+              <w:bottom w:val="single" w:sz="4" w:color="D0D5DD"/>
+            </w:tcBorders>
+            <w:vAlign w:val="center"/>
+          </w:tcPr>
+          <w:p>
+            <w:pPr>
+              <w:spacing w:before="40" w:after="40"/>
+              <w:jc w:val="right"/>
+            </w:pPr>
+            <w:r>
+              <w:rPr>
+                <w:rFonts w:ascii="Arial" w:hAnsi="Arial"/>
+                <w:rFonts w:ascii="Arial" w:hAnsi="Arial" w:cs="Arial"/>
+                <w:b w:val="0"/>
+                <w:i w:val="0"/>
+                <w:color w:val="B91C1C"/>
+                <w:sz w:val="13"/>
+              </w:rPr>
+              <w:t>-$500,000.00</w:t>
+            </w:r>
+          </w:p>
+        </w:tc>
+        <w:tc>
+          <w:tcPr>
+            <w:tcW w:type="dxa" w:w="3175"/>
+            <w:shd w:val="clear" w:color="auto" w:fill="F5F7FA"/>
+            <w:tcBorders>
+              <w:bottom w:val="single" w:sz="4" w:color="D0D5DD"/>
+            </w:tcBorders>
+            <w:vAlign w:val="center"/>
+          </w:tcPr>
+          <w:p>
+            <w:pPr>
+              <w:spacing w:before="40" w:after="40"/>
+              <w:jc w:val="right"/>
+            </w:pPr>
+            <w:r>
+              <w:rPr>
+                <w:rFonts w:ascii="Arial" w:hAnsi="Arial"/>
+                <w:rFonts w:ascii="Arial" w:hAnsi="Arial" w:cs="Arial"/>
+                <w:b w:val="0"/>
+                <w:i w:val="0"/>
+                <w:color w:val="4A5568"/>
+                <w:sz w:val="13"/>
+              </w:rPr>
+              <w:t>0xf14bc83b01aced7be44f16fdb09cfbc3023db68cb7f7639c1154741100556dde</w:t>
+            </w:r>
+          </w:p>
+        </w:tc>
+      </w:tr>
+      <w:tr>
+        <w:tc>
+          <w:tcPr>
+            <w:tcW w:type="dxa" w:w="907"/>
+            <w:tcBorders>
+              <w:bottom w:val="single" w:sz="4" w:color="D0D5DD"/>
+            </w:tcBorders>
+            <w:vAlign w:val="center"/>
+          </w:tcPr>
+          <w:p>
+            <w:pPr>
+              <w:spacing w:before="40" w:after="40"/>
+            </w:pPr>
+            <w:r>
+              <w:rPr>
+                <w:rFonts w:ascii="Arial" w:hAnsi="Arial"/>
+                <w:rFonts w:ascii="Arial" w:hAnsi="Arial" w:cs="Arial"/>
+                <w:b w:val="0"/>
+                <w:i w:val="0"/>
+                <w:color w:val="4A5568"/>
+                <w:sz w:val="13"/>
+              </w:rPr>
+              <w:t>T-204745</w:t>
+            </w:r>
+          </w:p>
+        </w:tc>
+        <w:tc>
+          <w:tcPr>
+            <w:tcW w:type="dxa" w:w="1020"/>
+            <w:tcBorders>
+              <w:bottom w:val="single" w:sz="4" w:color="D0D5DD"/>
+            </w:tcBorders>
+            <w:vAlign w:val="center"/>
+          </w:tcPr>
+          <w:p>
+            <w:pPr>
+              <w:spacing w:before="40" w:after="40"/>
+            </w:pPr>
+            <w:r>
+              <w:rPr>
+                <w:rFonts w:ascii="Arial" w:hAnsi="Arial"/>
+                <w:rFonts w:ascii="Arial" w:hAnsi="Arial" w:cs="Arial"/>
+                <w:b w:val="0"/>
+                <w:i w:val="0"/>
+                <w:color w:val="4A5568"/>
+                <w:sz w:val="13"/>
+              </w:rPr>
+              <w:t>2026-04-29</w:t>
+            </w:r>
+          </w:p>
+        </w:tc>
+        <w:tc>
+          <w:tcPr>
+            <w:tcW w:type="dxa" w:w="1134"/>
+            <w:tcBorders>
+              <w:bottom w:val="single" w:sz="4" w:color="D0D5DD"/>
+            </w:tcBorders>
+            <w:vAlign w:val="center"/>
+          </w:tcPr>
+          <w:p>
+            <w:pPr>
+              <w:spacing w:before="40" w:after="40"/>
+            </w:pPr>
+            <w:r>
+              <w:rPr>
+                <w:rFonts w:ascii="Arial" w:hAnsi="Arial"/>
+                <w:rFonts w:ascii="Arial" w:hAnsi="Arial" w:cs="Arial"/>
+                <w:b/>
+                <w:i w:val="0"/>
+                <w:color w:val="15803D"/>
+                <w:sz w:val="13"/>
+              </w:rPr>
+              <w:t>Received (in)</w:t>
+            </w:r>
+          </w:p>
+        </w:tc>
+        <w:tc>
+          <w:tcPr>
+            <w:tcW w:type="dxa" w:w="680"/>
+            <w:tcBorders>
+              <w:bottom w:val="single" w:sz="4" w:color="D0D5DD"/>
+            </w:tcBorders>
+            <w:vAlign w:val="center"/>
+          </w:tcPr>
+          <w:p>
+            <w:pPr>
+              <w:spacing w:before="40" w:after="40"/>
+            </w:pPr>
+            <w:r>
+              <w:rPr>
+                <w:rFonts w:ascii="Arial" w:hAnsi="Arial"/>
+                <w:rFonts w:ascii="Arial" w:hAnsi="Arial" w:cs="Arial"/>
+                <w:b w:val="0"/>
+                <w:i w:val="0"/>
+                <w:color w:val="4A5568"/>
+                <w:sz w:val="13"/>
+              </w:rPr>
+              <w:t>USD</w:t>
+            </w:r>
+          </w:p>
+        </w:tc>
+        <w:tc>
+          <w:tcPr>
+            <w:tcW w:type="dxa" w:w="1020"/>
+            <w:tcBorders>
+              <w:bottom w:val="single" w:sz="4" w:color="D0D5DD"/>
+            </w:tcBorders>
+            <w:vAlign w:val="center"/>
+          </w:tcPr>
+          <w:p>
+            <w:pPr>
+              <w:spacing w:before="40" w:after="40"/>
+            </w:pPr>
+            <w:r>
+              <w:rPr>
+                <w:rFonts w:ascii="Arial" w:hAnsi="Arial"/>
+                <w:rFonts w:ascii="Arial" w:hAnsi="Arial" w:cs="Arial"/>
+                <w:b w:val="0"/>
+                <w:i w:val="0"/>
+                <w:color w:val="4A5568"/>
+                <w:sz w:val="13"/>
+              </w:rPr>
+              <w:t>Bank</w:t>
+            </w:r>
+          </w:p>
+        </w:tc>
+        <w:tc>
+          <w:tcPr>
+            <w:tcW w:type="dxa" w:w="1134"/>
+            <w:tcBorders>
+              <w:bottom w:val="single" w:sz="4" w:color="D0D5DD"/>
+            </w:tcBorders>
+            <w:vAlign w:val="center"/>
+          </w:tcPr>
+          <w:p>
+            <w:pPr>
+              <w:spacing w:before="40" w:after="40"/>
+              <w:jc w:val="right"/>
+            </w:pPr>
+            <w:r>
+              <w:rPr>
+                <w:rFonts w:ascii="Arial" w:hAnsi="Arial"/>
+                <w:rFonts w:ascii="Arial" w:hAnsi="Arial" w:cs="Arial"/>
+                <w:b w:val="0"/>
+                <w:i w:val="0"/>
+                <w:color w:val="4A5568"/>
+                <w:sz w:val="13"/>
+              </w:rPr>
+              <w:t>+250,000.0000</w:t>
+            </w:r>
+          </w:p>
+        </w:tc>
+        <w:tc>
+          <w:tcPr>
+            <w:tcW w:type="dxa" w:w="1134"/>
+            <w:tcBorders>
+              <w:bottom w:val="single" w:sz="4" w:color="D0D5DD"/>
+            </w:tcBorders>
+            <w:vAlign w:val="center"/>
+          </w:tcPr>
+          <w:p>
+            <w:pPr>
+              <w:spacing w:before="40" w:after="40"/>
+              <w:jc w:val="right"/>
+            </w:pPr>
+            <w:r>
+              <w:rPr>
+                <w:rFonts w:ascii="Arial" w:hAnsi="Arial"/>
+                <w:rFonts w:ascii="Arial" w:hAnsi="Arial" w:cs="Arial"/>
+                <w:b w:val="0"/>
+                <w:i w:val="0"/>
+                <w:color w:val="15803D"/>
+                <w:sz w:val="13"/>
+              </w:rPr>
+              <w:t>$250,000.00</w:t>
+            </w:r>
+          </w:p>
+        </w:tc>
+        <w:tc>
+          <w:tcPr>
+            <w:tcW w:type="dxa" w:w="3175"/>
+            <w:tcBorders>
+              <w:bottom w:val="single" w:sz="4" w:color="D0D5DD"/>
+            </w:tcBorders>
+            <w:vAlign w:val="center"/>
+          </w:tcPr>
+          <w:p>
+            <w:pPr>
+              <w:spacing w:before="40" w:after="40"/>
+              <w:jc w:val="right"/>
+            </w:pPr>
+            <w:r>
+              <w:rPr>
+                <w:rFonts w:ascii="Arial" w:hAnsi="Arial"/>
+                <w:rFonts w:ascii="Arial" w:hAnsi="Arial" w:cs="Arial"/>
+                <w:b w:val="0"/>
+                <w:i w:val="0"/>
+                <w:color w:val="4A5568"/>
+                <w:sz w:val="13"/>
+              </w:rPr>
+              <w:t>MT103-9EC643-BB633765</w:t>
+            </w:r>
+          </w:p>
+        </w:tc>
+      </w:tr>
+      <w:tr>
+        <w:tc>
+          <w:tcPr>
+            <w:tcW w:type="dxa" w:w="907"/>
+            <w:shd w:val="clear" w:color="auto" w:fill="F5F7FA"/>
+            <w:tcBorders>
+              <w:bottom w:val="single" w:sz="4" w:color="D0D5DD"/>
+            </w:tcBorders>
+            <w:vAlign w:val="center"/>
+          </w:tcPr>
+          <w:p>
+            <w:pPr>
+              <w:spacing w:before="40" w:after="40"/>
+            </w:pPr>
+            <w:r>
+              <w:rPr>
+                <w:rFonts w:ascii="Arial" w:hAnsi="Arial"/>
+                <w:rFonts w:ascii="Arial" w:hAnsi="Arial" w:cs="Arial"/>
+                <w:b w:val="0"/>
+                <w:i w:val="0"/>
+                <w:color w:val="4A5568"/>
+                <w:sz w:val="13"/>
+              </w:rPr>
+              <w:t>T-204745</w:t>
+            </w:r>
+          </w:p>
+        </w:tc>
+        <w:tc>
+          <w:tcPr>
+            <w:tcW w:type="dxa" w:w="1020"/>
+            <w:shd w:val="clear" w:color="auto" w:fill="F5F7FA"/>
+            <w:tcBorders>
+              <w:bottom w:val="single" w:sz="4" w:color="D0D5DD"/>
+            </w:tcBorders>
+            <w:vAlign w:val="center"/>
+          </w:tcPr>
+          <w:p>
+            <w:pPr>
+              <w:spacing w:before="40" w:after="40"/>
+            </w:pPr>
+            <w:r>
+              <w:rPr>
+                <w:rFonts w:ascii="Arial" w:hAnsi="Arial"/>
+                <w:rFonts w:ascii="Arial" w:hAnsi="Arial" w:cs="Arial"/>
+                <w:b w:val="0"/>
+                <w:i w:val="0"/>
+                <w:color w:val="4A5568"/>
+                <w:sz w:val="13"/>
+              </w:rPr>
+              <w:t>2026-04-29</w:t>
+            </w:r>
+          </w:p>
+        </w:tc>
+        <w:tc>
+          <w:tcPr>
+            <w:tcW w:type="dxa" w:w="1134"/>
+            <w:shd w:val="clear" w:color="auto" w:fill="F5F7FA"/>
+            <w:tcBorders>
+              <w:bottom w:val="single" w:sz="4" w:color="D0D5DD"/>
+            </w:tcBorders>
+            <w:vAlign w:val="center"/>
+          </w:tcPr>
+          <w:p>
+            <w:pPr>
+              <w:spacing w:before="40" w:after="40"/>
+            </w:pPr>
+            <w:r>
+              <w:rPr>
+                <w:rFonts w:ascii="Arial" w:hAnsi="Arial"/>
+                <w:rFonts w:ascii="Arial" w:hAnsi="Arial" w:cs="Arial"/>
+                <w:b/>
+                <w:i w:val="0"/>
+                <w:color w:val="B91C1C"/>
+                <w:sz w:val="13"/>
+              </w:rPr>
+              <w:t>Paid (out)</w:t>
+            </w:r>
+          </w:p>
+        </w:tc>
+        <w:tc>
+          <w:tcPr>
+            <w:tcW w:type="dxa" w:w="680"/>
+            <w:shd w:val="clear" w:color="auto" w:fill="F5F7FA"/>
+            <w:tcBorders>
+              <w:bottom w:val="single" w:sz="4" w:color="D0D5DD"/>
+            </w:tcBorders>
+            <w:vAlign w:val="center"/>
+          </w:tcPr>
+          <w:p>
+            <w:pPr>
+              <w:spacing w:before="40" w:after="40"/>
+            </w:pPr>
+            <w:r>
+              <w:rPr>
+                <w:rFonts w:ascii="Arial" w:hAnsi="Arial"/>
+                <w:rFonts w:ascii="Arial" w:hAnsi="Arial" w:cs="Arial"/>
+                <w:b w:val="0"/>
+                <w:i w:val="0"/>
+                <w:color w:val="4A5568"/>
+                <w:sz w:val="13"/>
+              </w:rPr>
+              <w:t>USDC</w:t>
+            </w:r>
+          </w:p>
+        </w:tc>
+        <w:tc>
+          <w:tcPr>
+            <w:tcW w:type="dxa" w:w="1020"/>
+            <w:shd w:val="clear" w:color="auto" w:fill="F5F7FA"/>
+            <w:tcBorders>
+              <w:bottom w:val="single" w:sz="4" w:color="D0D5DD"/>
+            </w:tcBorders>
+            <w:vAlign w:val="center"/>
+          </w:tcPr>
+          <w:p>
+            <w:pPr>
+              <w:spacing w:before="40" w:after="40"/>
+            </w:pPr>
+            <w:r>
+              <w:rPr>
+                <w:rFonts w:ascii="Arial" w:hAnsi="Arial"/>
+                <w:rFonts w:ascii="Arial" w:hAnsi="Arial" w:cs="Arial"/>
+                <w:b w:val="0"/>
+                <w:i w:val="0"/>
+                <w:color w:val="4A5568"/>
+                <w:sz w:val="13"/>
+              </w:rPr>
+              <w:t>Ethereum</w:t>
+            </w:r>
+          </w:p>
+        </w:tc>
+        <w:tc>
+          <w:tcPr>
+            <w:tcW w:type="dxa" w:w="1134"/>
+            <w:shd w:val="clear" w:color="auto" w:fill="F5F7FA"/>
+            <w:tcBorders>
+              <w:bottom w:val="single" w:sz="4" w:color="D0D5DD"/>
+            </w:tcBorders>
+            <w:vAlign w:val="center"/>
+          </w:tcPr>
+          <w:p>
+            <w:pPr>
+              <w:spacing w:before="40" w:after="40"/>
+              <w:jc w:val="right"/>
+            </w:pPr>
+            <w:r>
+              <w:rPr>
+                <w:rFonts w:ascii="Arial" w:hAnsi="Arial"/>
+                <w:rFonts w:ascii="Arial" w:hAnsi="Arial" w:cs="Arial"/>
+                <w:b w:val="0"/>
+                <w:i w:val="0"/>
+                <w:color w:val="4A5568"/>
+                <w:sz w:val="13"/>
+              </w:rPr>
+              <w:t>-250,000.0000</w:t>
+            </w:r>
+          </w:p>
+        </w:tc>
+        <w:tc>
+          <w:tcPr>
+            <w:tcW w:type="dxa" w:w="1134"/>
+            <w:shd w:val="clear" w:color="auto" w:fill="F5F7FA"/>
+            <w:tcBorders>
+              <w:bottom w:val="single" w:sz="4" w:color="D0D5DD"/>
+            </w:tcBorders>
+            <w:vAlign w:val="center"/>
+          </w:tcPr>
+          <w:p>
+            <w:pPr>
+              <w:spacing w:before="40" w:after="40"/>
+              <w:jc w:val="right"/>
+            </w:pPr>
+            <w:r>
+              <w:rPr>
+                <w:rFonts w:ascii="Arial" w:hAnsi="Arial"/>
+                <w:rFonts w:ascii="Arial" w:hAnsi="Arial" w:cs="Arial"/>
+                <w:b w:val="0"/>
+                <w:i w:val="0"/>
+                <w:color w:val="B91C1C"/>
+                <w:sz w:val="13"/>
+              </w:rPr>
+              <w:t>-$250,000.00</w:t>
+            </w:r>
+          </w:p>
+        </w:tc>
+        <w:tc>
+          <w:tcPr>
+            <w:tcW w:type="dxa" w:w="3175"/>
+            <w:shd w:val="clear" w:color="auto" w:fill="F5F7FA"/>
+            <w:tcBorders>
+              <w:bottom w:val="single" w:sz="4" w:color="D0D5DD"/>
+            </w:tcBorders>
+            <w:vAlign w:val="center"/>
+          </w:tcPr>
+          <w:p>
+            <w:pPr>
+              <w:spacing w:before="40" w:after="40"/>
+              <w:jc w:val="right"/>
+            </w:pPr>
+            <w:r>
+              <w:rPr>
+                <w:rFonts w:ascii="Arial" w:hAnsi="Arial"/>
+                <w:rFonts w:ascii="Arial" w:hAnsi="Arial" w:cs="Arial"/>
+                <w:b w:val="0"/>
+                <w:i w:val="0"/>
+                <w:color w:val="4A5568"/>
+                <w:sz w:val="13"/>
+              </w:rPr>
+              <w:t>0x2b4fd5c86e4520d017dd9b3a261b1ce8ba7385d1a920bac49ffa8a0596bb635b</w:t>
+            </w:r>
+          </w:p>
+        </w:tc>
+      </w:tr>
+      <w:tr>
+        <w:tc>
+          <w:tcPr>
+            <w:tcW w:type="dxa" w:w="907"/>
+            <w:tcBorders>
+              <w:bottom w:val="single" w:sz="4" w:color="D0D5DD"/>
+            </w:tcBorders>
+            <w:vAlign w:val="center"/>
+          </w:tcPr>
+          <w:p>
+            <w:pPr>
+              <w:spacing w:before="40" w:after="40"/>
+            </w:pPr>
+            <w:r>
+              <w:rPr>
+                <w:rFonts w:ascii="Arial" w:hAnsi="Arial"/>
+                <w:rFonts w:ascii="Arial" w:hAnsi="Arial" w:cs="Arial"/>
+                <w:b w:val="0"/>
+                <w:i w:val="0"/>
+                <w:color w:val="4A5568"/>
+                <w:sz w:val="13"/>
+              </w:rPr>
+              <w:t>T-204738</w:t>
+            </w:r>
+          </w:p>
+        </w:tc>
+        <w:tc>
+          <w:tcPr>
+            <w:tcW w:type="dxa" w:w="1020"/>
+            <w:tcBorders>
+              <w:bottom w:val="single" w:sz="4" w:color="D0D5DD"/>
+            </w:tcBorders>
+            <w:vAlign w:val="center"/>
+          </w:tcPr>
+          <w:p>
+            <w:pPr>
+              <w:spacing w:before="40" w:after="40"/>
+            </w:pPr>
+            <w:r>
+              <w:rPr>
+                <w:rFonts w:ascii="Arial" w:hAnsi="Arial"/>
+                <w:rFonts w:ascii="Arial" w:hAnsi="Arial" w:cs="Arial"/>
+                <w:b w:val="0"/>
+                <w:i w:val="0"/>
+                <w:color w:val="4A5568"/>
+                <w:sz w:val="13"/>
+              </w:rPr>
+              <w:t>2026-04-26</w:t>
+            </w:r>
+          </w:p>
+        </w:tc>
+        <w:tc>
+          <w:tcPr>
+            <w:tcW w:type="dxa" w:w="1134"/>
+            <w:tcBorders>
+              <w:bottom w:val="single" w:sz="4" w:color="D0D5DD"/>
+            </w:tcBorders>
+            <w:vAlign w:val="center"/>
+          </w:tcPr>
+          <w:p>
+            <w:pPr>
+              <w:spacing w:before="40" w:after="40"/>
+            </w:pPr>
+            <w:r>
+              <w:rPr>
+                <w:rFonts w:ascii="Arial" w:hAnsi="Arial"/>
+                <w:rFonts w:ascii="Arial" w:hAnsi="Arial" w:cs="Arial"/>
+                <w:b/>
+                <w:i w:val="0"/>
+                <w:color w:val="15803D"/>
+                <w:sz w:val="13"/>
+              </w:rPr>
+              <w:t>Received (in)</w:t>
+            </w:r>
+          </w:p>
+        </w:tc>
+        <w:tc>
+          <w:tcPr>
+            <w:tcW w:type="dxa" w:w="680"/>
+            <w:tcBorders>
+              <w:bottom w:val="single" w:sz="4" w:color="D0D5DD"/>
+            </w:tcBorders>
+            <w:vAlign w:val="center"/>
+          </w:tcPr>
+          <w:p>
+            <w:pPr>
+              <w:spacing w:before="40" w:after="40"/>
+            </w:pPr>
+            <w:r>
+              <w:rPr>
+                <w:rFonts w:ascii="Arial" w:hAnsi="Arial"/>
+                <w:rFonts w:ascii="Arial" w:hAnsi="Arial" w:cs="Arial"/>
+                <w:b w:val="0"/>
+                <w:i w:val="0"/>
+                <w:color w:val="4A5568"/>
+                <w:sz w:val="13"/>
+              </w:rPr>
+              <w:t>USD</w:t>
+            </w:r>
+          </w:p>
+        </w:tc>
+        <w:tc>
+          <w:tcPr>
+            <w:tcW w:type="dxa" w:w="1020"/>
+            <w:tcBorders>
+              <w:bottom w:val="single" w:sz="4" w:color="D0D5DD"/>
+            </w:tcBorders>
+            <w:vAlign w:val="center"/>
+          </w:tcPr>
+          <w:p>
+            <w:pPr>
+              <w:spacing w:before="40" w:after="40"/>
+            </w:pPr>
+            <w:r>
+              <w:rPr>
+                <w:rFonts w:ascii="Arial" w:hAnsi="Arial"/>
+                <w:rFonts w:ascii="Arial" w:hAnsi="Arial" w:cs="Arial"/>
+                <w:b w:val="0"/>
+                <w:i w:val="0"/>
+                <w:color w:val="4A5568"/>
+                <w:sz w:val="13"/>
+              </w:rPr>
+              <w:t>Bank</w:t>
+            </w:r>
+          </w:p>
+        </w:tc>
+        <w:tc>
+          <w:tcPr>
+            <w:tcW w:type="dxa" w:w="1134"/>
+            <w:tcBorders>
+              <w:bottom w:val="single" w:sz="4" w:color="D0D5DD"/>
+            </w:tcBorders>
+            <w:vAlign w:val="center"/>
+          </w:tcPr>
+          <w:p>
+            <w:pPr>
+              <w:spacing w:before="40" w:after="40"/>
+              <w:jc w:val="right"/>
+            </w:pPr>
+            <w:r>
+              <w:rPr>
+                <w:rFonts w:ascii="Arial" w:hAnsi="Arial"/>
+                <w:rFonts w:ascii="Arial" w:hAnsi="Arial" w:cs="Arial"/>
+                <w:b w:val="0"/>
+                <w:i w:val="0"/>
+                <w:color w:val="4A5568"/>
+                <w:sz w:val="13"/>
+              </w:rPr>
+              <w:t>+211,500.0000</w:t>
+            </w:r>
+          </w:p>
+        </w:tc>
+        <w:tc>
+          <w:tcPr>
+            <w:tcW w:type="dxa" w:w="1134"/>
+            <w:tcBorders>
+              <w:bottom w:val="single" w:sz="4" w:color="D0D5DD"/>
+            </w:tcBorders>
+            <w:vAlign w:val="center"/>
+          </w:tcPr>
+          <w:p>
+            <w:pPr>
+              <w:spacing w:before="40" w:after="40"/>
+              <w:jc w:val="right"/>
+            </w:pPr>
+            <w:r>
+              <w:rPr>
+                <w:rFonts w:ascii="Arial" w:hAnsi="Arial"/>
+                <w:rFonts w:ascii="Arial" w:hAnsi="Arial" w:cs="Arial"/>
+                <w:b w:val="0"/>
+                <w:i w:val="0"/>
+                <w:color w:val="15803D"/>
+                <w:sz w:val="13"/>
+              </w:rPr>
+              <w:t>$211,500.00</w:t>
+            </w:r>
+          </w:p>
+        </w:tc>
+        <w:tc>
+          <w:tcPr>
+            <w:tcW w:type="dxa" w:w="3175"/>
+            <w:tcBorders>
+              <w:bottom w:val="single" w:sz="4" w:color="D0D5DD"/>
+            </w:tcBorders>
+            <w:vAlign w:val="center"/>
+          </w:tcPr>
+          <w:p>
+            <w:pPr>
+              <w:spacing w:before="40" w:after="40"/>
+              <w:jc w:val="right"/>
+            </w:pPr>
+            <w:r>
+              <w:rPr>
+                <w:rFonts w:ascii="Arial" w:hAnsi="Arial"/>
+                <w:rFonts w:ascii="Arial" w:hAnsi="Arial" w:cs="Arial"/>
+                <w:b w:val="0"/>
+                <w:i w:val="0"/>
+                <w:color w:val="4A5568"/>
+                <w:sz w:val="13"/>
+              </w:rPr>
+              <w:t>MT103-F97DD2-2EAD7616</w:t>
+            </w:r>
+          </w:p>
+        </w:tc>
+      </w:tr>
+      <w:tr>
+        <w:tc>
+          <w:tcPr>
+            <w:tcW w:type="dxa" w:w="907"/>
+            <w:shd w:val="clear" w:color="auto" w:fill="F5F7FA"/>
+            <w:tcBorders>
+              <w:bottom w:val="single" w:sz="4" w:color="D0D5DD"/>
+            </w:tcBorders>
+            <w:vAlign w:val="center"/>
+          </w:tcPr>
+          <w:p>
+            <w:pPr>
+              <w:spacing w:before="40" w:after="40"/>
+            </w:pPr>
+            <w:r>
+              <w:rPr>
+                <w:rFonts w:ascii="Arial" w:hAnsi="Arial"/>
+                <w:rFonts w:ascii="Arial" w:hAnsi="Arial" w:cs="Arial"/>
+                <w:b w:val="0"/>
+                <w:i w:val="0"/>
+                <w:color w:val="4A5568"/>
+                <w:sz w:val="13"/>
+              </w:rPr>
+              <w:t>T-204738</w:t>
+            </w:r>
+          </w:p>
+        </w:tc>
+        <w:tc>
+          <w:tcPr>
+            <w:tcW w:type="dxa" w:w="1020"/>
+            <w:shd w:val="clear" w:color="auto" w:fill="F5F7FA"/>
+            <w:tcBorders>
+              <w:bottom w:val="single" w:sz="4" w:color="D0D5DD"/>
+            </w:tcBorders>
+            <w:vAlign w:val="center"/>
+          </w:tcPr>
+          <w:p>
+            <w:pPr>
+              <w:spacing w:before="40" w:after="40"/>
+            </w:pPr>
+            <w:r>
+              <w:rPr>
+                <w:rFonts w:ascii="Arial" w:hAnsi="Arial"/>
+                <w:rFonts w:ascii="Arial" w:hAnsi="Arial" w:cs="Arial"/>
+                <w:b w:val="0"/>
+                <w:i w:val="0"/>
+                <w:color w:val="4A5568"/>
+                <w:sz w:val="13"/>
+              </w:rPr>
+              <w:t>2026-04-26</w:t>
+            </w:r>
+          </w:p>
+        </w:tc>
+        <w:tc>
+          <w:tcPr>
+            <w:tcW w:type="dxa" w:w="1134"/>
+            <w:shd w:val="clear" w:color="auto" w:fill="F5F7FA"/>
+            <w:tcBorders>
+              <w:bottom w:val="single" w:sz="4" w:color="D0D5DD"/>
+            </w:tcBorders>
+            <w:vAlign w:val="center"/>
+          </w:tcPr>
+          <w:p>
+            <w:pPr>
+              <w:spacing w:before="40" w:after="40"/>
+            </w:pPr>
+            <w:r>
+              <w:rPr>
+                <w:rFonts w:ascii="Arial" w:hAnsi="Arial"/>
+                <w:rFonts w:ascii="Arial" w:hAnsi="Arial" w:cs="Arial"/>
+                <w:b/>
+                <w:i w:val="0"/>
+                <w:color w:val="B91C1C"/>
+                <w:sz w:val="13"/>
+              </w:rPr>
+              <w:t>Paid (out)</w:t>
+            </w:r>
+          </w:p>
+        </w:tc>
+        <w:tc>
+          <w:tcPr>
+            <w:tcW w:type="dxa" w:w="680"/>
+            <w:shd w:val="clear" w:color="auto" w:fill="F5F7FA"/>
+            <w:tcBorders>
+              <w:bottom w:val="single" w:sz="4" w:color="D0D5DD"/>
+            </w:tcBorders>
+            <w:vAlign w:val="center"/>
+          </w:tcPr>
+          <w:p>
+            <w:pPr>
+              <w:spacing w:before="40" w:after="40"/>
+            </w:pPr>
+            <w:r>
+              <w:rPr>
+                <w:rFonts w:ascii="Arial" w:hAnsi="Arial"/>
+                <w:rFonts w:ascii="Arial" w:hAnsi="Arial" w:cs="Arial"/>
+                <w:b w:val="0"/>
+                <w:i w:val="0"/>
+                <w:color w:val="4A5568"/>
+                <w:sz w:val="13"/>
+              </w:rPr>
+              <w:t>ETH</w:t>
+            </w:r>
+          </w:p>
+        </w:tc>
+        <w:tc>
+          <w:tcPr>
+            <w:tcW w:type="dxa" w:w="1020"/>
+            <w:shd w:val="clear" w:color="auto" w:fill="F5F7FA"/>
+            <w:tcBorders>
+              <w:bottom w:val="single" w:sz="4" w:color="D0D5DD"/>
+            </w:tcBorders>
+            <w:vAlign w:val="center"/>
+          </w:tcPr>
+          <w:p>
+            <w:pPr>
+              <w:spacing w:before="40" w:after="40"/>
+            </w:pPr>
+            <w:r>
+              <w:rPr>
+                <w:rFonts w:ascii="Arial" w:hAnsi="Arial"/>
+                <w:rFonts w:ascii="Arial" w:hAnsi="Arial" w:cs="Arial"/>
+                <w:b w:val="0"/>
+                <w:i w:val="0"/>
+                <w:color w:val="4A5568"/>
+                <w:sz w:val="13"/>
+              </w:rPr>
+              <w:t>Ethereum</w:t>
+            </w:r>
+          </w:p>
+        </w:tc>
+        <w:tc>
+          <w:tcPr>
+            <w:tcW w:type="dxa" w:w="1134"/>
+            <w:shd w:val="clear" w:color="auto" w:fill="F5F7FA"/>
+            <w:tcBorders>
+              <w:bottom w:val="single" w:sz="4" w:color="D0D5DD"/>
+            </w:tcBorders>
+            <w:vAlign w:val="center"/>
+          </w:tcPr>
+          <w:p>
+            <w:pPr>
+              <w:spacing w:before="40" w:after="40"/>
+              <w:jc w:val="right"/>
+            </w:pPr>
+            <w:r>
+              <w:rPr>
+                <w:rFonts w:ascii="Arial" w:hAnsi="Arial"/>
+                <w:rFonts w:ascii="Arial" w:hAnsi="Arial" w:cs="Arial"/>
+                <w:b w:val="0"/>
+                <w:i w:val="0"/>
+                <w:color w:val="4A5568"/>
+                <w:sz w:val="13"/>
+              </w:rPr>
+              <w:t>-50.0000</w:t>
+            </w:r>
+          </w:p>
+        </w:tc>
+        <w:tc>
+          <w:tcPr>
+            <w:tcW w:type="dxa" w:w="1134"/>
+            <w:shd w:val="clear" w:color="auto" w:fill="F5F7FA"/>
+            <w:tcBorders>
+              <w:bottom w:val="single" w:sz="4" w:color="D0D5DD"/>
+            </w:tcBorders>
+            <w:vAlign w:val="center"/>
+          </w:tcPr>
+          <w:p>
+            <w:pPr>
+              <w:spacing w:before="40" w:after="40"/>
+              <w:jc w:val="right"/>
+            </w:pPr>
+            <w:r>
+              <w:rPr>
+                <w:rFonts w:ascii="Arial" w:hAnsi="Arial"/>
+                <w:rFonts w:ascii="Arial" w:hAnsi="Arial" w:cs="Arial"/>
+                <w:b w:val="0"/>
+                <w:i w:val="0"/>
+                <w:color w:val="B91C1C"/>
+                <w:sz w:val="13"/>
+              </w:rPr>
+              <w:t>-$211,500.00</w:t>
+            </w:r>
+          </w:p>
+        </w:tc>
+        <w:tc>
+          <w:tcPr>
+            <w:tcW w:type="dxa" w:w="3175"/>
+            <w:shd w:val="clear" w:color="auto" w:fill="F5F7FA"/>
+            <w:tcBorders>
+              <w:bottom w:val="single" w:sz="4" w:color="D0D5DD"/>
+            </w:tcBorders>
+            <w:vAlign w:val="center"/>
+          </w:tcPr>
+          <w:p>
+            <w:pPr>
+              <w:spacing w:before="40" w:after="40"/>
+              <w:jc w:val="right"/>
+            </w:pPr>
+            <w:r>
+              <w:rPr>
+                <w:rFonts w:ascii="Arial" w:hAnsi="Arial"/>
+                <w:rFonts w:ascii="Arial" w:hAnsi="Arial" w:cs="Arial"/>
+                <w:b w:val="0"/>
+                <w:i w:val="0"/>
+                <w:color w:val="4A5568"/>
+                <w:sz w:val="13"/>
+              </w:rPr>
+              <w:t>0x24564dd0d34fecb30ea5f9ca13f5a4ddee7a063cee3a837ccfb65227ccec3b7d</w:t>
+            </w:r>
+          </w:p>
+        </w:tc>
+      </w:tr>
+      <w:tr>
+        <w:tc>
+          <w:tcPr>
+            <w:tcW w:type="dxa" w:w="907"/>
             <w:shd w:val="clear" w:color="auto" w:fill="E5EBF1"/>
             <w:tcBorders>
               <w:bottom w:val="single" w:sz="4" w:color="D0D5DD"/>
@@ -11532,7 +16768,7 @@
                 <w:color w:val="0A2342"/>
                 <w:sz w:val="13"/>
               </w:rPr>
-              <w:t>Total (14 settled · 28 movements)</w:t>
+              <w:t>Total (22 settled · 44 movements)</w:t>
             </w:r>
           </w:p>
         </w:tc>

--- a/mockup/monthly_client_statement/sample-statements/OTCTrading_Detailed_sample.docx
+++ b/mockup/monthly_client_statement/sample-statements/OTCTrading_Detailed_sample.docx
@@ -16741,213 +16741,6 @@
                 <w:sz w:val="13"/>
               </w:rPr>
               <w:t>0x24564dd0d34fecb30ea5f9ca13f5a4ddee7a063cee3a837ccfb65227ccec3b7d</w:t>
-            </w:r>
-          </w:p>
-        </w:tc>
-      </w:tr>
-      <w:tr>
-        <w:tc>
-          <w:tcPr>
-            <w:tcW w:type="dxa" w:w="907"/>
-            <w:shd w:val="clear" w:color="auto" w:fill="E5EBF1"/>
-            <w:tcBorders>
-              <w:bottom w:val="single" w:sz="4" w:color="D0D5DD"/>
-            </w:tcBorders>
-            <w:vAlign w:val="center"/>
-          </w:tcPr>
-          <w:p>
-            <w:pPr>
-              <w:spacing w:before="40" w:after="40"/>
-            </w:pPr>
-            <w:r>
-              <w:rPr>
-                <w:rFonts w:ascii="Arial" w:hAnsi="Arial"/>
-                <w:rFonts w:ascii="Arial" w:hAnsi="Arial" w:cs="Arial"/>
-                <w:b/>
-                <w:i w:val="0"/>
-                <w:color w:val="0A2342"/>
-                <w:sz w:val="13"/>
-              </w:rPr>
-              <w:t>Total (22 settled · 44 movements)</w:t>
-            </w:r>
-          </w:p>
-        </w:tc>
-        <w:tc>
-          <w:tcPr>
-            <w:tcW w:type="dxa" w:w="1020"/>
-            <w:shd w:val="clear" w:color="auto" w:fill="E5EBF1"/>
-            <w:tcBorders>
-              <w:bottom w:val="single" w:sz="4" w:color="D0D5DD"/>
-            </w:tcBorders>
-            <w:vAlign w:val="center"/>
-          </w:tcPr>
-          <w:p>
-            <w:pPr>
-              <w:spacing w:before="40" w:after="40"/>
-            </w:pPr>
-            <w:r>
-              <w:rPr>
-                <w:rFonts w:ascii="Arial" w:hAnsi="Arial"/>
-                <w:rFonts w:ascii="Arial" w:hAnsi="Arial" w:cs="Arial"/>
-                <w:b/>
-                <w:i w:val="0"/>
-                <w:color w:val="0A2342"/>
-                <w:sz w:val="13"/>
-              </w:rPr>
-            </w:r>
-          </w:p>
-        </w:tc>
-        <w:tc>
-          <w:tcPr>
-            <w:tcW w:type="dxa" w:w="1134"/>
-            <w:shd w:val="clear" w:color="auto" w:fill="E5EBF1"/>
-            <w:tcBorders>
-              <w:bottom w:val="single" w:sz="4" w:color="D0D5DD"/>
-            </w:tcBorders>
-            <w:vAlign w:val="center"/>
-          </w:tcPr>
-          <w:p>
-            <w:pPr>
-              <w:spacing w:before="40" w:after="40"/>
-            </w:pPr>
-            <w:r>
-              <w:rPr>
-                <w:rFonts w:ascii="Arial" w:hAnsi="Arial"/>
-                <w:rFonts w:ascii="Arial" w:hAnsi="Arial" w:cs="Arial"/>
-                <w:b/>
-                <w:i w:val="0"/>
-                <w:color w:val="0A2342"/>
-                <w:sz w:val="13"/>
-              </w:rPr>
-            </w:r>
-          </w:p>
-        </w:tc>
-        <w:tc>
-          <w:tcPr>
-            <w:tcW w:type="dxa" w:w="680"/>
-            <w:shd w:val="clear" w:color="auto" w:fill="E5EBF1"/>
-            <w:tcBorders>
-              <w:bottom w:val="single" w:sz="4" w:color="D0D5DD"/>
-            </w:tcBorders>
-            <w:vAlign w:val="center"/>
-          </w:tcPr>
-          <w:p>
-            <w:pPr>
-              <w:spacing w:before="40" w:after="40"/>
-            </w:pPr>
-            <w:r>
-              <w:rPr>
-                <w:rFonts w:ascii="Arial" w:hAnsi="Arial"/>
-                <w:rFonts w:ascii="Arial" w:hAnsi="Arial" w:cs="Arial"/>
-                <w:b/>
-                <w:i w:val="0"/>
-                <w:color w:val="0A2342"/>
-                <w:sz w:val="13"/>
-              </w:rPr>
-            </w:r>
-          </w:p>
-        </w:tc>
-        <w:tc>
-          <w:tcPr>
-            <w:tcW w:type="dxa" w:w="1020"/>
-            <w:shd w:val="clear" w:color="auto" w:fill="E5EBF1"/>
-            <w:tcBorders>
-              <w:bottom w:val="single" w:sz="4" w:color="D0D5DD"/>
-            </w:tcBorders>
-            <w:vAlign w:val="center"/>
-          </w:tcPr>
-          <w:p>
-            <w:pPr>
-              <w:spacing w:before="40" w:after="40"/>
-            </w:pPr>
-            <w:r>
-              <w:rPr>
-                <w:rFonts w:ascii="Arial" w:hAnsi="Arial"/>
-                <w:rFonts w:ascii="Arial" w:hAnsi="Arial" w:cs="Arial"/>
-                <w:b/>
-                <w:i w:val="0"/>
-                <w:color w:val="0A2342"/>
-                <w:sz w:val="13"/>
-              </w:rPr>
-            </w:r>
-          </w:p>
-        </w:tc>
-        <w:tc>
-          <w:tcPr>
-            <w:tcW w:type="dxa" w:w="1134"/>
-            <w:shd w:val="clear" w:color="auto" w:fill="E5EBF1"/>
-            <w:tcBorders>
-              <w:bottom w:val="single" w:sz="4" w:color="D0D5DD"/>
-            </w:tcBorders>
-            <w:vAlign w:val="center"/>
-          </w:tcPr>
-          <w:p>
-            <w:pPr>
-              <w:spacing w:before="40" w:after="40"/>
-              <w:jc w:val="right"/>
-            </w:pPr>
-            <w:r>
-              <w:rPr>
-                <w:rFonts w:ascii="Arial" w:hAnsi="Arial"/>
-                <w:rFonts w:ascii="Arial" w:hAnsi="Arial" w:cs="Arial"/>
-                <w:b/>
-                <w:i w:val="0"/>
-                <w:color w:val="0A2342"/>
-                <w:sz w:val="13"/>
-              </w:rPr>
-            </w:r>
-          </w:p>
-        </w:tc>
-        <w:tc>
-          <w:tcPr>
-            <w:tcW w:type="dxa" w:w="1134"/>
-            <w:shd w:val="clear" w:color="auto" w:fill="E5EBF1"/>
-            <w:tcBorders>
-              <w:bottom w:val="single" w:sz="4" w:color="D0D5DD"/>
-            </w:tcBorders>
-            <w:vAlign w:val="center"/>
-          </w:tcPr>
-          <w:p>
-            <w:pPr>
-              <w:spacing w:before="40" w:after="40"/>
-              <w:jc w:val="right"/>
-            </w:pPr>
-            <w:r>
-              <w:rPr>
-                <w:rFonts w:ascii="Arial" w:hAnsi="Arial"/>
-                <w:rFonts w:ascii="Arial" w:hAnsi="Arial" w:cs="Arial"/>
-                <w:b/>
-                <w:i w:val="0"/>
-                <w:color w:val="0A2342"/>
-                <w:sz w:val="13"/>
-              </w:rPr>
-              <w:t>—</w:t>
-            </w:r>
-          </w:p>
-        </w:tc>
-        <w:tc>
-          <w:tcPr>
-            <w:tcW w:type="dxa" w:w="3175"/>
-            <w:shd w:val="clear" w:color="auto" w:fill="E5EBF1"/>
-            <w:tcBorders>
-              <w:bottom w:val="single" w:sz="4" w:color="D0D5DD"/>
-            </w:tcBorders>
-            <w:vAlign w:val="center"/>
-          </w:tcPr>
-          <w:p>
-            <w:pPr>
-              <w:spacing w:before="40" w:after="40"/>
-              <w:jc w:val="right"/>
-            </w:pPr>
-            <w:r>
-              <w:rPr>
-                <w:rFonts w:ascii="Arial" w:hAnsi="Arial"/>
-                <w:rFonts w:ascii="Arial" w:hAnsi="Arial" w:cs="Arial"/>
-                <w:b/>
-                <w:i w:val="0"/>
-                <w:color w:val="0A2342"/>
-                <w:sz w:val="13"/>
-              </w:rPr>
             </w:r>
           </w:p>
         </w:tc>

--- a/mockup/monthly_client_statement/sample-statements/OTCTrading_Detailed_sample.docx
+++ b/mockup/monthly_client_statement/sample-statements/OTCTrading_Detailed_sample.docx
@@ -427,7 +427,7 @@
                 <w:color w:val="0A2342"/>
                 <w:sz w:val="18"/>
               </w:rPr>
-              <w:t>Statement Period</w:t>
+              <w:t>Reporting Currency</w:t>
             </w:r>
           </w:p>
         </w:tc>
@@ -435,58 +435,6 @@
           <w:tcPr>
             <w:tcW w:type="dxa" w:w="6746"/>
             <w:shd w:val="clear" w:color="auto" w:fill="F5F7FA"/>
-            <w:tcBorders>
-              <w:bottom w:val="single" w:sz="4" w:color="D0D5DD"/>
-            </w:tcBorders>
-            <w:vAlign w:val="center"/>
-          </w:tcPr>
-          <w:p>
-            <w:pPr>
-              <w:spacing w:before="40" w:after="40"/>
-            </w:pPr>
-            <w:r>
-              <w:rPr>
-                <w:rFonts w:ascii="Arial" w:hAnsi="Arial"/>
-                <w:rFonts w:ascii="Arial" w:hAnsi="Arial" w:cs="Arial"/>
-                <w:b w:val="0"/>
-                <w:i w:val="0"/>
-                <w:color w:val="4A5568"/>
-                <w:sz w:val="18"/>
-              </w:rPr>
-              <w:t>01 Apr 2026 - 30 Apr 2026</w:t>
-            </w:r>
-          </w:p>
-        </w:tc>
-      </w:tr>
-      <w:tr>
-        <w:tc>
-          <w:tcPr>
-            <w:tcW w:type="dxa" w:w="3118"/>
-            <w:tcBorders>
-              <w:bottom w:val="single" w:sz="4" w:color="D0D5DD"/>
-            </w:tcBorders>
-            <w:vAlign w:val="center"/>
-          </w:tcPr>
-          <w:p>
-            <w:pPr>
-              <w:spacing w:before="40" w:after="40"/>
-            </w:pPr>
-            <w:r>
-              <w:rPr>
-                <w:rFonts w:ascii="Arial" w:hAnsi="Arial"/>
-                <w:rFonts w:ascii="Arial" w:hAnsi="Arial" w:cs="Arial"/>
-                <w:b/>
-                <w:i w:val="0"/>
-                <w:color w:val="0A2342"/>
-                <w:sz w:val="18"/>
-              </w:rPr>
-              <w:t>Reporting Currency</w:t>
-            </w:r>
-          </w:p>
-        </w:tc>
-        <w:tc>
-          <w:tcPr>
-            <w:tcW w:type="dxa" w:w="6746"/>
             <w:tcBorders>
               <w:bottom w:val="single" w:sz="4" w:color="D0D5DD"/>
             </w:tcBorders>

--- a/mockup/monthly_client_statement/sample-statements/OTCTrading_Detailed_sample.docx
+++ b/mockup/monthly_client_statement/sample-statements/OTCTrading_Detailed_sample.docx
@@ -15,7 +15,7 @@
           <w:color w:val="4A5568"/>
           <w:sz w:val="20"/>
         </w:rPr>
-        <w:t>07 May 2026</w:t>
+        <w:t>01 May 2026</w:t>
       </w:r>
     </w:p>
     <w:p>

--- a/mockup/monthly_client_statement/sample-statements/OTCTrading_Detailed_sample.docx
+++ b/mockup/monthly_client_statement/sample-statements/OTCTrading_Detailed_sample.docx
@@ -453,7 +453,7 @@
                 <w:color w:val="4A5568"/>
                 <w:sz w:val="18"/>
               </w:rPr>
-              <w:t>USD (spot @ 23:59:59 UTC on last day of period)</w:t>
+              <w:t>USD</w:t>
             </w:r>
           </w:p>
         </w:tc>

--- a/mockup/monthly_client_statement/sample-statements/OTCTrading_Detailed_sample.docx
+++ b/mockup/monthly_client_statement/sample-statements/OTCTrading_Detailed_sample.docx
@@ -832,7 +832,7 @@
                 <w:color w:val="0A2342"/>
                 <w:sz w:val="44"/>
               </w:rPr>
-              <w:t>Section 2 — Trading Activities</w:t>
+              <w:t>Section 2 — Statement Details</w:t>
             </w:r>
           </w:p>
         </w:tc>
